--- a/backup.docx
+++ b/backup.docx
@@ -1,6 +1,6 @@
 
 <file path=word/document.xml><?xml version="1.0" encoding="utf-8"?>
-<w:document xmlns:wpc="http://schemas.microsoft.com/office/word/2010/wordprocessingCanvas" xmlns:cx="http://schemas.microsoft.com/office/drawing/2014/chartex" xmlns:cx1="http://schemas.microsoft.com/office/drawing/2015/9/8/chartex" xmlns:cx2="http://schemas.microsoft.com/office/drawing/2015/10/21/chartex" xmlns:cx3="http://schemas.microsoft.com/office/drawing/2016/5/9/chartex" xmlns:cx4="http://schemas.microsoft.com/office/drawing/2016/5/10/chartex" xmlns:cx5="http://schemas.microsoft.com/office/drawing/2016/5/11/chartex" xmlns:cx6="http://schemas.microsoft.com/office/drawing/2016/5/12/chartex" xmlns:cx7="http://schemas.microsoft.com/office/drawing/2016/5/13/chartex" xmlns:cx8="http://schemas.microsoft.com/office/drawing/2016/5/14/chartex" xmlns:mc="http://schemas.openxmlformats.org/markup-compatibility/2006" xmlns:aink="http://schemas.microsoft.com/office/drawing/2016/ink" xmlns:am3d="http://schemas.microsoft.com/office/drawing/2017/model3d" xmlns:o="urn:schemas-microsoft-com:office:office" xmlns:oel="http://schemas.microsoft.com/office/2019/extlst" xmlns:r="http://schemas.openxmlformats.org/officeDocument/2006/relationships" xmlns:m="http://schemas.openxmlformats.org/officeDocument/2006/math" xmlns:v="urn:schemas-microsoft-com:vml" xmlns:wp14="http://schemas.microsoft.com/office/word/2010/wordprocessingDrawing" xmlns:wp="http://schemas.openxmlformats.org/drawingml/2006/wordprocessingDrawing" xmlns:w10="urn:schemas-microsoft-com:office:word" xmlns:w="http://schemas.openxmlformats.org/wordprocessingml/2006/main" xmlns:w14="http://schemas.microsoft.com/office/word/2010/wordml" xmlns:w15="http://schemas.microsoft.com/office/word/2012/wordml" xmlns:w16cei="http://schemas.microsoft.com/office/word/2026/wordml/cei" xmlns:w16cex="http://schemas.microsoft.com/office/word/2018/wordml/cex" xmlns:w16cid="http://schemas.microsoft.com/office/word/2016/wordml/cid" xmlns:w16="http://schemas.microsoft.com/office/word/2018/wordml" xmlns:w16du="http://schemas.microsoft.com/office/word/2023/wordml/word16du" xmlns:w16sdtdh="http://schemas.microsoft.com/office/word/2020/wordml/sdtdatahash" xmlns:w16sdtfl="http://schemas.microsoft.com/office/word/2024/wordml/sdtformatlock" xmlns:w16se="http://schemas.microsoft.com/office/word/2015/wordml/symex" xmlns:wpg="http://schemas.microsoft.com/office/word/2010/wordprocessingGroup" xmlns:wpi="http://schemas.microsoft.com/office/word/2010/wordprocessingInk" xmlns:wne="http://schemas.microsoft.com/office/word/2006/wordml" xmlns:wps="http://schemas.microsoft.com/office/word/2010/wordprocessingShape" mc:Ignorable="w14 w15 w16se w16cid w16 w16cex w16sdtdh w16sdtfl w16du wp14">
+<w:document xmlns:wpc="http://schemas.microsoft.com/office/word/2010/wordprocessingCanvas" xmlns:cx="http://schemas.microsoft.com/office/drawing/2014/chartex" xmlns:cx1="http://schemas.microsoft.com/office/drawing/2015/9/8/chartex" xmlns:cx2="http://schemas.microsoft.com/office/drawing/2015/10/21/chartex" xmlns:cx3="http://schemas.microsoft.com/office/drawing/2016/5/9/chartex" xmlns:cx4="http://schemas.microsoft.com/office/drawing/2016/5/10/chartex" xmlns:cx5="http://schemas.microsoft.com/office/drawing/2016/5/11/chartex" xmlns:cx6="http://schemas.microsoft.com/office/drawing/2016/5/12/chartex" xmlns:cx7="http://schemas.microsoft.com/office/drawing/2016/5/13/chartex" xmlns:cx8="http://schemas.microsoft.com/office/drawing/2016/5/14/chartex" xmlns:mc="http://schemas.openxmlformats.org/markup-compatibility/2006" xmlns:aink="http://schemas.microsoft.com/office/drawing/2016/ink" xmlns:am3d="http://schemas.microsoft.com/office/drawing/2017/model3d" xmlns:o="urn:schemas-microsoft-com:office:office" xmlns:oel="http://schemas.microsoft.com/office/2019/extlst" xmlns:r="http://schemas.openxmlformats.org/officeDocument/2006/relationships" xmlns:m="http://schemas.openxmlformats.org/officeDocument/2006/math" xmlns:v="urn:schemas-microsoft-com:vml" xmlns:wp14="http://schemas.microsoft.com/office/word/2010/wordprocessingDrawing" xmlns:wp="http://schemas.openxmlformats.org/drawingml/2006/wordprocessingDrawing" xmlns:w10="urn:schemas-microsoft-com:office:word" xmlns:w="http://schemas.openxmlformats.org/wordprocessingml/2006/main" xmlns:w14="http://schemas.microsoft.com/office/word/2010/wordml" xmlns:w15="http://schemas.microsoft.com/office/word/2012/wordml" xmlns:w16cex="http://schemas.microsoft.com/office/word/2018/wordml/cex" xmlns:w16cid="http://schemas.microsoft.com/office/word/2016/wordml/cid" xmlns:w16="http://schemas.microsoft.com/office/word/2018/wordml" xmlns:w16du="http://schemas.microsoft.com/office/word/2023/wordml/word16du" xmlns:w16sdtdh="http://schemas.microsoft.com/office/word/2020/wordml/sdtdatahash" xmlns:w16sdtfl="http://schemas.microsoft.com/office/word/2024/wordml/sdtformatlock" xmlns:w16se="http://schemas.microsoft.com/office/word/2015/wordml/symex" xmlns:wpg="http://schemas.microsoft.com/office/word/2010/wordprocessingGroup" xmlns:wpi="http://schemas.microsoft.com/office/word/2010/wordprocessingInk" xmlns:wne="http://schemas.microsoft.com/office/word/2006/wordml" xmlns:wps="http://schemas.microsoft.com/office/word/2010/wordprocessingShape" mc:Ignorable="w14 w15 w16se w16cid w16 w16cex w16sdtdh w16sdtfl w16du wp14">
   <w:body>
     <w:p>
       <w:bookmarkStart w:id="0" w:name="_Toc205893775"/>
@@ -146,7 +146,15 @@
     <w:p/>
     <w:p>
       <w:r>
-        <w:t xml:space="preserve">With her companion gone, Akiko turned to her smartphone for entertainment. She scrolled past a menagerie of language, dating, and social apps that she rarely used, and opened up an old game she had installed on a whim. It was a stupid thing whose only redeeming quality was a cast full of pretty girls, but watching the scenery fly past had begun to bore her, and this was the best option remaining. </w:t>
+        <w:t xml:space="preserve">With her companion gone, Akiko turned to her smartphone for entertainment. She scrolled past a menagerie of language, dating, and social apps that she rarely used, and opened up an old game she had installed on a whim. It was a stupid thing </w:t>
+      </w:r>
+      <w:proofErr w:type="gramStart"/>
+      <w:r>
+        <w:t>whose</w:t>
+      </w:r>
+      <w:proofErr w:type="gramEnd"/>
+      <w:r>
+        <w:t xml:space="preserve"> only redeeming quality was a cast full of pretty girls, but watching the scenery fly past had begun to bore her, and this was the best option remaining. </w:t>
       </w:r>
     </w:p>
     <w:p>
@@ -259,6 +267,7 @@
         <w:rPr>
           <w:lang w:eastAsia="ja-JP"/>
         </w:rPr>
+        <w:lastRenderedPageBreak/>
         <w:t>“You say that like I’ll never see you again. We live in different countries, not on different planets.”</w:t>
       </w:r>
     </w:p>
@@ -425,7 +434,14 @@
         <w:rPr>
           <w:lang w:eastAsia="ja-JP"/>
         </w:rPr>
-        <w:t xml:space="preserve"> my darling Lena died in service to this project that I would see it completed, lest she have lost her life in vain. Second, restarting a cancelled project gives us an advantage, because that means we can reuse leftover assets.”</w:t>
+        <w:t xml:space="preserve"> my darling Lena died in service to this project that I would see it </w:t>
+      </w:r>
+      <w:r>
+        <w:rPr>
+          <w:lang w:eastAsia="ja-JP"/>
+        </w:rPr>
+        <w:lastRenderedPageBreak/>
+        <w:t>completed, lest she have lost her life in vain. Second, restarting a cancelled project gives us an advantage, because that means we can reuse leftover assets.”</w:t>
       </w:r>
     </w:p>
     <w:p>
@@ -547,7 +563,14 @@
         <w:rPr>
           <w:lang w:eastAsia="ja-JP"/>
         </w:rPr>
-        <w:t xml:space="preserve">It was on the fringes of this crowd that Cassandra soon found familiar duo engaged in conversation, both carrying drinks from the cocktail bar. One was her new friend, Akiko, and the other was a scruffy-looking young man she might charitably describe as an acquaintance, one Jackson Fairchild. As Marcus’ son, he had graciously volunteered to represent the Montreal branch’s research team at the conference whilst his father was otherwise occupied. </w:t>
+        <w:t xml:space="preserve">It was on the fringes of this crowd that Cassandra soon found familiar duo engaged in conversation, both carrying drinks from the cocktail bar. One was her new friend, Akiko, and the other was a scruffy-looking young man she might charitably describe as an acquaintance, one </w:t>
+      </w:r>
+      <w:r>
+        <w:rPr>
+          <w:lang w:eastAsia="ja-JP"/>
+        </w:rPr>
+        <w:lastRenderedPageBreak/>
+        <w:t xml:space="preserve">Jackson Fairchild. As Marcus’ son, he had graciously volunteered to represent the Montreal branch’s research team at the conference whilst his father was otherwise occupied. </w:t>
       </w:r>
     </w:p>
     <w:p>
@@ -763,6 +786,7 @@
         <w:rPr>
           <w:lang w:eastAsia="ja-JP"/>
         </w:rPr>
+        <w:lastRenderedPageBreak/>
         <w:t xml:space="preserve">“Not particularly,” Cassandra said. </w:t>
       </w:r>
     </w:p>
@@ -895,6 +919,7 @@
         <w:rPr>
           <w:lang w:eastAsia="ja-JP"/>
         </w:rPr>
+        <w:lastRenderedPageBreak/>
         <w:t>Next to Cassandra, Jackson chuckled. “Why does it feel more like this asshole brought everyone here just to read us the riot act?” he whispered.</w:t>
       </w:r>
     </w:p>
@@ -1040,7 +1065,14 @@
         <w:rPr>
           <w:lang w:eastAsia="ja-JP"/>
         </w:rPr>
-        <w:t>“I understand this may be controversial,” the chairman continued. “I know there are those present who subscribe to the maxim of ‘do no harm.’ Think, though – how much harm was done by our failure to prevent the union riots? Or even the unrest we’re seeing today, in places like Montreal and Seattle? If we can help law enforcement stop these incidents before they happen, why shouldn’t we?”</w:t>
+        <w:t xml:space="preserve">“I understand this may be controversial,” the chairman continued. “I know there are those present who subscribe to the maxim of ‘do no harm.’ Think, though – how much harm was done </w:t>
+      </w:r>
+      <w:r>
+        <w:rPr>
+          <w:lang w:eastAsia="ja-JP"/>
+        </w:rPr>
+        <w:lastRenderedPageBreak/>
+        <w:t>by our failure to prevent the union riots? Or even the unrest we’re seeing today, in places like Montreal and Seattle? If we can help law enforcement stop these incidents before they happen, why shouldn’t we?”</w:t>
       </w:r>
     </w:p>
     <w:p>
@@ -1510,7 +1542,11 @@
     </w:p>
     <w:p>
       <w:r>
-        <w:t>The city was beautiful. Prosperous. The sort of place where a lost little girl could make a new life for herself. Her grades in school had even earned her an internship at Aleph Null Biomedical, where she worked alongside the world-renowned scientist, Marcus Fairchild. However, once she removed her cap and gown, the passion that had once drove her to stay and learn now pushed her to flee, and she couldn’t think of a single reason why.</w:t>
+        <w:t xml:space="preserve">The city was beautiful. Prosperous. The sort of place where a lost little girl could make a new life for herself. Her grades in school had even earned her an internship at Aleph Null Biomedical, where she worked alongside the world-renowned scientist, Marcus Fairchild. </w:t>
+      </w:r>
+      <w:r>
+        <w:lastRenderedPageBreak/>
+        <w:t>However, once she removed her cap and gown, the passion that had once drove her to stay and learn now pushed her to flee, and she couldn’t think of a single reason why.</w:t>
       </w:r>
     </w:p>
     <w:p>
@@ -1555,6 +1591,7 @@
     </w:p>
     <w:p>
       <w:r>
+        <w:lastRenderedPageBreak/>
         <w:t xml:space="preserve">“Well, Aleph Null is, like, half of Montreal’s economy at this point, so I’m not really surprised. If my word isn’t enough, what about my record? I think it speaks for itself.” </w:t>
       </w:r>
     </w:p>
@@ -1627,6 +1664,7 @@
       <w:r>
         <w:t xml:space="preserve">“Sure is. She’s a mutt built from the airframe of a </w:t>
       </w:r>
+      <w:proofErr w:type="spellStart"/>
       <w:r>
         <w:rPr>
           <w:i/>
@@ -1634,6 +1672,7 @@
         </w:rPr>
         <w:t>Tōhoku</w:t>
       </w:r>
+      <w:proofErr w:type="spellEnd"/>
       <w:r>
         <w:t xml:space="preserve">-class air destroyer, former JASDF. Cost my grandparents a small fortune.” </w:t>
       </w:r>
@@ -1660,6 +1699,7 @@
     </w:p>
     <w:p>
       <w:r>
+        <w:lastRenderedPageBreak/>
         <w:t>“You’re part of the crew. They’ll wait. If you want my advice, just sit tight, keep your head down, and wait for it all to blow over. It’s easiest that way.”</w:t>
       </w:r>
     </w:p>
@@ -1715,6 +1755,7 @@
     </w:p>
     <w:p>
       <w:r>
+        <w:lastRenderedPageBreak/>
         <w:t>“Which is why I recommended you abstain and let someone else take the blame. We had enough votes either way,” said one of Marcus’ companions, a stern-looking older woman.</w:t>
       </w:r>
     </w:p>
@@ -1765,6 +1806,7 @@
     </w:p>
     <w:p>
       <w:r>
+        <w:lastRenderedPageBreak/>
         <w:t xml:space="preserve">“Well, I’ve flown out of this place so many times you’d think they’d know I’m not a communist, terrorist, or anything else by this point, so making us go through this crap is just bad management, honestly. There’s </w:t>
       </w:r>
       <w:r>
@@ -1805,7 +1847,15 @@
         <w:t>think</w:t>
       </w:r>
       <w:r>
-        <w:t xml:space="preserve"> about this place, but I honest-to-god couldn’t tell you why. It’s like there’s a hole where my last year of uni used to be. Maybe I blocked it out or something.”</w:t>
+        <w:t xml:space="preserve"> about this place, but I honest-to-</w:t>
+      </w:r>
+      <w:proofErr w:type="gramStart"/>
+      <w:r>
+        <w:t>god</w:t>
+      </w:r>
+      <w:proofErr w:type="gramEnd"/>
+      <w:r>
+        <w:t xml:space="preserve"> couldn’t tell you why. It’s like there’s a hole where my last year of uni used to be. Maybe I blocked it out or something.”</w:t>
       </w:r>
     </w:p>
     <w:p>
@@ -1857,6 +1907,7 @@
     </w:p>
     <w:p>
       <w:r>
+        <w:lastRenderedPageBreak/>
         <w:t>It wasn’t until they had left the city behind that she was summoned to the bridge, and she learned her troubles were far from over.</w:t>
       </w:r>
     </w:p>
@@ -1944,6 +1995,7 @@
     </w:p>
     <w:p>
       <w:r>
+        <w:lastRenderedPageBreak/>
         <w:t>Akiko was mid-way through dissecting the broken radio when she heard a gentle cough behind her.</w:t>
       </w:r>
     </w:p>
@@ -1954,7 +2006,15 @@
     </w:p>
     <w:p>
       <w:r>
-        <w:t>“So you did. Question is, was this a chance encounter, or have you been stalking me since we took off?” Akiko asked.</w:t>
+        <w:t>“</w:t>
+      </w:r>
+      <w:proofErr w:type="gramStart"/>
+      <w:r>
+        <w:t>So</w:t>
+      </w:r>
+      <w:proofErr w:type="gramEnd"/>
+      <w:r>
+        <w:t xml:space="preserve"> you did. Question is, was this a chance encounter, or have you been stalking me since we took off?” Akiko asked.</w:t>
       </w:r>
     </w:p>
     <w:p>
@@ -1999,7 +2059,15 @@
     </w:p>
     <w:p>
       <w:r>
-        <w:t>“That scent you’re wearing is real nice,” Akiko remarked, inhaling deeply.</w:t>
+        <w:t xml:space="preserve">“That scent you’re wearing is </w:t>
+      </w:r>
+      <w:proofErr w:type="gramStart"/>
+      <w:r>
+        <w:t>real</w:t>
+      </w:r>
+      <w:proofErr w:type="gramEnd"/>
+      <w:r>
+        <w:t xml:space="preserve"> nice,” Akiko remarked, inhaling deeply.</w:t>
       </w:r>
     </w:p>
     <w:p>
@@ -2014,6 +2082,7 @@
     </w:p>
     <w:p>
       <w:r>
+        <w:lastRenderedPageBreak/>
         <w:t>Cassandra smiled. “You’re too kind,” she said.</w:t>
       </w:r>
     </w:p>
@@ -2104,6 +2173,7 @@
     </w:p>
     <w:p>
       <w:r>
+        <w:lastRenderedPageBreak/>
         <w:t>“What’s this?” the security chief asked nervously.</w:t>
       </w:r>
     </w:p>
@@ -2196,7 +2266,15 @@
         <w:t>Kolyma</w:t>
       </w:r>
       <w:r>
-        <w:t xml:space="preserve"> emblazoned on the side. While she didn’t know the ship itself, she’d seen its like, both purebred and as the base from which a mutt was built.</w:t>
+        <w:t xml:space="preserve"> emblazoned on the side. While she didn’t know the ship itself, she’d seen </w:t>
+      </w:r>
+      <w:proofErr w:type="spellStart"/>
+      <w:r>
+        <w:t>its</w:t>
+      </w:r>
+      <w:proofErr w:type="spellEnd"/>
+      <w:r>
+        <w:t xml:space="preserve"> like, both purebred and as the base from which a mutt was built.</w:t>
       </w:r>
     </w:p>
     <w:p>
@@ -2211,7 +2289,11 @@
         <w:t xml:space="preserve">Kolyma </w:t>
       </w:r>
       <w:r>
-        <w:t>disgorged a shuttle, and, after a handshake procedure, Akiko got her first glance of their foe – a sturdily-built, middle-aged man that even a child would recognize as Jacob Lancaster, chairman of the board at Aleph Null Biomedical. At his side were a half-dozen men, all of them carrying riot batons and small-caliber firearms unlikely to damage the airframe.</w:t>
+        <w:t xml:space="preserve">disgorged a shuttle, and, after a handshake procedure, Akiko got her first glance of their foe – a sturdily-built, middle-aged man that even a child would recognize as </w:t>
+      </w:r>
+      <w:r>
+        <w:lastRenderedPageBreak/>
+        <w:t>Jacob Lancaster, chairman of the board at Aleph Null Biomedical. At his side were a half-dozen men, all of them carrying riot batons and small-caliber firearms unlikely to damage the airframe.</w:t>
       </w:r>
     </w:p>
     <w:p>
@@ -2291,6 +2373,7 @@
     </w:p>
     <w:p>
       <w:r>
+        <w:lastRenderedPageBreak/>
         <w:t>“For God’s sake, take off that mask. We didn’t bring gas weapons, and I can’t hear a thing you’re saying.”</w:t>
       </w:r>
     </w:p>
@@ -2373,6 +2456,7 @@
     </w:p>
     <w:p>
       <w:r>
+        <w:lastRenderedPageBreak/>
         <w:t>“I know your prototype is still kept under lock and key in Montreal,” Lancaster continued, ignoring Marcus’ outburst. “That’s why I’ll be taking you with me instead. It would be best if you helped us make our own copy, but we’ll settle for having leverage when we come knocking in Montreal.”</w:t>
       </w:r>
     </w:p>
@@ -2438,6 +2522,7 @@
     </w:p>
     <w:p>
       <w:r>
+        <w:lastRenderedPageBreak/>
         <w:t xml:space="preserve">“That’s exactly what we’re doing. Lancaster himself admitted he’s loath to start a fight in public, and we’ll have our friends from other branches to back us up if things do go pear-shaped.” </w:t>
       </w:r>
     </w:p>
@@ -2897,7 +2982,21 @@
         <w:rPr>
           <w:rFonts w:eastAsia="Calibri"/>
         </w:rPr>
-        <w:t>Toss. Catch. Toss. Catch. Cassandra’s gaze followed the rock, first as she launched it upwards, and then as gravity pulled it back down over and over again, like some kind of sisyphean game. She focused, ignoring the sounds of both industry and nature around her, the crunching of Akiko’s boots against the gravel path, her name being called, up until she felt a hand on her shoulder.</w:t>
+        <w:t xml:space="preserve">Toss. Catch. Toss. Catch. Cassandra’s gaze followed the rock, first as she launched it upwards, and then as gravity pulled it back down over and over again, like some kind of </w:t>
+      </w:r>
+      <w:proofErr w:type="spellStart"/>
+      <w:r>
+        <w:rPr>
+          <w:rFonts w:eastAsia="Calibri"/>
+        </w:rPr>
+        <w:t>sisyphean</w:t>
+      </w:r>
+      <w:proofErr w:type="spellEnd"/>
+      <w:r>
+        <w:rPr>
+          <w:rFonts w:eastAsia="Calibri"/>
+        </w:rPr>
+        <w:t xml:space="preserve"> game. She focused, ignoring the sounds of both industry and nature around her, the crunching of Akiko’s boots against the gravel path, her name being called, up until she felt a hand on her shoulder.</w:t>
       </w:r>
     </w:p>
     <w:p>
@@ -2936,6 +3035,7 @@
         <w:rPr>
           <w:rFonts w:eastAsia="Calibri"/>
         </w:rPr>
+        <w:lastRenderedPageBreak/>
         <w:t>“It’s fine. Just don’t…don’t touch me like that, okay? Without warning, at least,” Cassandra replied, her heart rate slowly falling back to normal.</w:t>
       </w:r>
     </w:p>
@@ -2949,7 +3049,21 @@
         <w:rPr>
           <w:rFonts w:eastAsia="Calibri"/>
         </w:rPr>
-        <w:t>“I thought that, like, calling your name was warning enough, but I getcha. I’ll wait for confirmation in the future.”</w:t>
+        <w:t xml:space="preserve">“I thought that, like, calling your name was warning enough, but I </w:t>
+      </w:r>
+      <w:proofErr w:type="spellStart"/>
+      <w:r>
+        <w:rPr>
+          <w:rFonts w:eastAsia="Calibri"/>
+        </w:rPr>
+        <w:t>getcha</w:t>
+      </w:r>
+      <w:proofErr w:type="spellEnd"/>
+      <w:r>
+        <w:rPr>
+          <w:rFonts w:eastAsia="Calibri"/>
+        </w:rPr>
+        <w:t>. I’ll wait for confirmation in the future.”</w:t>
       </w:r>
     </w:p>
     <w:p>
@@ -2975,7 +3089,21 @@
         <w:rPr>
           <w:rFonts w:eastAsia="Calibri"/>
         </w:rPr>
-        <w:t>“Anyway, I know you said you wanted to be alone and get some fresh air, but it’s been two hours, so I was getting worried. Is everything going okay? You. uh, seemed pretty out of it.</w:t>
+        <w:t xml:space="preserve">“Anyway, I know you said you wanted to be alone and get some fresh air, but it’s been two hours, so I was getting worried. Is everything </w:t>
+      </w:r>
+      <w:proofErr w:type="gramStart"/>
+      <w:r>
+        <w:rPr>
+          <w:rFonts w:eastAsia="Calibri"/>
+        </w:rPr>
+        <w:t>going</w:t>
+      </w:r>
+      <w:proofErr w:type="gramEnd"/>
+      <w:r>
+        <w:rPr>
+          <w:rFonts w:eastAsia="Calibri"/>
+        </w:rPr>
+        <w:t xml:space="preserve"> okay? You. uh, seemed pretty out of it.</w:t>
       </w:r>
     </w:p>
     <w:p>
@@ -3143,6 +3271,7 @@
         <w:rPr>
           <w:rFonts w:eastAsia="Calibri"/>
         </w:rPr>
+        <w:lastRenderedPageBreak/>
         <w:t>“</w:t>
       </w:r>
       <w:r>
@@ -3182,7 +3311,21 @@
         <w:rPr>
           <w:rFonts w:eastAsia="Calibri"/>
         </w:rPr>
-        <w:t xml:space="preserve">There was another empty moment as they stood alone by the water, watching the clouds scroll by. For the longest time, the ghosts of her old companions had been content to lurk in the back of her head. Bringing them back into the limelight was causing Cassandra no small amount of ill feelings, made up of both grief and resentment in equal measure. </w:t>
+        <w:t xml:space="preserve">There was another empty moment as they stood alone by the water, watching the clouds scroll by. For the longest time, the ghosts of her old companions had been content to lurk in the back of her head. Bringing them back into the limelight was causing Cassandra no small </w:t>
+      </w:r>
+      <w:proofErr w:type="gramStart"/>
+      <w:r>
+        <w:rPr>
+          <w:rFonts w:eastAsia="Calibri"/>
+        </w:rPr>
+        <w:t>amount</w:t>
+      </w:r>
+      <w:proofErr w:type="gramEnd"/>
+      <w:r>
+        <w:rPr>
+          <w:rFonts w:eastAsia="Calibri"/>
+        </w:rPr>
+        <w:t xml:space="preserve"> of ill feelings, made up of both grief and resentment in equal measure. </w:t>
       </w:r>
     </w:p>
     <w:p>
@@ -3312,7 +3455,7 @@
         <w:rPr>
           <w:rFonts w:eastAsia="Calibri"/>
         </w:rPr>
-        <w:t>“I’d known Chenmei for years before we started dating. Xiang introduced us, of course, the first time I visited his house, and we became friends. Started hanging out more, just talking about, well, everything, and it seemed like she really trusted me. Trusted me enough that I’d be the first person she asked for any advice, and, I gotta say, that made me feel really good. She came to me when she wanted dating tips, she came to me when she started to think she might be a lesbian… and she came to me to confess about her depression.”</w:t>
+        <w:t xml:space="preserve">“I’d known Chenmei for years before we started dating. Xiang introduced us, of course, the first time I visited his house, and we became friends. Started hanging out more, just talking about, well, everything, and it seemed like she really trusted me. </w:t>
       </w:r>
     </w:p>
     <w:p>
@@ -3338,6 +3481,7 @@
         <w:rPr>
           <w:rFonts w:eastAsia="Calibri"/>
         </w:rPr>
+        <w:lastRenderedPageBreak/>
         <w:t xml:space="preserve">“And I’m sure you’re right. It’s not hard to guess. See, at one point, she and Xiang both got new jobs at Madelyn-Rash, right around the time it got folded into the Defense Administration. She said she wanted to go, that it was basically her dream job, but didn’t want to leave me all alone at home. And I encouraged her, you know? I just wanted her to be happy. My mother always used to tell me that you’ll know you found the right person when their joy is what brings </w:t>
       </w:r>
       <w:r>
@@ -3351,7 +3495,29 @@
         <w:rPr>
           <w:rFonts w:eastAsia="Calibri"/>
         </w:rPr>
-        <w:t xml:space="preserve">joy, and, in that sense, I think Chenmei was the only girl I dated that she ever approved of. ‘Cause I </w:t>
+        <w:t xml:space="preserve">joy, and, in that sense, I think Chenmei was the only girl I dated that she ever approved of. </w:t>
+      </w:r>
+      <w:proofErr w:type="spellStart"/>
+      <w:r>
+        <w:rPr>
+          <w:rFonts w:eastAsia="Calibri"/>
+        </w:rPr>
+        <w:t>‘</w:t>
+      </w:r>
+      <w:proofErr w:type="gramStart"/>
+      <w:r>
+        <w:rPr>
+          <w:rFonts w:eastAsia="Calibri"/>
+        </w:rPr>
+        <w:t>Cause</w:t>
+      </w:r>
+      <w:proofErr w:type="spellEnd"/>
+      <w:proofErr w:type="gramEnd"/>
+      <w:r>
+        <w:rPr>
+          <w:rFonts w:eastAsia="Calibri"/>
+        </w:rPr>
+        <w:t xml:space="preserve"> I </w:t>
       </w:r>
       <w:r>
         <w:rPr>
@@ -3481,6 +3647,7 @@
         <w:rPr>
           <w:rFonts w:eastAsia="Calibri"/>
         </w:rPr>
+        <w:lastRenderedPageBreak/>
         <w:t>“Tch. ‘</w:t>
       </w:r>
       <w:r>
@@ -3614,7 +3781,21 @@
         <w:rPr>
           <w:rFonts w:eastAsia="Calibri"/>
         </w:rPr>
-        <w:t>Cassandra and Xiang met in front of the aquarium at the appointed hour. All the lights were off save for those behind the tank itself, which painted the room in a shifting turquoise pattern and left long shadows across the checkerboard floor. The whole room was devoid of visitors; there would be no witnesses to their conversation, other than the dozens of tropical fish that Marcus kept.</w:t>
+        <w:t xml:space="preserve">Cassandra and Xiang met in front of the aquarium at the appointed hour. All the lights were off </w:t>
+      </w:r>
+      <w:proofErr w:type="gramStart"/>
+      <w:r>
+        <w:rPr>
+          <w:rFonts w:eastAsia="Calibri"/>
+        </w:rPr>
+        <w:t>save</w:t>
+      </w:r>
+      <w:proofErr w:type="gramEnd"/>
+      <w:r>
+        <w:rPr>
+          <w:rFonts w:eastAsia="Calibri"/>
+        </w:rPr>
+        <w:t xml:space="preserve"> for those behind the tank itself, which painted the room in a shifting turquoise pattern and left long shadows across the checkerboard floor. The whole room was devoid of visitors; there would be no witnesses to their conversation, other than the dozens of tropical fish that Marcus kept.</w:t>
       </w:r>
     </w:p>
     <w:p>
@@ -3653,6 +3834,7 @@
         <w:rPr>
           <w:rFonts w:eastAsia="Calibri"/>
         </w:rPr>
+        <w:lastRenderedPageBreak/>
         <w:t xml:space="preserve">“Oh, you’re telling me my grief ‘came close’ to yours? Give me a break from these…these </w:t>
       </w:r>
       <w:r>
@@ -3660,8 +3842,17 @@
           <w:rFonts w:eastAsia="Calibri"/>
           <w:i/>
         </w:rPr>
-        <w:t>misery olympics</w:t>
-      </w:r>
+        <w:t xml:space="preserve">misery </w:t>
+      </w:r>
+      <w:proofErr w:type="spellStart"/>
+      <w:r>
+        <w:rPr>
+          <w:rFonts w:eastAsia="Calibri"/>
+          <w:i/>
+        </w:rPr>
+        <w:t>olympics</w:t>
+      </w:r>
+      <w:proofErr w:type="spellEnd"/>
       <w:r>
         <w:rPr>
           <w:rFonts w:eastAsia="Calibri"/>
@@ -3711,13 +3902,27 @@
         <w:rPr>
           <w:rFonts w:eastAsia="Calibri"/>
         </w:rPr>
-        <w:t xml:space="preserve">,” </w:t>
-      </w:r>
-      <w:r>
-        <w:rPr>
-          <w:rFonts w:eastAsia="Calibri"/>
-        </w:rPr>
-        <w:t>she demanded, with fists clenched. Both of them advanced forwards, circling around each other like a pair of territorial sharks amidst the watery glow.</w:t>
+        <w:t>,</w:t>
+      </w:r>
+      <w:proofErr w:type="gramStart"/>
+      <w:r>
+        <w:rPr>
+          <w:rFonts w:eastAsia="Calibri"/>
+        </w:rPr>
+        <w:t xml:space="preserve">” </w:t>
+      </w:r>
+      <w:r>
+        <w:rPr>
+          <w:rFonts w:eastAsia="Calibri"/>
+        </w:rPr>
+        <w:t>she</w:t>
+      </w:r>
+      <w:proofErr w:type="gramEnd"/>
+      <w:r>
+        <w:rPr>
+          <w:rFonts w:eastAsia="Calibri"/>
+        </w:rPr>
+        <w:t xml:space="preserve"> demanded, with fists clenched. Both of them advanced forwards, circling around each other like a pair of territorial sharks amidst the watery glow.</w:t>
       </w:r>
     </w:p>
     <w:p>
@@ -3743,7 +3948,21 @@
         <w:rPr>
           <w:rFonts w:eastAsia="Calibri"/>
         </w:rPr>
-        <w:t xml:space="preserve">“Oh that’s </w:t>
+        <w:t>“</w:t>
+      </w:r>
+      <w:proofErr w:type="gramStart"/>
+      <w:r>
+        <w:rPr>
+          <w:rFonts w:eastAsia="Calibri"/>
+        </w:rPr>
+        <w:t>Oh</w:t>
+      </w:r>
+      <w:proofErr w:type="gramEnd"/>
+      <w:r>
+        <w:rPr>
+          <w:rFonts w:eastAsia="Calibri"/>
+        </w:rPr>
+        <w:t xml:space="preserve"> that’s </w:t>
       </w:r>
       <w:r>
         <w:rPr>
@@ -3821,6 +4040,7 @@
         <w:rPr>
           <w:rFonts w:eastAsia="Calibri"/>
         </w:rPr>
+        <w:lastRenderedPageBreak/>
         <w:t>Xiang took a deep breath and pressed his forehead against the cold glass, his breath leaving behind a foggy patch that drew the attention of several fish. “I know you’re not trying to say it was her fault. And…I know this is both of our cross to bear. I just…I just…”</w:t>
       </w:r>
     </w:p>
@@ -4016,6 +4236,7 @@
         <w:rPr>
           <w:rFonts w:eastAsia="Calibri"/>
         </w:rPr>
+        <w:lastRenderedPageBreak/>
         <w:t>“Just when you were working in Montreal?” Cassandra asked, her eyes narrowing.</w:t>
       </w:r>
     </w:p>
@@ -4336,7 +4557,23 @@
           <w:b/>
           <w:bCs/>
         </w:rPr>
-        <w:t>[todo: think of some cool simile to describe all these bits converging on a central point]</w:t>
+        <w:t>[</w:t>
+      </w:r>
+      <w:proofErr w:type="spellStart"/>
+      <w:r>
+        <w:rPr>
+          <w:b/>
+          <w:bCs/>
+        </w:rPr>
+        <w:t>todo</w:t>
+      </w:r>
+      <w:proofErr w:type="spellEnd"/>
+      <w:r>
+        <w:rPr>
+          <w:b/>
+          <w:bCs/>
+        </w:rPr>
+        <w:t>: think of some cool simile to describe all these bits converging on a central point]</w:t>
       </w:r>
       <w:r>
         <w:t xml:space="preserve">, and, right at the center, Cassandra stood hunched over the control panel, typing a command into the machine one keypress at a time. </w:t>
@@ -4468,13 +4705,25 @@
         <w:pStyle w:val="Novel"/>
       </w:pPr>
       <w:r>
-        <w:t xml:space="preserve">“So, all the time you two spent together before then will be gone? I can’t fucking believe this,” she snarled. “Have you already wiped your mind of the promise you made to him, too? The part where you two said you’d keep </w:t>
+        <w:t xml:space="preserve">“So, all the time you two spent together before then will be gone? I can’t fucking believe this,” she snarled. “Have you already wiped your mind of the promise you made to him, too? The </w:t>
+      </w:r>
+      <w:r>
+        <w:lastRenderedPageBreak/>
+        <w:t xml:space="preserve">part where you two said you’d keep </w:t>
       </w:r>
       <w:r>
         <w:t>Chenmei</w:t>
       </w:r>
       <w:r>
-        <w:t xml:space="preserve"> alive together? ‘Cause there’s no way you’re purging Xiang from your head without throwing his sister out with him.”</w:t>
+        <w:t xml:space="preserve"> alive together? </w:t>
+      </w:r>
+      <w:proofErr w:type="spellStart"/>
+      <w:r>
+        <w:t>‘Cause</w:t>
+      </w:r>
+      <w:proofErr w:type="spellEnd"/>
+      <w:r>
+        <w:t xml:space="preserve"> there’s no way you’re purging Xiang from your head without throwing his sister out with him.”</w:t>
       </w:r>
     </w:p>
     <w:p>
@@ -4519,7 +4768,23 @@
           <w:b/>
           <w:bCs/>
         </w:rPr>
-        <w:t>[todo: is this how the connection should work?]</w:t>
+        <w:t>[</w:t>
+      </w:r>
+      <w:proofErr w:type="spellStart"/>
+      <w:r>
+        <w:rPr>
+          <w:b/>
+          <w:bCs/>
+        </w:rPr>
+        <w:t>todo</w:t>
+      </w:r>
+      <w:proofErr w:type="spellEnd"/>
+      <w:r>
+        <w:rPr>
+          <w:b/>
+          <w:bCs/>
+        </w:rPr>
+        <w:t>: is this how the connection should work?]</w:t>
       </w:r>
     </w:p>
     <w:p>
@@ -4659,6 +4924,7 @@
         <w:pStyle w:val="Novel"/>
       </w:pPr>
       <w:r>
+        <w:lastRenderedPageBreak/>
         <w:t>Akiko was tempted to rush forward and yank the cables out of her girlfriend’s head and put an end to this madness, but she remembered the meltdown that had happened in Naples. Such a rash maneuver had a very real risk of killing Cassandra</w:t>
       </w:r>
       <w:r>
@@ -4947,6 +5213,7 @@
         <w:rPr>
           <w:rFonts w:eastAsia="Calibri"/>
         </w:rPr>
+        <w:lastRenderedPageBreak/>
         <w:t xml:space="preserve">Athens was a city twice broken, first by a great earthquake when the old world fell, and then again by the wars fought over what remained. By some great fortune, the iconic Acropolis had survived, but the land surrounding it bore centuries of scars. </w:t>
       </w:r>
     </w:p>
@@ -4973,7 +5240,21 @@
         <w:rPr>
           <w:rFonts w:eastAsia="Calibri"/>
         </w:rPr>
-        <w:t>Meanwhile, without much fanfare, a small laboratory near the Port of Piraeus re-opened its doors. It had once been the local branch of a multinational research firm backed by Chinese and American investors, all of whom were lucky enough to die before the old world did. For over fifty years, the laboratory achieved little of note, and when it went quiet following the destruction of the firm’s headquarters, hardly anybody noticed. Five years later, its lights turning back on went equally uncelebrated.</w:t>
+        <w:t xml:space="preserve">Meanwhile, without much fanfare, a small laboratory near the Port of Piraeus re-opened its doors. It had once been the local branch of a multinational research firm backed by Chinese and American </w:t>
+      </w:r>
+      <w:proofErr w:type="gramStart"/>
+      <w:r>
+        <w:rPr>
+          <w:rFonts w:eastAsia="Calibri"/>
+        </w:rPr>
+        <w:t>investors,</w:t>
+      </w:r>
+      <w:proofErr w:type="gramEnd"/>
+      <w:r>
+        <w:rPr>
+          <w:rFonts w:eastAsia="Calibri"/>
+        </w:rPr>
+        <w:t xml:space="preserve"> all of whom were lucky enough to die before the old world did. For over fifty years, the laboratory achieved little of note, and when it went quiet following the destruction of the firm’s headquarters, hardly anybody noticed. Five years later, its lights turning back on went equally uncelebrated.</w:t>
       </w:r>
     </w:p>
     <w:p>
@@ -5012,7 +5293,14 @@
         <w:rPr>
           <w:rFonts w:eastAsia="Calibri"/>
         </w:rPr>
-        <w:t xml:space="preserve">As soon as everything was ready, Stathopoulos threw wide the gates and set his plans into motion. Using the leftover funds from his black-market trading, he hired scores of new employees, made deals with local gangs for protection, and purchased a fleet of vehicles to expand the company’s trade network. Aleph Null diversified its research as it grew, building new laboratories dedicated to aerospace engineering and agricultural sciences. A professional security team replaced the gangs, the old compound became a luxury apartment tower, and several farms were subsidized, using the company’s research to boost their yield. That time was a renaissance not just for Aleph Null, but for Athens itself, whose economy thrived with the increase in trade. When Alexander Stathopoulos finally retired, he did so content that his brainchild could take care of itself. </w:t>
+        <w:t xml:space="preserve">As soon as everything was ready, Stathopoulos threw wide the gates and set his plans into motion. Using the leftover funds from his black-market trading, he hired scores of new employees, made deals with local gangs for protection, and purchased a fleet of vehicles to expand the company’s trade network. Aleph Null diversified its research as it grew, building new laboratories dedicated to aerospace engineering and agricultural sciences. A professional security </w:t>
+      </w:r>
+      <w:r>
+        <w:rPr>
+          <w:rFonts w:eastAsia="Calibri"/>
+        </w:rPr>
+        <w:lastRenderedPageBreak/>
+        <w:t xml:space="preserve">team replaced the gangs, the old compound became a luxury apartment tower, and several farms were subsidized, using the company’s research to boost their yield. That time was a renaissance not just for Aleph Null, but for Athens itself, whose economy thrived with the increase in trade. When Alexander Stathopoulos finally retired, he did so content that his brainchild could take care of itself. </w:t>
       </w:r>
     </w:p>
     <w:p>
@@ -5142,6 +5430,7 @@
         <w:rPr>
           <w:rFonts w:eastAsia="Calibri"/>
         </w:rPr>
+        <w:lastRenderedPageBreak/>
         <w:t>“It won’t be long,” came Shufen’s voice from one of the seats ahead.</w:t>
       </w:r>
     </w:p>
@@ -5324,6 +5613,7 @@
         <w:rPr>
           <w:rFonts w:eastAsia="Calibri"/>
         </w:rPr>
+        <w:lastRenderedPageBreak/>
         <w:t>“You say that like she’s a pet,” Cassandra replied with much distaste</w:t>
       </w:r>
     </w:p>
@@ -5376,7 +5666,21 @@
         <w:rPr>
           <w:rFonts w:eastAsia="Calibri"/>
         </w:rPr>
-        <w:t>“That’s – ugh, nevermind, we’ll talk about this later. If mother doesn’t want to be involved, then let’s not involve her.” Eager to change the subject, Cassandra peeked back out the window. “Look, we’re entering the cloud bank,” she said. “Seems we’ll be landing soon.”</w:t>
+        <w:t xml:space="preserve">“That’s – ugh, </w:t>
+      </w:r>
+      <w:proofErr w:type="spellStart"/>
+      <w:r>
+        <w:rPr>
+          <w:rFonts w:eastAsia="Calibri"/>
+        </w:rPr>
+        <w:t>nevermind</w:t>
+      </w:r>
+      <w:proofErr w:type="spellEnd"/>
+      <w:r>
+        <w:rPr>
+          <w:rFonts w:eastAsia="Calibri"/>
+        </w:rPr>
+        <w:t>, we’ll talk about this later. If mother doesn’t want to be involved, then let’s not involve her.” Eager to change the subject, Cassandra peeked back out the window. “Look, we’re entering the cloud bank,” she said. “Seems we’ll be landing soon.”</w:t>
       </w:r>
     </w:p>
     <w:p>
@@ -5509,6 +5813,7 @@
         <w:rPr>
           <w:rFonts w:eastAsia="Calibri"/>
         </w:rPr>
+        <w:lastRenderedPageBreak/>
         <w:t xml:space="preserve">Next to the flying wings were landing pads for helicopters and other VTOL aircraft, and the control tower assigned the shuttle to one of these after a short conversation with Shufen to confirm their identity. Its autopilot made the necessary adjustments in its flight path, and the four of them were safe on the ground before too long. </w:t>
       </w:r>
     </w:p>
@@ -5652,19 +5957,34 @@
         <w:rPr>
           <w:rFonts w:eastAsia="Calibri"/>
         </w:rPr>
-        <w:t xml:space="preserve"> go back to my family, since I’m sort of a wanted criminal now. If it’s really okay for me to stay with you guys, then I’ve gotta take you up on that, at least for as long as it takes me to come up with a plan.”</w:t>
-      </w:r>
-    </w:p>
-    <w:p>
-      <w:pPr>
-        <w:rPr>
-          <w:rFonts w:eastAsia="Calibri"/>
-        </w:rPr>
-      </w:pPr>
-      <w:r>
-        <w:rPr>
-          <w:rFonts w:eastAsia="Calibri"/>
-        </w:rPr>
+        <w:t xml:space="preserve"> go back to my family, since I’m sort of a wanted criminal now. If it’s really okay for me to stay with you guys, then I’ve </w:t>
+      </w:r>
+      <w:proofErr w:type="spellStart"/>
+      <w:r>
+        <w:rPr>
+          <w:rFonts w:eastAsia="Calibri"/>
+        </w:rPr>
+        <w:t>gotta</w:t>
+      </w:r>
+      <w:proofErr w:type="spellEnd"/>
+      <w:r>
+        <w:rPr>
+          <w:rFonts w:eastAsia="Calibri"/>
+        </w:rPr>
+        <w:t xml:space="preserve"> take you up on that, at least for as long as it takes me to come up with a plan.”</w:t>
+      </w:r>
+    </w:p>
+    <w:p>
+      <w:pPr>
+        <w:rPr>
+          <w:rFonts w:eastAsia="Calibri"/>
+        </w:rPr>
+      </w:pPr>
+      <w:r>
+        <w:rPr>
+          <w:rFonts w:eastAsia="Calibri"/>
+        </w:rPr>
+        <w:lastRenderedPageBreak/>
         <w:t>“Of course it’s okay. Come on, we’ll take the monorail back to campus and sort things out there. Just, you know, take it easy in the meantime, alright? You’ve been through a lot.”</w:t>
       </w:r>
     </w:p>
@@ -5704,7 +6024,21 @@
         <w:rPr>
           <w:rFonts w:eastAsia="Calibri"/>
         </w:rPr>
-        <w:t xml:space="preserve">With nothing more than some vending machine snacks to sate their now-ravenous appetites, the group boarded a mostly-empty monorail and sat down for the journey westward. The lights in the cabin were flickering intermittently, but the floor and seats seemed largely clean save for a small amount of vandalism. </w:t>
+        <w:t xml:space="preserve">With nothing more than some vending machine snacks to </w:t>
+      </w:r>
+      <w:proofErr w:type="spellStart"/>
+      <w:r>
+        <w:rPr>
+          <w:rFonts w:eastAsia="Calibri"/>
+        </w:rPr>
+        <w:t>sate</w:t>
+      </w:r>
+      <w:proofErr w:type="spellEnd"/>
+      <w:r>
+        <w:rPr>
+          <w:rFonts w:eastAsia="Calibri"/>
+        </w:rPr>
+        <w:t xml:space="preserve"> their now-ravenous appetites, the group boarded a mostly-empty monorail and sat down for the journey westward. The lights in the cabin were flickering intermittently, but the floor and seats seemed largely clean save for a small amount of vandalism. </w:t>
       </w:r>
     </w:p>
     <w:p>
@@ -5808,6 +6142,7 @@
         <w:rPr>
           <w:rFonts w:eastAsia="Calibri"/>
         </w:rPr>
+        <w:lastRenderedPageBreak/>
         <w:t>Cassandra smiled. “Now there’s a capital idea! Hold on, look – we’re almost around the bend. You should be able to see the Cloud Garden right about…now.”</w:t>
       </w:r>
     </w:p>
@@ -5855,7 +6190,25 @@
           <w:b/>
           <w:bCs/>
         </w:rPr>
-        <w:t>[todo: what does this look like?]</w:t>
+        <w:t>[</w:t>
+      </w:r>
+      <w:proofErr w:type="spellStart"/>
+      <w:r>
+        <w:rPr>
+          <w:rFonts w:eastAsia="Calibri"/>
+          <w:b/>
+          <w:bCs/>
+        </w:rPr>
+        <w:t>todo</w:t>
+      </w:r>
+      <w:proofErr w:type="spellEnd"/>
+      <w:r>
+        <w:rPr>
+          <w:rFonts w:eastAsia="Calibri"/>
+          <w:b/>
+          <w:bCs/>
+        </w:rPr>
+        <w:t>: what does this look like?]</w:t>
       </w:r>
       <w:r>
         <w:rPr>
@@ -5978,6 +6331,7 @@
         <w:rPr>
           <w:rFonts w:eastAsia="Calibri"/>
         </w:rPr>
+        <w:lastRenderedPageBreak/>
         <w:t>Cassandra laughed and shook her head. “Heavens, no. My jurisdiction is limited to the Cloud Garden itself, unless our staff have cause to visit another facility, in which case I’ll coordinate with that place to make sure all our Is are dotted and Ts are crossed. Plus, each of the wings has a security team captain who takes care of things there.</w:t>
       </w:r>
     </w:p>
@@ -6189,6 +6543,7 @@
         <w:rPr>
           <w:rFonts w:eastAsia="Calibri"/>
         </w:rPr>
+        <w:lastRenderedPageBreak/>
         <w:t xml:space="preserve">“Red always was my color,” Akiko replied, equally in jest. </w:t>
       </w:r>
     </w:p>
@@ -6215,7 +6570,21 @@
         <w:rPr>
           <w:rFonts w:eastAsia="Calibri"/>
         </w:rPr>
-        <w:t>“Thanks. You t – ah, never mind.” Akiko’s face turned flush and she hurriedly turned away.</w:t>
+        <w:t xml:space="preserve">“Thanks. </w:t>
+      </w:r>
+      <w:proofErr w:type="gramStart"/>
+      <w:r>
+        <w:rPr>
+          <w:rFonts w:eastAsia="Calibri"/>
+        </w:rPr>
+        <w:t>You</w:t>
+      </w:r>
+      <w:proofErr w:type="gramEnd"/>
+      <w:r>
+        <w:rPr>
+          <w:rFonts w:eastAsia="Calibri"/>
+        </w:rPr>
+        <w:t xml:space="preserve"> t – ah, never mind.” Akiko’s face turned flush and she hurriedly turned away.</w:t>
       </w:r>
     </w:p>
     <w:p>
@@ -6384,6 +6753,7 @@
         <w:rPr>
           <w:rFonts w:eastAsia="Calibri"/>
         </w:rPr>
+        <w:lastRenderedPageBreak/>
         <w:t>“Assuming that’s true, and not a cover story, I’ll be relieved to hear it’s not another paramour of yours inviting you for a tryst,” her mother scoffed. “Though I suppose I should consider myself fortunate that your particular brand of recklessness won’t result in unexpected children.”</w:t>
       </w:r>
     </w:p>
@@ -6566,6 +6936,7 @@
         <w:rPr>
           <w:rFonts w:eastAsia="Calibri"/>
         </w:rPr>
+        <w:lastRenderedPageBreak/>
         <w:t>“Then I’ll leave you to it.”</w:t>
       </w:r>
     </w:p>
@@ -6657,7 +7028,21 @@
         <w:rPr>
           <w:rFonts w:eastAsia="Calibri"/>
         </w:rPr>
-        <w:t>“I mean, I’m an outsider, here, so stop me if I’m prying too much, but is it really that bad? Nothing she said seemed too out of line from where I’m standing.”</w:t>
+        <w:t xml:space="preserve">“I mean, I’m an outsider, here, so stop me if I’m </w:t>
+      </w:r>
+      <w:proofErr w:type="spellStart"/>
+      <w:r>
+        <w:rPr>
+          <w:rFonts w:eastAsia="Calibri"/>
+        </w:rPr>
+        <w:t>prying</w:t>
+      </w:r>
+      <w:proofErr w:type="spellEnd"/>
+      <w:r>
+        <w:rPr>
+          <w:rFonts w:eastAsia="Calibri"/>
+        </w:rPr>
+        <w:t xml:space="preserve"> too much, but is it really that bad? Nothing she said seemed too out of line from where I’m standing.”</w:t>
       </w:r>
     </w:p>
     <w:p>
@@ -6735,6 +7120,7 @@
         <w:rPr>
           <w:rFonts w:eastAsia="Calibri"/>
         </w:rPr>
+        <w:lastRenderedPageBreak/>
         <w:t>“…Apologies,” she continued, straightening out her back. “I let my emotions get the better of me. You don’t need to be involved in any of this.”</w:t>
       </w:r>
     </w:p>
@@ -6874,6 +7260,7 @@
           <w:rFonts w:ascii="Libre Baskerville" w:eastAsia="Libre Baskerville" w:hAnsi="Libre Baskerville" w:cs="Libre Baskerville"/>
           <w:i/>
         </w:rPr>
+        <w:lastRenderedPageBreak/>
         <w:t>I wish I could tell you more, but the risk that this letter will be intercepted is too great. Hopefully you understand.</w:t>
       </w:r>
     </w:p>
@@ -7049,6 +7436,7 @@
         <w:rPr>
           <w:rFonts w:eastAsia="Calibri"/>
         </w:rPr>
+        <w:lastRenderedPageBreak/>
         <w:t>“Business? Xiang never struck me as the business type. People do change, though. No doubt he’s matured just as much as you have.”</w:t>
       </w:r>
     </w:p>
@@ -7218,19 +7606,34 @@
         <w:rPr>
           <w:rFonts w:eastAsia="Calibri"/>
         </w:rPr>
-        <w:t>“Hmm, she’ll also need some clothes. Can’t have her wearing that stuffy stewardess uniform every day. I hate to impose, Cassie, but do you think you could loan her an outfit for the day? It might be a tiny bit big on her, but it’ll do until we get her some clothes of her own.”</w:t>
-      </w:r>
-    </w:p>
-    <w:p>
-      <w:pPr>
-        <w:rPr>
-          <w:rFonts w:eastAsia="Calibri"/>
-        </w:rPr>
-      </w:pPr>
-      <w:r>
-        <w:rPr>
-          <w:rFonts w:eastAsia="Calibri"/>
-        </w:rPr>
+        <w:t xml:space="preserve">“Hmm, she’ll also need some clothes. Can’t have her wearing that stuffy stewardess </w:t>
+      </w:r>
+      <w:proofErr w:type="gramStart"/>
+      <w:r>
+        <w:rPr>
+          <w:rFonts w:eastAsia="Calibri"/>
+        </w:rPr>
+        <w:t>uniform</w:t>
+      </w:r>
+      <w:proofErr w:type="gramEnd"/>
+      <w:r>
+        <w:rPr>
+          <w:rFonts w:eastAsia="Calibri"/>
+        </w:rPr>
+        <w:t xml:space="preserve"> every day. I hate to impose, Cassie, but do you think you could loan her an outfit for the day? It might be a tiny bit big on her, but it’ll do until we get her some clothes of her own.”</w:t>
+      </w:r>
+    </w:p>
+    <w:p>
+      <w:pPr>
+        <w:rPr>
+          <w:rFonts w:eastAsia="Calibri"/>
+        </w:rPr>
+      </w:pPr>
+      <w:r>
+        <w:rPr>
+          <w:rFonts w:eastAsia="Calibri"/>
+        </w:rPr>
+        <w:lastRenderedPageBreak/>
         <w:t>“Um. Y-yeah, I guess,” Cassandra said. “I can spare her some pants and a shirt. She can just have them, honestly; I won’t need them back. Not sure she’d be okay taking my underwear, though, even if it’s clean. That seems…weird.”</w:t>
       </w:r>
     </w:p>
@@ -7364,7 +7767,14 @@
         <w:rPr>
           <w:rFonts w:eastAsia="Calibri"/>
         </w:rPr>
-        <w:t xml:space="preserve">The apartment in which Cassandra lived was not large, despite her rank. The front door led into the living room, which was decorated in a sleek, modern style. The couch and an armchair orbited a mahogany coffee table that was well-polished, although it was hard to tell beneath the stacks of paper set neatly upon it. To the right was a cozy bedroom decorated with abstract art, and to the left were the washroom and the kitchen, which doubled as her home office. It was very quaint, and Cassandra preferred it that way – too much space would have been overwhelming for one who lived alone. However, she no longer </w:t>
+        <w:t xml:space="preserve">The apartment in which Cassandra lived was not large, despite her rank. The front door led into the living room, which was decorated in a sleek, modern style. The couch and an armchair orbited a mahogany coffee table that was well-polished, although it was hard to tell beneath the stacks of paper set neatly upon it. To the right was a cozy bedroom decorated with abstract art, and to the left were the washroom and the kitchen, which doubled as her home </w:t>
+      </w:r>
+      <w:r>
+        <w:rPr>
+          <w:rFonts w:eastAsia="Calibri"/>
+        </w:rPr>
+        <w:lastRenderedPageBreak/>
+        <w:t xml:space="preserve">office. It was very quaint, and Cassandra preferred it that way – too much space would have been overwhelming for one who lived alone. However, she no longer </w:t>
       </w:r>
       <w:r>
         <w:rPr>
@@ -7468,7 +7878,21 @@
         <w:rPr>
           <w:rFonts w:eastAsia="Calibri"/>
         </w:rPr>
-        <w:t>“Hell yeah, I am. This couch is softer than the bed I had back home.” Akiko paused. “Now that I think about it, my apartment’ll probably evict me, since I’m sure I’ve been declared either a traitor or dead by this point. At least I didn’t have any pets.”</w:t>
+        <w:t xml:space="preserve">“Hell yeah, I am. This couch is softer than the bed I had back home.” Akiko paused. “Now that I think about it, my </w:t>
+      </w:r>
+      <w:proofErr w:type="spellStart"/>
+      <w:r>
+        <w:rPr>
+          <w:rFonts w:eastAsia="Calibri"/>
+        </w:rPr>
+        <w:t>apartment’ll</w:t>
+      </w:r>
+      <w:proofErr w:type="spellEnd"/>
+      <w:r>
+        <w:rPr>
+          <w:rFonts w:eastAsia="Calibri"/>
+        </w:rPr>
+        <w:t xml:space="preserve"> probably evict me, since I’m sure I’ve been declared either a traitor or dead by this point. At least I didn’t have any pets.”</w:t>
       </w:r>
     </w:p>
     <w:p>
@@ -7507,6 +7931,7 @@
         <w:rPr>
           <w:rFonts w:eastAsia="Calibri"/>
         </w:rPr>
+        <w:lastRenderedPageBreak/>
         <w:t>“You don’t owe me anything,” Cassandra said. “Anyway, I’m going to get some shut-eye, like I mentioned. See you in a few hours, Miss Akiko. Sleep well.”</w:t>
       </w:r>
     </w:p>
@@ -7671,6 +8096,7 @@
           <w:shd w:val="clear" w:color="auto" w:fill="FFFFFF"/>
           <w:lang w:eastAsia="ja-JP"/>
         </w:rPr>
+        <w:lastRenderedPageBreak/>
         <w:t>Chapter</w:t>
       </w:r>
       <w:bookmarkEnd w:id="2"/>
@@ -7704,6 +8130,7 @@
         </w:rPr>
         <w:t xml:space="preserve">Fueled by a few extra hours of rest, Cassandra and Akiko enjoyed their afternoon together. They had gyros for lunch at a local shop, the first full meal they’d gotten since the </w:t>
       </w:r>
+      <w:proofErr w:type="spellStart"/>
       <w:r>
         <w:rPr>
           <w:rFonts w:eastAsia="Calibri"/>
@@ -7711,6 +8138,7 @@
         </w:rPr>
         <w:t>Koylma</w:t>
       </w:r>
+      <w:proofErr w:type="spellEnd"/>
       <w:r>
         <w:rPr>
           <w:rFonts w:eastAsia="Calibri"/>
@@ -7832,6 +8260,7 @@
         <w:rPr>
           <w:rFonts w:eastAsia="Calibri"/>
         </w:rPr>
+        <w:lastRenderedPageBreak/>
         <w:t>“Six in the evening, Agri-Sci 2108. Got it. Anything else?”</w:t>
       </w:r>
     </w:p>
@@ -8030,7 +8459,14 @@
         <w:rPr>
           <w:rFonts w:eastAsia="Calibri"/>
         </w:rPr>
-        <w:t>As they swung open the heavy oaken doors, Cassandra and Akiko were greeted by the familiar boardroom. In contrast with the contemporary style that the Cloud Garden’s architects seemed to prefer, it was distinctively baroque. There were bronze statues of historical figures along the walls, marble floors so polished that she could make out her own reflection, and a large chandelier at the very center, just above the round table where the board members sat waiting, alongside the City Council representative, a tall man whose name plate read Gregory Baros.</w:t>
+        <w:t xml:space="preserve">As they swung open the heavy oaken doors, Cassandra and Akiko were greeted by the familiar boardroom. In contrast with the contemporary style that the Cloud Garden’s architects seemed to prefer, it was distinctively baroque. There were bronze statues of historical figures along the walls, marble floors so polished that she could make out her own reflection, and a large </w:t>
+      </w:r>
+      <w:r>
+        <w:rPr>
+          <w:rFonts w:eastAsia="Calibri"/>
+        </w:rPr>
+        <w:lastRenderedPageBreak/>
+        <w:t>chandelier at the very center, just above the round table where the board members sat waiting, alongside the City Council representative, a tall man whose name plate read Gregory Baros.</w:t>
       </w:r>
     </w:p>
     <w:p>
@@ -8121,7 +8557,21 @@
         <w:rPr>
           <w:rFonts w:eastAsia="Calibri"/>
         </w:rPr>
-        <w:t>, on which myself, our Security Chief, and our Director were flying from Montreal to Athens, with a stop in Rome. His objective was to arrest Grand Marshal Vicente Vargas and his entire crew. Akiko Miura, who’s here today, was part of that crew. A stewardess, specifically.”</w:t>
+        <w:t xml:space="preserve">, on which myself, our Security Chief, and our </w:t>
+      </w:r>
+      <w:proofErr w:type="gramStart"/>
+      <w:r>
+        <w:rPr>
+          <w:rFonts w:eastAsia="Calibri"/>
+        </w:rPr>
+        <w:t>Director</w:t>
+      </w:r>
+      <w:proofErr w:type="gramEnd"/>
+      <w:r>
+        <w:rPr>
+          <w:rFonts w:eastAsia="Calibri"/>
+        </w:rPr>
+        <w:t xml:space="preserve"> were flying from Montreal to Athens, with a stop in Rome. His objective was to arrest Grand Marshal Vicente Vargas and his entire crew. Akiko Miura, who’s here today, was part of that crew. A stewardess, specifically.”</w:t>
       </w:r>
     </w:p>
     <w:p>
@@ -8186,6 +8636,7 @@
         <w:rPr>
           <w:rFonts w:eastAsia="Calibri"/>
         </w:rPr>
+        <w:lastRenderedPageBreak/>
         <w:t>“Yeah, don’t want our neighbor’s house to burn down and take ours with it,” Cassandra remarked. </w:t>
       </w:r>
     </w:p>
@@ -8329,6 +8780,7 @@
         <w:rPr>
           <w:rFonts w:eastAsia="Calibri"/>
         </w:rPr>
+        <w:lastRenderedPageBreak/>
         <w:t>“Then all of our lives become a lot more difficult.”</w:t>
       </w:r>
     </w:p>
@@ -8557,6 +9009,7 @@
           <w:rFonts w:eastAsia="Calibri"/>
           <w:i/>
         </w:rPr>
+        <w:lastRenderedPageBreak/>
         <w:t>specifically</w:t>
       </w:r>
       <w:r>
@@ -8602,20 +9055,48 @@
         <w:rPr>
           <w:rFonts w:eastAsia="Calibri"/>
         </w:rPr>
-        <w:t>“So you say. I simply hope they actually will be useful, and you aren’t letting any…personal biases affect your judgment.”</w:t>
-      </w:r>
-    </w:p>
-    <w:p>
-      <w:pPr>
-        <w:rPr>
-          <w:rFonts w:eastAsia="Calibri"/>
-        </w:rPr>
-      </w:pPr>
-      <w:r>
-        <w:rPr>
-          <w:rFonts w:eastAsia="Calibri"/>
-        </w:rPr>
-        <w:t>Akiko coughed. “I’ll do whatever I can to make myself useful to you,” she declared resolutely. “I may have been a stewardess when we met, but, like I told Cassandra, I have a bachelor’s degree in artificial intelligence, and apprenticed under Marcus Fairchild at the Defense Administration during my senior year. Hell, if you call up McGill, they’ll give you my credentials.”</w:t>
+        <w:t>“</w:t>
+      </w:r>
+      <w:proofErr w:type="gramStart"/>
+      <w:r>
+        <w:rPr>
+          <w:rFonts w:eastAsia="Calibri"/>
+        </w:rPr>
+        <w:t>So</w:t>
+      </w:r>
+      <w:proofErr w:type="gramEnd"/>
+      <w:r>
+        <w:rPr>
+          <w:rFonts w:eastAsia="Calibri"/>
+        </w:rPr>
+        <w:t xml:space="preserve"> you say. I simply hope they actually will be useful, and you aren’t letting any…personal biases affect your judgment.”</w:t>
+      </w:r>
+    </w:p>
+    <w:p>
+      <w:pPr>
+        <w:rPr>
+          <w:rFonts w:eastAsia="Calibri"/>
+        </w:rPr>
+      </w:pPr>
+      <w:r>
+        <w:rPr>
+          <w:rFonts w:eastAsia="Calibri"/>
+        </w:rPr>
+        <w:t xml:space="preserve">Akiko coughed. “I’ll do whatever I can to make myself useful to you,” she declared resolutely. “I may have been a stewardess when we met, but, like I told Cassandra, I have a bachelor’s degree in artificial intelligence, and apprenticed under Marcus Fairchild at the Defense Administration during my senior year. Hell, if you call up McGill, they’ll give </w:t>
+      </w:r>
+      <w:proofErr w:type="gramStart"/>
+      <w:r>
+        <w:rPr>
+          <w:rFonts w:eastAsia="Calibri"/>
+        </w:rPr>
+        <w:t>you</w:t>
+      </w:r>
+      <w:proofErr w:type="gramEnd"/>
+      <w:r>
+        <w:rPr>
+          <w:rFonts w:eastAsia="Calibri"/>
+        </w:rPr>
+        <w:t xml:space="preserve"> my credentials.”</w:t>
       </w:r>
     </w:p>
     <w:p>
@@ -8641,7 +9122,21 @@
         <w:rPr>
           <w:rFonts w:eastAsia="Calibri"/>
         </w:rPr>
-        <w:t xml:space="preserve">“Not at all. Basically what I did back on the </w:t>
+        <w:t xml:space="preserve">“Not at all. </w:t>
+      </w:r>
+      <w:proofErr w:type="gramStart"/>
+      <w:r>
+        <w:rPr>
+          <w:rFonts w:eastAsia="Calibri"/>
+        </w:rPr>
+        <w:t>Basically</w:t>
+      </w:r>
+      <w:proofErr w:type="gramEnd"/>
+      <w:r>
+        <w:rPr>
+          <w:rFonts w:eastAsia="Calibri"/>
+        </w:rPr>
+        <w:t xml:space="preserve"> what I did back on the </w:t>
       </w:r>
       <w:r>
         <w:rPr>
@@ -8719,6 +9214,7 @@
         <w:rPr>
           <w:rFonts w:eastAsia="Calibri"/>
         </w:rPr>
+        <w:lastRenderedPageBreak/>
         <w:t>“Ironic, given that our work ended up having Marinetti extradited to the Union.”</w:t>
       </w:r>
     </w:p>
@@ -8732,7 +9228,43 @@
         <w:rPr>
           <w:rFonts w:eastAsia="Calibri"/>
         </w:rPr>
-        <w:t>“Yeah, ‘cause he was guilty as sh - well, they proved he was guilty. I’ll run a background check on this new ‘friend,’ and, if it turns out he’s a bad guy, we’ll send him back. Easy.”</w:t>
+        <w:t xml:space="preserve">“Yeah, </w:t>
+      </w:r>
+      <w:proofErr w:type="spellStart"/>
+      <w:r>
+        <w:rPr>
+          <w:rFonts w:eastAsia="Calibri"/>
+        </w:rPr>
+        <w:t>‘</w:t>
+      </w:r>
+      <w:proofErr w:type="gramStart"/>
+      <w:r>
+        <w:rPr>
+          <w:rFonts w:eastAsia="Calibri"/>
+        </w:rPr>
+        <w:t>cause</w:t>
+      </w:r>
+      <w:proofErr w:type="spellEnd"/>
+      <w:proofErr w:type="gramEnd"/>
+      <w:r>
+        <w:rPr>
+          <w:rFonts w:eastAsia="Calibri"/>
+        </w:rPr>
+        <w:t xml:space="preserve"> he was guilty as </w:t>
+      </w:r>
+      <w:proofErr w:type="spellStart"/>
+      <w:r>
+        <w:rPr>
+          <w:rFonts w:eastAsia="Calibri"/>
+        </w:rPr>
+        <w:t>sh</w:t>
+      </w:r>
+      <w:proofErr w:type="spellEnd"/>
+      <w:r>
+        <w:rPr>
+          <w:rFonts w:eastAsia="Calibri"/>
+        </w:rPr>
+        <w:t xml:space="preserve"> - well, they proved he was guilty. I’ll run a background check on this new ‘friend,’ and, if it turns out he’s a bad guy, we’ll send him back. Easy.”</w:t>
       </w:r>
     </w:p>
     <w:p>
@@ -8875,6 +9407,7 @@
         <w:rPr>
           <w:rFonts w:eastAsia="Calibri"/>
         </w:rPr>
+        <w:lastRenderedPageBreak/>
         <w:t>“Don’t get your hopes up,” Cassandra replied, walking up to the window and craning her neck to look at the sky. “Chances are, it’ll be a simple affair. Besides, neither you nor I will be on-site when this runaway finally shows himself.”</w:t>
       </w:r>
     </w:p>
@@ -8953,7 +9486,21 @@
         <w:rPr>
           <w:rFonts w:eastAsia="Calibri"/>
         </w:rPr>
-        <w:t>Samekh Wing? I mean, I can gather it’s some kind of military unit, but what’s it actually do?”</w:t>
+        <w:t xml:space="preserve">Samekh Wing? I mean, I can gather it’s some kind of military unit, but what’s it actually </w:t>
+      </w:r>
+      <w:proofErr w:type="gramStart"/>
+      <w:r>
+        <w:rPr>
+          <w:rFonts w:eastAsia="Calibri"/>
+        </w:rPr>
+        <w:t>do</w:t>
+      </w:r>
+      <w:proofErr w:type="gramEnd"/>
+      <w:r>
+        <w:rPr>
+          <w:rFonts w:eastAsia="Calibri"/>
+        </w:rPr>
+        <w:t>?”</w:t>
       </w:r>
     </w:p>
     <w:p>
@@ -9005,7 +9552,21 @@
         <w:rPr>
           <w:rFonts w:eastAsia="Calibri"/>
         </w:rPr>
-        <w:t xml:space="preserve"> in Greece, but, to answer your question, I’m told it’s about mathematics. Aleph Null refers to the size of the smallest infinite set of numbers, because apparently some infinities are bigger than others. Don’t ask me why; there’s a reason I didn’t go into the science side of things. Point is, our founder invoked it to represent the set of ideal futures - still infinite in scope, but made as small as possible once our work has ‘severed those threads of fate we find undesirable,’ or something like that. If you want his motto verbatim, read the company handbook.”</w:t>
+        <w:t xml:space="preserve"> in Greece, </w:t>
+      </w:r>
+      <w:proofErr w:type="gramStart"/>
+      <w:r>
+        <w:rPr>
+          <w:rFonts w:eastAsia="Calibri"/>
+        </w:rPr>
+        <w:t>but,</w:t>
+      </w:r>
+      <w:proofErr w:type="gramEnd"/>
+      <w:r>
+        <w:rPr>
+          <w:rFonts w:eastAsia="Calibri"/>
+        </w:rPr>
+        <w:t xml:space="preserve"> to answer your question, I’m told it’s about mathematics. Aleph Null refers to the size of the smallest infinite set of numbers, because apparently some infinities are bigger than others. Don’t ask me why; there’s a reason I didn’t go into the science side of things. Point is, our founder invoked it to represent the set of ideal futures - still infinite in scope, but made as small as possible once our work has ‘severed those threads of fate we find undesirable,’ or something like that. If you want his motto verbatim, read the company handbook.”</w:t>
       </w:r>
     </w:p>
     <w:p>
@@ -9070,33 +9631,76 @@
         <w:rPr>
           <w:rFonts w:eastAsia="Calibri"/>
         </w:rPr>
-        <w:t>“To demonstrate a spirit of international cooperation, Aleph Null didn’t build a headquarters in any particular country,” Elias said. “Instead, it operated out of an airship that moved wherever it was needed, delegating tasks to branch facilities like ours. There were stories that it even had a stardrive, the only functional prototype Madelyn-Rash ever made.”</w:t>
-      </w:r>
-    </w:p>
-    <w:p>
-      <w:pPr>
-        <w:rPr>
-          <w:rFonts w:eastAsia="Calibri"/>
-        </w:rPr>
-      </w:pPr>
-      <w:r>
-        <w:rPr>
-          <w:rFonts w:eastAsia="Calibri"/>
-        </w:rPr>
-        <w:t>Akiko laughed. “So what I’m hearing is that there’s good chance they just fucked off to space when everything started falling apart, and left us mortals to rot,” she remarked.</w:t>
-      </w:r>
-    </w:p>
-    <w:p>
-      <w:pPr>
-        <w:rPr>
-          <w:rFonts w:eastAsia="Calibri"/>
-        </w:rPr>
-      </w:pPr>
-      <w:r>
-        <w:rPr>
-          <w:rFonts w:eastAsia="Calibri"/>
-        </w:rPr>
-        <w:t xml:space="preserve">“Yeah, only if you believe Madelyn-Rash actually built a functional stardrive, which is </w:t>
+        <w:lastRenderedPageBreak/>
+        <w:t xml:space="preserve">“To demonstrate a spirit of international cooperation, Aleph Null didn’t build a headquarters in any particular country,” Elias said. “Instead, it operated out of an airship that moved wherever it was needed, delegating tasks to branch facilities like ours. There were stories that it even had a </w:t>
+      </w:r>
+      <w:proofErr w:type="spellStart"/>
+      <w:r>
+        <w:rPr>
+          <w:rFonts w:eastAsia="Calibri"/>
+        </w:rPr>
+        <w:t>stardrive</w:t>
+      </w:r>
+      <w:proofErr w:type="spellEnd"/>
+      <w:r>
+        <w:rPr>
+          <w:rFonts w:eastAsia="Calibri"/>
+        </w:rPr>
+        <w:t>, the only functional prototype Madelyn-Rash ever made.”</w:t>
+      </w:r>
+    </w:p>
+    <w:p>
+      <w:pPr>
+        <w:rPr>
+          <w:rFonts w:eastAsia="Calibri"/>
+        </w:rPr>
+      </w:pPr>
+      <w:r>
+        <w:rPr>
+          <w:rFonts w:eastAsia="Calibri"/>
+        </w:rPr>
+        <w:t>Akiko laughed. “</w:t>
+      </w:r>
+      <w:proofErr w:type="gramStart"/>
+      <w:r>
+        <w:rPr>
+          <w:rFonts w:eastAsia="Calibri"/>
+        </w:rPr>
+        <w:t>So</w:t>
+      </w:r>
+      <w:proofErr w:type="gramEnd"/>
+      <w:r>
+        <w:rPr>
+          <w:rFonts w:eastAsia="Calibri"/>
+        </w:rPr>
+        <w:t xml:space="preserve"> what I’m hearing is that there’s good chance they just fucked off to space when everything started falling apart, and left us mortals to rot,” she remarked.</w:t>
+      </w:r>
+    </w:p>
+    <w:p>
+      <w:pPr>
+        <w:rPr>
+          <w:rFonts w:eastAsia="Calibri"/>
+        </w:rPr>
+      </w:pPr>
+      <w:r>
+        <w:rPr>
+          <w:rFonts w:eastAsia="Calibri"/>
+        </w:rPr>
+        <w:t xml:space="preserve">“Yeah, only if you believe Madelyn-Rash actually built a functional </w:t>
+      </w:r>
+      <w:proofErr w:type="spellStart"/>
+      <w:r>
+        <w:rPr>
+          <w:rFonts w:eastAsia="Calibri"/>
+        </w:rPr>
+        <w:t>stardrive</w:t>
+      </w:r>
+      <w:proofErr w:type="spellEnd"/>
+      <w:r>
+        <w:rPr>
+          <w:rFonts w:eastAsia="Calibri"/>
+        </w:rPr>
+        <w:t xml:space="preserve">, which is </w:t>
       </w:r>
       <w:r>
         <w:rPr>
@@ -9122,7 +9726,21 @@
         <w:rPr>
           <w:rFonts w:eastAsia="Calibri"/>
         </w:rPr>
-        <w:t>“For sure. But you gotta admit it’s fun to think about.”</w:t>
+        <w:t xml:space="preserve">“For sure. But you </w:t>
+      </w:r>
+      <w:proofErr w:type="spellStart"/>
+      <w:r>
+        <w:rPr>
+          <w:rFonts w:eastAsia="Calibri"/>
+        </w:rPr>
+        <w:t>gotta</w:t>
+      </w:r>
+      <w:proofErr w:type="spellEnd"/>
+      <w:r>
+        <w:rPr>
+          <w:rFonts w:eastAsia="Calibri"/>
+        </w:rPr>
+        <w:t xml:space="preserve"> admit it’s fun to think about.”</w:t>
       </w:r>
     </w:p>
     <w:p>
@@ -9268,7 +9886,14 @@
         <w:rPr>
           <w:rFonts w:eastAsia="Calibri"/>
         </w:rPr>
-        <w:t xml:space="preserve">The Cloud Garden’s arboretum was filled to the brim with trees, between which wove stone paths and beds of exotic flowers, all kept healthy by a robust climate control system. A few researchers were still hard at work collecting samples from the latest batch of crossbred flora, so Cassandra and Akiko wouldn’t be alone, but that was fine. </w:t>
+        <w:t xml:space="preserve">The Cloud Garden’s arboretum was filled to the brim with trees, between which wove stone paths and beds of exotic flowers, all kept healthy by a robust climate control system. A few </w:t>
+      </w:r>
+      <w:r>
+        <w:rPr>
+          <w:rFonts w:eastAsia="Calibri"/>
+        </w:rPr>
+        <w:lastRenderedPageBreak/>
+        <w:t xml:space="preserve">researchers were still hard at work collecting samples from the latest batch of crossbred flora, so Cassandra and Akiko wouldn’t be alone, but that was fine. </w:t>
       </w:r>
     </w:p>
     <w:p>
@@ -9422,6 +10047,7 @@
           <w:shd w:val="clear" w:color="auto" w:fill="FFFFFF"/>
           <w:lang w:eastAsia="ja-JP"/>
         </w:rPr>
+        <w:lastRenderedPageBreak/>
         <w:t>Chapter</w:t>
       </w:r>
       <w:bookmarkEnd w:id="3"/>
@@ -9505,20 +10131,41 @@
         <w:rPr>
           <w:rFonts w:eastAsia="Calibri"/>
         </w:rPr>
-        <w:t xml:space="preserve">Cassandra went alone, driving a worn-out old van that could have featured on a true crime documentary. Its exhaust pipe spat out smoke as she pulled up to the warehouse and hit the breaks, bringing the vehicle to an abrupt stop, after which she hopped out and waved her hand about to try and usher away some of the dust. The sulfurous odor made her grimace. Those who worked at this facility were brave for putting up with such conditions, she thought. </w:t>
-      </w:r>
-    </w:p>
-    <w:p>
-      <w:pPr>
-        <w:rPr>
-          <w:rFonts w:eastAsia="Calibri"/>
-        </w:rPr>
-      </w:pPr>
-      <w:r>
-        <w:rPr>
-          <w:rFonts w:eastAsia="Calibri"/>
-        </w:rPr>
-        <w:t xml:space="preserve">Her contact at the warehouse was another long-time friend of hers, a security officer named Eirene Katraki. Although she was Cassandra’s senior in years, she was her junior in rank, which, thankfully, did not seem to bother her much. After Eirene volunteered to fill an open position there in the Roman outskirts, the two had corresponded only infrequently, and Cassandra was eager to catch up. </w:t>
+        <w:t xml:space="preserve">Cassandra went alone, driving a worn-out old van that could have featured on a true crime documentary. Its exhaust pipe spat out smoke as she pulled up to the warehouse and hit the </w:t>
+      </w:r>
+      <w:proofErr w:type="spellStart"/>
+      <w:r>
+        <w:rPr>
+          <w:rFonts w:eastAsia="Calibri"/>
+        </w:rPr>
+        <w:t>breaks</w:t>
+      </w:r>
+      <w:proofErr w:type="spellEnd"/>
+      <w:r>
+        <w:rPr>
+          <w:rFonts w:eastAsia="Calibri"/>
+        </w:rPr>
+        <w:t xml:space="preserve">, bringing the vehicle to an abrupt stop, after which she hopped out and waved her hand about to try and usher away some of the dust. The sulfurous odor made her grimace. Those who worked at this facility were brave for putting up with such conditions, she thought. </w:t>
+      </w:r>
+    </w:p>
+    <w:p>
+      <w:pPr>
+        <w:rPr>
+          <w:rFonts w:eastAsia="Calibri"/>
+        </w:rPr>
+      </w:pPr>
+      <w:r>
+        <w:rPr>
+          <w:rFonts w:eastAsia="Calibri"/>
+        </w:rPr>
+        <w:t xml:space="preserve">Her contact at the warehouse was another long-time friend of hers, a security officer named Eirene Katraki. Although she was Cassandra’s senior in years, she was her junior in rank, which, thankfully, did not seem to bother her much. After Eirene volunteered to fill an open </w:t>
+      </w:r>
+      <w:r>
+        <w:rPr>
+          <w:rFonts w:eastAsia="Calibri"/>
+        </w:rPr>
+        <w:lastRenderedPageBreak/>
+        <w:t xml:space="preserve">position there in the Roman outskirts, the two had corresponded only infrequently, and Cassandra was eager to catch up. </w:t>
       </w:r>
     </w:p>
     <w:p>
@@ -9596,7 +10243,21 @@
         <w:rPr>
           <w:rFonts w:eastAsia="Calibri"/>
         </w:rPr>
-        <w:t>Eirene snapped her fingers and pointed at her friend with a sly wink. “I knew you’d handle anything they threw your way. Good show,” she said. “What about ol’ Eli? Is he holding up alright?”</w:t>
+        <w:t xml:space="preserve">Eirene snapped her fingers and pointed at her friend with a sly wink. “I knew you’d handle anything they threw your way. Good show,” she said. “What about </w:t>
+      </w:r>
+      <w:proofErr w:type="spellStart"/>
+      <w:r>
+        <w:rPr>
+          <w:rFonts w:eastAsia="Calibri"/>
+        </w:rPr>
+        <w:t>ol</w:t>
+      </w:r>
+      <w:proofErr w:type="spellEnd"/>
+      <w:r>
+        <w:rPr>
+          <w:rFonts w:eastAsia="Calibri"/>
+        </w:rPr>
+        <w:t>’ Eli? Is he holding up alright?”</w:t>
       </w:r>
     </w:p>
     <w:p>
@@ -9622,7 +10283,21 @@
         <w:rPr>
           <w:rFonts w:eastAsia="Calibri"/>
         </w:rPr>
-        <w:t>“Splendid! Glad to hear your dear brother’s life is looking up, too. Shame you can’t stick around, though, cause I’d really love to treat you to a meal. We’ve got the latest and greatest in MREs for your dining pleasure if you ever want to drop by again.”</w:t>
+        <w:t xml:space="preserve">“Splendid! Glad to hear your dear brother’s life is looking up, too. Shame you can’t stick around, though, </w:t>
+      </w:r>
+      <w:proofErr w:type="gramStart"/>
+      <w:r>
+        <w:rPr>
+          <w:rFonts w:eastAsia="Calibri"/>
+        </w:rPr>
+        <w:t>cause</w:t>
+      </w:r>
+      <w:proofErr w:type="gramEnd"/>
+      <w:r>
+        <w:rPr>
+          <w:rFonts w:eastAsia="Calibri"/>
+        </w:rPr>
+        <w:t xml:space="preserve"> I’d really love to treat you to a meal. We’ve got the latest and greatest in MREs for your dining pleasure if you ever want to drop by again.”</w:t>
       </w:r>
     </w:p>
     <w:p>
@@ -9661,6 +10336,7 @@
         <w:rPr>
           <w:rFonts w:eastAsia="Calibri"/>
         </w:rPr>
+        <w:lastRenderedPageBreak/>
         <w:t xml:space="preserve">“I’ll make sure to have the kettle ready to go when that happens. And, by ‘the kettle,’ I mean the FRH, but that’s basically the same thing, yeah? Anyway, please, come in, come in. We’ll, uh, talk more inside.” Eirene patted Cassandra on the back and beckoned for her to follow her back into the warehouse. Cassandra obliged. </w:t>
       </w:r>
     </w:p>
@@ -9791,6 +10467,7 @@
         <w:rPr>
           <w:rFonts w:eastAsia="Calibri"/>
         </w:rPr>
+        <w:lastRenderedPageBreak/>
         <w:t>“Wow, a little morbid, don’t you think?”</w:t>
       </w:r>
     </w:p>
@@ -9924,6 +10601,7 @@
         <w:rPr>
           <w:rFonts w:eastAsia="Calibri"/>
         </w:rPr>
+        <w:lastRenderedPageBreak/>
         <w:t xml:space="preserve">“Chief Hao, it’s good to see you,” one of the officers stepped away from his work to say to her. </w:t>
       </w:r>
     </w:p>
@@ -10093,14 +10771,44 @@
         <w:rPr>
           <w:rFonts w:eastAsia="Calibri"/>
         </w:rPr>
-        <w:t xml:space="preserve">“You’re not wrong, but our men in the tower are the only ones who’ll be handling exfiltration if things go south. Well, them and the sniper teams. I wanted a big contingent of guards here just to keep the place secure from Union spies, since there’s a good chance we’re in Lancaster’s bad books after the </w:t>
-      </w:r>
+        <w:t xml:space="preserve">“You’re not wrong, but our men in the tower are the only ones who’ll be handling exfiltration if things go south. Well, them and the sniper teams. I wanted a big contingent of </w:t>
+      </w:r>
+      <w:r>
+        <w:rPr>
+          <w:rFonts w:eastAsia="Calibri"/>
+        </w:rPr>
+        <w:lastRenderedPageBreak/>
+        <w:t xml:space="preserve">guards here just to keep the place secure from Union spies, since there’s a good </w:t>
+      </w:r>
+      <w:proofErr w:type="gramStart"/>
+      <w:r>
+        <w:rPr>
+          <w:rFonts w:eastAsia="Calibri"/>
+        </w:rPr>
+        <w:t>chance</w:t>
+      </w:r>
+      <w:proofErr w:type="gramEnd"/>
+      <w:r>
+        <w:rPr>
+          <w:rFonts w:eastAsia="Calibri"/>
+        </w:rPr>
+        <w:t xml:space="preserve"> we’re in Lancaster’s bad books after the </w:t>
+      </w:r>
+      <w:proofErr w:type="spellStart"/>
       <w:r>
         <w:rPr>
           <w:rFonts w:eastAsia="Calibri"/>
           <w:i/>
         </w:rPr>
-        <w:t xml:space="preserve">Koylma </w:t>
+        <w:t>Koylma</w:t>
+      </w:r>
+      <w:proofErr w:type="spellEnd"/>
+      <w:r>
+        <w:rPr>
+          <w:rFonts w:eastAsia="Calibri"/>
+          <w:i/>
+        </w:rPr>
+        <w:t xml:space="preserve"> </w:t>
       </w:r>
       <w:r>
         <w:rPr>
@@ -10249,7 +10957,14 @@
         <w:rPr>
           <w:rFonts w:eastAsia="Calibri"/>
         </w:rPr>
-        <w:t>“Mm-hmm. The Prime Minister’s speech should start in…” Cassandra checked the grandfather clock on the adjacent wall. “...two hours. Two hours and twenty minutes, I guess. If either Lancaster or Vargas makes a move, chances are it’ll be either then, or at the closing ceremony two days from now, since they’ll both have an excuse to bring a lot of troops into the Tower. Doesn’t mean we can just relax in the meantime, though.”</w:t>
+        <w:t xml:space="preserve">“Mm-hmm. The Prime Minister’s speech should start in…” Cassandra checked the grandfather clock on the adjacent wall. “...two hours. Two hours and twenty minutes, I guess. If either Lancaster or Vargas makes a move, chances are it’ll be either then, or at the closing </w:t>
+      </w:r>
+      <w:r>
+        <w:rPr>
+          <w:rFonts w:eastAsia="Calibri"/>
+        </w:rPr>
+        <w:lastRenderedPageBreak/>
+        <w:t>ceremony two days from now, since they’ll both have an excuse to bring a lot of troops into the Tower. Doesn’t mean we can just relax in the meantime, though.”</w:t>
       </w:r>
     </w:p>
     <w:p>
@@ -10316,7 +11031,23 @@
           <w:rFonts w:eastAsia="Calibri"/>
           <w:b/>
         </w:rPr>
-        <w:t>[todo: Rewrite this entire scene so Cassandra is at the conference and doesn’t need this annoying radio back-and-forth. She sees the explosion first-hand, panics over Akiko’s well-being, and witnesses Lancaster’s accusations against Aleph Null while being held at gunpoint. Afterwards, her mother is quietly enraged and declares that their next step is to meet with Jackson, whom Eirene confirms has made it to the warehouse.]</w:t>
+        <w:t>[</w:t>
+      </w:r>
+      <w:proofErr w:type="spellStart"/>
+      <w:r>
+        <w:rPr>
+          <w:rFonts w:eastAsia="Calibri"/>
+          <w:b/>
+        </w:rPr>
+        <w:t>todo</w:t>
+      </w:r>
+      <w:proofErr w:type="spellEnd"/>
+      <w:r>
+        <w:rPr>
+          <w:rFonts w:eastAsia="Calibri"/>
+          <w:b/>
+        </w:rPr>
+        <w:t>: Rewrite this entire scene so Cassandra is at the conference and doesn’t need this annoying radio back-and-forth. She sees the explosion first-hand, panics over Akiko’s well-being, and witnesses Lancaster’s accusations against Aleph Null while being held at gunpoint. Afterwards, her mother is quietly enraged and declares that their next step is to meet with Jackson, whom Eirene confirms has made it to the warehouse.]</w:t>
       </w:r>
     </w:p>
     <w:p>
@@ -10423,6 +11154,7 @@
         <w:rPr>
           <w:rFonts w:eastAsia="Calibri"/>
         </w:rPr>
+        <w:lastRenderedPageBreak/>
         <w:t xml:space="preserve">Cassandra leaned back in front of her screen and grabbed a slice of pizza margherita from the takeout box next to her. It was actually quite good, she thought, so she wasn’t too jealous of her brother and mother. </w:t>
       </w:r>
     </w:p>
@@ -10566,6 +11298,7 @@
         <w:rPr>
           <w:rFonts w:eastAsia="Calibri"/>
         </w:rPr>
+        <w:lastRenderedPageBreak/>
         <w:t>“We argued fiercely to secure our spot at this event. Allow me to introduce myself properly. My name is Nathaniel Bergstrom, deputy mayor of Geneva,” the man said, shaking Elias’ hand stiffly.</w:t>
       </w:r>
     </w:p>
@@ -10696,7 +11429,14 @@
         <w:rPr>
           <w:rFonts w:eastAsia="Calibri"/>
         </w:rPr>
-        <w:t>Nathaniel laughed. “Hardly. I was talking with your mother before, remember? She mentioned it. I’ve heard that hotel is quite luxurious; sadly, our budget was too tight for us to join you there. Charlotte and I are staying in a rather basic establishment several miles south of here. It’s a far cry from our accommodations in Geneva.”</w:t>
+        <w:t xml:space="preserve">Nathaniel laughed. “Hardly. I was talking with your mother before, remember? She mentioned it. I’ve heard that hotel is quite luxurious; sadly, our budget was too tight for us to </w:t>
+      </w:r>
+      <w:r>
+        <w:rPr>
+          <w:rFonts w:eastAsia="Calibri"/>
+        </w:rPr>
+        <w:lastRenderedPageBreak/>
+        <w:t>join you there. Charlotte and I are staying in a rather basic establishment several miles south of here. It’s a far cry from our accommodations in Geneva.”</w:t>
       </w:r>
     </w:p>
     <w:p>
@@ -10878,6 +11618,7 @@
         <w:rPr>
           <w:rFonts w:eastAsia="Calibri"/>
         </w:rPr>
+        <w:lastRenderedPageBreak/>
         <w:t>“Naturally, if anything comes up that may impact Aleph Null’s operations, you have my word that you’ll be the first to know.”</w:t>
       </w:r>
     </w:p>
@@ -10959,7 +11700,21 @@
         <w:rPr>
           <w:rFonts w:eastAsia="Calibri"/>
         </w:rPr>
-        <w:t>As soon as the clock struck eight, the music playing throughout the Grand Balcony fell silent, its sudden absence urging the crowd to do the same. Once they had done so, an unassuming old man in a navy blue suit made his way up to the podium, using an engraved cane to support his walk, and began to speak.</w:t>
+        <w:t xml:space="preserve">As soon as the clock struck eight, the music playing throughout the Grand Balcony fell silent, its sudden absence urging the crowd to do the same. Once they had done so, an unassuming old man in a </w:t>
+      </w:r>
+      <w:proofErr w:type="gramStart"/>
+      <w:r>
+        <w:rPr>
+          <w:rFonts w:eastAsia="Calibri"/>
+        </w:rPr>
+        <w:t>navy blue</w:t>
+      </w:r>
+      <w:proofErr w:type="gramEnd"/>
+      <w:r>
+        <w:rPr>
+          <w:rFonts w:eastAsia="Calibri"/>
+        </w:rPr>
+        <w:t xml:space="preserve"> suit made his way up to the podium, using an engraved cane to support his walk, and began to speak.</w:t>
       </w:r>
     </w:p>
     <w:p>
@@ -10998,7 +11753,14 @@
         <w:rPr>
           <w:rFonts w:eastAsia="Calibri"/>
         </w:rPr>
-        <w:t>Listening in from her nest in the hotel, Cassandra frowned. The introductory speaker had introduced Marcus Fairchild as the overseer of three separate administrations, an unprecedented concentration of power that must have been a recent development. Those from Aleph Null had treated with him before, but only as the overseer of the Defense Administration. Now, he was able to dictate what technologies the Union pursued, how its weapons were used, and how its people could travel. He was an especially dangerous cog in the machine, one by which far too many others were driven. It was an ill omen for the stability of such a superpower.</w:t>
+        <w:t xml:space="preserve">Listening in from her nest in the hotel, Cassandra frowned. The introductory speaker had introduced Marcus Fairchild as the overseer of three separate administrations, an unprecedented concentration of power that must have been a recent development. Those from Aleph Null had </w:t>
+      </w:r>
+      <w:r>
+        <w:rPr>
+          <w:rFonts w:eastAsia="Calibri"/>
+        </w:rPr>
+        <w:lastRenderedPageBreak/>
+        <w:t>treated with him before, but only as the overseer of the Defense Administration. Now, he was able to dictate what technologies the Union pursued, how its weapons were used, and how its people could travel. He was an especially dangerous cog in the machine, one by which far too many others were driven. It was an ill omen for the stability of such a superpower.</w:t>
       </w:r>
     </w:p>
     <w:p>
@@ -11102,6 +11864,7 @@
         <w:rPr>
           <w:rFonts w:eastAsia="Calibri"/>
         </w:rPr>
+        <w:lastRenderedPageBreak/>
         <w:t>“As my more erudite colleagues are likely aware, most of the dissent against Rho came from religious groups, save for one,” Marcus continued. “A small group of heretics, the Technologist faction of the Catholic Church, believed that, because man was created in God’s image, it was our destiny to create life, just as He did. This was obviously a radical re-interpretation of scripture, so they were heavily outnumbered by their Luddite peers, who unequivocally condemned this research. All were excommunicated.”</w:t>
       </w:r>
     </w:p>
@@ -11206,6 +11969,7 @@
         <w:rPr>
           <w:rFonts w:eastAsia="Calibri"/>
         </w:rPr>
+        <w:lastRenderedPageBreak/>
         <w:t>“It would seem so. They may have assumed themselves lucky or blessed by God, never realizing that they were being aided by a heretical abomination.”</w:t>
       </w:r>
     </w:p>
@@ -11349,6 +12113,7 @@
         <w:rPr>
           <w:rFonts w:eastAsia="Calibri"/>
         </w:rPr>
+        <w:lastRenderedPageBreak/>
         <w:t>“Not in the slightest,” Cassandra replied. “Our work with the D.A. was about developing a new spacecraft to supply orbital installations. However, I wonder…Akiko, you said you worked under Marcus Fairchild for a year. Did these ‘Mourners’ of his ever come up?”</w:t>
       </w:r>
     </w:p>
@@ -11466,20 +12231,41 @@
         <w:rPr>
           <w:rFonts w:eastAsia="Calibri"/>
         </w:rPr>
-        <w:t>“One day, perhaps. However, that is unimportant.. No, the main advantage of our Mourners is that they can be mass-produced at low cost, making them…viable substitutes for a human military force.” There seemed a hint of disgust in his voice, Cassandra thought.</w:t>
-      </w:r>
-    </w:p>
-    <w:p>
-      <w:pPr>
-        <w:rPr>
-          <w:rFonts w:eastAsia="Calibri"/>
-        </w:rPr>
-      </w:pPr>
-      <w:r>
-        <w:rPr>
-          <w:rFonts w:eastAsia="Calibri"/>
-        </w:rPr>
-        <w:t>“Unmanned drones have been used for centuries, but, unlike those robots, Mourners can actually hold territory like regular infantry,” Magnus said, joining his co-presenter at the podium. “A single AI ‘program’ has enough processing power to remotely control an entire squad of bodies like Lena’s, without any risk to itself, assuming that its central processing unit stays off the field. Though the Nicaea Agreement does not require it, we intend to only utilize willing volunteers, enforce strict and regular psychological evaluations, and afford all Mourners full constitutional rights, lest you worry about provoking some sort of robot uprising.”</w:t>
+        <w:t xml:space="preserve">“One day, perhaps. However, that is </w:t>
+      </w:r>
+      <w:proofErr w:type="gramStart"/>
+      <w:r>
+        <w:rPr>
+          <w:rFonts w:eastAsia="Calibri"/>
+        </w:rPr>
+        <w:t>unimportant..</w:t>
+      </w:r>
+      <w:proofErr w:type="gramEnd"/>
+      <w:r>
+        <w:rPr>
+          <w:rFonts w:eastAsia="Calibri"/>
+        </w:rPr>
+        <w:t xml:space="preserve"> No, the main advantage of our Mourners is that they can be mass-produced at low cost, making them…viable substitutes for a human military force.” There seemed a hint of disgust in his voice, Cassandra thought.</w:t>
+      </w:r>
+    </w:p>
+    <w:p>
+      <w:pPr>
+        <w:rPr>
+          <w:rFonts w:eastAsia="Calibri"/>
+        </w:rPr>
+      </w:pPr>
+      <w:r>
+        <w:rPr>
+          <w:rFonts w:eastAsia="Calibri"/>
+        </w:rPr>
+        <w:t xml:space="preserve">“Unmanned drones have been used for centuries, but, unlike those robots, Mourners can actually hold territory like regular infantry,” Magnus said, joining his co-presenter at the podium. “A single AI ‘program’ has enough processing power to remotely control an entire squad of bodies like Lena’s, without any risk to itself, assuming that its central processing unit stays off </w:t>
+      </w:r>
+      <w:r>
+        <w:rPr>
+          <w:rFonts w:eastAsia="Calibri"/>
+        </w:rPr>
+        <w:lastRenderedPageBreak/>
+        <w:t>the field. Though the Nicaea Agreement does not require it, we intend to only utilize willing volunteers, enforce strict and regular psychological evaluations, and afford all Mourners full constitutional rights, lest you worry about provoking some sort of robot uprising.”</w:t>
       </w:r>
     </w:p>
     <w:p>
@@ -11622,6 +12408,7 @@
         <w:rPr>
           <w:rFonts w:eastAsia="Calibri"/>
         </w:rPr>
+        <w:lastRenderedPageBreak/>
         <w:t>Cassandra had some familiarity with ASPIS thanks to her work with the Defense Administration. The “Automatic Safeguard Protocol with Intelligent Subsystems” was an allegedly defensive superweapon, although its specifications were highly classified. All she and her friends knew was that it involved orbital weapons platforms, and that the weapon had never once been used in battle.</w:t>
       </w:r>
     </w:p>
@@ -11713,7 +12500,28 @@
         <w:rPr>
           <w:rFonts w:eastAsia="Calibri"/>
         </w:rPr>
-        <w:t>“If you can find evidence linking the American resistance to a major power, then that might be a start,” Magnus said. “A start. Cowardly acts of terror won’t require mobilization of our forces to the extent that upgrading ASPIS would be seen as necessary. No, we’d need a convenient invasion by someone like the Tehran Pact to serve as a casus belli.”</w:t>
+        <w:t xml:space="preserve">“If you can find evidence linking the American resistance to a major power, then that might be a start,” Magnus said. “A start. Cowardly acts of terror won’t require mobilization of </w:t>
+      </w:r>
+      <w:r>
+        <w:rPr>
+          <w:rFonts w:eastAsia="Calibri"/>
+        </w:rPr>
+        <w:lastRenderedPageBreak/>
+        <w:t xml:space="preserve">our forces to the extent that upgrading ASPIS would be seen as necessary. No, we’d need a convenient invasion by someone like the Tehran Pact to serve as a casus </w:t>
+      </w:r>
+      <w:proofErr w:type="gramStart"/>
+      <w:r>
+        <w:rPr>
+          <w:rFonts w:eastAsia="Calibri"/>
+        </w:rPr>
+        <w:t>belli</w:t>
+      </w:r>
+      <w:proofErr w:type="gramEnd"/>
+      <w:r>
+        <w:rPr>
+          <w:rFonts w:eastAsia="Calibri"/>
+        </w:rPr>
+        <w:t>.”</w:t>
       </w:r>
     </w:p>
     <w:p>
@@ -11830,20 +12638,41 @@
         <w:rPr>
           <w:rFonts w:eastAsia="Calibri"/>
         </w:rPr>
-        <w:t>“VIP one-two is with us, en route to the primary evac point,” the bodyguard reported. “No sign of VIP four-niner, over.”</w:t>
-      </w:r>
-    </w:p>
-    <w:p>
-      <w:pPr>
-        <w:rPr>
-          <w:rFonts w:eastAsia="Calibri"/>
-        </w:rPr>
-      </w:pPr>
-      <w:r>
-        <w:rPr>
-          <w:rFonts w:eastAsia="Calibri"/>
-        </w:rPr>
-        <w:t>“Shit, shit, shit,” Cassandra muttered to herself, doing her best to keep her composure. “Uh, Daleth one-two, proceed as planned, then make your way to the secondary evac point. Daleth Overwatch will rendezvous with you there, then continue to the Samekh Wing outpost. Over.”</w:t>
+        <w:t xml:space="preserve">“VIP one-two is with us, </w:t>
+      </w:r>
+      <w:proofErr w:type="spellStart"/>
+      <w:r>
+        <w:rPr>
+          <w:rFonts w:eastAsia="Calibri"/>
+        </w:rPr>
+        <w:t>en</w:t>
+      </w:r>
+      <w:proofErr w:type="spellEnd"/>
+      <w:r>
+        <w:rPr>
+          <w:rFonts w:eastAsia="Calibri"/>
+        </w:rPr>
+        <w:t xml:space="preserve"> route to the primary evac point,” the bodyguard reported. “No sign of VIP four-niner, over.”</w:t>
+      </w:r>
+    </w:p>
+    <w:p>
+      <w:pPr>
+        <w:rPr>
+          <w:rFonts w:eastAsia="Calibri"/>
+        </w:rPr>
+      </w:pPr>
+      <w:r>
+        <w:rPr>
+          <w:rFonts w:eastAsia="Calibri"/>
+        </w:rPr>
+        <w:t xml:space="preserve">“Shit, shit, shit,” Cassandra muttered to herself, doing her best to keep her composure. “Uh, Daleth one-two, proceed as planned, then make your way to the secondary evac point. </w:t>
+      </w:r>
+      <w:r>
+        <w:rPr>
+          <w:rFonts w:eastAsia="Calibri"/>
+        </w:rPr>
+        <w:lastRenderedPageBreak/>
+        <w:t>Daleth Overwatch will rendezvous with you there, then continue to the Samekh Wing outpost. Over.”</w:t>
       </w:r>
     </w:p>
     <w:p>
@@ -11869,7 +12698,21 @@
         <w:rPr>
           <w:rFonts w:eastAsia="Calibri"/>
         </w:rPr>
-        <w:t>“So we’re leaving?” Akiko asked.</w:t>
+        <w:t>“</w:t>
+      </w:r>
+      <w:proofErr w:type="gramStart"/>
+      <w:r>
+        <w:rPr>
+          <w:rFonts w:eastAsia="Calibri"/>
+        </w:rPr>
+        <w:t>So</w:t>
+      </w:r>
+      <w:proofErr w:type="gramEnd"/>
+      <w:r>
+        <w:rPr>
+          <w:rFonts w:eastAsia="Calibri"/>
+        </w:rPr>
+        <w:t xml:space="preserve"> we’re leaving?” Akiko asked.</w:t>
       </w:r>
     </w:p>
     <w:p>
@@ -11973,6 +12816,7 @@
         <w:rPr>
           <w:rFonts w:eastAsia="Calibri"/>
         </w:rPr>
+        <w:lastRenderedPageBreak/>
         <w:t>“Do we even know that?” Akiko asked. “There was that thing with Xiang’s buddy, so we could be walking into a shootout if shit hit the fan while we were gone. Well, it kinda already did, but you know what I mean.”</w:t>
       </w:r>
     </w:p>
@@ -12135,6 +12979,7 @@
           <w:shd w:val="clear" w:color="auto" w:fill="FFFFFF"/>
           <w:lang w:eastAsia="ja-JP"/>
         </w:rPr>
+        <w:lastRenderedPageBreak/>
         <w:t>Chapter</w:t>
       </w:r>
       <w:bookmarkEnd w:id="4"/>
@@ -12270,6 +13115,7 @@
         <w:rPr>
           <w:rFonts w:eastAsia="Calibri"/>
         </w:rPr>
+        <w:lastRenderedPageBreak/>
         <w:t xml:space="preserve">“Hey, Cass, good to see a friend. Not sure why you’re here, though. Thought you and your family would’ve been off to Athens by now,” Eirene said. </w:t>
       </w:r>
     </w:p>
@@ -12348,7 +13194,21 @@
         <w:rPr>
           <w:rFonts w:eastAsia="Calibri"/>
         </w:rPr>
-        <w:t>“Sure didn’t. We fought back, of course, and repelled the first wave. Guess they realized we weren’t who they thought we were at that point, ‘cause next time, they sent in a guy to talk. Told him he’d have to take it up with our embassy, just like you said, and he agreed, but called in the airship to make sure none of us make a run for it in the meantime.”</w:t>
+        <w:t xml:space="preserve">“Sure didn’t. We fought back, of course, and repelled the first wave. Guess they realized we weren’t who they thought we were at that point, </w:t>
+      </w:r>
+      <w:proofErr w:type="spellStart"/>
+      <w:r>
+        <w:rPr>
+          <w:rFonts w:eastAsia="Calibri"/>
+        </w:rPr>
+        <w:t>‘cause</w:t>
+      </w:r>
+      <w:proofErr w:type="spellEnd"/>
+      <w:r>
+        <w:rPr>
+          <w:rFonts w:eastAsia="Calibri"/>
+        </w:rPr>
+        <w:t xml:space="preserve"> next time, they sent in a guy to talk. Told him he’d have to take it up with our embassy, just like you said, and he agreed, but called in the airship to make sure none of us make a run for it in the meantime.”</w:t>
       </w:r>
     </w:p>
     <w:p>
@@ -12413,6 +13273,7 @@
         <w:rPr>
           <w:rFonts w:eastAsia="Calibri"/>
         </w:rPr>
+        <w:lastRenderedPageBreak/>
         <w:t xml:space="preserve">“They cared enough to let me and my family go during the </w:t>
       </w:r>
       <w:r>
@@ -12595,6 +13456,7 @@
         <w:rPr>
           <w:rFonts w:eastAsia="Calibri"/>
         </w:rPr>
+        <w:lastRenderedPageBreak/>
         <w:t>Cassandra sighed and massaged her temples with her right hand, trying to rub away the headache she was rapidly developing. “I know, I know,” she said. “I just don’t like having to ‘sit pretty’ for lord knows how long. Do you know how stressful it is not knowing if my mother is even alive?”</w:t>
       </w:r>
     </w:p>
@@ -12608,7 +13470,21 @@
         <w:rPr>
           <w:rFonts w:eastAsia="Calibri"/>
         </w:rPr>
-        <w:t xml:space="preserve">“Nah, I get it, I get it. Hey, rather than bouncing off the walls, why don’t you go check on mister fugitive over in my office? Don’t expect him to be too talkative, though. The guy wasn’t in great shape when he showed up, so we had a medic take a look at him, make sure he wasn’t going to flop over and die. After the doc said he was gonna live, we figured ‘eh y’know, why not let him rest?’ And it seemed like he needed it, ‘cause as far as I know, he’s still sleeping back there.” </w:t>
+        <w:t xml:space="preserve">“Nah, I get it, I get it. Hey, rather than bouncing off the walls, why don’t you go check on mister fugitive over in my office? Don’t expect him to be too talkative, though. The guy wasn’t in great shape when he showed up, so we had a medic take a look at him, make sure he wasn’t going to flop over and die. After the doc said he was gonna live, we figured ‘eh y’know, why not let him rest?’ And it seemed like he needed it, </w:t>
+      </w:r>
+      <w:proofErr w:type="spellStart"/>
+      <w:r>
+        <w:rPr>
+          <w:rFonts w:eastAsia="Calibri"/>
+        </w:rPr>
+        <w:t>‘cause</w:t>
+      </w:r>
+      <w:proofErr w:type="spellEnd"/>
+      <w:r>
+        <w:rPr>
+          <w:rFonts w:eastAsia="Calibri"/>
+        </w:rPr>
+        <w:t xml:space="preserve"> as far as I know, he’s still sleeping back there.” </w:t>
       </w:r>
     </w:p>
     <w:p>
@@ -12634,7 +13510,35 @@
         <w:rPr>
           <w:rFonts w:eastAsia="Calibri"/>
         </w:rPr>
-        <w:t>“We can use the floodlights. I’ll have one of my guys flash ‘em a message in morse code,” Eirene suggested.</w:t>
+        <w:t xml:space="preserve">“We can use the floodlights. I’ll have one of my guys </w:t>
+      </w:r>
+      <w:proofErr w:type="gramStart"/>
+      <w:r>
+        <w:rPr>
+          <w:rFonts w:eastAsia="Calibri"/>
+        </w:rPr>
+        <w:t>flash</w:t>
+      </w:r>
+      <w:proofErr w:type="gramEnd"/>
+      <w:r>
+        <w:rPr>
+          <w:rFonts w:eastAsia="Calibri"/>
+        </w:rPr>
+        <w:t xml:space="preserve"> ‘</w:t>
+      </w:r>
+      <w:proofErr w:type="spellStart"/>
+      <w:r>
+        <w:rPr>
+          <w:rFonts w:eastAsia="Calibri"/>
+        </w:rPr>
+        <w:t>em</w:t>
+      </w:r>
+      <w:proofErr w:type="spellEnd"/>
+      <w:r>
+        <w:rPr>
+          <w:rFonts w:eastAsia="Calibri"/>
+        </w:rPr>
+        <w:t xml:space="preserve"> a message in morse code,” Eirene suggested.</w:t>
       </w:r>
     </w:p>
     <w:p>
@@ -12673,7 +13577,21 @@
         <w:rPr>
           <w:rFonts w:eastAsia="Calibri"/>
         </w:rPr>
-        <w:t xml:space="preserve">“Be back in just a minute then.” Cassandra paused. “And this guy didn’t say anything about why he was on the run? ‘Cause my theories are just theories; for all I know, we could be harboring, say, a serial killer. Not that I think Xiang would be friends with one.” </w:t>
+        <w:t xml:space="preserve">“Be back in just a minute then.” Cassandra paused. “And this guy didn’t say anything about why he was on the run? </w:t>
+      </w:r>
+      <w:proofErr w:type="spellStart"/>
+      <w:r>
+        <w:rPr>
+          <w:rFonts w:eastAsia="Calibri"/>
+        </w:rPr>
+        <w:t>‘Cause</w:t>
+      </w:r>
+      <w:proofErr w:type="spellEnd"/>
+      <w:r>
+        <w:rPr>
+          <w:rFonts w:eastAsia="Calibri"/>
+        </w:rPr>
+        <w:t xml:space="preserve"> my theories are just theories; for all I know, we could be harboring, say, a serial killer. Not that I think Xiang would be friends with one.” </w:t>
       </w:r>
     </w:p>
     <w:p>
@@ -12725,6 +13643,7 @@
         <w:rPr>
           <w:rFonts w:eastAsia="Calibri"/>
         </w:rPr>
+        <w:lastRenderedPageBreak/>
         <w:t xml:space="preserve">Cassandra nodded, and gently stepped into the office where the fugitive lay asleep, which was guarded by two of Eirene’s men. He was a pale, skinny boy who looked about her age, with messy brown hair and flecks of dirt still on his face where the medic had neglected to clean. His clothes were unusually high-quality for someone who claimed to be a fugitive from justice, although they were torn and stained with mud. </w:t>
       </w:r>
     </w:p>
@@ -12818,7 +13737,39 @@
           <w:rFonts w:eastAsia="Calibri"/>
           <w:b/>
         </w:rPr>
-        <w:t xml:space="preserve">[todo: some kind of transition scene here. Also probably cut most of the previous scene cause it sucks.] </w:t>
+        <w:t>[</w:t>
+      </w:r>
+      <w:proofErr w:type="spellStart"/>
+      <w:r>
+        <w:rPr>
+          <w:rFonts w:eastAsia="Calibri"/>
+          <w:b/>
+        </w:rPr>
+        <w:t>todo</w:t>
+      </w:r>
+      <w:proofErr w:type="spellEnd"/>
+      <w:r>
+        <w:rPr>
+          <w:rFonts w:eastAsia="Calibri"/>
+          <w:b/>
+        </w:rPr>
+        <w:t xml:space="preserve">: some kind of transition scene here. Also probably cut most of the previous scene </w:t>
+      </w:r>
+      <w:proofErr w:type="gramStart"/>
+      <w:r>
+        <w:rPr>
+          <w:rFonts w:eastAsia="Calibri"/>
+          <w:b/>
+        </w:rPr>
+        <w:t>cause</w:t>
+      </w:r>
+      <w:proofErr w:type="gramEnd"/>
+      <w:r>
+        <w:rPr>
+          <w:rFonts w:eastAsia="Calibri"/>
+          <w:b/>
+        </w:rPr>
+        <w:t xml:space="preserve"> it sucks.] </w:t>
       </w:r>
     </w:p>
     <w:p>
@@ -12857,6 +13808,7 @@
         <w:rPr>
           <w:rFonts w:eastAsia="Calibri"/>
         </w:rPr>
+        <w:lastRenderedPageBreak/>
         <w:t>“Glad to see you’re well, mother,” she said. Just like how Eirene had greeted her earlier that day, she now looked down upon Shufen and her entourage from atop the loading dock.</w:t>
       </w:r>
     </w:p>
@@ -12948,7 +13900,21 @@
         <w:rPr>
           <w:rFonts w:eastAsia="Calibri"/>
         </w:rPr>
-        <w:t>Shufen stepped up onto the loading bay and followed her daughter indoors. Both Elias and Eirene expressed the same relief as Cassandra that their Director had made it through the ordeal in Rome, and, after that, all four of them left to confer in the privacy of Eirene’s office. Only Akiko remained outside with the guards, with Cassandra’s promise that they would be home before long.</w:t>
+        <w:t xml:space="preserve">Shufen stepped up onto the loading bay and followed her daughter indoors. Both Elias and Eirene expressed the same relief as Cassandra that their </w:t>
+      </w:r>
+      <w:proofErr w:type="gramStart"/>
+      <w:r>
+        <w:rPr>
+          <w:rFonts w:eastAsia="Calibri"/>
+        </w:rPr>
+        <w:t>Director</w:t>
+      </w:r>
+      <w:proofErr w:type="gramEnd"/>
+      <w:r>
+        <w:rPr>
+          <w:rFonts w:eastAsia="Calibri"/>
+        </w:rPr>
+        <w:t xml:space="preserve"> had made it through the ordeal in Rome, and, after that, all four of them left to confer in the privacy of Eirene’s office. Only Akiko remained outside with the guards, with Cassandra’s promise that they would be home before long.</w:t>
       </w:r>
     </w:p>
     <w:p>
@@ -13013,7 +13979,14 @@
         <w:rPr>
           <w:rFonts w:eastAsia="Calibri"/>
         </w:rPr>
-        <w:t>“You shouldn’t.  I’ll assume you know nothing about what happened after the bombing and start from the beginning.” Shufen cleared her throat and stood such that she faced the rest of the crowd. “The blast, which Union law enforcement has already determined was caused by an improvised explosive device, set a fire in the grand balcony. The fire department put it out before it spread to the rest of the building, but, unfortunately, Prime Minister Albani perished in the blast, along with, last I heard, at least three other people.</w:t>
+        <w:t xml:space="preserve">“You shouldn’t.  I’ll assume you know nothing about what happened after the bombing and start from the beginning.” Shufen cleared her throat and stood such that she faced the rest of the crowd. “The blast, which Union law enforcement has already determined was caused by an </w:t>
+      </w:r>
+      <w:r>
+        <w:rPr>
+          <w:rFonts w:eastAsia="Calibri"/>
+        </w:rPr>
+        <w:lastRenderedPageBreak/>
+        <w:t>improvised explosive device, set a fire in the grand balcony. The fire department put it out before it spread to the rest of the building, but, unfortunately, Prime Minister Albani perished in the blast, along with, last I heard, at least three other people.</w:t>
       </w:r>
     </w:p>
     <w:p>
@@ -13104,7 +14077,21 @@
         <w:rPr>
           <w:rFonts w:eastAsia="Calibri"/>
         </w:rPr>
-        <w:t>“For a small mercy, Grand Admiral Lancaster - or, perhaps I should say, acting Prime Minister Lancaster - has not formally accused us of the crime. That’s why I’ve been allowed to meet with you all, and why we will be allowed to return to Athens tomorrow morning. However, I was forced to make…concessions.”</w:t>
+        <w:t xml:space="preserve">“For a small mercy, Grand Admiral Lancaster - or, perhaps I should say, acting Prime Minister Lancaster - has not formally accused us of the crime. That’s why I’ve been allowed to meet with you all, and why we will be allowed to return to </w:t>
+      </w:r>
+      <w:proofErr w:type="gramStart"/>
+      <w:r>
+        <w:rPr>
+          <w:rFonts w:eastAsia="Calibri"/>
+        </w:rPr>
+        <w:t>Athens</w:t>
+      </w:r>
+      <w:proofErr w:type="gramEnd"/>
+      <w:r>
+        <w:rPr>
+          <w:rFonts w:eastAsia="Calibri"/>
+        </w:rPr>
+        <w:t xml:space="preserve"> tomorrow morning. However, I was forced to make…concessions.”</w:t>
       </w:r>
     </w:p>
     <w:p>
@@ -13169,7 +14156,14 @@
         <w:rPr>
           <w:rFonts w:eastAsia="Calibri"/>
         </w:rPr>
-        <w:t>“That isn’t how I would phrase it, but I can’t dispute your assessment of his character. Regardless of whether he intended things to play out this way, the fact remains that the Union now has a strong foothold in Athens, one which we aren’t in a position to oppose. If we want to retain our sovereignty, we’d best tread very carefully.”</w:t>
+        <w:t xml:space="preserve">“That isn’t how I would phrase it, but I can’t dispute your assessment of his character. Regardless of whether he intended things to play out this way, the fact remains that the Union </w:t>
+      </w:r>
+      <w:r>
+        <w:rPr>
+          <w:rFonts w:eastAsia="Calibri"/>
+        </w:rPr>
+        <w:lastRenderedPageBreak/>
+        <w:t>now has a strong foothold in Athens, one which we aren’t in a position to oppose. If we want to retain our sovereignty, we’d best tread very carefully.”</w:t>
       </w:r>
     </w:p>
     <w:p>
@@ -13364,6 +14358,7 @@
         <w:rPr>
           <w:rFonts w:eastAsia="Calibri"/>
         </w:rPr>
+        <w:lastRenderedPageBreak/>
         <w:t xml:space="preserve"> “And who is ‘them?’ The Skywatch?” Cassandra asked.</w:t>
       </w:r>
     </w:p>
@@ -13403,7 +14398,21 @@
         <w:rPr>
           <w:rFonts w:eastAsia="Calibri"/>
         </w:rPr>
-        <w:t xml:space="preserve">“Indeed he was! If there’s one thing capitalists love, it’s eating their own. It’s how they get stronger.” </w:t>
+        <w:t>“</w:t>
+      </w:r>
+      <w:proofErr w:type="gramStart"/>
+      <w:r>
+        <w:rPr>
+          <w:rFonts w:eastAsia="Calibri"/>
+        </w:rPr>
+        <w:t>Indeed</w:t>
+      </w:r>
+      <w:proofErr w:type="gramEnd"/>
+      <w:r>
+        <w:rPr>
+          <w:rFonts w:eastAsia="Calibri"/>
+        </w:rPr>
+        <w:t xml:space="preserve"> he was! If there’s one thing capitalists love, it’s eating their own. It’s how they get stronger.” </w:t>
       </w:r>
     </w:p>
     <w:p>
@@ -13507,6 +14516,7 @@
         <w:rPr>
           <w:rFonts w:eastAsia="Calibri"/>
         </w:rPr>
+        <w:lastRenderedPageBreak/>
         <w:t>“For the benefit of all mankind,” Shufen said with disgust. “Lancaster said those exact words to me at the conference.”</w:t>
       </w:r>
     </w:p>
@@ -13572,7 +14582,21 @@
         <w:rPr>
           <w:rFonts w:eastAsia="Calibri"/>
         </w:rPr>
-        <w:t xml:space="preserve">“It’s the only way that has a chance of working,” Jackson explained. “Any attempts to physically disconnect the security system will make the whole thing self-destruct. A Mourner, however, could root it out at a software level, which is why he wants our technology so badly. When my father made clear his intentions to share it with the world he and all of his allies were declared traitors.” His face darkened. “You saw what happened next.” </w:t>
+        <w:t xml:space="preserve">“It’s the only way that has a chance of working,” Jackson explained. “Any attempts to physically disconnect the security system will make the whole thing self-destruct. A Mourner, however, could root it out at a software level, which is why he wants our technology so badly. When my father made clear his intentions to share it with the </w:t>
+      </w:r>
+      <w:proofErr w:type="gramStart"/>
+      <w:r>
+        <w:rPr>
+          <w:rFonts w:eastAsia="Calibri"/>
+        </w:rPr>
+        <w:t>world</w:t>
+      </w:r>
+      <w:proofErr w:type="gramEnd"/>
+      <w:r>
+        <w:rPr>
+          <w:rFonts w:eastAsia="Calibri"/>
+        </w:rPr>
+        <w:t xml:space="preserve"> he and all of his allies were declared traitors.” His face darkened. “You saw what happened next.” </w:t>
       </w:r>
     </w:p>
     <w:p>
@@ -13611,7 +14635,22 @@
         <w:rPr>
           <w:rFonts w:eastAsia="Calibri"/>
         </w:rPr>
-        <w:t>“If you wanted us to help you, it was a mistake to refer to your affair with Lancaster as a war. That doesn’t make it sound too appealing for us to join, now does it?,” Elias said.</w:t>
+        <w:lastRenderedPageBreak/>
+        <w:t xml:space="preserve">“If you wanted us to help you, it was a mistake to refer to your affair with Lancaster as a war. That doesn’t make it sound too appealing for us to join, now does </w:t>
+      </w:r>
+      <w:proofErr w:type="gramStart"/>
+      <w:r>
+        <w:rPr>
+          <w:rFonts w:eastAsia="Calibri"/>
+        </w:rPr>
+        <w:t>it?,</w:t>
+      </w:r>
+      <w:proofErr w:type="gramEnd"/>
+      <w:r>
+        <w:rPr>
+          <w:rFonts w:eastAsia="Calibri"/>
+        </w:rPr>
+        <w:t>” Elias said.</w:t>
       </w:r>
     </w:p>
     <w:p>
@@ -13639,7 +14678,23 @@
           <w:rFonts w:eastAsia="Calibri"/>
           <w:b/>
         </w:rPr>
-        <w:t>[todo: This line feels a bit out of character for Elias, revise it. Also go back and edit the council scene to make Shufen more hawkish so her actions in this scene make sense]</w:t>
+        <w:t>[</w:t>
+      </w:r>
+      <w:proofErr w:type="spellStart"/>
+      <w:r>
+        <w:rPr>
+          <w:rFonts w:eastAsia="Calibri"/>
+          <w:b/>
+        </w:rPr>
+        <w:t>todo</w:t>
+      </w:r>
+      <w:proofErr w:type="spellEnd"/>
+      <w:r>
+        <w:rPr>
+          <w:rFonts w:eastAsia="Calibri"/>
+          <w:b/>
+        </w:rPr>
+        <w:t>: This line feels a bit out of character for Elias, revise it. Also go back and edit the council scene to make Shufen more hawkish so her actions in this scene make sense]</w:t>
       </w:r>
     </w:p>
     <w:p>
@@ -13769,6 +14824,7 @@
         <w:rPr>
           <w:rFonts w:eastAsia="Calibri"/>
         </w:rPr>
+        <w:lastRenderedPageBreak/>
         <w:t>“Despite his poor manners, Jackson is right. We’re already under occupation, or we will be very soon. Complying with his investigation will be a sign of weakness when we need to project strength.”</w:t>
       </w:r>
     </w:p>
@@ -13860,7 +14916,21 @@
         <w:rPr>
           <w:rFonts w:eastAsia="Calibri"/>
         </w:rPr>
-        <w:t>the board,” Shufen declared in response. “Cassandra, Have your men get ready to escort Jackson Fairchild to his father’s headquarters,” Shufen continued. “A small team, low profile. One or two at the most. If I’m not mistaken, it is to the south of here, in Naples?”</w:t>
+        <w:t xml:space="preserve">the board,” Shufen declared in response. “Cassandra, </w:t>
+      </w:r>
+      <w:proofErr w:type="gramStart"/>
+      <w:r>
+        <w:rPr>
+          <w:rFonts w:eastAsia="Calibri"/>
+        </w:rPr>
+        <w:t>Have</w:t>
+      </w:r>
+      <w:proofErr w:type="gramEnd"/>
+      <w:r>
+        <w:rPr>
+          <w:rFonts w:eastAsia="Calibri"/>
+        </w:rPr>
+        <w:t xml:space="preserve"> your men get ready to escort Jackson Fairchild to his father’s headquarters,” Shufen continued. “A small team, low profile. One or two at the most. If I’m not mistaken, it is to the south of here, in Naples?”</w:t>
       </w:r>
     </w:p>
     <w:p>
@@ -13951,6 +15021,7 @@
         <w:rPr>
           <w:rFonts w:eastAsia="Calibri"/>
         </w:rPr>
+        <w:lastRenderedPageBreak/>
         <w:t xml:space="preserve">“I can chaperone the kid. I’m just a washed-up security guard wasting away up here in the outskirts, so I’m basically disposable,” Eirene said. </w:t>
       </w:r>
     </w:p>
@@ -13977,7 +15048,21 @@
         <w:rPr>
           <w:rFonts w:eastAsia="Calibri"/>
         </w:rPr>
-        <w:t xml:space="preserve">“Well, someone’s gotta do it, right? Everyone else here has families or an important job already. It’s just the truth, and, besides, at least it gets me out of this dump.” </w:t>
+        <w:t xml:space="preserve">“Well, someone’s </w:t>
+      </w:r>
+      <w:proofErr w:type="spellStart"/>
+      <w:r>
+        <w:rPr>
+          <w:rFonts w:eastAsia="Calibri"/>
+        </w:rPr>
+        <w:t>gotta</w:t>
+      </w:r>
+      <w:proofErr w:type="spellEnd"/>
+      <w:r>
+        <w:rPr>
+          <w:rFonts w:eastAsia="Calibri"/>
+        </w:rPr>
+        <w:t xml:space="preserve"> do it, right? Everyone else here has families or an important job already. It’s just the truth, and, besides, at least it gets me out of this dump.” </w:t>
       </w:r>
     </w:p>
     <w:p>
@@ -14024,7 +15109,23 @@
           <w:rFonts w:eastAsia="Calibri"/>
           <w:b/>
         </w:rPr>
-        <w:t>[todo: rephrase this]</w:t>
+        <w:t>[</w:t>
+      </w:r>
+      <w:proofErr w:type="spellStart"/>
+      <w:r>
+        <w:rPr>
+          <w:rFonts w:eastAsia="Calibri"/>
+          <w:b/>
+        </w:rPr>
+        <w:t>todo</w:t>
+      </w:r>
+      <w:proofErr w:type="spellEnd"/>
+      <w:r>
+        <w:rPr>
+          <w:rFonts w:eastAsia="Calibri"/>
+          <w:b/>
+        </w:rPr>
+        <w:t>: rephrase this]</w:t>
       </w:r>
     </w:p>
     <w:p>
@@ -14140,6 +15241,7 @@
           <w:shd w:val="clear" w:color="auto" w:fill="FFFFFF"/>
           <w:lang w:eastAsia="ja-JP"/>
         </w:rPr>
+        <w:lastRenderedPageBreak/>
         <w:t>Chapter</w:t>
       </w:r>
       <w:bookmarkEnd w:id="5"/>
@@ -14210,33 +15312,76 @@
         <w:rPr>
           <w:rFonts w:eastAsia="Calibri"/>
         </w:rPr>
-        <w:t>“Be on your guard. If this place is anything like Rome’s outskirts, we probably won’t run into anyone, but, if we do, they’ll be a real piece of work,” Eirene said. “I don’t know the lay of the land all that well, and I’m guessin’ you never set foot out here, either. Rather chill in your ivory tower all day, yeah?”</w:t>
-      </w:r>
-    </w:p>
-    <w:p>
-      <w:pPr>
-        <w:rPr>
-          <w:rFonts w:eastAsia="Calibri"/>
-        </w:rPr>
-      </w:pPr>
-      <w:r>
-        <w:rPr>
-          <w:rFonts w:eastAsia="Calibri"/>
-        </w:rPr>
-        <w:t>“Of course I never did. Why would I sully myself with this…filth? I’ll need a hot bath or five to cleanse myself of the impurity. As will you, for that matter.” Jackson replied.</w:t>
-      </w:r>
-    </w:p>
-    <w:p>
-      <w:pPr>
-        <w:rPr>
-          <w:rFonts w:eastAsia="Calibri"/>
-        </w:rPr>
-      </w:pPr>
-      <w:r>
-        <w:rPr>
-          <w:rFonts w:eastAsia="Calibri"/>
-        </w:rPr>
-        <w:t>“That, at least, you’re not wrong about. I hope the baths in your daddy’s place are really damn nice, ‘cause the showers we had back in the outskirts were, uh, unreliable, to say the least. You had maybe five minutes of hot water before it ran out.”</w:t>
+        <w:t xml:space="preserve">“Be on your guard. If this place is anything like Rome’s outskirts, we probably won’t run into anyone, but, if we do, they’ll be a real piece of work,” Eirene said. “I don’t know the lay of the land all that well, and I’m </w:t>
+      </w:r>
+      <w:proofErr w:type="spellStart"/>
+      <w:r>
+        <w:rPr>
+          <w:rFonts w:eastAsia="Calibri"/>
+        </w:rPr>
+        <w:t>guessin</w:t>
+      </w:r>
+      <w:proofErr w:type="spellEnd"/>
+      <w:r>
+        <w:rPr>
+          <w:rFonts w:eastAsia="Calibri"/>
+        </w:rPr>
+        <w:t>’ you never set foot out here, either. Rather chill in your ivory tower all day, yeah?”</w:t>
+      </w:r>
+    </w:p>
+    <w:p>
+      <w:pPr>
+        <w:rPr>
+          <w:rFonts w:eastAsia="Calibri"/>
+        </w:rPr>
+      </w:pPr>
+      <w:r>
+        <w:rPr>
+          <w:rFonts w:eastAsia="Calibri"/>
+        </w:rPr>
+        <w:lastRenderedPageBreak/>
+        <w:t>“</w:t>
+      </w:r>
+      <w:proofErr w:type="gramStart"/>
+      <w:r>
+        <w:rPr>
+          <w:rFonts w:eastAsia="Calibri"/>
+        </w:rPr>
+        <w:t>Of course</w:t>
+      </w:r>
+      <w:proofErr w:type="gramEnd"/>
+      <w:r>
+        <w:rPr>
+          <w:rFonts w:eastAsia="Calibri"/>
+        </w:rPr>
+        <w:t xml:space="preserve"> I never did. Why would I sully myself with this…filth? I’ll need a hot bath or five to cleanse myself of the impurity. As will you, for that matter.” Jackson replied.</w:t>
+      </w:r>
+    </w:p>
+    <w:p>
+      <w:pPr>
+        <w:rPr>
+          <w:rFonts w:eastAsia="Calibri"/>
+        </w:rPr>
+      </w:pPr>
+      <w:r>
+        <w:rPr>
+          <w:rFonts w:eastAsia="Calibri"/>
+        </w:rPr>
+        <w:t xml:space="preserve">“That, at least, you’re not wrong about. I hope the baths in your daddy’s place are really damn nice, </w:t>
+      </w:r>
+      <w:proofErr w:type="spellStart"/>
+      <w:r>
+        <w:rPr>
+          <w:rFonts w:eastAsia="Calibri"/>
+        </w:rPr>
+        <w:t>‘cause</w:t>
+      </w:r>
+      <w:proofErr w:type="spellEnd"/>
+      <w:r>
+        <w:rPr>
+          <w:rFonts w:eastAsia="Calibri"/>
+        </w:rPr>
+        <w:t xml:space="preserve"> the showers we had back in the outskirts were, uh, unreliable, to say the least. You had maybe five minutes of hot water before it ran out.”</w:t>
       </w:r>
     </w:p>
     <w:p>
@@ -14340,7 +15485,28 @@
         <w:rPr>
           <w:rFonts w:eastAsia="Calibri"/>
         </w:rPr>
-        <w:t>“Other than the Lighthouse itself, this isn’t a high-security area,” he said as they hopped a short fence leading into the first inhabited district they’d seen that day. “Anyone who sees us will write us off as another pack of roaming vagabonds, come to trade with the civilized world. I suspect you saw plenty of those types yourself, back in Athens. Am I right?”</w:t>
+        <w:t xml:space="preserve">“Other than the Lighthouse itself, this isn’t a high-security area,” he said as they hopped a short fence leading into the first inhabited </w:t>
+      </w:r>
+      <w:proofErr w:type="gramStart"/>
+      <w:r>
+        <w:rPr>
+          <w:rFonts w:eastAsia="Calibri"/>
+        </w:rPr>
+        <w:t>district</w:t>
+      </w:r>
+      <w:proofErr w:type="gramEnd"/>
+      <w:r>
+        <w:rPr>
+          <w:rFonts w:eastAsia="Calibri"/>
+        </w:rPr>
+        <w:t xml:space="preserve"> they’d seen that day. “Anyone who sees us will </w:t>
+      </w:r>
+      <w:r>
+        <w:rPr>
+          <w:rFonts w:eastAsia="Calibri"/>
+        </w:rPr>
+        <w:lastRenderedPageBreak/>
+        <w:t>write us off as another pack of roaming vagabonds, come to trade with the civilized world. I suspect you saw plenty of those types yourself, back in Athens. Am I right?”</w:t>
       </w:r>
     </w:p>
     <w:p>
@@ -14368,7 +15534,23 @@
           <w:rFonts w:eastAsia="Calibri"/>
           <w:b/>
         </w:rPr>
-        <w:t>[todo: mention migrant ships at some point earlier, probably during the introduction of Athens, so this doesn’t come out of nowhere]</w:t>
+        <w:t>[</w:t>
+      </w:r>
+      <w:proofErr w:type="spellStart"/>
+      <w:r>
+        <w:rPr>
+          <w:rFonts w:eastAsia="Calibri"/>
+          <w:b/>
+        </w:rPr>
+        <w:t>todo</w:t>
+      </w:r>
+      <w:proofErr w:type="spellEnd"/>
+      <w:r>
+        <w:rPr>
+          <w:rFonts w:eastAsia="Calibri"/>
+          <w:b/>
+        </w:rPr>
+        <w:t>: mention migrant ships at some point earlier, probably during the introduction of Athens, so this doesn’t come out of nowhere]</w:t>
       </w:r>
     </w:p>
     <w:p>
@@ -14524,6 +15706,7 @@
         <w:rPr>
           <w:rFonts w:eastAsia="Calibri"/>
         </w:rPr>
+        <w:lastRenderedPageBreak/>
         <w:t>“If you say so,” Eirene mumbled.</w:t>
       </w:r>
     </w:p>
@@ -14641,19 +15824,34 @@
         <w:rPr>
           <w:rFonts w:eastAsia="Calibri"/>
         </w:rPr>
-        <w:t>They kept walking. For the first time that night, people could be seen around them, few in number though they were. Merchants returned home after closing up their shops, and a handful of happy couples could be seen traipsing through the streets, arm-in-arm, enjoying each other’s company amidst the crisp night air. Eirene watched them pass, and, for just a moment, felt warm inside. It was a second hand happiness that soon gave way to envy.</w:t>
-      </w:r>
-    </w:p>
-    <w:p>
-      <w:pPr>
-        <w:rPr>
-          <w:rFonts w:eastAsia="Calibri"/>
-        </w:rPr>
-      </w:pPr>
-      <w:r>
-        <w:rPr>
-          <w:rFonts w:eastAsia="Calibri"/>
-        </w:rPr>
+        <w:t xml:space="preserve">They kept walking. For the first time that night, people could be seen around them, few in number though they were. Merchants returned home after closing up their shops, and a handful of happy couples could be seen traipsing through the streets, arm-in-arm, enjoying each other’s company amidst the crisp night air. Eirene watched them pass, and, for just a moment, felt warm inside. It was a </w:t>
+      </w:r>
+      <w:proofErr w:type="gramStart"/>
+      <w:r>
+        <w:rPr>
+          <w:rFonts w:eastAsia="Calibri"/>
+        </w:rPr>
+        <w:t>second hand</w:t>
+      </w:r>
+      <w:proofErr w:type="gramEnd"/>
+      <w:r>
+        <w:rPr>
+          <w:rFonts w:eastAsia="Calibri"/>
+        </w:rPr>
+        <w:t xml:space="preserve"> happiness that soon gave way to envy.</w:t>
+      </w:r>
+    </w:p>
+    <w:p>
+      <w:pPr>
+        <w:rPr>
+          <w:rFonts w:eastAsia="Calibri"/>
+        </w:rPr>
+      </w:pPr>
+      <w:r>
+        <w:rPr>
+          <w:rFonts w:eastAsia="Calibri"/>
+        </w:rPr>
+        <w:lastRenderedPageBreak/>
         <w:t>She shook her head to try and clear her thoughts. Jackson noticed the gesture, but said nothing to indicate he had. The rest of their journey was spent in silence.</w:t>
       </w:r>
     </w:p>
@@ -14813,7 +16011,14 @@
         <w:rPr>
           <w:rFonts w:eastAsia="Calibri"/>
         </w:rPr>
-        <w:t>“Not that I blame him. As I’ve made quite clear, his work is of the utmost importance, and it wouldn’t do for him to be disturbed. I was more than content to give him the space he needed and wait until the next day for him to notice my absence and instruct the guards to open the gate.”</w:t>
+        <w:t xml:space="preserve">“Not that I blame him. As I’ve made quite clear, his work is of the utmost importance, and it wouldn’t do for him to be disturbed. I was more than content to give him the space he </w:t>
+      </w:r>
+      <w:r>
+        <w:rPr>
+          <w:rFonts w:eastAsia="Calibri"/>
+        </w:rPr>
+        <w:lastRenderedPageBreak/>
+        <w:t>needed and wait until the next day for him to notice my absence and instruct the guards to open the gate.”</w:t>
       </w:r>
     </w:p>
     <w:p>
@@ -14982,6 +16187,7 @@
         <w:rPr>
           <w:rFonts w:eastAsia="Calibri"/>
         </w:rPr>
+        <w:lastRenderedPageBreak/>
         <w:t>“There’s no reason for me to betray your company. This alliance helps everybody involved, and I would see it to fruition. Especially with myself as a key player.”</w:t>
       </w:r>
     </w:p>
@@ -15128,6 +16334,7 @@
         <w:rPr>
           <w:rFonts w:eastAsia="Calibri"/>
         </w:rPr>
+        <w:lastRenderedPageBreak/>
         <w:t>“Yeah, nah, you’ll do no such thing,” Eirene scolded. “The end might be in sight, but that doesn’t mean it’s safe to attract attention. Case in point.”</w:t>
       </w:r>
     </w:p>
@@ -15323,6 +16530,7 @@
         <w:rPr>
           <w:rFonts w:eastAsia="Calibri"/>
         </w:rPr>
+        <w:lastRenderedPageBreak/>
         <w:t>Doing their best to remain alert but inconspicuous, the duo moved on, as quickly as they could without drawing undue attention. A confectionery shop caught Eirene’s eye, its owner and a few patrons having a jovial conversation within, and she dearly wished they had the freedom to browse its wares. Perhaps she would return once their business was done.</w:t>
       </w:r>
     </w:p>
@@ -15427,19 +16635,50 @@
         <w:rPr>
           <w:rFonts w:eastAsia="Calibri"/>
         </w:rPr>
-        <w:t>The officer stared at Jackson, eyes narrowing into pointed slits. He looked him up and down, trying to take the boy’s measure. “Is that so?” he asked, clearly doubting the veracity of Jackson’s story. “Well,you’re right about one thing, most of the merchants here get any tech support they need from the D.A.. What ship are you two from?”</w:t>
-      </w:r>
-    </w:p>
-    <w:p>
-      <w:pPr>
-        <w:rPr>
-          <w:rFonts w:eastAsia="Calibri"/>
-        </w:rPr>
-      </w:pPr>
-      <w:r>
-        <w:rPr>
-          <w:rFonts w:eastAsia="Calibri"/>
-        </w:rPr>
+        <w:t>The officer stared at Jackson, eyes narrowing into pointed slits. He looked him up and down, trying to take the boy’s measure. “Is that so?” he asked, clearly doubting the veracity of Jackson’s story. “</w:t>
+      </w:r>
+      <w:proofErr w:type="spellStart"/>
+      <w:proofErr w:type="gramStart"/>
+      <w:r>
+        <w:rPr>
+          <w:rFonts w:eastAsia="Calibri"/>
+        </w:rPr>
+        <w:t>Well,you’re</w:t>
+      </w:r>
+      <w:proofErr w:type="spellEnd"/>
+      <w:proofErr w:type="gramEnd"/>
+      <w:r>
+        <w:rPr>
+          <w:rFonts w:eastAsia="Calibri"/>
+        </w:rPr>
+        <w:t xml:space="preserve"> right about one thing, most of the merchants here get any tech support they need from the </w:t>
+      </w:r>
+      <w:proofErr w:type="gramStart"/>
+      <w:r>
+        <w:rPr>
+          <w:rFonts w:eastAsia="Calibri"/>
+        </w:rPr>
+        <w:t>D.A..</w:t>
+      </w:r>
+      <w:proofErr w:type="gramEnd"/>
+      <w:r>
+        <w:rPr>
+          <w:rFonts w:eastAsia="Calibri"/>
+        </w:rPr>
+        <w:t xml:space="preserve"> What ship are you two from?”</w:t>
+      </w:r>
+    </w:p>
+    <w:p>
+      <w:pPr>
+        <w:rPr>
+          <w:rFonts w:eastAsia="Calibri"/>
+        </w:rPr>
+      </w:pPr>
+      <w:r>
+        <w:rPr>
+          <w:rFonts w:eastAsia="Calibri"/>
+        </w:rPr>
+        <w:lastRenderedPageBreak/>
         <w:t>Although he had anticipated that question, Jackson had no answer to give. Nomad vessels were melting pots with crews from all over the world, and could have any number of names depending on their country of origin, although he knew no specific ships that could be proven to exist. His mind began to race, trying to formulate a convincing reply before the officer saw through the façade.</w:t>
       </w:r>
     </w:p>
@@ -15479,20 +16718,48 @@
         <w:rPr>
           <w:rFonts w:eastAsia="Calibri"/>
         </w:rPr>
-        <w:t>-class air destroyer, first registered in Athens, and now recognized as a trading partner in over twenty sovereign nations.. If your investigation is still ongoing when it returns, I’m sure Captain Eliades would be honored to assist you.” She finished her spiel with a deep, uncharacteristic bow that Jackson hurriedly mimicked.</w:t>
-      </w:r>
-    </w:p>
-    <w:p>
-      <w:pPr>
-        <w:rPr>
-          <w:rFonts w:eastAsia="Calibri"/>
-        </w:rPr>
-      </w:pPr>
-      <w:r>
-        <w:rPr>
-          <w:rFonts w:eastAsia="Calibri"/>
-        </w:rPr>
-        <w:t>“That won’t be necessary; we don’t need Migrant vessels meddling in our affairs. I must say, though, I’m curious what a boy like him’s doing on a Greek ship. That doesn’t sound like a Greek accent to me.” The officer pointed at Jackson.</w:t>
+        <w:t xml:space="preserve">-class air destroyer, first registered in Athens, and now recognized as a trading partner in over twenty sovereign </w:t>
+      </w:r>
+      <w:proofErr w:type="gramStart"/>
+      <w:r>
+        <w:rPr>
+          <w:rFonts w:eastAsia="Calibri"/>
+        </w:rPr>
+        <w:t>nations..</w:t>
+      </w:r>
+      <w:proofErr w:type="gramEnd"/>
+      <w:r>
+        <w:rPr>
+          <w:rFonts w:eastAsia="Calibri"/>
+        </w:rPr>
+        <w:t xml:space="preserve"> If your investigation is still ongoing when it returns, I’m sure Captain Eliades would be honored to assist you.” She finished her spiel with a deep, uncharacteristic bow that Jackson hurriedly mimicked.</w:t>
+      </w:r>
+    </w:p>
+    <w:p>
+      <w:pPr>
+        <w:rPr>
+          <w:rFonts w:eastAsia="Calibri"/>
+        </w:rPr>
+      </w:pPr>
+      <w:r>
+        <w:rPr>
+          <w:rFonts w:eastAsia="Calibri"/>
+        </w:rPr>
+        <w:t xml:space="preserve">“That won’t be necessary; we don’t need Migrant vessels meddling in our affairs. I must say, though, I’m curious what a boy like </w:t>
+      </w:r>
+      <w:proofErr w:type="spellStart"/>
+      <w:r>
+        <w:rPr>
+          <w:rFonts w:eastAsia="Calibri"/>
+        </w:rPr>
+        <w:t>him’s</w:t>
+      </w:r>
+      <w:proofErr w:type="spellEnd"/>
+      <w:r>
+        <w:rPr>
+          <w:rFonts w:eastAsia="Calibri"/>
+        </w:rPr>
+        <w:t xml:space="preserve"> doing on a Greek ship. That doesn’t sound like a Greek accent to me.” The officer pointed at Jackson.</w:t>
       </w:r>
     </w:p>
     <w:p>
@@ -15622,6 +16889,7 @@
         <w:rPr>
           <w:rFonts w:eastAsia="Calibri"/>
         </w:rPr>
+        <w:lastRenderedPageBreak/>
         <w:t>“That explains why you seemed so insulted by my remarks about the Migrants. Don’t take it personally, I’m sure you’re all wonderful people. But what’s with the formality, all of a sudden? Didn’t expect you to bow to a beat cop like that.”</w:t>
       </w:r>
     </w:p>
@@ -15778,6 +17046,7 @@
         <w:rPr>
           <w:rFonts w:eastAsia="Calibri"/>
         </w:rPr>
+        <w:lastRenderedPageBreak/>
         <w:t>“Hold the fuck up, your sister?”</w:t>
       </w:r>
     </w:p>
@@ -15869,7 +17138,21 @@
         <w:rPr>
           <w:rFonts w:eastAsia="Calibri"/>
         </w:rPr>
-        <w:t>“Her name’s Eirene. She’s with Aleph Null Research and Development, Athens branch campus, and she saved my life. At great cost to herself, I might add,” Jackson explained.</w:t>
+        <w:t xml:space="preserve">“Her name’s Eirene. She’s with Aleph Null Research and Development, </w:t>
+      </w:r>
+      <w:proofErr w:type="gramStart"/>
+      <w:r>
+        <w:rPr>
+          <w:rFonts w:eastAsia="Calibri"/>
+        </w:rPr>
+        <w:t>Athens</w:t>
+      </w:r>
+      <w:proofErr w:type="gramEnd"/>
+      <w:r>
+        <w:rPr>
+          <w:rFonts w:eastAsia="Calibri"/>
+        </w:rPr>
+        <w:t xml:space="preserve"> branch campus, and she saved my life. At great cost to herself, I might add,” Jackson explained.</w:t>
       </w:r>
     </w:p>
     <w:p>
@@ -15908,6 +17191,7 @@
         <w:rPr>
           <w:rFonts w:eastAsia="Calibri"/>
         </w:rPr>
+        <w:lastRenderedPageBreak/>
         <w:t>“So, you lose your city and come running to me for deliverance, is that it?”</w:t>
       </w:r>
     </w:p>
@@ -16074,6 +17358,7 @@
         <w:rPr>
           <w:rFonts w:eastAsia="Calibri"/>
         </w:rPr>
+        <w:lastRenderedPageBreak/>
         <w:t xml:space="preserve">Cassandra couldn’t argue with that. As much as she longed to see Akiko, even just to beg forgiveness for imprisoning her after inviting her into her home, it would have been an even greater disservice to risk exposing her position. She would just have to apologize even more profusely once the crisis was over. </w:t>
       </w:r>
     </w:p>
@@ -16167,20 +17452,45 @@
           <w:rFonts w:eastAsia="Calibri"/>
           <w:b/>
         </w:rPr>
-        <w:t>[todo: maybe some scenes in the Cloud Garden of Elias, Cassandra, and Shufen planning out their resistance?]</w:t>
-      </w:r>
-    </w:p>
-    <w:p>
-      <w:pPr>
-        <w:rPr>
-          <w:rFonts w:eastAsia="Calibri"/>
-        </w:rPr>
-      </w:pPr>
-      <w:r>
-        <w:rPr>
-          <w:rFonts w:eastAsia="Calibri"/>
-        </w:rPr>
-        <w:t>Thus it came as a relief when Cassandra’s phone pinged her with a single text from Eirene. “It’s done,” the message said. “He wants to talk with the Director.”</w:t>
+        <w:t>[</w:t>
+      </w:r>
+      <w:proofErr w:type="spellStart"/>
+      <w:r>
+        <w:rPr>
+          <w:rFonts w:eastAsia="Calibri"/>
+          <w:b/>
+        </w:rPr>
+        <w:t>todo</w:t>
+      </w:r>
+      <w:proofErr w:type="spellEnd"/>
+      <w:r>
+        <w:rPr>
+          <w:rFonts w:eastAsia="Calibri"/>
+          <w:b/>
+        </w:rPr>
+        <w:t>: maybe some scenes in the Cloud Garden of Elias, Cassandra, and Shufen planning out their resistance?]</w:t>
+      </w:r>
+    </w:p>
+    <w:p>
+      <w:pPr>
+        <w:rPr>
+          <w:rFonts w:eastAsia="Calibri"/>
+        </w:rPr>
+      </w:pPr>
+      <w:proofErr w:type="gramStart"/>
+      <w:r>
+        <w:rPr>
+          <w:rFonts w:eastAsia="Calibri"/>
+        </w:rPr>
+        <w:lastRenderedPageBreak/>
+        <w:t>Thus</w:t>
+      </w:r>
+      <w:proofErr w:type="gramEnd"/>
+      <w:r>
+        <w:rPr>
+          <w:rFonts w:eastAsia="Calibri"/>
+        </w:rPr>
+        <w:t xml:space="preserve"> it came as a relief when Cassandra’s phone pinged her with a single text from Eirene. “It’s done,” the message said. “He wants to talk with the Director.”</w:t>
       </w:r>
     </w:p>
     <w:p>
@@ -16206,7 +17516,21 @@
         <w:rPr>
           <w:rFonts w:eastAsia="Calibri"/>
         </w:rPr>
-        <w:t xml:space="preserve">“It sounds like you have something important to tell me,” her mother said, barely looking up from the documents she was signing. </w:t>
+        <w:t>“It sounds like you have something important to tell me,</w:t>
+      </w:r>
+      <w:proofErr w:type="gramStart"/>
+      <w:r>
+        <w:rPr>
+          <w:rFonts w:eastAsia="Calibri"/>
+        </w:rPr>
+        <w:t>” her</w:t>
+      </w:r>
+      <w:proofErr w:type="gramEnd"/>
+      <w:r>
+        <w:rPr>
+          <w:rFonts w:eastAsia="Calibri"/>
+        </w:rPr>
+        <w:t xml:space="preserve"> mother said, barely looking up from the documents she was signing. </w:t>
       </w:r>
     </w:p>
     <w:p>
@@ -16297,7 +17621,21 @@
         <w:rPr>
           <w:rFonts w:eastAsia="Calibri"/>
         </w:rPr>
-        <w:t>“So you want me to go in your stead,” Cassandra concluded.</w:t>
+        <w:t>“</w:t>
+      </w:r>
+      <w:proofErr w:type="gramStart"/>
+      <w:r>
+        <w:rPr>
+          <w:rFonts w:eastAsia="Calibri"/>
+        </w:rPr>
+        <w:t>So</w:t>
+      </w:r>
+      <w:proofErr w:type="gramEnd"/>
+      <w:r>
+        <w:rPr>
+          <w:rFonts w:eastAsia="Calibri"/>
+        </w:rPr>
+        <w:t xml:space="preserve"> you want me to go in your stead,” Cassandra concluded.</w:t>
       </w:r>
     </w:p>
     <w:p>
@@ -16349,6 +17687,7 @@
         <w:rPr>
           <w:rFonts w:eastAsia="Calibri"/>
         </w:rPr>
+        <w:lastRenderedPageBreak/>
         <w:t>“I mean, didn’t you say I was probably being tracked? Are you sure it’s the best idea to send me?”</w:t>
       </w:r>
     </w:p>
@@ -16375,7 +17714,21 @@
         <w:rPr>
           <w:rFonts w:eastAsia="Calibri"/>
         </w:rPr>
-        <w:t>“Here,” she continued. “This is a writ granting you and Elias permission to act as representatives for both Aleph Null and the city of Athens, signed by myself and the mayor. Present it to Fairchild and he should be willing to treat with you as if you had the full authority of the company behind you, which you do.”</w:t>
+        <w:t xml:space="preserve">“Here,” she continued. “This is a writ granting you and </w:t>
+      </w:r>
+      <w:proofErr w:type="gramStart"/>
+      <w:r>
+        <w:rPr>
+          <w:rFonts w:eastAsia="Calibri"/>
+        </w:rPr>
+        <w:t>Elias</w:t>
+      </w:r>
+      <w:proofErr w:type="gramEnd"/>
+      <w:r>
+        <w:rPr>
+          <w:rFonts w:eastAsia="Calibri"/>
+        </w:rPr>
+        <w:t xml:space="preserve"> permission to act as representatives for both Aleph Null and the city of Athens, signed by myself and the mayor. Present it to Fairchild and he should be willing to treat with you as if you had the full authority of the company behind you, which you do.”</w:t>
       </w:r>
     </w:p>
     <w:p>
@@ -16466,20 +17819,49 @@
         <w:rPr>
           <w:rFonts w:eastAsia="Calibri"/>
         </w:rPr>
-        <w:t>“It would be hard for me to forget that little fact, given that it’s the source of all our present woes. In any case, you’ll leave for Naples tomorrow. Cancel all your meetings for the rest of the day and prepare for your trip.”</w:t>
-      </w:r>
-    </w:p>
-    <w:p>
-      <w:pPr>
-        <w:rPr>
-          <w:rFonts w:eastAsia="Calibri"/>
-        </w:rPr>
-      </w:pPr>
-      <w:r>
-        <w:rPr>
-          <w:rFonts w:eastAsia="Calibri"/>
-        </w:rPr>
-        <w:t>“Understood, mother,” Cassandra replied. “I’ll delegate Cloud Garden security to Zayin Wing while I’m away, and take a detachment from Daleth with me for our own protection. Given that we don’t seem to care about Lancaster’s prying anymore, can I grab Akiko from the safehouse, too? I owe her some time in the sun, and, besides, she says she used to apprentice for Fairchild back in uni. Maybe she could be some help.”</w:t>
+        <w:lastRenderedPageBreak/>
+        <w:t xml:space="preserve">“It would be hard for me to forget that little fact, given that it’s the source of all our present woes. In any case, you’ll leave for </w:t>
+      </w:r>
+      <w:proofErr w:type="gramStart"/>
+      <w:r>
+        <w:rPr>
+          <w:rFonts w:eastAsia="Calibri"/>
+        </w:rPr>
+        <w:t>Naples</w:t>
+      </w:r>
+      <w:proofErr w:type="gramEnd"/>
+      <w:r>
+        <w:rPr>
+          <w:rFonts w:eastAsia="Calibri"/>
+        </w:rPr>
+        <w:t xml:space="preserve"> tomorrow. Cancel all your meetings for the rest of the day and prepare for your trip.”</w:t>
+      </w:r>
+    </w:p>
+    <w:p>
+      <w:pPr>
+        <w:rPr>
+          <w:rFonts w:eastAsia="Calibri"/>
+        </w:rPr>
+      </w:pPr>
+      <w:r>
+        <w:rPr>
+          <w:rFonts w:eastAsia="Calibri"/>
+        </w:rPr>
+        <w:t xml:space="preserve">“Understood, mother,” Cassandra replied. “I’ll delegate Cloud Garden security to Zayin Wing while I’m away, and take a detachment from Daleth with me for our own protection. Given that we don’t seem to care about Lancaster’s prying anymore, can I grab Akiko from the safehouse, too? I owe her </w:t>
+      </w:r>
+      <w:proofErr w:type="spellStart"/>
+      <w:r>
+        <w:rPr>
+          <w:rFonts w:eastAsia="Calibri"/>
+        </w:rPr>
+        <w:t>some time</w:t>
+      </w:r>
+      <w:proofErr w:type="spellEnd"/>
+      <w:r>
+        <w:rPr>
+          <w:rFonts w:eastAsia="Calibri"/>
+        </w:rPr>
+        <w:t xml:space="preserve"> in the sun, and, besides, she says she used to apprentice for Fairchild back in uni. Maybe she could be some help.”</w:t>
       </w:r>
     </w:p>
     <w:p>
@@ -16505,7 +17887,21 @@
         <w:rPr>
           <w:rFonts w:eastAsia="Calibri"/>
         </w:rPr>
-        <w:t xml:space="preserve">In accordance with her mother’s wishes, Cassandra emptied her schedule and devoted the rest of the day to the new task at hand. There was no chance that the Union’s investigators would allow her to travel directly to the Lighthouse without asking a lot of questions, so she scheduled a new meeting with the security team at Unity Tower to review the crime scene, which was still being inspected. This meeting would, of course, be canceled as soon as she was en route to Italy, but the Union didn’t know that, and so they approved her request. </w:t>
+        <w:t xml:space="preserve">In accordance with her mother’s wishes, Cassandra emptied her schedule and devoted the rest of the day to the new task at hand. There was no chance that the Union’s investigators would allow her to travel directly to the Lighthouse without asking a lot of questions, so she scheduled a new meeting with the security team at Unity Tower to review the crime scene, which was still being inspected. This meeting would, of course, be canceled as soon as she was </w:t>
+      </w:r>
+      <w:proofErr w:type="spellStart"/>
+      <w:r>
+        <w:rPr>
+          <w:rFonts w:eastAsia="Calibri"/>
+        </w:rPr>
+        <w:t>en</w:t>
+      </w:r>
+      <w:proofErr w:type="spellEnd"/>
+      <w:r>
+        <w:rPr>
+          <w:rFonts w:eastAsia="Calibri"/>
+        </w:rPr>
+        <w:t xml:space="preserve"> route to Italy, but the Union didn’t know that, and so they approved her request. </w:t>
       </w:r>
     </w:p>
     <w:p>
@@ -16564,7 +17960,23 @@
           <w:rFonts w:eastAsia="Calibri"/>
           <w:b/>
         </w:rPr>
-        <w:t>[todo: research legal concepts that he might be reviewing]</w:t>
+        <w:t>[</w:t>
+      </w:r>
+      <w:proofErr w:type="spellStart"/>
+      <w:r>
+        <w:rPr>
+          <w:rFonts w:eastAsia="Calibri"/>
+          <w:b/>
+        </w:rPr>
+        <w:t>todo</w:t>
+      </w:r>
+      <w:proofErr w:type="spellEnd"/>
+      <w:r>
+        <w:rPr>
+          <w:rFonts w:eastAsia="Calibri"/>
+          <w:b/>
+        </w:rPr>
+        <w:t>: research legal concepts that he might be reviewing]</w:t>
       </w:r>
       <w:r>
         <w:rPr>
@@ -16609,6 +18021,7 @@
         <w:rPr>
           <w:rFonts w:eastAsia="Calibri"/>
         </w:rPr>
+        <w:lastRenderedPageBreak/>
         <w:t xml:space="preserve">“We’re to represent Aleph Null </w:t>
       </w:r>
       <w:r>
@@ -16794,6 +18207,7 @@
         <w:rPr>
           <w:rFonts w:eastAsia="Calibri"/>
         </w:rPr>
+        <w:lastRenderedPageBreak/>
         <w:t>It was late in the evening when she knocked on Akiko’s door. A metallic echo rang throughout the dreary underground corridor with each strike. After a few seconds, the door opened.</w:t>
       </w:r>
     </w:p>
@@ -16911,7 +18325,42 @@
         <w:rPr>
           <w:rFonts w:eastAsia="Calibri"/>
         </w:rPr>
-        <w:t xml:space="preserve">“At least he doesn’t have much of an ego,” Akiko said, filling up a glass of water from the sink. “ First day of my apprenticeship, he told me that he values a scientific mind, that as long as I was willing to learn, I’d have his respect. And, like, that was true. He acted like he was the smartest guy in the room a lot of the time, but, to be fair, he </w:t>
+        <w:t xml:space="preserve">“At least he doesn’t have much of an ego,” Akiko said, filling up a glass of water from the sink. </w:t>
+      </w:r>
+      <w:proofErr w:type="gramStart"/>
+      <w:r>
+        <w:rPr>
+          <w:rFonts w:eastAsia="Calibri"/>
+        </w:rPr>
+        <w:t>“ First</w:t>
+      </w:r>
+      <w:proofErr w:type="gramEnd"/>
+      <w:r>
+        <w:rPr>
+          <w:rFonts w:eastAsia="Calibri"/>
+        </w:rPr>
+        <w:t xml:space="preserve"> day of my apprenticeship, he told me that he values a scientific mind, that as </w:t>
+      </w:r>
+      <w:r>
+        <w:rPr>
+          <w:rFonts w:eastAsia="Calibri"/>
+        </w:rPr>
+        <w:lastRenderedPageBreak/>
+        <w:t xml:space="preserve">long as I was willing to learn, I’d have his respect. And, like, that was true. He acted like he was the smartest guy in the room a lot of the time, </w:t>
+      </w:r>
+      <w:proofErr w:type="gramStart"/>
+      <w:r>
+        <w:rPr>
+          <w:rFonts w:eastAsia="Calibri"/>
+        </w:rPr>
+        <w:t>but,</w:t>
+      </w:r>
+      <w:proofErr w:type="gramEnd"/>
+      <w:r>
+        <w:rPr>
+          <w:rFonts w:eastAsia="Calibri"/>
+        </w:rPr>
+        <w:t xml:space="preserve"> to be fair, he </w:t>
       </w:r>
       <w:r>
         <w:rPr>
@@ -16938,7 +18387,23 @@
           <w:rFonts w:eastAsia="Calibri"/>
           <w:b/>
         </w:rPr>
-        <w:t>[todo: edit Marcus’ speech at the conference to reflect these traits]</w:t>
+        <w:t>[</w:t>
+      </w:r>
+      <w:proofErr w:type="spellStart"/>
+      <w:r>
+        <w:rPr>
+          <w:rFonts w:eastAsia="Calibri"/>
+          <w:b/>
+        </w:rPr>
+        <w:t>todo</w:t>
+      </w:r>
+      <w:proofErr w:type="spellEnd"/>
+      <w:r>
+        <w:rPr>
+          <w:rFonts w:eastAsia="Calibri"/>
+          <w:b/>
+        </w:rPr>
+        <w:t>: edit Marcus’ speech at the conference to reflect these traits]</w:t>
       </w:r>
     </w:p>
     <w:p>
@@ -17081,6 +18546,7 @@
         <w:rPr>
           <w:rFonts w:eastAsia="Calibri"/>
         </w:rPr>
+        <w:lastRenderedPageBreak/>
         <w:t>“Nope,” Cassandra replied, shaking her head. “We’ve got your documentation all ready to go, so when you get to security, just hand it to them and follow their directions. Say nothing unless they ask, and, if anything goes wrong, call me first.”</w:t>
       </w:r>
     </w:p>
@@ -17252,6 +18718,7 @@
           <w:shd w:val="clear" w:color="auto" w:fill="FFFFFF"/>
           <w:lang w:eastAsia="ja-JP"/>
         </w:rPr>
+        <w:lastRenderedPageBreak/>
         <w:t>Chapter 6</w:t>
       </w:r>
       <w:bookmarkEnd w:id="6"/>
@@ -17368,6 +18835,7 @@
         <w:rPr>
           <w:rFonts w:eastAsia="Calibri"/>
         </w:rPr>
+        <w:lastRenderedPageBreak/>
         <w:t>“I didn’t actually use the washroom. You know I don’t like public ones.”</w:t>
       </w:r>
     </w:p>
@@ -17446,7 +18914,21 @@
         <w:rPr>
           <w:rFonts w:eastAsia="Calibri"/>
         </w:rPr>
-        <w:t xml:space="preserve">It was then that Akiko made it through the security checkpoint, her false identity having passed muster. The ensemble that they had picked out for her suited her well, Cassandra thought. Her hair was done up in a ponytail and she was wearing a sharp-looking business outfit, complete with a black pencil skirt that stopped a short ways above the knee, an equally black jacket over a white dress shirt, and a pair of round spectacles that sat squarely on her face. They were non-prescription, but, once again, the Union didn’t need to know that. </w:t>
+        <w:t xml:space="preserve">It was then that Akiko made it through the security checkpoint, her false identity having passed muster. The ensemble that they had picked out for her suited her well, Cassandra thought. Her hair was done up in a ponytail and she was wearing a sharp-looking business outfit, complete with a black pencil skirt that stopped a </w:t>
+      </w:r>
+      <w:proofErr w:type="gramStart"/>
+      <w:r>
+        <w:rPr>
+          <w:rFonts w:eastAsia="Calibri"/>
+        </w:rPr>
+        <w:t>short ways</w:t>
+      </w:r>
+      <w:proofErr w:type="gramEnd"/>
+      <w:r>
+        <w:rPr>
+          <w:rFonts w:eastAsia="Calibri"/>
+        </w:rPr>
+        <w:t xml:space="preserve"> above the knee, an equally black jacket over a white dress shirt, and a pair of round spectacles that sat squarely on her face. They were non-prescription, but, once again, the Union didn’t need to know that. </w:t>
       </w:r>
     </w:p>
     <w:p>
@@ -17485,7 +18967,21 @@
         <w:rPr>
           <w:rFonts w:eastAsia="Calibri"/>
         </w:rPr>
-        <w:t>“Nope. I did exactly like you said. Show them my ID, follow their orders, say nothing otherwise. Easy peasy.” Akiko flipped her ponytail nonchalantly.</w:t>
+        <w:t xml:space="preserve">“Nope. I did exactly like you said. Show them my ID, follow their orders, say nothing otherwise. Easy </w:t>
+      </w:r>
+      <w:proofErr w:type="spellStart"/>
+      <w:r>
+        <w:rPr>
+          <w:rFonts w:eastAsia="Calibri"/>
+        </w:rPr>
+        <w:t>peasy</w:t>
+      </w:r>
+      <w:proofErr w:type="spellEnd"/>
+      <w:r>
+        <w:rPr>
+          <w:rFonts w:eastAsia="Calibri"/>
+        </w:rPr>
+        <w:t>.” Akiko flipped her ponytail nonchalantly.</w:t>
       </w:r>
     </w:p>
     <w:p>
@@ -17537,6 +19033,7 @@
         <w:rPr>
           <w:rFonts w:eastAsia="Calibri"/>
         </w:rPr>
+        <w:lastRenderedPageBreak/>
         <w:t>“I trust that you did your job well enough that it won’t be a problem.”</w:t>
       </w:r>
     </w:p>
@@ -17602,7 +19099,21 @@
         <w:rPr>
           <w:rFonts w:eastAsia="Calibri"/>
         </w:rPr>
-        <w:t>“So if you worked for Fairchild, does that mean you ever got to come here?” Cassandra asked, peering out the tinted window at the veritable fortress ahead of them.</w:t>
+        <w:t>“</w:t>
+      </w:r>
+      <w:proofErr w:type="gramStart"/>
+      <w:r>
+        <w:rPr>
+          <w:rFonts w:eastAsia="Calibri"/>
+        </w:rPr>
+        <w:t>So</w:t>
+      </w:r>
+      <w:proofErr w:type="gramEnd"/>
+      <w:r>
+        <w:rPr>
+          <w:rFonts w:eastAsia="Calibri"/>
+        </w:rPr>
+        <w:t xml:space="preserve"> if you worked for Fairchild, does that mean you ever got to come here?” Cassandra asked, peering out the tinted window at the veritable fortress ahead of them.</w:t>
       </w:r>
     </w:p>
     <w:p>
@@ -17654,6 +19165,7 @@
         <w:rPr>
           <w:rFonts w:eastAsia="Calibri"/>
         </w:rPr>
+        <w:lastRenderedPageBreak/>
         <w:t xml:space="preserve">“That certainly wouldn’t surprise me. I’ve seen some figures on the Cloud Garden’s energy intake, and it is </w:t>
       </w:r>
       <w:r>
@@ -17719,7 +19231,21 @@
         <w:rPr>
           <w:rFonts w:eastAsia="Calibri"/>
         </w:rPr>
-        <w:t>“Thanks for coming to meet us,” Cassandra replied coldly. “You can address me as Cassandra, though. You were the only one to ever use my Chinese name, anyway. Unless you count the times my mother would chew me out in Mandarin.”</w:t>
+        <w:t xml:space="preserve">“Thanks for coming to meet us,” Cassandra replied coldly. “You can address me as Cassandra, though. You were the only one to ever use my Chinese name, anyway. Unless you count the </w:t>
+      </w:r>
+      <w:proofErr w:type="gramStart"/>
+      <w:r>
+        <w:rPr>
+          <w:rFonts w:eastAsia="Calibri"/>
+        </w:rPr>
+        <w:t>times</w:t>
+      </w:r>
+      <w:proofErr w:type="gramEnd"/>
+      <w:r>
+        <w:rPr>
+          <w:rFonts w:eastAsia="Calibri"/>
+        </w:rPr>
+        <w:t xml:space="preserve"> my mother would chew me out in Mandarin.”</w:t>
       </w:r>
     </w:p>
     <w:p>
@@ -17784,6 +19310,7 @@
         <w:rPr>
           <w:rFonts w:eastAsia="Calibri"/>
         </w:rPr>
+        <w:lastRenderedPageBreak/>
         <w:t>“As perceptive as ever. You and I will talk later, in private, if I can at least convince you to hear me out. For now, take your cars to the end of the road, and our valet will park them for you. I’ll follow you in my own vehicle and then escort you to Mr. Fairchild’s office.”</w:t>
       </w:r>
     </w:p>
@@ -17901,20 +19428,49 @@
         <w:rPr>
           <w:rFonts w:eastAsia="Calibri"/>
         </w:rPr>
-        <w:t xml:space="preserve">Marcus’ office was not much different from the rest of the building they had seen. It was ornate, though not so much as to be gaudy, and covered in portraits. Where it diverged from the foyer, however, was his choice of wall decorations. Rather than expensive artwork or monuments to vanity, Marcus had hung simple portraits, both painted and photographed, of himself with members of what must have been his family. Cassandra could recognize Jackson and his synthetic ‘sister’ among their number.. She silently added “sentimental” to the mental dossier she had assembled. </w:t>
-      </w:r>
-    </w:p>
-    <w:p>
-      <w:pPr>
-        <w:rPr>
-          <w:rFonts w:eastAsia="Calibri"/>
-        </w:rPr>
-      </w:pPr>
-      <w:r>
-        <w:rPr>
-          <w:rFonts w:eastAsia="Calibri"/>
-        </w:rPr>
-        <w:t>The man himself, however, did not match the dignity of the room. Marcus Fairchild was passed out on the desk, his arms folded into an improvised pillow in front of a computer that had long since gone to sleep itself. That he would tolerate that kind of repose from one of his subordinates was unlikely, Cassandra thought, but she wasn’t about to say anything.</w:t>
+        <w:t xml:space="preserve">Marcus’ office was not much different from the rest of the building they had seen. It was ornate, though not so much as to be gaudy, and covered in portraits. Where it diverged from the foyer, however, was his choice of wall decorations. Rather than expensive artwork or monuments to vanity, Marcus had hung simple portraits, both painted and photographed, of himself with members of what must have been his family. Cassandra could recognize Jackson and his synthetic ‘sister’ among their </w:t>
+      </w:r>
+      <w:proofErr w:type="gramStart"/>
+      <w:r>
+        <w:rPr>
+          <w:rFonts w:eastAsia="Calibri"/>
+        </w:rPr>
+        <w:t>number..</w:t>
+      </w:r>
+      <w:proofErr w:type="gramEnd"/>
+      <w:r>
+        <w:rPr>
+          <w:rFonts w:eastAsia="Calibri"/>
+        </w:rPr>
+        <w:t xml:space="preserve"> She silently added “sentimental” to the mental dossier she had assembled. </w:t>
+      </w:r>
+    </w:p>
+    <w:p>
+      <w:pPr>
+        <w:rPr>
+          <w:rFonts w:eastAsia="Calibri"/>
+        </w:rPr>
+      </w:pPr>
+      <w:r>
+        <w:rPr>
+          <w:rFonts w:eastAsia="Calibri"/>
+        </w:rPr>
+        <w:lastRenderedPageBreak/>
+        <w:t xml:space="preserve">The man himself, however, did not match the dignity of the room. Marcus Fairchild was passed out on the </w:t>
+      </w:r>
+      <w:proofErr w:type="gramStart"/>
+      <w:r>
+        <w:rPr>
+          <w:rFonts w:eastAsia="Calibri"/>
+        </w:rPr>
+        <w:t>desk,</w:t>
+      </w:r>
+      <w:proofErr w:type="gramEnd"/>
+      <w:r>
+        <w:rPr>
+          <w:rFonts w:eastAsia="Calibri"/>
+        </w:rPr>
+        <w:t xml:space="preserve"> his arms folded into an improvised pillow in front of a computer that had long since gone to sleep itself. That he would tolerate that kind of repose from one of his subordinates was unlikely, Cassandra thought, but she wasn’t about to say anything.</w:t>
       </w:r>
     </w:p>
     <w:p>
@@ -17979,7 +19535,21 @@
         <w:rPr>
           <w:rFonts w:eastAsia="Calibri"/>
         </w:rPr>
-        <w:t xml:space="preserve">Cassandra felt less amused. It did not bode well that their salvation had been sleeping on the job at the time they were meant to meet. Either he was an incompetent layabout - unlikely, considering Akiko’s description of the man - or he simply did not respect Aleph Null enough to welcome them like honored guests. Either way, he did not give the impression of a reliable ally. </w:t>
+        <w:t xml:space="preserve">Cassandra felt less amused. It did not bode well that their salvation had been sleeping on the job at the time they were meant to meet. Either he was an incompetent </w:t>
+      </w:r>
+      <w:proofErr w:type="spellStart"/>
+      <w:r>
+        <w:rPr>
+          <w:rFonts w:eastAsia="Calibri"/>
+        </w:rPr>
+        <w:t>layabout</w:t>
+      </w:r>
+      <w:proofErr w:type="spellEnd"/>
+      <w:r>
+        <w:rPr>
+          <w:rFonts w:eastAsia="Calibri"/>
+        </w:rPr>
+        <w:t xml:space="preserve"> - unlikely, considering Akiko’s description of the man - or he simply did not respect Aleph Null enough to welcome them like honored guests. Either way, he did not give the impression of a reliable ally. </w:t>
       </w:r>
     </w:p>
     <w:p>
@@ -18018,7 +19588,14 @@
         <w:rPr>
           <w:rFonts w:eastAsia="Calibri"/>
         </w:rPr>
-        <w:t xml:space="preserve">“Your companions are resting in one of the executive suites. I’m sure they still have their phones with them, if you’d like to call to confirm we haven’t harmed them in any way. The guests to whom I refer are a pair of representatives from Geneva, who are here to talk to Mr. Fairchild about the Mourner project. Don’t ask me if they intend to take his side in the war, because I honestly have no idea. It’s frankly none of my business.” </w:t>
+        <w:t xml:space="preserve">“Your companions are resting in one of the executive suites. I’m sure they still have their phones with them, if you’d like to call to confirm we haven’t harmed them in any way. The guests to whom I refer are a pair of representatives from Geneva, who are here to talk to Mr. </w:t>
+      </w:r>
+      <w:r>
+        <w:rPr>
+          <w:rFonts w:eastAsia="Calibri"/>
+        </w:rPr>
+        <w:lastRenderedPageBreak/>
+        <w:t xml:space="preserve">Fairchild about the Mourner project. Don’t ask me if they intend to take his side in the war, because I honestly have no idea. It’s frankly none of my business.” </w:t>
       </w:r>
     </w:p>
     <w:p>
@@ -18084,7 +19661,23 @@
           <w:rFonts w:eastAsia="Calibri"/>
           <w:b/>
         </w:rPr>
-        <w:t>[todo: during the planning for the trip, explain that they coordinate more with Marcus so that it makes sense that his staff know their identities]</w:t>
+        <w:t>[</w:t>
+      </w:r>
+      <w:proofErr w:type="spellStart"/>
+      <w:r>
+        <w:rPr>
+          <w:rFonts w:eastAsia="Calibri"/>
+          <w:b/>
+        </w:rPr>
+        <w:t>todo</w:t>
+      </w:r>
+      <w:proofErr w:type="spellEnd"/>
+      <w:r>
+        <w:rPr>
+          <w:rFonts w:eastAsia="Calibri"/>
+          <w:b/>
+        </w:rPr>
+        <w:t>: during the planning for the trip, explain that they coordinate more with Marcus so that it makes sense that his staff know their identities]</w:t>
       </w:r>
     </w:p>
     <w:p>
@@ -18136,7 +19729,21 @@
         <w:rPr>
           <w:rFonts w:eastAsia="Calibri"/>
         </w:rPr>
-        <w:t xml:space="preserve">Charlotte finished chewing a mouthful of grapes. “Mrmph. The </w:t>
+        <w:t>Charlotte finished chewing a mouthful of grapes. “</w:t>
+      </w:r>
+      <w:proofErr w:type="spellStart"/>
+      <w:r>
+        <w:rPr>
+          <w:rFonts w:eastAsia="Calibri"/>
+        </w:rPr>
+        <w:t>Mrmph</w:t>
+      </w:r>
+      <w:proofErr w:type="spellEnd"/>
+      <w:r>
+        <w:rPr>
+          <w:rFonts w:eastAsia="Calibri"/>
+        </w:rPr>
+        <w:t xml:space="preserve">. The </w:t>
       </w:r>
       <w:r>
         <w:rPr>
@@ -18149,19 +19756,34 @@
         <w:rPr>
           <w:rFonts w:eastAsia="Calibri"/>
         </w:rPr>
-        <w:t xml:space="preserve"> is here to discuss an agreement for our agents to oversee the Mourner project, yes,” shesaid, pointedly displeased by Elias’ use of the ‘inquisition’ moniker. </w:t>
-      </w:r>
-    </w:p>
-    <w:p>
-      <w:pPr>
-        <w:rPr>
-          <w:rFonts w:eastAsia="Calibri"/>
-        </w:rPr>
-      </w:pPr>
-      <w:r>
-        <w:rPr>
-          <w:rFonts w:eastAsia="Calibri"/>
-        </w:rPr>
+        <w:t xml:space="preserve"> is here to discuss an agreement for our agents to oversee the Mourner project, yes,” </w:t>
+      </w:r>
+      <w:proofErr w:type="spellStart"/>
+      <w:r>
+        <w:rPr>
+          <w:rFonts w:eastAsia="Calibri"/>
+        </w:rPr>
+        <w:t>shesaid</w:t>
+      </w:r>
+      <w:proofErr w:type="spellEnd"/>
+      <w:r>
+        <w:rPr>
+          <w:rFonts w:eastAsia="Calibri"/>
+        </w:rPr>
+        <w:t xml:space="preserve">, pointedly displeased by Elias’ use of the ‘inquisition’ moniker. </w:t>
+      </w:r>
+    </w:p>
+    <w:p>
+      <w:pPr>
+        <w:rPr>
+          <w:rFonts w:eastAsia="Calibri"/>
+        </w:rPr>
+      </w:pPr>
+      <w:r>
+        <w:rPr>
+          <w:rFonts w:eastAsia="Calibri"/>
+        </w:rPr>
+        <w:lastRenderedPageBreak/>
         <w:t>“The question is, why are you here?” Nathaniel asked.</w:t>
       </w:r>
     </w:p>
@@ -18227,7 +19849,21 @@
         <w:rPr>
           <w:rFonts w:eastAsia="Calibri"/>
         </w:rPr>
-        <w:t>“Mmm, this bread is really something,” she said, looking over the table. “Although, is there butter…?”</w:t>
+        <w:t>“</w:t>
+      </w:r>
+      <w:proofErr w:type="spellStart"/>
+      <w:r>
+        <w:rPr>
+          <w:rFonts w:eastAsia="Calibri"/>
+        </w:rPr>
+        <w:t>Mmm</w:t>
+      </w:r>
+      <w:proofErr w:type="spellEnd"/>
+      <w:r>
+        <w:rPr>
+          <w:rFonts w:eastAsia="Calibri"/>
+        </w:rPr>
+        <w:t>, this bread is really something,” she said, looking over the table. “Although, is there butter…?”</w:t>
       </w:r>
     </w:p>
     <w:p>
@@ -18346,6 +19982,7 @@
         <w:rPr>
           <w:rFonts w:eastAsia="Calibri"/>
         </w:rPr>
+        <w:lastRenderedPageBreak/>
         <w:t>*</w:t>
       </w:r>
       <w:r>
@@ -18373,7 +20010,21 @@
         <w:rPr>
           <w:rFonts w:eastAsia="Calibri"/>
         </w:rPr>
-        <w:t>Once the three representatives had sat down in his office, their guards standing watch outside, Marcus Fairchiled turned his gaze from his monitor to his guests. He picked up a pen and tapped it twice against the wooden desk as if calling the meeting to order.</w:t>
+        <w:t xml:space="preserve">Once the three representatives had sat down in his office, their guards standing watch outside, Marcus </w:t>
+      </w:r>
+      <w:proofErr w:type="spellStart"/>
+      <w:r>
+        <w:rPr>
+          <w:rFonts w:eastAsia="Calibri"/>
+        </w:rPr>
+        <w:t>Fairchiled</w:t>
+      </w:r>
+      <w:proofErr w:type="spellEnd"/>
+      <w:r>
+        <w:rPr>
+          <w:rFonts w:eastAsia="Calibri"/>
+        </w:rPr>
+        <w:t xml:space="preserve"> turned his gaze from his monitor to his guests. He picked up a pen and tapped it twice against the wooden desk as if calling the meeting to order.</w:t>
       </w:r>
     </w:p>
     <w:p>
@@ -18516,7 +20167,14 @@
         <w:rPr>
           <w:rFonts w:eastAsia="Calibri"/>
         </w:rPr>
-        <w:t>“I don’t need your permission, either. Ahem. You are all obviously aware of the Union’s ongoing war in New England, in support of the American government in exile. The precise status of the war effort, however, has been largely kept secret, save for the blatant propaganda fielded by both sides. The Union’s Media Administration claims that the rebels are a minor inconvenience, never mind that they overthrew what was once the most powerful state in the world and now possess some of the last remaining nuclear weapons, while the rebels broadcast news of great victories at every opportunity. Based on what you know, how would you say the war is going for us? Or, rather, for Jacob Lancaster?”</w:t>
+        <w:t xml:space="preserve">“I don’t need your permission, either. Ahem. You are all obviously aware of the Union’s ongoing war in New England, in support of the American government in exile. The precise status of the war effort, however, has been largely kept secret, save for the blatant propaganda fielded by both sides. The Union’s Media Administration claims that the rebels are a minor </w:t>
+      </w:r>
+      <w:r>
+        <w:rPr>
+          <w:rFonts w:eastAsia="Calibri"/>
+        </w:rPr>
+        <w:lastRenderedPageBreak/>
+        <w:t>inconvenience, never mind that they overthrew what was once the most powerful state in the world and now possess some of the last remaining nuclear weapons, while the rebels broadcast news of great victories at every opportunity. Based on what you know, how would you say the war is going for us? Or, rather, for Jacob Lancaster?”</w:t>
       </w:r>
     </w:p>
     <w:p>
@@ -18629,20 +20287,43 @@
           <w:rFonts w:eastAsia="Calibri"/>
           <w:b/>
         </w:rPr>
-        <w:t>[todo: maybe cut this line, idk if it’s in character]</w:t>
-      </w:r>
-    </w:p>
-    <w:p>
-      <w:pPr>
-        <w:rPr>
-          <w:rFonts w:eastAsia="Calibri"/>
-        </w:rPr>
-      </w:pPr>
-      <w:r>
-        <w:rPr>
-          <w:rFonts w:eastAsia="Calibri"/>
-        </w:rPr>
-        <w:t>“You’re correct, I did say that. This isn’t irrelevant, but if you want, I will ‘say it plain.’ One of the parties involved is, of course, the American government in exile. They helped fund the Union when it was founded, and they want a return on investment in the form of reclaiming the country they were ousted from. The longer the stalemate drags on, the more they hold his feet to the fire. He’s managed to placate them so far by promising that ASPIS will win the war once it’s completed. If they learn he can’t control it, he risks losing their support.”</w:t>
+        <w:t>[</w:t>
+      </w:r>
+      <w:proofErr w:type="spellStart"/>
+      <w:r>
+        <w:rPr>
+          <w:rFonts w:eastAsia="Calibri"/>
+          <w:b/>
+        </w:rPr>
+        <w:t>todo</w:t>
+      </w:r>
+      <w:proofErr w:type="spellEnd"/>
+      <w:r>
+        <w:rPr>
+          <w:rFonts w:eastAsia="Calibri"/>
+          <w:b/>
+        </w:rPr>
+        <w:t>: maybe cut this line, idk if it’s in character]</w:t>
+      </w:r>
+    </w:p>
+    <w:p>
+      <w:pPr>
+        <w:rPr>
+          <w:rFonts w:eastAsia="Calibri"/>
+        </w:rPr>
+      </w:pPr>
+      <w:r>
+        <w:rPr>
+          <w:rFonts w:eastAsia="Calibri"/>
+        </w:rPr>
+        <w:t xml:space="preserve">“You’re correct, I did say that. This isn’t irrelevant, but if you want, I will ‘say it plain.’ One of the parties involved is, of course, the American government in exile. They helped fund </w:t>
+      </w:r>
+      <w:r>
+        <w:rPr>
+          <w:rFonts w:eastAsia="Calibri"/>
+        </w:rPr>
+        <w:lastRenderedPageBreak/>
+        <w:t>the Union when it was founded, and they want a return on investment in the form of reclaiming the country they were ousted from. The longer the stalemate drags on, the more they hold his feet to the fire. He’s managed to placate them so far by promising that ASPIS will win the war once it’s completed. If they learn he can’t control it, he risks losing their support.”</w:t>
       </w:r>
     </w:p>
     <w:p>
@@ -18798,7 +20479,14 @@
         <w:rPr>
           <w:rFonts w:eastAsia="Calibri"/>
         </w:rPr>
-        <w:t>“This isn’t to say we should act hastily,” Marcus continued. “It will take them a great deal of time to decrypt the data, and even more to make use of it. This gives my people the time they need to perfect the Mourners’ algorithms, and your people the time they need to devise a plan for delivery.”</w:t>
+        <w:t xml:space="preserve">“This isn’t to say we should act hastily,” Marcus continued. “It will take them a great deal of time to decrypt the data, and even more to make use of it. This gives my people the time </w:t>
+      </w:r>
+      <w:r>
+        <w:rPr>
+          <w:rFonts w:eastAsia="Calibri"/>
+        </w:rPr>
+        <w:lastRenderedPageBreak/>
+        <w:t>they need to perfect the Mourners’ algorithms, and your people the time they need to devise a plan for delivery.”</w:t>
       </w:r>
     </w:p>
     <w:p>
@@ -18863,7 +20551,21 @@
         <w:rPr>
           <w:rFonts w:eastAsia="Calibri"/>
         </w:rPr>
-        <w:t>“I don’t expect you to have any answers right away. Like I said, we have time, so make yourselves at home at the Lighthouse. In the meantime, I’ll speak with your Director about convincing Lancaster to relax the yoke he has on Athens’ neck.”</w:t>
+        <w:t xml:space="preserve">“I don’t expect you to have any answers right away. Like I said, we have time, so make yourselves at home at the Lighthouse. In the meantime, I’ll speak with your </w:t>
+      </w:r>
+      <w:proofErr w:type="gramStart"/>
+      <w:r>
+        <w:rPr>
+          <w:rFonts w:eastAsia="Calibri"/>
+        </w:rPr>
+        <w:t>Director</w:t>
+      </w:r>
+      <w:proofErr w:type="gramEnd"/>
+      <w:r>
+        <w:rPr>
+          <w:rFonts w:eastAsia="Calibri"/>
+        </w:rPr>
+        <w:t xml:space="preserve"> about convincing Lancaster to relax the yoke he has on Athens’ neck.”</w:t>
       </w:r>
     </w:p>
     <w:p>
@@ -18967,6 +20669,7 @@
         <w:rPr>
           <w:rFonts w:eastAsia="Calibri"/>
         </w:rPr>
+        <w:lastRenderedPageBreak/>
         <w:t>“You’ll be here for a while, so we’ve made every effort to make the Lighthouse comfortable for you,” he continued as the group walked ahead. “Each of you will have a room in the executive suites, just like your friend, Eirene. Fully furnished, each with its own kitchenette. Breakfast is also served at seven in the morning in the employee lounge on the second floor.”</w:t>
       </w:r>
     </w:p>
@@ -19097,6 +20800,7 @@
         <w:rPr>
           <w:rFonts w:eastAsia="Calibri"/>
         </w:rPr>
+        <w:lastRenderedPageBreak/>
         <w:t>“Eh, I don’t know, he seems harmless,” Eirene replied. “Just a bit of an ass at times. You get used to it.”</w:t>
       </w:r>
     </w:p>
@@ -19324,6 +21028,7 @@
         <w:rPr>
           <w:rFonts w:eastAsia="Calibri"/>
         </w:rPr>
+        <w:lastRenderedPageBreak/>
         <w:t>“Yeah, that is a weird coincidence.”</w:t>
       </w:r>
     </w:p>
@@ -19521,6 +21226,7 @@
         <w:rPr>
           <w:rFonts w:eastAsia="Calibri"/>
         </w:rPr>
+        <w:lastRenderedPageBreak/>
         <w:t>“I am aware, and, as much as I’d like to spend some time fraternizing with the metaphorical infantry, I’d much rather see the legendary Cloud Garden for myself, and enjoy Aleph Null’s world-famous hospitality.”</w:t>
       </w:r>
     </w:p>
@@ -19586,7 +21292,21 @@
         <w:rPr>
           <w:rFonts w:eastAsia="Calibri"/>
         </w:rPr>
-        <w:t>“This water is really quite refreshing,” the Grand Admiral said after a drink from his own glass. “Could you believe it’s just tap water one of my men got from the break room nearby? Stupid question, of course you can believe it. This is your home, after all. Still, it’s much more pure than I’d have expected from a backwater like this.”</w:t>
+        <w:t xml:space="preserve">“This water is really quite refreshing,” the Grand Admiral said after a drink from his own glass. “Could you believe it’s just tap water one of my men got from the break room nearby? Stupid question, of course you can believe it. This is your home, after all. Still, it’s much </w:t>
+      </w:r>
+      <w:proofErr w:type="gramStart"/>
+      <w:r>
+        <w:rPr>
+          <w:rFonts w:eastAsia="Calibri"/>
+        </w:rPr>
+        <w:t>more pure</w:t>
+      </w:r>
+      <w:proofErr w:type="gramEnd"/>
+      <w:r>
+        <w:rPr>
+          <w:rFonts w:eastAsia="Calibri"/>
+        </w:rPr>
+        <w:t xml:space="preserve"> than I’d have expected from a backwater like this.”</w:t>
       </w:r>
     </w:p>
     <w:p>
@@ -19678,6 +21398,7 @@
         <w:rPr>
           <w:rFonts w:eastAsia="Calibri"/>
         </w:rPr>
+        <w:lastRenderedPageBreak/>
         <w:t xml:space="preserve">“Fairchild still has too many allies for me to attack him directly without my trump card. I let him keep that power, thinking I had him cowed, but then you interfered, and so here we are, having this unpleasant little talk. He’s already begun to corrupt your organization, and, by extension, your city. I won’t stand for an ally who aids my enemies.” </w:t>
       </w:r>
       <w:r>
@@ -19685,15 +21406,31 @@
           <w:rFonts w:eastAsia="Calibri"/>
           <w:b/>
         </w:rPr>
-        <w:t>[todo: trim down this line?]</w:t>
-      </w:r>
-    </w:p>
-    <w:p>
-      <w:pPr>
+        <w:t>[</w:t>
+      </w:r>
+      <w:proofErr w:type="spellStart"/>
+      <w:r>
         <w:rPr>
           <w:rFonts w:eastAsia="Calibri"/>
           <w:b/>
         </w:rPr>
+        <w:t>todo</w:t>
+      </w:r>
+      <w:proofErr w:type="spellEnd"/>
+      <w:r>
+        <w:rPr>
+          <w:rFonts w:eastAsia="Calibri"/>
+          <w:b/>
+        </w:rPr>
+        <w:t>: trim down this line?]</w:t>
+      </w:r>
+    </w:p>
+    <w:p>
+      <w:pPr>
+        <w:rPr>
+          <w:rFonts w:eastAsia="Calibri"/>
+          <w:b/>
+        </w:rPr>
       </w:pPr>
       <w:r>
         <w:rPr>
@@ -19706,7 +21443,23 @@
           <w:rFonts w:eastAsia="Calibri"/>
           <w:b/>
         </w:rPr>
-        <w:t>[todo: We know he’s religious, but perhaps an example of him putting faith over family somewhere in the previous chapters?]</w:t>
+        <w:t>[</w:t>
+      </w:r>
+      <w:proofErr w:type="spellStart"/>
+      <w:r>
+        <w:rPr>
+          <w:rFonts w:eastAsia="Calibri"/>
+          <w:b/>
+        </w:rPr>
+        <w:t>todo</w:t>
+      </w:r>
+      <w:proofErr w:type="spellEnd"/>
+      <w:r>
+        <w:rPr>
+          <w:rFonts w:eastAsia="Calibri"/>
+          <w:b/>
+        </w:rPr>
+        <w:t>: We know he’s religious, but perhaps an example of him putting faith over family somewhere in the previous chapters?]</w:t>
       </w:r>
     </w:p>
     <w:p>
@@ -19849,6 +21602,7 @@
         <w:rPr>
           <w:rFonts w:eastAsia="Calibri"/>
         </w:rPr>
+        <w:lastRenderedPageBreak/>
         <w:t xml:space="preserve">“You have my word that I will do what I can to corral them. This incident is both an embarrassment to the company and a threat to national security, so any assistance you can provide will be accepted,” Shufen vowed. </w:t>
       </w:r>
     </w:p>
@@ -20197,6 +21951,7 @@
         <w:rPr>
           <w:rFonts w:eastAsia="Calibri"/>
         </w:rPr>
+        <w:lastRenderedPageBreak/>
         <w:t>“Wait, if your dad controls the elevator, then why the hell are we sneaking around? Can’t we just, y’know, walk in like we own the place?” Akiko asked.</w:t>
       </w:r>
     </w:p>
@@ -20223,7 +21978,21 @@
         <w:rPr>
           <w:rFonts w:eastAsia="Calibri"/>
         </w:rPr>
-        <w:t>“So you’re saying we need to neutralize the stargate, somehow. I’m guessing it won’t be included in these schematics Jackson will provide,” Cassandra said.</w:t>
+        <w:t>“</w:t>
+      </w:r>
+      <w:proofErr w:type="gramStart"/>
+      <w:r>
+        <w:rPr>
+          <w:rFonts w:eastAsia="Calibri"/>
+        </w:rPr>
+        <w:t>So</w:t>
+      </w:r>
+      <w:proofErr w:type="gramEnd"/>
+      <w:r>
+        <w:rPr>
+          <w:rFonts w:eastAsia="Calibri"/>
+        </w:rPr>
+        <w:t xml:space="preserve"> you’re saying we need to neutralize the stargate, somehow. I’m guessing it won’t be included in these schematics Jackson will provide,” Cassandra said.</w:t>
       </w:r>
     </w:p>
     <w:p>
@@ -20353,6 +22122,7 @@
         <w:rPr>
           <w:rFonts w:eastAsia="Calibri"/>
         </w:rPr>
+        <w:lastRenderedPageBreak/>
         <w:t>“I already have,” Elias said, smiling. “She’ll be waiting for us in her room at twelve-thirty in the afternoon.”</w:t>
       </w:r>
     </w:p>
@@ -20522,6 +22292,7 @@
         <w:rPr>
           <w:rFonts w:eastAsia="Calibri"/>
         </w:rPr>
+        <w:lastRenderedPageBreak/>
         <w:t xml:space="preserve">“Exactly what I hope to remedy. I want to invite you two to visit Geneva for a few days, so I can share </w:t>
       </w:r>
       <w:r>
@@ -20704,6 +22475,7 @@
         <w:rPr>
           <w:rFonts w:eastAsia="Calibri"/>
         </w:rPr>
+        <w:lastRenderedPageBreak/>
         <w:t>“I am sure he will allow it,” Charlotte added. “The Inquisition’s alliance with the Defense Administration is all but in place. He will be happy to see his friends working together, and he can also vouch for us as a reliable ally.”</w:t>
       </w:r>
     </w:p>
@@ -20863,19 +22635,48 @@
         <w:rPr>
           <w:rFonts w:eastAsia="Calibri"/>
         </w:rPr>
-        <w:t xml:space="preserve">“Sure, sure,” Eirene replied. “It’s gonna be no trouble at all, so don’t worry about little ol’ me. Er, little ol’ us, I guess.” </w:t>
-      </w:r>
-    </w:p>
-    <w:p>
-      <w:pPr>
-        <w:rPr>
-          <w:rFonts w:eastAsia="Calibri"/>
-        </w:rPr>
-      </w:pPr>
-      <w:r>
-        <w:rPr>
-          <w:rFonts w:eastAsia="Calibri"/>
-        </w:rPr>
+        <w:t xml:space="preserve">“Sure, sure,” Eirene replied. “It’s gonna be no trouble at all, so don’t worry about little </w:t>
+      </w:r>
+      <w:proofErr w:type="spellStart"/>
+      <w:r>
+        <w:rPr>
+          <w:rFonts w:eastAsia="Calibri"/>
+        </w:rPr>
+        <w:t>ol</w:t>
+      </w:r>
+      <w:proofErr w:type="spellEnd"/>
+      <w:r>
+        <w:rPr>
+          <w:rFonts w:eastAsia="Calibri"/>
+        </w:rPr>
+        <w:t xml:space="preserve">’ me. Er, little </w:t>
+      </w:r>
+      <w:proofErr w:type="spellStart"/>
+      <w:r>
+        <w:rPr>
+          <w:rFonts w:eastAsia="Calibri"/>
+        </w:rPr>
+        <w:t>ol</w:t>
+      </w:r>
+      <w:proofErr w:type="spellEnd"/>
+      <w:r>
+        <w:rPr>
+          <w:rFonts w:eastAsia="Calibri"/>
+        </w:rPr>
+        <w:t xml:space="preserve">’ us, I guess.” </w:t>
+      </w:r>
+    </w:p>
+    <w:p>
+      <w:pPr>
+        <w:rPr>
+          <w:rFonts w:eastAsia="Calibri"/>
+        </w:rPr>
+      </w:pPr>
+      <w:r>
+        <w:rPr>
+          <w:rFonts w:eastAsia="Calibri"/>
+        </w:rPr>
+        <w:lastRenderedPageBreak/>
         <w:t>Jackson waved his hand dismissively. “The young lady is right. I’m sure it will be impossible for even the most incompetent of us to cause a disaster in such a short time.”</w:t>
       </w:r>
     </w:p>
@@ -21032,7 +22833,14 @@
         <w:rPr>
           <w:rFonts w:eastAsia="Calibri"/>
         </w:rPr>
-        <w:t>Cassandra was caught off-guard by how normal it all seemed. The handful of passengers waiting on the platform seemed entirely unperturbed by the morning’s events, and, indeed, were going about their business as if nothing had happened at all. Watching for any signs of hostility, he and Charlotte approached the ticket booth, paid their fare, and, after a brief security check, were seated in their own cabin aboard the eight o’clock northbound train.</w:t>
+        <w:t xml:space="preserve">Cassandra was caught off-guard by how normal it all seemed. The handful of passengers waiting on the platform seemed entirely unperturbed by the morning’s events, and, indeed, were going about their business as if nothing had happened at all. Watching for any signs of hostility, </w:t>
+      </w:r>
+      <w:r>
+        <w:rPr>
+          <w:rFonts w:eastAsia="Calibri"/>
+        </w:rPr>
+        <w:lastRenderedPageBreak/>
+        <w:t>he and Charlotte approached the ticket booth, paid their fare, and, after a brief security check, were seated in their own cabin aboard the eight o’clock northbound train.</w:t>
       </w:r>
     </w:p>
     <w:p>
@@ -21227,19 +23035,34 @@
         <w:rPr>
           <w:rFonts w:eastAsia="Calibri"/>
         </w:rPr>
-        <w:t>Charlotte took another look at the cigarette and frowned. As she put it away, a single yawn escaped her mouth. It was almost cute, Elias thought.</w:t>
-      </w:r>
-    </w:p>
-    <w:p>
-      <w:pPr>
-        <w:rPr>
-          <w:rFonts w:eastAsia="Calibri"/>
-        </w:rPr>
-      </w:pPr>
-      <w:r>
-        <w:rPr>
-          <w:rFonts w:eastAsia="Calibri"/>
-        </w:rPr>
+        <w:t xml:space="preserve">Charlotte took another look at the cigarette and frowned. As she put it away, a single yawn escaped her mouth. It was almost cute, </w:t>
+      </w:r>
+      <w:proofErr w:type="gramStart"/>
+      <w:r>
+        <w:rPr>
+          <w:rFonts w:eastAsia="Calibri"/>
+        </w:rPr>
+        <w:t>Elias</w:t>
+      </w:r>
+      <w:proofErr w:type="gramEnd"/>
+      <w:r>
+        <w:rPr>
+          <w:rFonts w:eastAsia="Calibri"/>
+        </w:rPr>
+        <w:t xml:space="preserve"> thought.</w:t>
+      </w:r>
+    </w:p>
+    <w:p>
+      <w:pPr>
+        <w:rPr>
+          <w:rFonts w:eastAsia="Calibri"/>
+        </w:rPr>
+      </w:pPr>
+      <w:r>
+        <w:rPr>
+          <w:rFonts w:eastAsia="Calibri"/>
+        </w:rPr>
+        <w:lastRenderedPageBreak/>
         <w:t>“Yeah, that’s what I thought,” Elias said. “Get some rest. Lord knows we could both use it.”</w:t>
       </w:r>
     </w:p>
@@ -21409,6 +23232,7 @@
         <w:rPr>
           <w:rFonts w:eastAsia="Calibri"/>
         </w:rPr>
+        <w:lastRenderedPageBreak/>
         <w:t>“It can survive a nuke? How much power does that thing take?” Elias asked, skeptically.</w:t>
       </w:r>
     </w:p>
@@ -21565,6 +23389,7 @@
         <w:rPr>
           <w:rFonts w:eastAsia="Calibri"/>
         </w:rPr>
+        <w:lastRenderedPageBreak/>
         <w:t>As if to illustrate Elias’ conclusion, they emerged once more into the daylight, and he was greeted by a train on an adjacent track carrying tanks and other armored vehicles, and a look skywards revealed several ring-like airships patrolling the skies. Yet more gun emplacements adorned this side of Herodotus, and Elias resisted the urge to ask why so much firepower was aimed towards the Kasimirans’ own lands. The answer was no doubt ‘classified,’ anyway.</w:t>
       </w:r>
     </w:p>
@@ -21669,6 +23494,7 @@
         <w:rPr>
           <w:rFonts w:eastAsia="Calibri"/>
         </w:rPr>
+        <w:lastRenderedPageBreak/>
         <w:t>“Obviously. All Inquisitors report directly to Chancellor Leuthold, although he usually leaves us to our own devices. External threats are handled by the army, led by magistrates who oversee their own lands. It’s almost feudal, in a way.”</w:t>
       </w:r>
     </w:p>
@@ -21838,6 +23664,7 @@
         <w:rPr>
           <w:rFonts w:eastAsia="Calibri"/>
         </w:rPr>
+        <w:lastRenderedPageBreak/>
         <w:t>“I do like the sound of that,” Ian said.</w:t>
       </w:r>
     </w:p>
@@ -21968,6 +23795,7 @@
         <w:rPr>
           <w:rFonts w:eastAsia="Calibri"/>
         </w:rPr>
+        <w:lastRenderedPageBreak/>
         <w:t>“Fair enough, she did seem like a workaholic. Lead the way,” he said, trying to stay cool. The girl nodded and walked out. Ian followed, closing and locking the door behind him.</w:t>
       </w:r>
     </w:p>
@@ -22269,6 +24097,7 @@
         <w:rPr>
           <w:rFonts w:eastAsia="Calibri"/>
         </w:rPr>
+        <w:lastRenderedPageBreak/>
         <w:t xml:space="preserve">“The evidence is circumstantial, but yes, that is our current hypothesis. We believe that Bergstrom has been radicalizing this faction with the intent of using them against Albani, although it is unlikely that it was his intent for you to be blamed for their actions. If you will permit some speculation, I suspect that his intent was to also frame the Inquisition, as we have been at odds with the magistracy for some time.” </w:t>
       </w:r>
       <w:r>
@@ -22276,7 +24105,23 @@
           <w:rFonts w:eastAsia="Calibri"/>
           <w:b/>
         </w:rPr>
-        <w:t>[todo: Edit the scene where they are introduced at the conference to show their conflict some more]</w:t>
+        <w:t>[</w:t>
+      </w:r>
+      <w:proofErr w:type="spellStart"/>
+      <w:r>
+        <w:rPr>
+          <w:rFonts w:eastAsia="Calibri"/>
+          <w:b/>
+        </w:rPr>
+        <w:t>todo</w:t>
+      </w:r>
+      <w:proofErr w:type="spellEnd"/>
+      <w:r>
+        <w:rPr>
+          <w:rFonts w:eastAsia="Calibri"/>
+          <w:b/>
+        </w:rPr>
+        <w:t>: Edit the scene where they are introduced at the conference to show their conflict some more]</w:t>
       </w:r>
     </w:p>
     <w:p>
@@ -22481,6 +24326,7 @@
         <w:rPr>
           <w:rFonts w:eastAsia="Calibri"/>
         </w:rPr>
+        <w:lastRenderedPageBreak/>
         <w:t>“Yeah, so you say. If, and this is a big ‘if,’ we were to help you out, what would you want us to do, exactly, and what are you gonna offer in return?”</w:t>
       </w:r>
     </w:p>
@@ -22637,7 +24483,14 @@
         <w:rPr>
           <w:rFonts w:eastAsia="Calibri"/>
         </w:rPr>
-        <w:t xml:space="preserve">“Listen, Eli, I’m not saying we need to dismiss this offer out-of-hand. I’m just saying that maybe it’s not a great idea to get into bed with a shadowy organization and feed them information about someone they can’t even prove is guilty. I mean, Nathaniel’s kinda creepy, but he hasn’t done anything </w:t>
+        <w:t xml:space="preserve">“Listen, Eli, I’m not saying we need to dismiss this offer out-of-hand. I’m just saying that maybe it’s not a great idea to get into bed with a shadowy organization and feed them </w:t>
+      </w:r>
+      <w:r>
+        <w:rPr>
+          <w:rFonts w:eastAsia="Calibri"/>
+        </w:rPr>
+        <w:lastRenderedPageBreak/>
+        <w:t xml:space="preserve">information about someone they can’t even prove is guilty. I mean, Nathaniel’s kinda creepy, but he hasn’t done anything </w:t>
       </w:r>
       <w:r>
         <w:rPr>
@@ -22791,7 +24644,21 @@
         <w:rPr>
           <w:rFonts w:eastAsia="Calibri"/>
         </w:rPr>
-        <w:t>Later that evening, Cassandra and Elias visited a small but busy cafe in the heart of the city, along the Lake Geneva waterfront. The sun had set and the patio lights were on, casting a warm glow over the twins as they ate their food - at present, a savory crèpe with cheese, eggs, and ham on buckwheat flour for Elias, and a bowl of tomato soup for Cassandra. Elias had, of course, also ordered a generous amount of wine to accompany his meal, while Cassandra had only asked for water.</w:t>
+        <w:t xml:space="preserve">Later that evening, Cassandra and Elias visited a small but busy cafe in the heart of the city, along the Lake Geneva waterfront. The sun had set and the patio lights were on, casting a warm glow over the twins as they ate their food - at present, a savory </w:t>
+      </w:r>
+      <w:proofErr w:type="spellStart"/>
+      <w:r>
+        <w:rPr>
+          <w:rFonts w:eastAsia="Calibri"/>
+        </w:rPr>
+        <w:t>crèpe</w:t>
+      </w:r>
+      <w:proofErr w:type="spellEnd"/>
+      <w:r>
+        <w:rPr>
+          <w:rFonts w:eastAsia="Calibri"/>
+        </w:rPr>
+        <w:t xml:space="preserve"> with cheese, eggs, and ham on buckwheat flour for Elias, and a bowl of tomato soup for Cassandra. Elias had, of course, also ordered a generous amount of wine to accompany his meal, while Cassandra had only asked for water.</w:t>
       </w:r>
     </w:p>
     <w:p>
@@ -22817,6 +24684,7 @@
         <w:rPr>
           <w:rFonts w:eastAsia="Calibri"/>
         </w:rPr>
+        <w:lastRenderedPageBreak/>
         <w:t xml:space="preserve">Cassandra looked out over the water. The illumination from the city regrettably polluted the sky too much for many stars to be visible, but the multicolored lights peppering the lake and the opposite shoreline had their own beauty to them. </w:t>
       </w:r>
     </w:p>
@@ -22864,15 +24732,31 @@
           <w:rFonts w:eastAsia="Calibri"/>
           <w:b/>
         </w:rPr>
-        <w:t>[todo: consider moving this argument to the actual negotiation with Charlotte, and make this whole conversation about something else]</w:t>
-      </w:r>
-    </w:p>
-    <w:p>
-      <w:pPr>
+        <w:t>[</w:t>
+      </w:r>
+      <w:proofErr w:type="spellStart"/>
+      <w:r>
         <w:rPr>
           <w:rFonts w:eastAsia="Calibri"/>
           <w:b/>
         </w:rPr>
+        <w:t>todo</w:t>
+      </w:r>
+      <w:proofErr w:type="spellEnd"/>
+      <w:r>
+        <w:rPr>
+          <w:rFonts w:eastAsia="Calibri"/>
+          <w:b/>
+        </w:rPr>
+        <w:t>: consider moving this argument to the actual negotiation with Charlotte, and make this whole conversation about something else]</w:t>
+      </w:r>
+    </w:p>
+    <w:p>
+      <w:pPr>
+        <w:rPr>
+          <w:rFonts w:eastAsia="Calibri"/>
+          <w:b/>
+        </w:rPr>
       </w:pPr>
       <w:r>
         <w:rPr>
@@ -22885,7 +24769,23 @@
           <w:rFonts w:eastAsia="Calibri"/>
           <w:b/>
         </w:rPr>
-        <w:t>[todo: Have Charlotte show more religious rhetoric in her earlier dialogue so it explains why Elias thinks this]</w:t>
+        <w:t>[</w:t>
+      </w:r>
+      <w:proofErr w:type="spellStart"/>
+      <w:r>
+        <w:rPr>
+          <w:rFonts w:eastAsia="Calibri"/>
+          <w:b/>
+        </w:rPr>
+        <w:t>todo</w:t>
+      </w:r>
+      <w:proofErr w:type="spellEnd"/>
+      <w:r>
+        <w:rPr>
+          <w:rFonts w:eastAsia="Calibri"/>
+          <w:b/>
+        </w:rPr>
+        <w:t>: Have Charlotte show more religious rhetoric in her earlier dialogue so it explains why Elias thinks this]</w:t>
       </w:r>
     </w:p>
     <w:p>
@@ -22963,6 +24863,7 @@
         <w:rPr>
           <w:rFonts w:eastAsia="Calibri"/>
         </w:rPr>
+        <w:lastRenderedPageBreak/>
         <w:t xml:space="preserve">Elias laughed. “As much as I’d like to see that, I just think it’s polite to keep her informed,” he said. </w:t>
       </w:r>
     </w:p>
@@ -23023,7 +24924,23 @@
           <w:rFonts w:eastAsia="Calibri"/>
           <w:b/>
         </w:rPr>
-        <w:t>[todo: add a scene earlier to show her pacing in her room in Naples?]</w:t>
+        <w:t>[</w:t>
+      </w:r>
+      <w:proofErr w:type="spellStart"/>
+      <w:r>
+        <w:rPr>
+          <w:rFonts w:eastAsia="Calibri"/>
+          <w:b/>
+        </w:rPr>
+        <w:t>todo</w:t>
+      </w:r>
+      <w:proofErr w:type="spellEnd"/>
+      <w:r>
+        <w:rPr>
+          <w:rFonts w:eastAsia="Calibri"/>
+          <w:b/>
+        </w:rPr>
+        <w:t>: add a scene earlier to show her pacing in her room in Naples?]</w:t>
       </w:r>
     </w:p>
     <w:p>
@@ -23166,19 +25083,34 @@
         <w:rPr>
           <w:rFonts w:eastAsia="Calibri"/>
         </w:rPr>
-        <w:t>“Well, you know as well as I do that I’ve never been one for that kind of thing.”</w:t>
-      </w:r>
-    </w:p>
-    <w:p>
-      <w:pPr>
-        <w:rPr>
-          <w:rFonts w:eastAsia="Calibri"/>
-        </w:rPr>
-      </w:pPr>
-      <w:r>
-        <w:rPr>
-          <w:rFonts w:eastAsia="Calibri"/>
-        </w:rPr>
+        <w:t xml:space="preserve">“Well, you know as well as I do </w:t>
+      </w:r>
+      <w:proofErr w:type="gramStart"/>
+      <w:r>
+        <w:rPr>
+          <w:rFonts w:eastAsia="Calibri"/>
+        </w:rPr>
+        <w:t>that</w:t>
+      </w:r>
+      <w:proofErr w:type="gramEnd"/>
+      <w:r>
+        <w:rPr>
+          <w:rFonts w:eastAsia="Calibri"/>
+        </w:rPr>
+        <w:t xml:space="preserve"> I’ve never been one for that kind of thing.”</w:t>
+      </w:r>
+    </w:p>
+    <w:p>
+      <w:pPr>
+        <w:rPr>
+          <w:rFonts w:eastAsia="Calibri"/>
+        </w:rPr>
+      </w:pPr>
+      <w:r>
+        <w:rPr>
+          <w:rFonts w:eastAsia="Calibri"/>
+        </w:rPr>
+        <w:lastRenderedPageBreak/>
         <w:t>“Aha, that’s true. Although, speaking of emotions, I’m happy to see that you and Xiang seem to be getting along. I take it your talk with him the other day went well?”</w:t>
       </w:r>
     </w:p>
@@ -23239,7 +25171,23 @@
           <w:rFonts w:eastAsia="Calibri"/>
           <w:b/>
         </w:rPr>
-        <w:t>[todo: Some mention of Akiko preferring salty food, perhaps during the mess hall scene in the prologue]</w:t>
+        <w:t>[</w:t>
+      </w:r>
+      <w:proofErr w:type="spellStart"/>
+      <w:r>
+        <w:rPr>
+          <w:rFonts w:eastAsia="Calibri"/>
+          <w:b/>
+        </w:rPr>
+        <w:t>todo</w:t>
+      </w:r>
+      <w:proofErr w:type="spellEnd"/>
+      <w:r>
+        <w:rPr>
+          <w:rFonts w:eastAsia="Calibri"/>
+          <w:b/>
+        </w:rPr>
+        <w:t>: Some mention of Akiko preferring salty food, perhaps during the mess hall scene in the prologue]</w:t>
       </w:r>
     </w:p>
     <w:p>
@@ -23265,7 +25213,21 @@
         <w:rPr>
           <w:rFonts w:eastAsia="Calibri"/>
         </w:rPr>
-        <w:t xml:space="preserve">“She said something like that, yeah. How’s the crèpe?” </w:t>
+        <w:t xml:space="preserve">“She said something like that, yeah. How’s the </w:t>
+      </w:r>
+      <w:proofErr w:type="spellStart"/>
+      <w:r>
+        <w:rPr>
+          <w:rFonts w:eastAsia="Calibri"/>
+        </w:rPr>
+        <w:t>crèpe</w:t>
+      </w:r>
+      <w:proofErr w:type="spellEnd"/>
+      <w:r>
+        <w:rPr>
+          <w:rFonts w:eastAsia="Calibri"/>
+        </w:rPr>
+        <w:t xml:space="preserve">?” </w:t>
       </w:r>
     </w:p>
     <w:p>
@@ -23373,14 +25335,37 @@
         <w:rPr>
           <w:rFonts w:eastAsia="Calibri"/>
         </w:rPr>
-        <w:t xml:space="preserve">“Won’t lie, I’m kinda jealous of Cass and Eli. I’m sure they’re having a grand old time right out there, even if they seem determined to resist my efforts at playing cupid,” she replied, smiling cheekily with her mouth, but not with her eyes. </w:t>
+        <w:t xml:space="preserve">“Won’t lie, I’m kinda jealous of Cass and Eli. I’m sure they’re having a grand old time right out there, even if they seem determined to resist my efforts at playing cupid,” she replied, </w:t>
+      </w:r>
+      <w:r>
+        <w:rPr>
+          <w:rFonts w:eastAsia="Calibri"/>
+        </w:rPr>
+        <w:lastRenderedPageBreak/>
+        <w:t xml:space="preserve">smiling cheekily with her mouth, but not with her eyes. </w:t>
       </w:r>
       <w:r>
         <w:rPr>
           <w:rFonts w:eastAsia="Calibri"/>
           <w:b/>
         </w:rPr>
-        <w:t>[todo: rewrite this scene so it’s about Cassandra and Elias, not a romantic couple]</w:t>
+        <w:t>[</w:t>
+      </w:r>
+      <w:proofErr w:type="spellStart"/>
+      <w:r>
+        <w:rPr>
+          <w:rFonts w:eastAsia="Calibri"/>
+          <w:b/>
+        </w:rPr>
+        <w:t>todo</w:t>
+      </w:r>
+      <w:proofErr w:type="spellEnd"/>
+      <w:r>
+        <w:rPr>
+          <w:rFonts w:eastAsia="Calibri"/>
+          <w:b/>
+        </w:rPr>
+        <w:t>: rewrite this scene so it’s about Cassandra and Elias, not a romantic couple]</w:t>
       </w:r>
     </w:p>
     <w:p>
@@ -23458,7 +25443,21 @@
         <w:rPr>
           <w:rFonts w:eastAsia="Calibri"/>
         </w:rPr>
-        <w:t xml:space="preserve"> of us survived is ‘cause the flagship came in to bail us out. Meanwhile, we lost the city, lost hundreds of good people, and ran away with nothing to show for it except some intel that Besim would probably pretend was worth it, even though it wasn’t.”</w:t>
+        <w:t xml:space="preserve"> of us survived is </w:t>
+      </w:r>
+      <w:proofErr w:type="spellStart"/>
+      <w:r>
+        <w:rPr>
+          <w:rFonts w:eastAsia="Calibri"/>
+        </w:rPr>
+        <w:t>‘cause</w:t>
+      </w:r>
+      <w:proofErr w:type="spellEnd"/>
+      <w:r>
+        <w:rPr>
+          <w:rFonts w:eastAsia="Calibri"/>
+        </w:rPr>
+        <w:t xml:space="preserve"> the flagship came in to bail us out. Meanwhile, we lost the city, lost hundreds of good people, and ran away with nothing to show for it except some intel that Besim would probably pretend was worth it, even though it wasn’t.”</w:t>
       </w:r>
     </w:p>
     <w:p>
@@ -23562,6 +25561,7 @@
         <w:rPr>
           <w:rFonts w:eastAsia="Calibri"/>
         </w:rPr>
+        <w:lastRenderedPageBreak/>
         <w:t>“I…I…” Eirene’s voice trailed off, and she turned to look out the window. After a moment watching boats floating about in the gulf, she shook her head.</w:t>
       </w:r>
     </w:p>
@@ -23614,7 +25614,29 @@
         <w:rPr>
           <w:rFonts w:eastAsia="Calibri"/>
         </w:rPr>
-        <w:t>Eirene rolled her eyes, but otherwise ignored his boasting. “Well, I’m glad of that, at least. Still, I’m sorry. It’s just that, like you said, I don’t need to be sharing my grief with everyone else, ‘cause that wouldn’t really be fair to them. It’s my problem to deal with, right?”</w:t>
+        <w:t xml:space="preserve">Eirene rolled her eyes, but otherwise ignored his boasting. “Well, I’m glad of that, at least. Still, I’m sorry. It’s just that, like you said, I don’t need to be sharing my grief with everyone else, </w:t>
+      </w:r>
+      <w:proofErr w:type="spellStart"/>
+      <w:r>
+        <w:rPr>
+          <w:rFonts w:eastAsia="Calibri"/>
+        </w:rPr>
+        <w:t>‘</w:t>
+      </w:r>
+      <w:proofErr w:type="gramStart"/>
+      <w:r>
+        <w:rPr>
+          <w:rFonts w:eastAsia="Calibri"/>
+        </w:rPr>
+        <w:t>cause</w:t>
+      </w:r>
+      <w:proofErr w:type="spellEnd"/>
+      <w:proofErr w:type="gramEnd"/>
+      <w:r>
+        <w:rPr>
+          <w:rFonts w:eastAsia="Calibri"/>
+        </w:rPr>
+        <w:t xml:space="preserve"> that wouldn’t really be fair to them. It’s my problem to deal with, right?”</w:t>
       </w:r>
     </w:p>
     <w:p>
@@ -23653,7 +25675,21 @@
         <w:rPr>
           <w:rFonts w:eastAsia="Calibri"/>
         </w:rPr>
-        <w:t xml:space="preserve">, damnit! If you’re not going to talk it out with them, though, then at least tell </w:t>
+        <w:t xml:space="preserve">, </w:t>
+      </w:r>
+      <w:proofErr w:type="spellStart"/>
+      <w:r>
+        <w:rPr>
+          <w:rFonts w:eastAsia="Calibri"/>
+        </w:rPr>
+        <w:t>damnit</w:t>
+      </w:r>
+      <w:proofErr w:type="spellEnd"/>
+      <w:r>
+        <w:rPr>
+          <w:rFonts w:eastAsia="Calibri"/>
+        </w:rPr>
+        <w:t xml:space="preserve">! If you’re not going to talk it out with them, though, then at least tell </w:t>
       </w:r>
       <w:r>
         <w:rPr>
@@ -23718,20 +25754,48 @@
         <w:rPr>
           <w:rFonts w:eastAsia="Calibri"/>
         </w:rPr>
-        <w:t>“So I gathered, but go on.”</w:t>
-      </w:r>
-    </w:p>
-    <w:p>
-      <w:pPr>
-        <w:rPr>
-          <w:rFonts w:eastAsia="Calibri"/>
-        </w:rPr>
-      </w:pPr>
-      <w:r>
-        <w:rPr>
-          <w:rFonts w:eastAsia="Calibri"/>
-        </w:rPr>
-        <w:t xml:space="preserve">“I never had much going for me as a kid. A Migrant ship doesn’t exactly offer a lot of opportunities for career advancement, unless you strike out on your own, and I loved my parents too much to do that. Didn’t really mind, though. Making them proud was all I lived for, and they were plenty proud of me, as long as I did my part to keep the </w:t>
+        <w:t>“</w:t>
+      </w:r>
+      <w:proofErr w:type="gramStart"/>
+      <w:r>
+        <w:rPr>
+          <w:rFonts w:eastAsia="Calibri"/>
+        </w:rPr>
+        <w:t>So</w:t>
+      </w:r>
+      <w:proofErr w:type="gramEnd"/>
+      <w:r>
+        <w:rPr>
+          <w:rFonts w:eastAsia="Calibri"/>
+        </w:rPr>
+        <w:t xml:space="preserve"> I gathered, but go on.”</w:t>
+      </w:r>
+    </w:p>
+    <w:p>
+      <w:pPr>
+        <w:rPr>
+          <w:rFonts w:eastAsia="Calibri"/>
+        </w:rPr>
+      </w:pPr>
+      <w:r>
+        <w:rPr>
+          <w:rFonts w:eastAsia="Calibri"/>
+        </w:rPr>
+        <w:t xml:space="preserve">“I never had much </w:t>
+      </w:r>
+      <w:proofErr w:type="gramStart"/>
+      <w:r>
+        <w:rPr>
+          <w:rFonts w:eastAsia="Calibri"/>
+        </w:rPr>
+        <w:t>going</w:t>
+      </w:r>
+      <w:proofErr w:type="gramEnd"/>
+      <w:r>
+        <w:rPr>
+          <w:rFonts w:eastAsia="Calibri"/>
+        </w:rPr>
+        <w:t xml:space="preserve"> for me as a kid. A Migrant ship doesn’t exactly offer a lot of opportunities for career advancement, unless you strike out on your own, and I loved my parents too much to do that. Didn’t really mind, though. Making them proud was all I lived for, and they were plenty proud of me, as long as I did my part to keep the </w:t>
       </w:r>
       <w:r>
         <w:rPr>
@@ -23770,6 +25834,7 @@
         <w:rPr>
           <w:rFonts w:eastAsia="Calibri"/>
         </w:rPr>
+        <w:lastRenderedPageBreak/>
         <w:t xml:space="preserve">“Until they were murdered, more like,” Eirene corrected. “There was a mutiny. My parents and everyone loyal to them were killed or forced to flee. The boy whose name I gave you, Evan, was a friend of mine who died helping me escape, which is how I ended up in Athens. I was safe there, but, without my parents, I didn’t have much in the way of </w:t>
       </w:r>
       <w:r>
@@ -23926,6 +25991,7 @@
         <w:rPr>
           <w:rFonts w:eastAsia="Calibri"/>
         </w:rPr>
+        <w:lastRenderedPageBreak/>
         <w:t xml:space="preserve">“You say I have to,” she sobbed, “but I don’t </w:t>
       </w:r>
       <w:r>
@@ -24004,7 +26070,21 @@
         <w:rPr>
           <w:rFonts w:eastAsia="Calibri"/>
         </w:rPr>
-        <w:t>“I don’t doubt you have, but sometimes, what you need isn’t a lecture from yourself. but a firm kick in the rear from another person to get you into gear. Maybe I’m not the right person to deliver that kick, but I had to try, because it seems like Elias and Cassandra trust you, and we wouldn’t want that trust to be misplaced, now would we?”</w:t>
+        <w:t xml:space="preserve">“I don’t doubt you have, but sometimes, what you need isn’t a lecture from yourself. but a firm kick in the rear from another person to get you into gear. Maybe I’m not the right person to deliver that kick, but I had to try, because it seems like Elias and Cassandra trust you, and we wouldn’t want that trust to be misplaced, </w:t>
+      </w:r>
+      <w:proofErr w:type="gramStart"/>
+      <w:r>
+        <w:rPr>
+          <w:rFonts w:eastAsia="Calibri"/>
+        </w:rPr>
+        <w:t>now</w:t>
+      </w:r>
+      <w:proofErr w:type="gramEnd"/>
+      <w:r>
+        <w:rPr>
+          <w:rFonts w:eastAsia="Calibri"/>
+        </w:rPr>
+        <w:t xml:space="preserve"> would we?”</w:t>
       </w:r>
     </w:p>
     <w:p>
@@ -24038,20 +26118,50 @@
           <w:rFonts w:eastAsia="Calibri"/>
           <w:b/>
         </w:rPr>
-        <w:t>[todo: Change this scene so that they are more argumentative, but Jackson’s argument is ultimately more profound rather than the platitudes it is right now.]</w:t>
-      </w:r>
-    </w:p>
-    <w:p>
-      <w:pPr>
-        <w:rPr>
-          <w:rFonts w:eastAsia="Calibri"/>
-        </w:rPr>
-      </w:pPr>
-      <w:r>
-        <w:rPr>
-          <w:rFonts w:eastAsia="Calibri"/>
-        </w:rPr>
-        <w:t xml:space="preserve"> “Oh, don’t you worry about that. If there’s one thing I’m good at, it’s making it look like there’s nothing wrong at all,” Eirene said, flashing him an uneasy peace sign that did little to inspire confidence in her mental state.</w:t>
+        <w:t>[</w:t>
+      </w:r>
+      <w:proofErr w:type="spellStart"/>
+      <w:r>
+        <w:rPr>
+          <w:rFonts w:eastAsia="Calibri"/>
+          <w:b/>
+        </w:rPr>
+        <w:t>todo</w:t>
+      </w:r>
+      <w:proofErr w:type="spellEnd"/>
+      <w:r>
+        <w:rPr>
+          <w:rFonts w:eastAsia="Calibri"/>
+          <w:b/>
+        </w:rPr>
+        <w:t>: Change this scene so that they are more argumentative, but Jackson’s argument is ultimately more profound rather than the platitudes it is right now.]</w:t>
+      </w:r>
+    </w:p>
+    <w:p>
+      <w:pPr>
+        <w:rPr>
+          <w:rFonts w:eastAsia="Calibri"/>
+        </w:rPr>
+      </w:pPr>
+      <w:r>
+        <w:rPr>
+          <w:rFonts w:eastAsia="Calibri"/>
+        </w:rPr>
+        <w:t xml:space="preserve"> “Oh, don’t you worry about that. If there’s one </w:t>
+      </w:r>
+      <w:proofErr w:type="gramStart"/>
+      <w:r>
+        <w:rPr>
+          <w:rFonts w:eastAsia="Calibri"/>
+        </w:rPr>
+        <w:t>thing</w:t>
+      </w:r>
+      <w:proofErr w:type="gramEnd"/>
+      <w:r>
+        <w:rPr>
+          <w:rFonts w:eastAsia="Calibri"/>
+        </w:rPr>
+        <w:t xml:space="preserve"> I’m good at, it’s making it look like there’s nothing wrong at all,” Eirene said, flashing him an uneasy peace sign that did little to inspire confidence in her mental state.</w:t>
       </w:r>
     </w:p>
     <w:p>
@@ -24077,6 +26187,7 @@
         <w:rPr>
           <w:rFonts w:eastAsia="Calibri"/>
         </w:rPr>
+        <w:lastRenderedPageBreak/>
         <w:t xml:space="preserve">True to her word, when Akiko and Xiang entered the room, Eirene had wiped away her tears, shaken herself out, and regained her composure entirely. Neither of them would have suspected a thing. The four of them waited just a little longer for Cassandra and Elias, freshly returned from Geneva, to arrive and brief them on what had happened during their meeting with the Inquisition. </w:t>
       </w:r>
     </w:p>
@@ -24246,6 +26357,7 @@
         <w:rPr>
           <w:rFonts w:eastAsia="Calibri"/>
         </w:rPr>
+        <w:lastRenderedPageBreak/>
         <w:t xml:space="preserve">“I wish I knew,” she said. “We may have to make </w:t>
       </w:r>
       <w:r>
@@ -24364,14 +26476,44 @@
         <w:rPr>
           <w:rFonts w:eastAsia="Calibri"/>
         </w:rPr>
-        <w:t xml:space="preserve">“Mmm. Perhaps not. But a promise made should be a promise kept, he always used to tell me.” </w:t>
+        <w:t>“</w:t>
+      </w:r>
+      <w:proofErr w:type="spellStart"/>
+      <w:r>
+        <w:rPr>
+          <w:rFonts w:eastAsia="Calibri"/>
+        </w:rPr>
+        <w:t>Mmm</w:t>
+      </w:r>
+      <w:proofErr w:type="spellEnd"/>
+      <w:r>
+        <w:rPr>
+          <w:rFonts w:eastAsia="Calibri"/>
+        </w:rPr>
+        <w:t xml:space="preserve">. Perhaps not. But a promise made should be a promise kept, he always used to tell me.” </w:t>
       </w:r>
       <w:r>
         <w:rPr>
           <w:rFonts w:eastAsia="Calibri"/>
           <w:b/>
         </w:rPr>
-        <w:t>[todo: maybe include some hints that Marcus values fulfilling promises in earlier dialogue? Actually, just re-write this scene, it doesn’t make sense for Shufen to totally cut them off just yet.]</w:t>
+        <w:t>[</w:t>
+      </w:r>
+      <w:proofErr w:type="spellStart"/>
+      <w:r>
+        <w:rPr>
+          <w:rFonts w:eastAsia="Calibri"/>
+          <w:b/>
+        </w:rPr>
+        <w:t>todo</w:t>
+      </w:r>
+      <w:proofErr w:type="spellEnd"/>
+      <w:r>
+        <w:rPr>
+          <w:rFonts w:eastAsia="Calibri"/>
+          <w:b/>
+        </w:rPr>
+        <w:t>: maybe include some hints that Marcus values fulfilling promises in earlier dialogue? Actually, just re-write this scene, it doesn’t make sense for Shufen to totally cut them off just yet.]</w:t>
       </w:r>
     </w:p>
     <w:p>
@@ -24423,6 +26565,7 @@
         <w:rPr>
           <w:rFonts w:eastAsia="Calibri"/>
         </w:rPr>
+        <w:lastRenderedPageBreak/>
         <w:t>“Like I said. Promises made, promises kept,” the young man interrupted.</w:t>
       </w:r>
     </w:p>
@@ -24579,7 +26722,14 @@
         <w:rPr>
           <w:rFonts w:eastAsia="Calibri"/>
         </w:rPr>
-        <w:t xml:space="preserve">“I…I don’t know. It’s hard,” Akiko confessed. “I know they’re safe, and they know I’m safe - I told them that much in the last message I was able to send to them. But, as nice as you’ve been to me, I won’t lie and say it doesn’t hurt at times. I just wanted to live, like, a normal life, find some career I could be happy with, but that </w:t>
+        <w:t xml:space="preserve">“I…I don’t know. It’s hard,” Akiko confessed. “I know they’re safe, and they know I’m safe - I told them that much in the last message I was able to send to them. But, as nice as you’ve </w:t>
+      </w:r>
+      <w:r>
+        <w:rPr>
+          <w:rFonts w:eastAsia="Calibri"/>
+        </w:rPr>
+        <w:lastRenderedPageBreak/>
+        <w:t xml:space="preserve">been to me, I won’t lie and say it doesn’t hurt at times. I just wanted to live, like, a normal life, find some career I could be happy with, but that </w:t>
       </w:r>
       <w:r>
         <w:rPr>
@@ -24618,7 +26768,21 @@
         <w:rPr>
           <w:rFonts w:eastAsia="Calibri"/>
         </w:rPr>
-        <w:t xml:space="preserve">“But that’s the thing - what if you can’t? Like, I don’t wanna seem ungrateful, ‘cause you’ve done more for me than I </w:t>
+        <w:t xml:space="preserve">“But that’s the thing - what if you can’t? Like, I don’t wanna seem ungrateful, </w:t>
+      </w:r>
+      <w:proofErr w:type="spellStart"/>
+      <w:r>
+        <w:rPr>
+          <w:rFonts w:eastAsia="Calibri"/>
+        </w:rPr>
+        <w:t>‘cause</w:t>
+      </w:r>
+      <w:proofErr w:type="spellEnd"/>
+      <w:r>
+        <w:rPr>
+          <w:rFonts w:eastAsia="Calibri"/>
+        </w:rPr>
+        <w:t xml:space="preserve"> you’ve done more for me than I </w:t>
       </w:r>
       <w:r>
         <w:rPr>
@@ -24709,6 +26873,7 @@
         <w:rPr>
           <w:rFonts w:eastAsia="Calibri"/>
         </w:rPr>
+        <w:lastRenderedPageBreak/>
         <w:t xml:space="preserve">Akiko’s hand tightened around Cassandra’s. “I don’t doubt Athens will survive. I just wonder if </w:t>
       </w:r>
       <w:r>
@@ -24904,7 +27069,21 @@
         <w:rPr>
           <w:rFonts w:eastAsia="Calibri"/>
         </w:rPr>
-        <w:t>?” Akiko asked one day. “The traditional winter festival in Quebec. I never really cared for it, but it’s, like, a huge deal over there, and one hell of a security nightmare. There’s gotta be some kind of weakness we could exploit.”</w:t>
+        <w:t xml:space="preserve">?” Akiko asked one day. “The traditional winter festival in Quebec. I never really cared for it, but it’s, like, a huge deal over there, and one hell of a security nightmare. There’s </w:t>
+      </w:r>
+      <w:proofErr w:type="spellStart"/>
+      <w:r>
+        <w:rPr>
+          <w:rFonts w:eastAsia="Calibri"/>
+        </w:rPr>
+        <w:t>gotta</w:t>
+      </w:r>
+      <w:proofErr w:type="spellEnd"/>
+      <w:r>
+        <w:rPr>
+          <w:rFonts w:eastAsia="Calibri"/>
+        </w:rPr>
+        <w:t xml:space="preserve"> be some kind of weakness we could exploit.”</w:t>
       </w:r>
     </w:p>
     <w:p>
@@ -24930,6 +27109,7 @@
         <w:rPr>
           <w:rFonts w:eastAsia="Calibri"/>
         </w:rPr>
+        <w:lastRenderedPageBreak/>
         <w:t>“Pah, let them say what they want,” Jackson replied. “We can’t let the opinions of the common rabble keep us away from our objective.”</w:t>
       </w:r>
     </w:p>
@@ -24943,7 +27123,21 @@
         <w:rPr>
           <w:rFonts w:eastAsia="Calibri"/>
         </w:rPr>
-        <w:t>“I wonder if that attitude is why you didn’t have many friends growing up,” Eirene said.</w:t>
+        <w:t xml:space="preserve">“I wonder if that attitude is </w:t>
+      </w:r>
+      <w:proofErr w:type="gramStart"/>
+      <w:r>
+        <w:rPr>
+          <w:rFonts w:eastAsia="Calibri"/>
+        </w:rPr>
+        <w:t>why</w:t>
+      </w:r>
+      <w:proofErr w:type="gramEnd"/>
+      <w:r>
+        <w:rPr>
+          <w:rFonts w:eastAsia="Calibri"/>
+        </w:rPr>
+        <w:t xml:space="preserve"> you didn’t have many friends growing up,” Eirene said.</w:t>
       </w:r>
     </w:p>
     <w:p>
@@ -25113,14 +27307,51 @@
         <w:rPr>
           <w:rFonts w:eastAsia="Calibri"/>
         </w:rPr>
-        <w:t xml:space="preserve">“No, you’re not mistaken, but, to paraphrase Clausewitz, war is the continuation of policy by other means. Sometimes you have no choice but to assert your position with force,” Elias replied.” </w:t>
+        <w:t xml:space="preserve">“No, you’re not mistaken, </w:t>
+      </w:r>
+      <w:proofErr w:type="gramStart"/>
+      <w:r>
+        <w:rPr>
+          <w:rFonts w:eastAsia="Calibri"/>
+        </w:rPr>
+        <w:t>but,</w:t>
+      </w:r>
+      <w:proofErr w:type="gramEnd"/>
+      <w:r>
+        <w:rPr>
+          <w:rFonts w:eastAsia="Calibri"/>
+        </w:rPr>
+        <w:t xml:space="preserve"> to paraphrase Clausewitz, war is the continuation of policy by other means. Sometimes you have no choice but to assert your position with force,” Elias </w:t>
+      </w:r>
+      <w:r>
+        <w:rPr>
+          <w:rFonts w:eastAsia="Calibri"/>
+        </w:rPr>
+        <w:lastRenderedPageBreak/>
+        <w:t xml:space="preserve">replied.” </w:t>
       </w:r>
       <w:r>
         <w:rPr>
           <w:rFonts w:eastAsia="Calibri"/>
           <w:b/>
         </w:rPr>
-        <w:t>[todo: does it make sense for Clausewitz to be remembered this far into the future? Does that matter?]</w:t>
+        <w:t>[</w:t>
+      </w:r>
+      <w:proofErr w:type="spellStart"/>
+      <w:r>
+        <w:rPr>
+          <w:rFonts w:eastAsia="Calibri"/>
+          <w:b/>
+        </w:rPr>
+        <w:t>todo</w:t>
+      </w:r>
+      <w:proofErr w:type="spellEnd"/>
+      <w:r>
+        <w:rPr>
+          <w:rFonts w:eastAsia="Calibri"/>
+          <w:b/>
+        </w:rPr>
+        <w:t>: does it make sense for Clausewitz to be remembered this far into the future? Does that matter?]</w:t>
       </w:r>
     </w:p>
     <w:p>
@@ -25159,7 +27390,35 @@
         <w:rPr>
           <w:rFonts w:eastAsia="Calibri"/>
         </w:rPr>
-        <w:t>“I thought our good friend Jackson here was supposed to be the ace up his sleeve. Now that we’ve got him, has Lancaster listened to a word we’ve said? Is Athens free? Psh, of course he hasn’t, and of course it’s not. If anything he’s only poured more troops into that damn city. What makes you think he won’t lash out like a cornered animal if we take away his toys?”</w:t>
+        <w:t xml:space="preserve">“I thought our good friend Jackson here was supposed to be the ace up his sleeve. Now that we’ve got him, has Lancaster listened to a word we’ve said? Is Athens free? </w:t>
+      </w:r>
+      <w:proofErr w:type="spellStart"/>
+      <w:r>
+        <w:rPr>
+          <w:rFonts w:eastAsia="Calibri"/>
+        </w:rPr>
+        <w:t>Psh</w:t>
+      </w:r>
+      <w:proofErr w:type="spellEnd"/>
+      <w:r>
+        <w:rPr>
+          <w:rFonts w:eastAsia="Calibri"/>
+        </w:rPr>
+        <w:t xml:space="preserve">, of course he hasn’t, and of course it’s not. If </w:t>
+      </w:r>
+      <w:proofErr w:type="gramStart"/>
+      <w:r>
+        <w:rPr>
+          <w:rFonts w:eastAsia="Calibri"/>
+        </w:rPr>
+        <w:t>anything</w:t>
+      </w:r>
+      <w:proofErr w:type="gramEnd"/>
+      <w:r>
+        <w:rPr>
+          <w:rFonts w:eastAsia="Calibri"/>
+        </w:rPr>
+        <w:t xml:space="preserve"> he’s only poured more troops into that damn city. What makes you think he won’t lash out like a cornered animal if we take away his toys?”</w:t>
       </w:r>
     </w:p>
     <w:p>
@@ -25206,7 +27465,23 @@
           <w:rFonts w:eastAsia="Calibri"/>
           <w:b/>
         </w:rPr>
-        <w:t>[todo: define better what everyone’s specific job actually is]</w:t>
+        <w:t>[</w:t>
+      </w:r>
+      <w:proofErr w:type="spellStart"/>
+      <w:r>
+        <w:rPr>
+          <w:rFonts w:eastAsia="Calibri"/>
+          <w:b/>
+        </w:rPr>
+        <w:t>todo</w:t>
+      </w:r>
+      <w:proofErr w:type="spellEnd"/>
+      <w:r>
+        <w:rPr>
+          <w:rFonts w:eastAsia="Calibri"/>
+          <w:b/>
+        </w:rPr>
+        <w:t>: define better what everyone’s specific job actually is]</w:t>
       </w:r>
     </w:p>
     <w:p>
@@ -25297,7 +27572,22 @@
         <w:rPr>
           <w:rFonts w:eastAsia="Calibri"/>
         </w:rPr>
-        <w:t>“Nobody outranks anybody. At the end of the day, all of us are nothing more than a bunch of kids playing at spycraft because the grown-ups are otherwise occupied. Don’t go getting any delusions of grandeur.”</w:t>
+        <w:lastRenderedPageBreak/>
+        <w:t xml:space="preserve">“Nobody outranks anybody. At the end of the day, all of us are nothing more than a bunch of kids playing at </w:t>
+      </w:r>
+      <w:proofErr w:type="spellStart"/>
+      <w:r>
+        <w:rPr>
+          <w:rFonts w:eastAsia="Calibri"/>
+        </w:rPr>
+        <w:t>spycraft</w:t>
+      </w:r>
+      <w:proofErr w:type="spellEnd"/>
+      <w:r>
+        <w:rPr>
+          <w:rFonts w:eastAsia="Calibri"/>
+        </w:rPr>
+        <w:t xml:space="preserve"> because the grown-ups are otherwise occupied. Don’t go getting any delusions of grandeur.”</w:t>
       </w:r>
     </w:p>
     <w:p>
@@ -25495,6 +27785,7 @@
         <w:rPr>
           <w:rFonts w:eastAsia="Calibri"/>
         </w:rPr>
+        <w:lastRenderedPageBreak/>
         <w:t xml:space="preserve">That was something of a lie. She had dressed down to relax after the meeting, but nobody could have said she wasn’t presentable. However, the minute it took her to put on her jacket and heels was another minute she had to corral her wandering mind and ready herself once more for human interaction. </w:t>
       </w:r>
     </w:p>
@@ -25612,7 +27903,21 @@
         <w:rPr>
           <w:rFonts w:eastAsia="Calibri"/>
         </w:rPr>
-        <w:t>Xiang shook his head. “Not a suicide note, if that’s what you’re wondering. It’s a page from her diary. She didn’t write it to explain anything, but it is, as far as I can tell, the last thoughts she ever committed to paper.”</w:t>
+        <w:t xml:space="preserve">Xiang shook his head. “Not a suicide </w:t>
+      </w:r>
+      <w:proofErr w:type="gramStart"/>
+      <w:r>
+        <w:rPr>
+          <w:rFonts w:eastAsia="Calibri"/>
+        </w:rPr>
+        <w:t>note</w:t>
+      </w:r>
+      <w:proofErr w:type="gramEnd"/>
+      <w:r>
+        <w:rPr>
+          <w:rFonts w:eastAsia="Calibri"/>
+        </w:rPr>
+        <w:t>, if that’s what you’re wondering. It’s a page from her diary. She didn’t write it to explain anything, but it is, as far as I can tell, the last thoughts she ever committed to paper.”</w:t>
       </w:r>
     </w:p>
     <w:p>
@@ -25653,19 +27958,36 @@
           <w:rFonts w:eastAsia="Calibri"/>
           <w:b/>
         </w:rPr>
-        <w:t xml:space="preserve"> [todo: use a better metaphor here]</w:t>
-      </w:r>
-    </w:p>
-    <w:p>
-      <w:pPr>
-        <w:rPr>
-          <w:rFonts w:eastAsia="Calibri"/>
-        </w:rPr>
-      </w:pPr>
-      <w:r>
-        <w:rPr>
-          <w:rFonts w:eastAsia="Calibri"/>
-        </w:rPr>
+        <w:t xml:space="preserve"> [</w:t>
+      </w:r>
+      <w:proofErr w:type="spellStart"/>
+      <w:r>
+        <w:rPr>
+          <w:rFonts w:eastAsia="Calibri"/>
+          <w:b/>
+        </w:rPr>
+        <w:t>todo</w:t>
+      </w:r>
+      <w:proofErr w:type="spellEnd"/>
+      <w:r>
+        <w:rPr>
+          <w:rFonts w:eastAsia="Calibri"/>
+          <w:b/>
+        </w:rPr>
+        <w:t>: use a better metaphor here]</w:t>
+      </w:r>
+    </w:p>
+    <w:p>
+      <w:pPr>
+        <w:rPr>
+          <w:rFonts w:eastAsia="Calibri"/>
+        </w:rPr>
+      </w:pPr>
+      <w:r>
+        <w:rPr>
+          <w:rFonts w:eastAsia="Calibri"/>
+        </w:rPr>
+        <w:lastRenderedPageBreak/>
         <w:t>“This isn’t a diary entry, it’s a damn letter!” she shouted at Xiang, holding the page in his face.</w:t>
       </w:r>
     </w:p>
@@ -25722,22 +28044,23 @@
           <w:rFonts w:ascii="Corsiva" w:eastAsia="Corsiva" w:hAnsi="Corsiva" w:cs="Corsiva"/>
           <w:i/>
         </w:rPr>
-        <w:t>[todo: letter goes here]</w:t>
-      </w:r>
-    </w:p>
-    <w:p>
-      <w:pPr>
+        <w:t>[</w:t>
+      </w:r>
+      <w:proofErr w:type="spellStart"/>
+      <w:r>
         <w:rPr>
           <w:rFonts w:ascii="Corsiva" w:eastAsia="Corsiva" w:hAnsi="Corsiva" w:cs="Corsiva"/>
           <w:i/>
         </w:rPr>
-      </w:pPr>
+        <w:t>todo</w:t>
+      </w:r>
+      <w:proofErr w:type="spellEnd"/>
       <w:r>
         <w:rPr>
           <w:rFonts w:ascii="Corsiva" w:eastAsia="Corsiva" w:hAnsi="Corsiva" w:cs="Corsiva"/>
           <w:i/>
         </w:rPr>
-        <w:t xml:space="preserve">The last thing I want is to forget your face, like I’ve forgotten so many other things during my time here. However, there are times when I feel like it would be for the best. Perhaps it would ease the pain of my mistake? Or is that simply a fool’s errand? </w:t>
+        <w:t>: letter goes here]</w:t>
       </w:r>
     </w:p>
     <w:p>
@@ -25752,7 +28075,7 @@
           <w:rFonts w:ascii="Corsiva" w:eastAsia="Corsiva" w:hAnsi="Corsiva" w:cs="Corsiva"/>
           <w:i/>
         </w:rPr>
-        <w:t>[todo: more letter goes here]</w:t>
+        <w:t xml:space="preserve">The last thing I want is to forget your face, like I’ve forgotten so many other things during my time here. However, there are times when I feel like it would be for the best. Perhaps it would ease the pain of my mistake? Or is that simply a fool’s errand? </w:t>
       </w:r>
     </w:p>
     <w:p>
@@ -25767,6 +28090,37 @@
           <w:rFonts w:ascii="Corsiva" w:eastAsia="Corsiva" w:hAnsi="Corsiva" w:cs="Corsiva"/>
           <w:i/>
         </w:rPr>
+        <w:t>[</w:t>
+      </w:r>
+      <w:proofErr w:type="spellStart"/>
+      <w:r>
+        <w:rPr>
+          <w:rFonts w:ascii="Corsiva" w:eastAsia="Corsiva" w:hAnsi="Corsiva" w:cs="Corsiva"/>
+          <w:i/>
+        </w:rPr>
+        <w:t>todo</w:t>
+      </w:r>
+      <w:proofErr w:type="spellEnd"/>
+      <w:r>
+        <w:rPr>
+          <w:rFonts w:ascii="Corsiva" w:eastAsia="Corsiva" w:hAnsi="Corsiva" w:cs="Corsiva"/>
+          <w:i/>
+        </w:rPr>
+        <w:t>: more letter goes here]</w:t>
+      </w:r>
+    </w:p>
+    <w:p>
+      <w:pPr>
+        <w:rPr>
+          <w:rFonts w:ascii="Corsiva" w:eastAsia="Corsiva" w:hAnsi="Corsiva" w:cs="Corsiva"/>
+          <w:i/>
+        </w:rPr>
+      </w:pPr>
+      <w:r>
+        <w:rPr>
+          <w:rFonts w:ascii="Corsiva" w:eastAsia="Corsiva" w:hAnsi="Corsiva" w:cs="Corsiva"/>
+          <w:i/>
+        </w:rPr>
         <w:t>Always yours,</w:t>
       </w:r>
     </w:p>
@@ -25872,6 +28226,7 @@
         <w:rPr>
           <w:rFonts w:eastAsia="Calibri"/>
         </w:rPr>
+        <w:lastRenderedPageBreak/>
         <w:t>She looked back at the letter. There was one thing that stood out to her amidst the tale of overwhelming loneliness and despair. “…</w:t>
       </w:r>
       <w:r>
@@ -26059,6 +28414,7 @@
         <w:rPr>
           <w:rFonts w:eastAsia="Calibri"/>
         </w:rPr>
+        <w:lastRenderedPageBreak/>
         <w:t>“Sure, but all at the same time?” Cassandra snapped her fingers as an idea came into her head. “Hold on, what year was it that you left for Madelyn-Rash?</w:t>
       </w:r>
     </w:p>
@@ -26098,7 +28454,21 @@
         <w:rPr>
           <w:rFonts w:eastAsia="Calibri"/>
         </w:rPr>
-        <w:t>“Well, I remember Madelyn-Rash merging with the D.A., which happened a year after I was hired. And I obviously remember Chenmei’s death, which was about six months after that. So it’s just that half-year gap that I lost, which was probably just working on some random project that got cancelled. Do you remember the details about every month of your life?”</w:t>
+        <w:t xml:space="preserve">“Well, I remember Madelyn-Rash merging with the D.A., which happened a year after I was hired. And I obviously remember Chenmei’s death, which was about six months after that. </w:t>
+      </w:r>
+      <w:proofErr w:type="gramStart"/>
+      <w:r>
+        <w:rPr>
+          <w:rFonts w:eastAsia="Calibri"/>
+        </w:rPr>
+        <w:t>So</w:t>
+      </w:r>
+      <w:proofErr w:type="gramEnd"/>
+      <w:r>
+        <w:rPr>
+          <w:rFonts w:eastAsia="Calibri"/>
+        </w:rPr>
+        <w:t xml:space="preserve"> it’s just that half-year gap that I lost, which was probably just working on some random project that got cancelled. Do you remember the details about every month of your life?”</w:t>
       </w:r>
     </w:p>
     <w:p>
@@ -26285,6 +28655,7 @@
         <w:rPr>
           <w:rFonts w:eastAsia="Calibri"/>
         </w:rPr>
+        <w:lastRenderedPageBreak/>
         <w:t xml:space="preserve">“No, no, that lines up perfectly!” Cassandra exclaimed. “You, Xiang, Chenmei…all three of you worked at the lab in Montreal, and all three of you have no memory of anything that happened during that period. Something’s fishy, and I’m </w:t>
       </w:r>
       <w:r>
@@ -26583,6 +28954,7 @@
     </w:p>
     <w:p>
       <w:r>
+        <w:lastRenderedPageBreak/>
         <w:t>“While I appreciate the thought, I’ve no intention of sitting idly by while the Directorate plays games with our lives,” Elias said. “God helps those who help themselves, as they say.”</w:t>
       </w:r>
     </w:p>
@@ -26598,7 +28970,15 @@
     </w:p>
     <w:p>
       <w:r>
-        <w:t>“Shuttles? I mean, in theory, yeah, but you gotta know the Skywatch has the hangars locked down tight. Plus, the autopilot is only made to get you from point A to point B, not dodge missiles, so if they decide to shoot you down, you’re shit out of luck.”</w:t>
+        <w:t xml:space="preserve">“Shuttles? I mean, in theory, yeah, but you </w:t>
+      </w:r>
+      <w:proofErr w:type="spellStart"/>
+      <w:r>
+        <w:t>gotta</w:t>
+      </w:r>
+      <w:proofErr w:type="spellEnd"/>
+      <w:r>
+        <w:t xml:space="preserve"> know the Skywatch has the hangars locked down tight. Plus, the autopilot is only made to get you from point A to point B, not dodge missiles, so if they decide to shoot you down, you’re shit out of luck.”</w:t>
       </w:r>
     </w:p>
     <w:p>
@@ -26633,7 +29013,11 @@
     </w:p>
     <w:p>
       <w:r>
-        <w:t>Akiko chuckled darkly. “I guess I’m an open book too,” she said. “I didn’t take this job because I believe in the Union or anything. Like, you heard them, Vargas and Reed are ready to blow us all to kingdom come if things come down to it, and the rest of the crew might be devoted enough to follow them into the grave, but I never wanted any of this. Taking this job was a last resort. So, please, you can do whatever you want with me when we get to Athens – I just want to live.”</w:t>
+        <w:t xml:space="preserve">Akiko chuckled darkly. “I guess I’m an open book too,” she said. “I didn’t take this job because I believe in the Union or anything. Like, you heard them, Vargas and Reed are ready to blow us all to kingdom come if things come down to it, and the rest of the crew might be devoted enough to follow them into the grave, but I never wanted any of this. Taking this job was a last </w:t>
+      </w:r>
+      <w:r>
+        <w:lastRenderedPageBreak/>
+        <w:t>resort. So, please, you can do whatever you want with me when we get to Athens – I just want to live.”</w:t>
       </w:r>
     </w:p>
     <w:p>
@@ -26643,7 +29027,15 @@
     </w:p>
     <w:p>
       <w:r>
-        <w:t>Akiko’s eyes lit up with the realization that, for the first time in a long while, she had a chance to escape the doldrums in which she had found herself. “Brilliant!” the girl exclaimed. “I’ll take you both there right away. I just hope Mrs…um, your mother is right about the Grand Admiral.”</w:t>
+        <w:t xml:space="preserve">Akiko’s eyes lit up with the realization that, for the first time in a long while, she had a chance to escape the doldrums in which she had found herself. “Brilliant!” the girl exclaimed. “I’ll take you both there right away. I just hope </w:t>
+      </w:r>
+      <w:proofErr w:type="spellStart"/>
+      <w:r>
+        <w:t>Mrs</w:t>
+      </w:r>
+      <w:proofErr w:type="spellEnd"/>
+      <w:r>
+        <w:t>…um, your mother is right about the Grand Admiral.”</w:t>
       </w:r>
     </w:p>
     <w:p>
@@ -26698,6 +29090,7 @@
     </w:p>
     <w:p>
       <w:r>
+        <w:lastRenderedPageBreak/>
         <w:t xml:space="preserve">“Not yet,” Shufen replied. “These </w:t>
       </w:r>
       <w:r>
@@ -26729,7 +29122,15 @@
     </w:p>
     <w:p>
       <w:r>
-        <w:t>“That too. The good news is that when they patrol behind the shuttle, this door’s in their blind spot. If we time our run just right, they won’t notice us until it’s too late.”</w:t>
+        <w:t xml:space="preserve">“That too. The good news is that when they patrol behind the shuttle, this </w:t>
+      </w:r>
+      <w:proofErr w:type="gramStart"/>
+      <w:r>
+        <w:t>door’s</w:t>
+      </w:r>
+      <w:proofErr w:type="gramEnd"/>
+      <w:r>
+        <w:t xml:space="preserve"> in their blind spot. If we time our run just right, they won’t notice us until it’s too late.”</w:t>
       </w:r>
     </w:p>
     <w:p>
@@ -26769,7 +29170,11 @@
     </w:p>
     <w:p>
       <w:r>
-        <w:t xml:space="preserve">They moved into the hangar at a brisk but gentle pace. When they got to the shuttle, Akiko used her key one last time to unlock it and let the others through. A small part of her expected the others to slam the hatch shut and take off without her, now that her services were no longer needed, but her fears were silenced when Cassandra instead gave Akiko a kindly smile and extended her hand to help her aboard. She appreciated the gesture, even if she didn’t really need it. </w:t>
+        <w:t xml:space="preserve">They moved into the hangar at a brisk but gentle pace. When they got to the shuttle, Akiko used her key one last time to unlock it and let the others through. A small part of her expected the others to slam the hatch shut and take off without her, now that her services were no </w:t>
+      </w:r>
+      <w:r>
+        <w:lastRenderedPageBreak/>
+        <w:t xml:space="preserve">longer needed, but her fears were silenced when Cassandra instead gave Akiko a kindly smile and extended her hand to help her aboard. She appreciated the gesture, even if she didn’t really need it. </w:t>
       </w:r>
     </w:p>
     <w:p>
@@ -26809,7 +29214,15 @@
     </w:p>
     <w:p>
       <w:r>
-        <w:t xml:space="preserve">“Well, here they are. The ball’s in your court now, Mother,” Cassandra said. </w:t>
+        <w:t xml:space="preserve">“Well, here they are. The </w:t>
+      </w:r>
+      <w:proofErr w:type="gramStart"/>
+      <w:r>
+        <w:t>ball’s</w:t>
+      </w:r>
+      <w:proofErr w:type="gramEnd"/>
+      <w:r>
+        <w:t xml:space="preserve"> in your court now, Mother,” Cassandra said. </w:t>
       </w:r>
     </w:p>
     <w:p>
@@ -26845,7 +29258,15 @@
         <w:t>Sunset Serenade</w:t>
       </w:r>
       <w:r>
-        <w:t>, This is Hao Shufen, Director of the Aleph Null branch campus in Athens,” she replied in a scathing tone. “Accompanying me are Elias Hao Zhenjie, our ambassador to the Union; and Cassandra Hao Zhenyan, our chief of security. We demand that we be escorted directly to Athens International Airport, as the Union has displayed a gross disregard for the safety of our personnel, violating Article Four of the Treaty of Naples. Inform Grand Admiral Lancaster that if our demands are not met, Aleph Null will withhold all further aid to the Defense Administration on these grounds. Over.”</w:t>
+        <w:t xml:space="preserve">, </w:t>
+      </w:r>
+      <w:proofErr w:type="gramStart"/>
+      <w:r>
+        <w:t>This</w:t>
+      </w:r>
+      <w:proofErr w:type="gramEnd"/>
+      <w:r>
+        <w:t xml:space="preserve"> is Hao Shufen, Director of the Aleph Null branch campus in Athens,” she replied in a scathing tone. “Accompanying me are Elias Hao Zhenjie, our ambassador to the Union; and Cassandra Hao Zhenyan, our chief of security. We demand that we be escorted directly to Athens International Airport, as the Union has displayed a gross disregard for the safety of our personnel, violating Article Four of the Treaty of Naples. Inform Grand Admiral Lancaster that if our demands are not met, Aleph Null will withhold all further aid to the Defense Administration on these grounds. Over.”</w:t>
       </w:r>
     </w:p>
     <w:p>
@@ -26861,6 +29282,7 @@
     </w:p>
     <w:p>
       <w:r>
+        <w:lastRenderedPageBreak/>
         <w:t xml:space="preserve">The radio went silent, and Shufen switched off the shuttle’s transmitter so those aboard could speak privately while the Skywatch, too, conferred amongst themselves. </w:t>
       </w:r>
     </w:p>
@@ -26891,7 +29313,20 @@
         <w:t>Magna Carta</w:t>
       </w:r>
       <w:r>
-        <w:t xml:space="preserve"> and he’d fold, ‘cause he knows we’ve got him dead to rights. Legally speaking, at least,” Cassandra added.</w:t>
+        <w:t xml:space="preserve"> and he’d fold, </w:t>
+      </w:r>
+      <w:proofErr w:type="spellStart"/>
+      <w:r>
+        <w:t>‘</w:t>
+      </w:r>
+      <w:proofErr w:type="gramStart"/>
+      <w:r>
+        <w:t>cause</w:t>
+      </w:r>
+      <w:proofErr w:type="spellEnd"/>
+      <w:proofErr w:type="gramEnd"/>
+      <w:r>
+        <w:t xml:space="preserve"> he knows we’ve got him dead to rights. Legally speaking, at least,” Cassandra added.</w:t>
       </w:r>
     </w:p>
     <w:p>
@@ -26952,6 +29387,7 @@
     </w:p>
     <w:p>
       <w:r>
+        <w:lastRenderedPageBreak/>
         <w:t>“Well, that’s another crisis averted,” Cassandra said, stretching out in an alluring, almost catlike fashion. “Although I’d be remiss not to acknowledge Miss Akiko’s efforts. I know you didn’t do it for our sake, but you saved us all kinds of trouble with that shortcut.”</w:t>
       </w:r>
     </w:p>
@@ -27044,12 +29480,21 @@
     </w:p>
     <w:p>
       <w:r>
+        <w:lastRenderedPageBreak/>
         <w:t xml:space="preserve">    Cassandra looked sideways at Akiko’s slumbering body, and gently nudged Elias with her elbow. He followed her gaze and watched as she stood up, careful not to bump Akiko’s legs, and opened up the compartment filled with emergency supplies. From it, she gathered a blanket and set it gently over the sleeping girl before leaning back and closing her own eyes. </w:t>
       </w:r>
     </w:p>
     <w:p>
       <w:r>
-        <w:t xml:space="preserve">Elias was the next to fall asleep, and Shufen was the last. The dutiful autopilot carried out its mission to bring its weary passengers home, while the </w:t>
+        <w:t xml:space="preserve">Elias was the next to fall asleep, and Shufen was the last. The dutiful autopilot carried out its mission to bring its weary </w:t>
+      </w:r>
+      <w:proofErr w:type="gramStart"/>
+      <w:r>
+        <w:t>passengers</w:t>
+      </w:r>
+      <w:proofErr w:type="gramEnd"/>
+      <w:r>
+        <w:t xml:space="preserve"> home, while the </w:t>
       </w:r>
       <w:r>
         <w:rPr>
@@ -27154,7 +29599,15 @@
     </w:p>
     <w:p>
       <w:r>
-        <w:t xml:space="preserve">The water was calm as Cassandra and Ian stepped into an inconspicuous fishing boat moored off the shores of a small Aegean island. Nearby, on the rocks, the Peregrine corvette sat idle, its searchlights the sole source of illumination for the abandoned dock. </w:t>
+        <w:t xml:space="preserve">The water was calm as Cassandra and Ian stepped into an inconspicuous fishing boat moored off the shores of a small </w:t>
+      </w:r>
+      <w:proofErr w:type="gramStart"/>
+      <w:r>
+        <w:t>Aegean island</w:t>
+      </w:r>
+      <w:proofErr w:type="gramEnd"/>
+      <w:r>
+        <w:t xml:space="preserve">. Nearby, on the rocks, the Peregrine corvette sat idle, its searchlights the sole source of illumination for the abandoned dock. </w:t>
       </w:r>
     </w:p>
     <w:p>
@@ -27164,6 +29617,7 @@
     </w:p>
     <w:p>
       <w:r>
+        <w:lastRenderedPageBreak/>
         <w:t>“Wouldn’t dream of it. See, not even armed.” As proof, Cassandra patted her own body in all the places she might keep a gun. Eirene nodded in acknowledgement, and Cassandra smiled cheerfully back at her.</w:t>
       </w:r>
     </w:p>
@@ -27174,7 +29628,15 @@
     </w:p>
     <w:p>
       <w:r>
-        <w:t>“No one ever got this close before. Taking the shot’d be easy from your position…if you don’t care too much about getting out afterwards.”</w:t>
+        <w:t xml:space="preserve">“No one ever got this close before. Taking the </w:t>
+      </w:r>
+      <w:proofErr w:type="spellStart"/>
+      <w:r>
+        <w:t>shot’d</w:t>
+      </w:r>
+      <w:proofErr w:type="spellEnd"/>
+      <w:r>
+        <w:t xml:space="preserve"> be easy from your position…if you don’t care too much about getting out afterwards.”</w:t>
       </w:r>
     </w:p>
     <w:p>
@@ -27214,6 +29676,7 @@
     </w:p>
     <w:p>
       <w:r>
+        <w:lastRenderedPageBreak/>
         <w:t xml:space="preserve">“God, this place is foul. I know it was safer to land on the island, but damn, I wish we could have flown straight there. Sucks to be us, I guess,” Ian said, breathing in the scent of salt, fish, and oil, all blended together into a maritime cocktail. </w:t>
       </w:r>
     </w:p>
@@ -27264,6 +29727,7 @@
     </w:p>
     <w:p>
       <w:r>
+        <w:lastRenderedPageBreak/>
         <w:t>“Oh, for sure, an informed populace is the tyrant’s worst nightmare. But, like, how can you be sure these ‘allies’ of ours will come to the same conclusions we did? Or at least come close enough that we can work together?”</w:t>
       </w:r>
     </w:p>
@@ -27304,7 +29768,20 @@
     </w:p>
     <w:p>
       <w:r>
-        <w:t>“They can take care of themselves. Focus on doing your job, and have faith – Those two’ll be more than okay. Be downright shameful if they lost to that pitiful excuse for an army.”</w:t>
+        <w:t xml:space="preserve">“They can take care of themselves. Focus on doing your job, and have faith – </w:t>
+      </w:r>
+      <w:proofErr w:type="gramStart"/>
+      <w:r>
+        <w:t xml:space="preserve">Those </w:t>
+      </w:r>
+      <w:proofErr w:type="spellStart"/>
+      <w:r>
+        <w:t>two’ll</w:t>
+      </w:r>
+      <w:proofErr w:type="spellEnd"/>
+      <w:proofErr w:type="gramEnd"/>
+      <w:r>
+        <w:t xml:space="preserve"> be more than okay. Be downright shameful if they lost to that pitiful excuse for an army.”</w:t>
       </w:r>
     </w:p>
     <w:p>
@@ -27337,7 +29814,11 @@
     </w:p>
     <w:p>
       <w:r>
-        <w:t xml:space="preserve">Yet to be completed, the new Science Administration Tower – where Cassandra would set up her nest – was all but empty, once again thanks to Besim and his “allies” in the city. From the unfinished skeleton of the upper levels, she could actually see the Tower’s Grand Balcony, where the conference would take place, and had set up radios tuned in both to Ian’s listening device and the loyalists’ communications. It would have been a perfect position if not for the weather. The thin, cold air stung her skin and her cloudy wisps of breath mingled with drops of rain falling from above. As soon as this job was done, she resolved, she would return to Istanbul and take a hot shower to cleanse this misery. </w:t>
+        <w:t xml:space="preserve">Yet to be completed, the new Science Administration Tower – where Cassandra would set up her nest – was all but empty, once again thanks to Besim and his “allies” in the city. From the unfinished skeleton of the upper levels, she could actually see the Tower’s Grand Balcony, where the conference would take place, and had set up radios tuned in both to Ian’s listening device and the loyalists’ communications. It would have been a perfect position if not for the </w:t>
+      </w:r>
+      <w:r>
+        <w:lastRenderedPageBreak/>
+        <w:t xml:space="preserve">weather. The thin, cold air stung her skin and her cloudy wisps of breath mingled with drops of rain falling from above. As soon as this job was done, she resolved, she would return to Istanbul and take a hot shower to cleanse this misery. </w:t>
       </w:r>
     </w:p>
     <w:p>
@@ -27352,7 +29833,15 @@
     </w:p>
     <w:p>
       <w:r>
-        <w:t>“The bug’s in position,” Ian’s voice came to her over the radio. “From what I’m hearing, Director-General Keller and his friends will arrive in about five minutes.”</w:t>
+        <w:t xml:space="preserve">“The </w:t>
+      </w:r>
+      <w:proofErr w:type="gramStart"/>
+      <w:r>
+        <w:t>bug’s</w:t>
+      </w:r>
+      <w:proofErr w:type="gramEnd"/>
+      <w:r>
+        <w:t xml:space="preserve"> in position,” Ian’s voice came to her over the radio. “From what I’m hearing, Director-General Keller and his friends will arrive in about five minutes.”</w:t>
       </w:r>
     </w:p>
     <w:p>
@@ -27372,6 +29861,7 @@
     </w:p>
     <w:p>
       <w:r>
+        <w:lastRenderedPageBreak/>
         <w:t>From her perch, Cassandra saw that several seats remained empty that night. Grand Marshal Vargas’s absence was expected, but the other vacancies spoke to a worrisome trend. As core administrators retired or were ousted, rather than elect replacements, their peers had scrambled to claim the open positions for themselves. Based on his seating, Marcus Fairchild alone had come to lead the Science, Defense, and Transportation Administrations, which made him all the more dangerous should he align himself with Lancaster’s conspiracy.</w:t>
       </w:r>
     </w:p>
@@ -27450,11 +29940,20 @@
     </w:p>
     <w:p>
       <w:r>
-        <w:t>“Almost thirty years ago,” Marcus began, “the last true artificial intelligence, Rho, was lost in an earthquake, alongside the forge that birthed it – much to the glee of those luddites who opposed the technology. With so many disasters laying waste to civilization, such a casualty was viewed as little more than a footnote, and it seemed like all the scientific progress it represented, and all the legal and philosophical debates about its personhood had been for nothing. But those of you close to the Defense Administration know that to be false, for I, and only I, have seen the value in not only restoring the old world AIs, but improving them. Sadly, bereft of the infrastructure and documentation used to develop Rho, we have…struggled, and were forced to put our efforts towards more mundane pursuits.”</w:t>
-      </w:r>
-    </w:p>
-    <w:p>
-      <w:r>
+        <w:t xml:space="preserve">“Almost thirty years ago,” Marcus began, “the last true artificial intelligence, Rho, was lost in an earthquake, alongside the forge that birthed it – much to the glee of those luddites who opposed the technology. With so many disasters laying waste to civilization, such a casualty was viewed as little more than a footnote, and it seemed like all the scientific progress it represented, and all the legal and philosophical debates about its personhood had been for nothing. But those of you close to the Defense Administration know that to be false, for I, and only I, have seen the value in not only restoring the </w:t>
+      </w:r>
+      <w:proofErr w:type="gramStart"/>
+      <w:r>
+        <w:t>old world</w:t>
+      </w:r>
+      <w:proofErr w:type="gramEnd"/>
+      <w:r>
+        <w:t xml:space="preserve"> AIs, but improving them. Sadly, bereft of the infrastructure and documentation used to develop Rho, we have…struggled, and were forced to put our efforts towards more mundane pursuits.”</w:t>
+      </w:r>
+    </w:p>
+    <w:p>
+      <w:r>
+        <w:lastRenderedPageBreak/>
         <w:t>“Only you would consider the development of orbital superweapons ‘mundane,’” Lancaster remarked, immediately catching Cassandra’s attention. No sentence containing that phrase could mean anything good, that much was obvious.</w:t>
       </w:r>
     </w:p>
@@ -27485,7 +29984,15 @@
     </w:p>
     <w:p>
       <w:r>
-        <w:t xml:space="preserve">Lancaster snarled. “More old world foolishness. Entrusting weapons of mass destruction to an AI,” he said. </w:t>
+        <w:t xml:space="preserve">Lancaster snarled. “More </w:t>
+      </w:r>
+      <w:proofErr w:type="gramStart"/>
+      <w:r>
+        <w:t>old world</w:t>
+      </w:r>
+      <w:proofErr w:type="gramEnd"/>
+      <w:r>
+        <w:t xml:space="preserve"> foolishness. Entrusting weapons of mass destruction to an AI,” he said. </w:t>
       </w:r>
     </w:p>
     <w:p>
@@ -27500,6 +30007,7 @@
     </w:p>
     <w:p>
       <w:r>
+        <w:lastRenderedPageBreak/>
         <w:t>“Ladies and gentlemen of the Administrative Council, I present to you my daughter, Lena Fairchild.”</w:t>
       </w:r>
     </w:p>
@@ -27570,7 +30078,11 @@
     </w:p>
     <w:p>
       <w:r>
-        <w:t xml:space="preserve">“One day, perhaps. But not today. No, the practical advantage of our Mourners is that they can be mass-produced, making them…viable substitutes for a human military force. Lancaster, I believe this is your area of expertise.” There seemed a hint of disgust in Marcus’ voice, Cassandra thought. </w:t>
+        <w:t xml:space="preserve">“One day, perhaps. But not today. No, the practical advantage of our Mourners is that they can be mass-produced, making them…viable substitutes for a human military force. </w:t>
+      </w:r>
+      <w:r>
+        <w:lastRenderedPageBreak/>
+        <w:t xml:space="preserve">Lancaster, I believe this is your area of expertise.” There seemed a hint of disgust in Marcus’ voice, Cassandra thought. </w:t>
       </w:r>
     </w:p>
     <w:p>
@@ -27645,7 +30157,11 @@
     </w:p>
     <w:p>
       <w:r>
-        <w:t>“Of course, many of you are likely, and rightly, concerned about the cost of this endeavor,” Magnus said. “I won’t lie. It will be expensive. Retrofitting ASPIS’ orbital batteries will be cheap enough thanks to the space elevator, but preparing the Mourners for mass production will take a pretty penny. So, a question for the audience – how would you propose we fund this little project of ours?”</w:t>
+        <w:t xml:space="preserve">“Of course, many of you are likely, and rightly, concerned about the cost of this endeavor,” Magnus said. “I won’t lie. It will be expensive. Retrofitting ASPIS’ orbital batteries </w:t>
+      </w:r>
+      <w:r>
+        <w:lastRenderedPageBreak/>
+        <w:t>will be cheap enough thanks to the space elevator, but preparing the Mourners for mass production will take a pretty penny. So, a question for the audience – how would you propose we fund this little project of ours?”</w:t>
       </w:r>
     </w:p>
     <w:p>
@@ -27655,7 +30171,15 @@
     </w:p>
     <w:p>
       <w:r>
-        <w:t>Magnus nodded. “Certainly a possibility. Yet, our citizens might not react favorably towards a tax unless they believe they’ll see some benefit, and this project must be kept secret for now. To them, it’ll look like we’re simply sucking up their hard-earned cash. We might be able to get more support by claiming it goes towards national defense, which isn’t exactly a lie, but we’d need to prove that we face sufficient threats to justify it.”</w:t>
+        <w:t>Magnus nodded. “</w:t>
+      </w:r>
+      <w:proofErr w:type="gramStart"/>
+      <w:r>
+        <w:t>Certainly</w:t>
+      </w:r>
+      <w:proofErr w:type="gramEnd"/>
+      <w:r>
+        <w:t xml:space="preserve"> a possibility. Yet, our citizens might not react favorably towards a tax unless they believe they’ll see some benefit, and this project must be kept secret for now. To them, it’ll look like we’re simply sucking up their hard-earned cash. We might be able to get more support by claiming it goes towards national defense, which isn’t exactly a lie, but we’d need to prove that we face sufficient threats to justify it.”</w:t>
       </w:r>
     </w:p>
     <w:p>
@@ -27692,8 +30216,17 @@
           <w:i/>
           <w:iCs/>
         </w:rPr>
-        <w:t>casus belli</w:t>
-      </w:r>
+        <w:t xml:space="preserve">casus </w:t>
+      </w:r>
+      <w:proofErr w:type="gramStart"/>
+      <w:r>
+        <w:rPr>
+          <w:i/>
+          <w:iCs/>
+        </w:rPr>
+        <w:t>belli</w:t>
+      </w:r>
+      <w:proofErr w:type="gramEnd"/>
       <w:r>
         <w:t>.”</w:t>
       </w:r>
@@ -27741,7 +30274,14 @@
         <w:rPr>
           <w:lang w:eastAsia="ja-JP"/>
         </w:rPr>
-        <w:t>His one job having long since been completed, Ian was already making his way out of Samara Tower when his ears filled with the sounds of the building’s descent into chaos. Cassandra, meanwhile, could only sit and stare at the bloody spectacle before her, any view she had of the Grand Balcony obscured by thick black smoke. The radio tuned into the Directorate’s security channel was aflame with frantic conversation, but the curious airship above her remained still and silent. Was it responsible for the attack? Unlikely, she concluded, although that left its identity an unresolved mystery. Regardless, there was no time to think. She needed to move.</w:t>
+        <w:t xml:space="preserve">His one job having long since been completed, Ian was already making his way out of Samara Tower when his ears filled with the sounds of the building’s descent into chaos. Cassandra, meanwhile, could only sit and stare at the bloody spectacle before her, any view she had of the Grand Balcony obscured by thick black smoke. The radio tuned into the Directorate’s </w:t>
+      </w:r>
+      <w:r>
+        <w:rPr>
+          <w:lang w:eastAsia="ja-JP"/>
+        </w:rPr>
+        <w:lastRenderedPageBreak/>
+        <w:t>security channel was aflame with frantic conversation, but the curious airship above her remained still and silent. Was it responsible for the attack? Unlikely, she concluded, although that left its identity an unresolved mystery. Regardless, there was no time to think. She needed to move.</w:t>
       </w:r>
     </w:p>
     <w:p>
@@ -27846,6 +30386,7 @@
         <w:rPr>
           <w:lang w:eastAsia="ja-JP"/>
         </w:rPr>
+        <w:lastRenderedPageBreak/>
         <w:t>Cassandra scowled and shook her fist at the sky. “</w:t>
       </w:r>
       <w:r>
@@ -27976,7 +30517,21 @@
         <w:rPr>
           <w:lang w:eastAsia="ja-JP"/>
         </w:rPr>
-        <w:t xml:space="preserve">“So can I. The loyalists just got caught with their pants down, so they won’t be ready for me. Think of it like a fun challenge, no worse than escaping from the </w:t>
+        <w:t>“</w:t>
+      </w:r>
+      <w:proofErr w:type="gramStart"/>
+      <w:r>
+        <w:rPr>
+          <w:lang w:eastAsia="ja-JP"/>
+        </w:rPr>
+        <w:t>So</w:t>
+      </w:r>
+      <w:proofErr w:type="gramEnd"/>
+      <w:r>
+        <w:rPr>
+          <w:lang w:eastAsia="ja-JP"/>
+        </w:rPr>
+        <w:t xml:space="preserve"> can I. The loyalists just got caught with their pants down, so they won’t be ready for me. Think of it like a fun challenge, no worse than escaping from the </w:t>
       </w:r>
       <w:r>
         <w:rPr>
@@ -28069,8 +30624,16 @@
         <w:rPr>
           <w:lang w:eastAsia="ja-JP"/>
         </w:rPr>
-        <w:t>“Yeah, see you – ”</w:t>
-      </w:r>
+        <w:t xml:space="preserve">“Yeah, see you </w:t>
+      </w:r>
+      <w:proofErr w:type="gramStart"/>
+      <w:r>
+        <w:rPr>
+          <w:lang w:eastAsia="ja-JP"/>
+        </w:rPr>
+        <w:t>– ”</w:t>
+      </w:r>
+      <w:proofErr w:type="gramEnd"/>
     </w:p>
     <w:p>
       <w:pPr>
@@ -28099,6 +30662,7 @@
         <w:rPr>
           <w:lang w:eastAsia="ja-JP"/>
         </w:rPr>
+        <w:lastRenderedPageBreak/>
         <w:t>Ian never even saw the truck that struck his flank. From their end, Cassandra and Eirene only heard the violent shriek of twisting metal and the start of a profane yell that quickly cut into static and silence.</w:t>
       </w:r>
     </w:p>
@@ -28224,7 +30788,14 @@
         <w:rPr>
           <w:lang w:eastAsia="ja-JP"/>
         </w:rPr>
-        <w:t xml:space="preserve">If this stranger could link him to the bombing, however falsely, then Ian knew the game was up, and he was doomed to die in Athens. As one small comfort, at least Eirene and Cassandra were likely to escape. That the survivors would be able to capitalize on his success was enough for him to die content. </w:t>
+        <w:t xml:space="preserve">If this stranger could link him to the bombing, however falsely, then Ian knew the game was up, and he was doomed to die in Athens. As one small comfort, at least Eirene and </w:t>
+      </w:r>
+      <w:r>
+        <w:rPr>
+          <w:lang w:eastAsia="ja-JP"/>
+        </w:rPr>
+        <w:lastRenderedPageBreak/>
+        <w:t xml:space="preserve">Cassandra were likely to escape. That the survivors would be able to capitalize on his success was enough for him to die content. </w:t>
       </w:r>
     </w:p>
     <w:p>
@@ -28340,7 +30911,11 @@
     <w:p/>
     <w:p>
       <w:r>
-        <w:t xml:space="preserve">The nighttime tranquility shrouding Hotel India would have encouraged Cassandra, were it not for the loyalist air destroyer hovering in the skies above. Unlike the strange vessel she had sighted at Samara Tower, the destroyer was clearly marked as a Skywatch warship, leaving no doubt as to its intentions. </w:t>
+        <w:t xml:space="preserve">The nighttime tranquility shrouding Hotel India would have encouraged Cassandra, were it not for the loyalist air destroyer hovering in the skies above. Unlike the strange vessel she had </w:t>
+      </w:r>
+      <w:r>
+        <w:lastRenderedPageBreak/>
+        <w:t xml:space="preserve">sighted at Samara Tower, the destroyer was clearly marked as a Skywatch warship, leaving no doubt as to its intentions. </w:t>
       </w:r>
     </w:p>
     <w:p>
@@ -28380,7 +30955,11 @@
     </w:p>
     <w:p>
       <w:r>
-        <w:t>Cassandra stopped for a second to pay her respects to the fallen, hastily making the sign of the cross over her chest. Although her own spirituality did not align with any organized religion, her parents were on-and-off practitioners of Orthodoxy, and their habits had worn off on her. It was as good a rite as any, given the circumstances.</w:t>
+        <w:t xml:space="preserve">Cassandra stopped for a second to pay her respects to the fallen, hastily making the sign of the cross over her chest. Although her own spirituality did not align with any organized </w:t>
+      </w:r>
+      <w:r>
+        <w:lastRenderedPageBreak/>
+        <w:t>religion, her parents were on-and-off practitioners of Orthodoxy, and their habits had worn off on her. It was as good a rite as any, given the circumstances.</w:t>
       </w:r>
     </w:p>
     <w:p>
@@ -28425,6 +31004,7 @@
     </w:p>
     <w:p>
       <w:r>
+        <w:lastRenderedPageBreak/>
         <w:t>“True. I’m sorry.”</w:t>
       </w:r>
     </w:p>
@@ -28465,7 +31045,15 @@
         <w:t>somehow</w:t>
       </w:r>
       <w:r>
-        <w:t xml:space="preserve"> managed to stay asleep during all the fighting, so we figured ‘eh, why not let him rest,’ and it seemed like he needed it, ‘cause as far as I know, he’s still napping.”</w:t>
+        <w:t xml:space="preserve"> managed to stay asleep during all the fighting, so we figured ‘eh, why not let him rest,’ and it seemed like he needed it, </w:t>
+      </w:r>
+      <w:proofErr w:type="spellStart"/>
+      <w:r>
+        <w:t>‘cause</w:t>
+      </w:r>
+      <w:proofErr w:type="spellEnd"/>
+      <w:r>
+        <w:t xml:space="preserve"> as far as I know, he’s still napping.”</w:t>
       </w:r>
     </w:p>
     <w:p>
@@ -28490,7 +31078,11 @@
     </w:p>
     <w:p>
       <w:r>
-        <w:t>Next, she continued gingerly down the hall and stepped into the side room where their guest lay asleep. He was a pale boy who looked about her age and reasonably handsome, with messy brown hair and flecks of dirt still on his face where the garrison’s medic had neglected to wipe him down. His clothes were unusually high-quality for someone who claimed to be a fugitive from justice, although they were torn and stained with mud.</w:t>
+        <w:t xml:space="preserve">Next, she continued gingerly down the hall and stepped into the side room where their guest lay asleep. He was a pale boy who looked about her age and reasonably handsome, with </w:t>
+      </w:r>
+      <w:r>
+        <w:lastRenderedPageBreak/>
+        <w:t>messy brown hair and flecks of dirt still on his face where the garrison’s medic had neglected to wipe him down. His clothes were unusually high-quality for someone who claimed to be a fugitive from justice, although they were torn and stained with mud.</w:t>
       </w:r>
     </w:p>
     <w:p>
@@ -28530,7 +31122,11 @@
     </w:p>
     <w:p>
       <w:r>
-        <w:t xml:space="preserve">“Mmhmm. If they’ll paint a scared, lonely girl as a dangerous war criminal because they need a scapegoat, then yeah, I’m not about to take their word about this guy. He could be guilty, but we </w:t>
+        <w:t xml:space="preserve">“Mmhmm. If they’ll paint a scared, lonely girl as a dangerous war criminal because they need a scapegoat, then yeah, I’m not about to take their word about this guy. He could be guilty, </w:t>
+      </w:r>
+      <w:r>
+        <w:lastRenderedPageBreak/>
+        <w:t xml:space="preserve">but we </w:t>
       </w:r>
       <w:r>
         <w:rPr>
@@ -28630,6 +31226,7 @@
     </w:p>
     <w:p>
       <w:r>
+        <w:lastRenderedPageBreak/>
         <w:t xml:space="preserve">Faced with such a foe, the crippled destroyer used what little power it could still muster to turn and flee. The </w:t>
       </w:r>
       <w:r>
@@ -28660,7 +31257,15 @@
         <w:t>proper</w:t>
       </w:r>
       <w:r>
-        <w:t xml:space="preserve"> war, then things are gonna get real ugly, real fast.”</w:t>
+        <w:t xml:space="preserve"> war, then things are gonna get </w:t>
+      </w:r>
+      <w:proofErr w:type="gramStart"/>
+      <w:r>
+        <w:t>real</w:t>
+      </w:r>
+      <w:proofErr w:type="gramEnd"/>
+      <w:r>
+        <w:t xml:space="preserve"> ugly, real fast.”</w:t>
       </w:r>
     </w:p>
     <w:p>
@@ -28720,6 +31325,7 @@
     </w:p>
     <w:p>
       <w:r>
+        <w:lastRenderedPageBreak/>
         <w:t>Cassandra’s heart dropped into her stomach. “Excuse me?” she said. “You’d better start from the beginning. What happened after the bombing?”</w:t>
       </w:r>
     </w:p>
@@ -28770,7 +31376,15 @@
     </w:p>
     <w:p>
       <w:r>
-        <w:t xml:space="preserve">“So, you’re telling me they completely took over the city in a matter of hours? No, no, this had to be prepared beforehand, ‘cause there’s no way even the Skywatch could act that fast. Between the </w:t>
+        <w:t xml:space="preserve">“So, you’re telling me they completely took over the city in a matter of hours? No, no, this had to be prepared beforehand, </w:t>
+      </w:r>
+      <w:proofErr w:type="spellStart"/>
+      <w:r>
+        <w:t>‘cause</w:t>
+      </w:r>
+      <w:proofErr w:type="spellEnd"/>
+      <w:r>
+        <w:t xml:space="preserve"> there’s no way even the Skywatch could act that fast. Between the </w:t>
       </w:r>
       <w:r>
         <w:rPr>
@@ -28864,6 +31478,7 @@
           <w:shd w:val="clear" w:color="auto" w:fill="FFFFFF"/>
           <w:lang w:eastAsia="ja-JP"/>
         </w:rPr>
+        <w:lastRenderedPageBreak/>
         <w:t xml:space="preserve"> “The one blessing is that the civilian government acknowledged that the charges against us were fabricated, and that they have no intention of helping the UPD. I just hope they don’t endanger themselves on our behalf.”</w:t>
       </w:r>
     </w:p>
@@ -29177,6 +31792,7 @@
           <w:shd w:val="clear" w:color="auto" w:fill="FFFFFF"/>
           <w:lang w:eastAsia="ja-JP"/>
         </w:rPr>
+        <w:lastRenderedPageBreak/>
         <w:t>“Yes, that’s what him being my father means. Have I been rescued by dullards? Small wonder you lot lost the war so quickly.”</w:t>
       </w:r>
     </w:p>
@@ -29406,11 +32022,10 @@
           <w:shd w:val="clear" w:color="auto" w:fill="FFFFFF"/>
           <w:lang w:eastAsia="ja-JP"/>
         </w:rPr>
-        <w:t>“Indeed he was! If there’s one thing capitalists love, it’s eating their own. It’s how they get stronger.”</w:t>
-      </w:r>
-    </w:p>
-    <w:p>
-      <w:pPr>
+        <w:t>“</w:t>
+      </w:r>
+      <w:proofErr w:type="gramStart"/>
+      <w:r>
         <w:rPr>
           <w:rFonts w:eastAsiaTheme="minorEastAsia"/>
           <w:iCs/>
@@ -29418,7 +32033,9 @@
           <w:shd w:val="clear" w:color="auto" w:fill="FFFFFF"/>
           <w:lang w:eastAsia="ja-JP"/>
         </w:rPr>
-      </w:pPr>
+        <w:t>Indeed</w:t>
+      </w:r>
+      <w:proofErr w:type="gramEnd"/>
       <w:r>
         <w:rPr>
           <w:rFonts w:eastAsiaTheme="minorEastAsia"/>
@@ -29427,7 +32044,7 @@
           <w:shd w:val="clear" w:color="auto" w:fill="FFFFFF"/>
           <w:lang w:eastAsia="ja-JP"/>
         </w:rPr>
-        <w:t>“Uh-huh.”</w:t>
+        <w:t xml:space="preserve"> he was! If there’s one thing capitalists love, it’s eating their own. It’s how they get stronger.”</w:t>
       </w:r>
     </w:p>
     <w:p>
@@ -29448,7 +32065,7 @@
           <w:shd w:val="clear" w:color="auto" w:fill="FFFFFF"/>
           <w:lang w:eastAsia="ja-JP"/>
         </w:rPr>
-        <w:t>“But in fulfilling this vital role, I made a rare error, and found myself captured by Lancaster and his flying blackguards. They put me under house arrest in an admittedly luxurious estate, and they treated me well, but it is human nature to yearn for freedom, so I effected my escape and ended up running into you. I daresay that was the greatest fortune you’ve had in some time, as my father will surely give you all the information and aid you require once you return me to him. Like you, he has no love for the Grand Admiral.”</w:t>
+        <w:t>“Uh-huh.”</w:t>
       </w:r>
     </w:p>
     <w:p>
@@ -29469,6 +32086,38 @@
           <w:shd w:val="clear" w:color="auto" w:fill="FFFFFF"/>
           <w:lang w:eastAsia="ja-JP"/>
         </w:rPr>
+        <w:t xml:space="preserve">“But in fulfilling this vital role, I made a rare error, and found myself captured by Lancaster and his flying blackguards. They put me under house arrest in an admittedly luxurious estate, and they treated me well, but it is human nature to yearn for freedom, so I effected my escape and ended up running into you. I daresay that was the greatest fortune you’ve had in some </w:t>
+      </w:r>
+      <w:r>
+        <w:rPr>
+          <w:rFonts w:eastAsiaTheme="minorEastAsia"/>
+          <w:iCs/>
+          <w:color w:val="252525"/>
+          <w:shd w:val="clear" w:color="auto" w:fill="FFFFFF"/>
+          <w:lang w:eastAsia="ja-JP"/>
+        </w:rPr>
+        <w:lastRenderedPageBreak/>
+        <w:t>time, as my father will surely give you all the information and aid you require once you return me to him. Like you, he has no love for the Grand Admiral.”</w:t>
+      </w:r>
+    </w:p>
+    <w:p>
+      <w:pPr>
+        <w:rPr>
+          <w:rFonts w:eastAsiaTheme="minorEastAsia"/>
+          <w:iCs/>
+          <w:color w:val="252525"/>
+          <w:shd w:val="clear" w:color="auto" w:fill="FFFFFF"/>
+          <w:lang w:eastAsia="ja-JP"/>
+        </w:rPr>
+      </w:pPr>
+      <w:r>
+        <w:rPr>
+          <w:rFonts w:eastAsiaTheme="minorEastAsia"/>
+          <w:iCs/>
+          <w:color w:val="252525"/>
+          <w:shd w:val="clear" w:color="auto" w:fill="FFFFFF"/>
+          <w:lang w:eastAsia="ja-JP"/>
+        </w:rPr>
         <w:t xml:space="preserve">Eirene looked pensive. “That </w:t>
       </w:r>
       <w:r>
@@ -29656,11 +32305,10 @@
           <w:shd w:val="clear" w:color="auto" w:fill="FFFFFF"/>
           <w:lang w:eastAsia="ja-JP"/>
         </w:rPr>
-        <w:t>“Well, someone’s gotta do it, right? Everyone else here has families or an important job already. It’s just the truth, and, if it makes you feel better, I’ve got better odds now than I did at Hotel India.”</w:t>
-      </w:r>
-    </w:p>
-    <w:p>
-      <w:pPr>
+        <w:t xml:space="preserve">“Well, someone’s </w:t>
+      </w:r>
+      <w:proofErr w:type="spellStart"/>
+      <w:r>
         <w:rPr>
           <w:rFonts w:eastAsiaTheme="minorEastAsia"/>
           <w:iCs/>
@@ -29668,7 +32316,9 @@
           <w:shd w:val="clear" w:color="auto" w:fill="FFFFFF"/>
           <w:lang w:eastAsia="ja-JP"/>
         </w:rPr>
-      </w:pPr>
+        <w:t>gotta</w:t>
+      </w:r>
+      <w:proofErr w:type="spellEnd"/>
       <w:r>
         <w:rPr>
           <w:rFonts w:eastAsiaTheme="minorEastAsia"/>
@@ -29677,7 +32327,7 @@
           <w:shd w:val="clear" w:color="auto" w:fill="FFFFFF"/>
           <w:lang w:eastAsia="ja-JP"/>
         </w:rPr>
-        <w:t>“Fine. If you’re so dead set on being our ambassador, then far be it from me to deny you. Just be careful, okay?”</w:t>
+        <w:t xml:space="preserve"> do it, right? Everyone else here has families or an important job already. It’s just the truth, and, if it makes you feel better, I’ve got better odds now than I did at Hotel India.”</w:t>
       </w:r>
     </w:p>
     <w:p>
@@ -29698,7 +32348,7 @@
           <w:shd w:val="clear" w:color="auto" w:fill="FFFFFF"/>
           <w:lang w:eastAsia="ja-JP"/>
         </w:rPr>
-        <w:t>“You don’t need to mother me,” Mayumi said. “But thanks.”</w:t>
+        <w:t>“Fine. If you’re so dead set on being our ambassador, then far be it from me to deny you. Just be careful, okay?”</w:t>
       </w:r>
     </w:p>
     <w:p>
@@ -29719,7 +32369,7 @@
           <w:shd w:val="clear" w:color="auto" w:fill="FFFFFF"/>
           <w:lang w:eastAsia="ja-JP"/>
         </w:rPr>
-        <w:t>Besim put his hands down on the table and looked around the assembled Peregrines, his face deadly serious. “I suppose we have a plan, then,” he said. “I can’t say I care much for her reasoning, but Miss Nagai will be more than capable of escorting our young friend to his father. It seems our fate now rests in the hands of both God and Marcus Fairchild.”</w:t>
+        <w:t>“You don’t need to mother me,” Mayumi said. “But thanks.”</w:t>
       </w:r>
     </w:p>
     <w:p>
@@ -29740,7 +32390,7 @@
           <w:shd w:val="clear" w:color="auto" w:fill="FFFFFF"/>
           <w:lang w:eastAsia="ja-JP"/>
         </w:rPr>
-        <w:t>“Well, it would seem my father won’t have much slack to pick up if that’s the case,” Jackson laughed. “Still, I promise he won’t disappoint.”</w:t>
+        <w:t>Besim put his hands down on the table and looked around the assembled Peregrines, his face deadly serious. “I suppose we have a plan, then,” he said. “I can’t say I care much for her reasoning, but Miss Nagai will be more than capable of escorting our young friend to his father. It seems our fate now rests in the hands of both God and Marcus Fairchild.”</w:t>
       </w:r>
     </w:p>
     <w:p>
@@ -29761,7 +32411,8 @@
           <w:shd w:val="clear" w:color="auto" w:fill="FFFFFF"/>
           <w:lang w:eastAsia="ja-JP"/>
         </w:rPr>
-        <w:t>“Spare us your promises. Actions will be our salvation, not empty words."</w:t>
+        <w:lastRenderedPageBreak/>
+        <w:t>“Well, it would seem my father won’t have much slack to pick up if that’s the case,” Jackson laughed. “Still, I promise he won’t disappoint.”</w:t>
       </w:r>
     </w:p>
     <w:p>
@@ -29782,7 +32433,7 @@
           <w:shd w:val="clear" w:color="auto" w:fill="FFFFFF"/>
           <w:lang w:eastAsia="ja-JP"/>
         </w:rPr>
-        <w:t>“I agree. Alas, I have neither wings nor fins to ferry you across the sea, so I’m afraid the burden of transportation lies with you.”</w:t>
+        <w:t>“Spare us your promises. Actions will be our salvation, not empty words."</w:t>
       </w:r>
     </w:p>
     <w:p>
@@ -29803,7 +32454,7 @@
           <w:shd w:val="clear" w:color="auto" w:fill="FFFFFF"/>
           <w:lang w:eastAsia="ja-JP"/>
         </w:rPr>
-        <w:t>“Very well. Eirene, you can fly Jackson and Mayumi to this ‘Bright Lighthouse?’”</w:t>
+        <w:t>“I agree. Alas, I have neither wings nor fins to ferry you across the sea, so I’m afraid the burden of transportation lies with you.”</w:t>
       </w:r>
     </w:p>
     <w:p>
@@ -29824,7 +32475,7 @@
           <w:shd w:val="clear" w:color="auto" w:fill="FFFFFF"/>
           <w:lang w:eastAsia="ja-JP"/>
         </w:rPr>
-        <w:t>Eirene didn’t say anything, but nodded to confirm what everyone already knew.</w:t>
+        <w:t>“Very well. Eirene, you can fly Jackson and Mayumi to this ‘Bright Lighthouse?’”</w:t>
       </w:r>
     </w:p>
     <w:p>
@@ -29845,6 +32496,27 @@
           <w:shd w:val="clear" w:color="auto" w:fill="FFFFFF"/>
           <w:lang w:eastAsia="ja-JP"/>
         </w:rPr>
+        <w:t>Eirene didn’t say anything, but nodded to confirm what everyone already knew.</w:t>
+      </w:r>
+    </w:p>
+    <w:p>
+      <w:pPr>
+        <w:rPr>
+          <w:rFonts w:eastAsiaTheme="minorEastAsia"/>
+          <w:iCs/>
+          <w:color w:val="252525"/>
+          <w:shd w:val="clear" w:color="auto" w:fill="FFFFFF"/>
+          <w:lang w:eastAsia="ja-JP"/>
+        </w:rPr>
+      </w:pPr>
+      <w:r>
+        <w:rPr>
+          <w:rFonts w:eastAsiaTheme="minorEastAsia"/>
+          <w:iCs/>
+          <w:color w:val="252525"/>
+          <w:shd w:val="clear" w:color="auto" w:fill="FFFFFF"/>
+          <w:lang w:eastAsia="ja-JP"/>
+        </w:rPr>
         <w:t xml:space="preserve">“Good. In that case, Cassandra, I’m giving you command of the </w:t>
       </w:r>
       <w:r>
@@ -30053,6 +32725,7 @@
           <w:shd w:val="clear" w:color="auto" w:fill="FFFFFF"/>
           <w:lang w:eastAsia="ja-JP"/>
         </w:rPr>
+        <w:lastRenderedPageBreak/>
         <w:t>Sensing her uneasiness, Besim smiled warmly at her. “Have no fear,” he said. “If the Crusaders couldn’t finish me, the spineless maggots from Athens won’t fare any better. And as for you, I have faith that you’ll find success, even without my leadership.”</w:t>
       </w:r>
     </w:p>
@@ -30283,6 +32956,7 @@
           <w:shd w:val="clear" w:color="auto" w:fill="FFFFFF"/>
           <w:lang w:eastAsia="ja-JP"/>
         </w:rPr>
+        <w:lastRenderedPageBreak/>
         <w:t>“Of course. They’re rebels, not barbarians. However, it only takes one disgruntled insurgent to do permanent damage, so you can understand my concern.” Sokolov made a gesture towards a conspicuously fresh hole in the building’s wall, which Lancaster ignored.</w:t>
       </w:r>
     </w:p>
@@ -30513,6 +33187,7 @@
           <w:shd w:val="clear" w:color="auto" w:fill="FFFFFF"/>
           <w:lang w:eastAsia="ja-JP"/>
         </w:rPr>
+        <w:lastRenderedPageBreak/>
         <w:t>“I’ll hold you to that.” The Director-General turned to look around at the rest of his staff and nodded in stern satisfaction. “Now, given that our position is secure in your capable hands, I’m going to make my own rounds of the perimeter. I could use some time to think,” he said.</w:t>
       </w:r>
     </w:p>
@@ -30702,6 +33377,7 @@
           <w:shd w:val="clear" w:color="auto" w:fill="FFFFFF"/>
           <w:lang w:eastAsia="ja-JP"/>
         </w:rPr>
+        <w:lastRenderedPageBreak/>
         <w:t>“As I mentioned earlier, it only takes one.”</w:t>
       </w:r>
     </w:p>
@@ -30902,11 +33578,9 @@
           <w:shd w:val="clear" w:color="auto" w:fill="FFFFFF"/>
           <w:lang w:eastAsia="ja-JP"/>
         </w:rPr>
-        <w:t xml:space="preserve">Ian awoke to a dull agony, every movement causing his joints to creak and a fierce, caustic pain to sting his muscles. Keeping his eyes closed, the injured man probed the surrounding area with one lethargic hand, finding only coarse wooden floors and a sweatshirt folded into a makeshift pillow beneath his head. </w:t>
-      </w:r>
-    </w:p>
-    <w:p>
-      <w:pPr>
+        <w:t xml:space="preserve">Ian awoke to a dull agony, every movement causing his joints to creak and a fierce, caustic pain to sting his muscles. Keeping his eyes closed, the injured man probed the </w:t>
+      </w:r>
+      <w:r>
         <w:rPr>
           <w:rFonts w:eastAsiaTheme="minorEastAsia"/>
           <w:iCs/>
@@ -30914,8 +33588,12 @@
           <w:shd w:val="clear" w:color="auto" w:fill="FFFFFF"/>
           <w:lang w:eastAsia="ja-JP"/>
         </w:rPr>
-      </w:pPr>
-      <w:r>
+        <w:lastRenderedPageBreak/>
+        <w:t xml:space="preserve">surrounding area with one lethargic hand, finding only coarse wooden floors and a sweatshirt folded into a makeshift pillow beneath his head. </w:t>
+      </w:r>
+    </w:p>
+    <w:p>
+      <w:pPr>
         <w:rPr>
           <w:rFonts w:eastAsiaTheme="minorEastAsia"/>
           <w:iCs/>
@@ -30923,11 +33601,8 @@
           <w:shd w:val="clear" w:color="auto" w:fill="FFFFFF"/>
           <w:lang w:eastAsia="ja-JP"/>
         </w:rPr>
-        <w:t xml:space="preserve">“Goddamnit,” he groaned, trying and failing to sit himself up. Just doing that in his current state would have been an accomplishment of its own. </w:t>
-      </w:r>
-    </w:p>
-    <w:p>
-      <w:pPr>
+      </w:pPr>
+      <w:r>
         <w:rPr>
           <w:rFonts w:eastAsiaTheme="minorEastAsia"/>
           <w:iCs/>
@@ -30935,8 +33610,11 @@
           <w:shd w:val="clear" w:color="auto" w:fill="FFFFFF"/>
           <w:lang w:eastAsia="ja-JP"/>
         </w:rPr>
-      </w:pPr>
-      <w:r>
+        <w:t xml:space="preserve">“Goddamnit,” he groaned, trying and failing to sit himself up. Just doing that in his current state would have been an accomplishment of its own. </w:t>
+      </w:r>
+    </w:p>
+    <w:p>
+      <w:pPr>
         <w:rPr>
           <w:rFonts w:eastAsiaTheme="minorEastAsia"/>
           <w:iCs/>
@@ -30944,11 +33622,8 @@
           <w:shd w:val="clear" w:color="auto" w:fill="FFFFFF"/>
           <w:lang w:eastAsia="ja-JP"/>
         </w:rPr>
-        <w:t>“It is always worse when you wake up afterwards, yes?” came a woman’s voice that Ian recognized from the night before. “At the time, you think perhaps it is not so bad, but in the morning, you realize your folly. Or my folly, in this case. I do apologies.”</w:t>
-      </w:r>
-    </w:p>
-    <w:p>
-      <w:pPr>
+      </w:pPr>
+      <w:r>
         <w:rPr>
           <w:rFonts w:eastAsiaTheme="minorEastAsia"/>
           <w:iCs/>
@@ -30956,8 +33631,11 @@
           <w:shd w:val="clear" w:color="auto" w:fill="FFFFFF"/>
           <w:lang w:eastAsia="ja-JP"/>
         </w:rPr>
-      </w:pPr>
-      <w:r>
+        <w:t>“It is always worse when you wake up afterwards, yes?” came a woman’s voice that Ian recognized from the night before. “At the time, you think perhaps it is not so bad, but in the morning, you realize your folly. Or my folly, in this case. I do apologies.”</w:t>
+      </w:r>
+    </w:p>
+    <w:p>
+      <w:pPr>
         <w:rPr>
           <w:rFonts w:eastAsiaTheme="minorEastAsia"/>
           <w:iCs/>
@@ -30965,11 +33643,8 @@
           <w:shd w:val="clear" w:color="auto" w:fill="FFFFFF"/>
           <w:lang w:eastAsia="ja-JP"/>
         </w:rPr>
-        <w:t>“Both our folly. Mine more than yours,” Ian said.</w:t>
-      </w:r>
-    </w:p>
-    <w:p>
-      <w:pPr>
+      </w:pPr>
+      <w:r>
         <w:rPr>
           <w:rFonts w:eastAsiaTheme="minorEastAsia"/>
           <w:iCs/>
@@ -30977,8 +33652,11 @@
           <w:shd w:val="clear" w:color="auto" w:fill="FFFFFF"/>
           <w:lang w:eastAsia="ja-JP"/>
         </w:rPr>
-      </w:pPr>
-      <w:r>
+        <w:t>“Both our folly. Mine more than yours,” Ian said.</w:t>
+      </w:r>
+    </w:p>
+    <w:p>
+      <w:pPr>
         <w:rPr>
           <w:rFonts w:eastAsiaTheme="minorEastAsia"/>
           <w:iCs/>
@@ -30986,11 +33664,8 @@
           <w:shd w:val="clear" w:color="auto" w:fill="FFFFFF"/>
           <w:lang w:eastAsia="ja-JP"/>
         </w:rPr>
-        <w:t>“That is kind of you. Here. You must be hungry.” The woman handed Ian a wrapped protein bar, which he gladly accepted and bit into, savoring the comfortable mix of granola and dried fruit. Around him, the room came back into focus. Sunlight was seeping in through boarded-up windows, and there was little else to be found save for a few tables and chairs, some papers scattered about, and an old television caked in dust.</w:t>
-      </w:r>
-    </w:p>
-    <w:p>
-      <w:pPr>
+      </w:pPr>
+      <w:r>
         <w:rPr>
           <w:rFonts w:eastAsiaTheme="minorEastAsia"/>
           <w:iCs/>
@@ -30998,7 +33673,9 @@
           <w:shd w:val="clear" w:color="auto" w:fill="FFFFFF"/>
           <w:lang w:eastAsia="ja-JP"/>
         </w:rPr>
-      </w:pPr>
+        <w:t xml:space="preserve">“That is kind of you. Here. You must be hungry.” The woman handed Ian a wrapped protein bar, which he gladly accepted and bit into, savoring the comfortable mix of granola and dried fruit. Around him, the room came back into focus. Sunlight was </w:t>
+      </w:r>
+      <w:proofErr w:type="spellStart"/>
       <w:r>
         <w:rPr>
           <w:rFonts w:eastAsiaTheme="minorEastAsia"/>
@@ -31007,11 +33684,10 @@
           <w:shd w:val="clear" w:color="auto" w:fill="FFFFFF"/>
           <w:lang w:eastAsia="ja-JP"/>
         </w:rPr>
-        <w:t>“Eat up. Today is a long day,” the young woman continued. Ian could see her more clearly now. She was young, petite in stature with an outwardly cool demeanor, but a host of nervous tics – a twitch of the feet, a bite of the lip, a twirl of the fingers through her silky brown hair – that betrayed a supreme lack of confidence. Her name, Ian had learned, was Charlotte Aucoin, and she hailed from Kasimira, an isolationist state on the Directorate’s northern border. That was all he knew of her; much and more remained a mystery.</w:t>
-      </w:r>
-    </w:p>
-    <w:p>
-      <w:pPr>
+        <w:t>seeping</w:t>
+      </w:r>
+      <w:proofErr w:type="spellEnd"/>
+      <w:r>
         <w:rPr>
           <w:rFonts w:eastAsiaTheme="minorEastAsia"/>
           <w:iCs/>
@@ -31019,8 +33695,11 @@
           <w:shd w:val="clear" w:color="auto" w:fill="FFFFFF"/>
           <w:lang w:eastAsia="ja-JP"/>
         </w:rPr>
-      </w:pPr>
-      <w:r>
+        <w:t xml:space="preserve"> in through boarded-up windows, and there was little else to be found save for a few tables and chairs, some papers scattered about, and an old television caked in dust.</w:t>
+      </w:r>
+    </w:p>
+    <w:p>
+      <w:pPr>
         <w:rPr>
           <w:rFonts w:eastAsiaTheme="minorEastAsia"/>
           <w:iCs/>
@@ -31028,11 +33707,8 @@
           <w:shd w:val="clear" w:color="auto" w:fill="FFFFFF"/>
           <w:lang w:eastAsia="ja-JP"/>
         </w:rPr>
-        <w:t>“I’m sure it will be. It’s a long way home,” Ian replied. The safehouse to which Charlotte had spirited him away was on the western coast of the Attican peninsula, exactly opposite Widow’s Walk and the boat back to Istanbul, if said boat was even there. Cassandra surely would have taken it herself if she yet lived.</w:t>
-      </w:r>
-    </w:p>
-    <w:p>
-      <w:pPr>
+      </w:pPr>
+      <w:r>
         <w:rPr>
           <w:rFonts w:eastAsiaTheme="minorEastAsia"/>
           <w:iCs/>
@@ -31040,8 +33716,11 @@
           <w:shd w:val="clear" w:color="auto" w:fill="FFFFFF"/>
           <w:lang w:eastAsia="ja-JP"/>
         </w:rPr>
-      </w:pPr>
-      <w:r>
+        <w:t>“Eat up. Today is a long day,” the young woman continued. Ian could see her more clearly now. She was young, petite in stature with an outwardly cool demeanor, but a host of nervous tics – a twitch of the feet, a bite of the lip, a twirl of the fingers through her silky brown hair – that betrayed a supreme lack of confidence. Her name, Ian had learned, was Charlotte Aucoin, and she hailed from Kasimira, an isolationist state on the Directorate’s northern border. That was all he knew of her; much and more remained a mystery.</w:t>
+      </w:r>
+    </w:p>
+    <w:p>
+      <w:pPr>
         <w:rPr>
           <w:rFonts w:eastAsiaTheme="minorEastAsia"/>
           <w:iCs/>
@@ -31049,11 +33728,8 @@
           <w:shd w:val="clear" w:color="auto" w:fill="FFFFFF"/>
           <w:lang w:eastAsia="ja-JP"/>
         </w:rPr>
-        <w:t>Charlotte’s nervous demeanor was suddenly masked by a solemn pall. “I can take you to your home if that is what you want,” she said, “but…”</w:t>
-      </w:r>
-    </w:p>
-    <w:p>
-      <w:pPr>
+      </w:pPr>
+      <w:r>
         <w:rPr>
           <w:rFonts w:eastAsiaTheme="minorEastAsia"/>
           <w:iCs/>
@@ -31061,8 +33737,11 @@
           <w:shd w:val="clear" w:color="auto" w:fill="FFFFFF"/>
           <w:lang w:eastAsia="ja-JP"/>
         </w:rPr>
-      </w:pPr>
-      <w:r>
+        <w:t>“I’m sure it will be. It’s a long way home,” Ian replied. The safehouse to which Charlotte had spirited him away was on the western coast of the Attican peninsula, exactly opposite Widow’s Walk and the boat back to Istanbul, if said boat was even there. Cassandra surely would have taken it herself if she yet lived.</w:t>
+      </w:r>
+    </w:p>
+    <w:p>
+      <w:pPr>
         <w:rPr>
           <w:rFonts w:eastAsiaTheme="minorEastAsia"/>
           <w:iCs/>
@@ -31070,11 +33749,8 @@
           <w:shd w:val="clear" w:color="auto" w:fill="FFFFFF"/>
           <w:lang w:eastAsia="ja-JP"/>
         </w:rPr>
-        <w:t xml:space="preserve">“But what?” Ian asked. </w:t>
-      </w:r>
-    </w:p>
-    <w:p>
-      <w:pPr>
+      </w:pPr>
+      <w:r>
         <w:rPr>
           <w:rFonts w:eastAsiaTheme="minorEastAsia"/>
           <w:iCs/>
@@ -31082,8 +33758,11 @@
           <w:shd w:val="clear" w:color="auto" w:fill="FFFFFF"/>
           <w:lang w:eastAsia="ja-JP"/>
         </w:rPr>
-      </w:pPr>
-      <w:r>
+        <w:t>Charlotte’s nervous demeanor was suddenly masked by a solemn pall. “I can take you to your home if that is what you want,” she said, “but…”</w:t>
+      </w:r>
+    </w:p>
+    <w:p>
+      <w:pPr>
         <w:rPr>
           <w:rFonts w:eastAsiaTheme="minorEastAsia"/>
           <w:iCs/>
@@ -31091,11 +33770,8 @@
           <w:shd w:val="clear" w:color="auto" w:fill="FFFFFF"/>
           <w:lang w:eastAsia="ja-JP"/>
         </w:rPr>
-        <w:t>“Last night, not long after you fell asleep, I reached out to my contacts at home, and learned that the UPD invaded Istanbul before the dust had even settled in Samara Tower. The city capitulated, and your friends either scattered or…died. If I could offer more than my condolences, I would.”</w:t>
-      </w:r>
-    </w:p>
-    <w:p>
-      <w:pPr>
+      </w:pPr>
+      <w:r>
         <w:rPr>
           <w:rFonts w:eastAsiaTheme="minorEastAsia"/>
           <w:iCs/>
@@ -31103,8 +33779,11 @@
           <w:shd w:val="clear" w:color="auto" w:fill="FFFFFF"/>
           <w:lang w:eastAsia="ja-JP"/>
         </w:rPr>
-      </w:pPr>
-      <w:r>
+        <w:t xml:space="preserve">“But what?” Ian asked. </w:t>
+      </w:r>
+    </w:p>
+    <w:p>
+      <w:pPr>
         <w:rPr>
           <w:rFonts w:eastAsiaTheme="minorEastAsia"/>
           <w:iCs/>
@@ -31112,11 +33791,8 @@
           <w:shd w:val="clear" w:color="auto" w:fill="FFFFFF"/>
           <w:lang w:eastAsia="ja-JP"/>
         </w:rPr>
-        <w:t>Ian didn’t react at first. When he tried to speak, he choked on his words. Nausea overtook him, born as he felt the connection between himself and his comrades sever itself, leaving him with nothing but loneliness and guilt.</w:t>
-      </w:r>
-    </w:p>
-    <w:p>
-      <w:pPr>
+      </w:pPr>
+      <w:r>
         <w:rPr>
           <w:rFonts w:eastAsiaTheme="minorEastAsia"/>
           <w:iCs/>
@@ -31124,7 +33800,8 @@
           <w:shd w:val="clear" w:color="auto" w:fill="FFFFFF"/>
           <w:lang w:eastAsia="ja-JP"/>
         </w:rPr>
-      </w:pPr>
+        <w:t xml:space="preserve">“Last night, not long after you fell asleep, I reached out to my contacts at home, and learned that the UPD invaded Istanbul before the dust had even settled in Samara Tower. The </w:t>
+      </w:r>
       <w:r>
         <w:rPr>
           <w:rFonts w:eastAsiaTheme="minorEastAsia"/>
@@ -31133,7 +33810,8 @@
           <w:shd w:val="clear" w:color="auto" w:fill="FFFFFF"/>
           <w:lang w:eastAsia="ja-JP"/>
         </w:rPr>
-        <w:t xml:space="preserve">“I assume this means they blame us for the bombing,” he finally said, not making eye contact with Charlotte. </w:t>
+        <w:lastRenderedPageBreak/>
+        <w:t>city capitulated, and your friends either scattered or…died. If I could offer more than my condolences, I would.”</w:t>
       </w:r>
     </w:p>
     <w:p>
@@ -31154,7 +33832,7 @@
           <w:shd w:val="clear" w:color="auto" w:fill="FFFFFF"/>
           <w:lang w:eastAsia="ja-JP"/>
         </w:rPr>
-        <w:t>“It would seem that way, yes. The UPD only announced that it was ‘working to bring the perpetrators to justice,’ and my fellow agents could find no information to the contrary. If you want to see for yourself, just look here.” Charlotte switched on the television, cycling through channels until a live feed of Istanbul appeared to verify her tale.</w:t>
+        <w:t>Ian didn’t react at first. When he tried to speak, he choked on his words. Nausea overtook him, born as he felt the connection between himself and his comrades sever itself, leaving him with nothing but loneliness and guilt.</w:t>
       </w:r>
     </w:p>
     <w:p>
@@ -31175,7 +33853,7 @@
           <w:shd w:val="clear" w:color="auto" w:fill="FFFFFF"/>
           <w:lang w:eastAsia="ja-JP"/>
         </w:rPr>
-        <w:t>“Fuck me. I have to wonder if they somehow, I don’t know, noticed me planting that bug and figured I’d also planted the bomb.” Ian looked at his new companion, saw her quizzical expression, and then continued. “We were just there to listen,” he explained. “Obviously, we don’t have the best relationship with Athens, so we figured we needed to know if they were planning anything that might affect us. I swear, if I fucked up somehow and it turns out this whole war is my fault, I don’t know what I’ll do.”</w:t>
+        <w:t xml:space="preserve">“I assume this means they blame us for the bombing,” he finally said, not making eye contact with Charlotte. </w:t>
       </w:r>
     </w:p>
     <w:p>
@@ -31196,7 +33874,7 @@
           <w:shd w:val="clear" w:color="auto" w:fill="FFFFFF"/>
           <w:lang w:eastAsia="ja-JP"/>
         </w:rPr>
-        <w:t>“It is not your fault,” Charlotte said. “It was mine.”</w:t>
+        <w:t>“It would seem that way, yes. The UPD only announced that it was ‘working to bring the perpetrators to justice,’ and my fellow agents could find no information to the contrary. If you want to see for yourself, just look here.” Charlotte switched on the television, cycling through channels until a live feed of Istanbul appeared to verify her tale.</w:t>
       </w:r>
     </w:p>
     <w:p>
@@ -31217,7 +33895,7 @@
           <w:shd w:val="clear" w:color="auto" w:fill="FFFFFF"/>
           <w:lang w:eastAsia="ja-JP"/>
         </w:rPr>
-        <w:t>Ian laughed grimly. “Listen, you hit my car, but that’s hardly…”</w:t>
+        <w:t>“Fuck me. I have to wonder if they somehow, I don’t know, noticed me planting that bug and figured I’d also planted the bomb.” Ian looked at his new companion, saw her quizzical expression, and then continued. “We were just there to listen,” he explained. “Obviously, we don’t have the best relationship with Athens, so we figured we needed to know if they were planning anything that might affect us. I swear, if I fucked up somehow and it turns out this whole war is my fault, I don’t know what I’ll do.”</w:t>
       </w:r>
     </w:p>
     <w:p>
@@ -31238,7 +33916,7 @@
           <w:shd w:val="clear" w:color="auto" w:fill="FFFFFF"/>
           <w:lang w:eastAsia="ja-JP"/>
         </w:rPr>
-        <w:t xml:space="preserve">“I knew this would happen. It was my job to stop it. I failed.” </w:t>
+        <w:t>“It is not your fault,” Charlotte said. “It was mine.”</w:t>
       </w:r>
     </w:p>
     <w:p>
@@ -31259,7 +33937,7 @@
           <w:shd w:val="clear" w:color="auto" w:fill="FFFFFF"/>
           <w:lang w:eastAsia="ja-JP"/>
         </w:rPr>
-        <w:t>“What?”</w:t>
+        <w:t>Ian laughed grimly. “Listen, you hit my car, but that’s hardly…”</w:t>
       </w:r>
     </w:p>
     <w:p>
@@ -31280,7 +33958,7 @@
           <w:shd w:val="clear" w:color="auto" w:fill="FFFFFF"/>
           <w:lang w:eastAsia="ja-JP"/>
         </w:rPr>
-        <w:t xml:space="preserve">“Apologies, it is difficult for me to explain,” Charlotte said, twisting her hair around her finger once again. </w:t>
+        <w:t xml:space="preserve">“I knew this would happen. It was my job to stop it. I failed.” </w:t>
       </w:r>
     </w:p>
     <w:p>
@@ -31301,7 +33979,7 @@
           <w:shd w:val="clear" w:color="auto" w:fill="FFFFFF"/>
           <w:lang w:eastAsia="ja-JP"/>
         </w:rPr>
-        <w:t>“If it’d be easier to tell me in French, go ahead. I speak it well enough.”</w:t>
+        <w:t>“What?”</w:t>
       </w:r>
     </w:p>
     <w:p>
@@ -31322,7 +34000,7 @@
           <w:shd w:val="clear" w:color="auto" w:fill="FFFFFF"/>
           <w:lang w:eastAsia="ja-JP"/>
         </w:rPr>
-        <w:t>Charlotte smiled and nodded. “In Kasimira, there’s an organization called the Inquisition,” she said in her mother tongue, with a touch more confidence than before. “It’s not as scary as it sounds. We have quite a few duties, but none of them involve burning heretics at the stake, believe me. One of them is, however, the investigation and containment of any technologies that violate ‘natural law.’ No playing God, in other words.”</w:t>
+        <w:t xml:space="preserve">“Apologies, it is difficult for me to explain,” Charlotte said, twisting her hair around her finger once again. </w:t>
       </w:r>
     </w:p>
     <w:p>
@@ -31343,7 +34021,7 @@
           <w:shd w:val="clear" w:color="auto" w:fill="FFFFFF"/>
           <w:lang w:eastAsia="ja-JP"/>
         </w:rPr>
-        <w:t xml:space="preserve">“Marcus Fairchild called such people Luddites,” Ian said. </w:t>
+        <w:t>“If it’d be easier to tell me in French, go ahead. I speak it well enough.”</w:t>
       </w:r>
     </w:p>
     <w:p>
@@ -31364,11 +34042,9 @@
           <w:shd w:val="clear" w:color="auto" w:fill="FFFFFF"/>
           <w:lang w:eastAsia="ja-JP"/>
         </w:rPr>
-        <w:t>“No doubt to disparage us, but we’ve seen what science can do when left unchecked. Some, if not all of the storms that destroyed the old world were spawned by misguided – some might even say sabotaged – attempts to end the climate crisis through terraforming. Nobody wanted to solve problems the right way, so they slapped a technological band-aid on a gaping wound and paid the price for that. But that’s beside the point. I’m sure you can understand why we’d also be keeping an eye on that conference last night.”</w:t>
-      </w:r>
-    </w:p>
-    <w:p>
-      <w:pPr>
+        <w:t xml:space="preserve">Charlotte smiled and nodded. “In Kasimira, there’s an organization called the Inquisition,” she said in her mother tongue, with a touch more confidence than before. “It’s not as scary as it sounds. We have quite a few duties, but none of them involve burning heretics at </w:t>
+      </w:r>
+      <w:r>
         <w:rPr>
           <w:rFonts w:eastAsiaTheme="minorEastAsia"/>
           <w:iCs/>
@@ -31376,8 +34052,12 @@
           <w:shd w:val="clear" w:color="auto" w:fill="FFFFFF"/>
           <w:lang w:eastAsia="ja-JP"/>
         </w:rPr>
-      </w:pPr>
-      <w:r>
+        <w:lastRenderedPageBreak/>
+        <w:t>the stake, believe me. One of them is, however, the investigation and containment of any technologies that violate ‘natural law.’ No playing God, in other words.”</w:t>
+      </w:r>
+    </w:p>
+    <w:p>
+      <w:pPr>
         <w:rPr>
           <w:rFonts w:eastAsiaTheme="minorEastAsia"/>
           <w:iCs/>
@@ -31385,6 +34065,57 @@
           <w:shd w:val="clear" w:color="auto" w:fill="FFFFFF"/>
           <w:lang w:eastAsia="ja-JP"/>
         </w:rPr>
+      </w:pPr>
+      <w:r>
+        <w:rPr>
+          <w:rFonts w:eastAsiaTheme="minorEastAsia"/>
+          <w:iCs/>
+          <w:color w:val="252525"/>
+          <w:shd w:val="clear" w:color="auto" w:fill="FFFFFF"/>
+          <w:lang w:eastAsia="ja-JP"/>
+        </w:rPr>
+        <w:t xml:space="preserve">“Marcus Fairchild called such people Luddites,” Ian said. </w:t>
+      </w:r>
+    </w:p>
+    <w:p>
+      <w:pPr>
+        <w:rPr>
+          <w:rFonts w:eastAsiaTheme="minorEastAsia"/>
+          <w:iCs/>
+          <w:color w:val="252525"/>
+          <w:shd w:val="clear" w:color="auto" w:fill="FFFFFF"/>
+          <w:lang w:eastAsia="ja-JP"/>
+        </w:rPr>
+      </w:pPr>
+      <w:r>
+        <w:rPr>
+          <w:rFonts w:eastAsiaTheme="minorEastAsia"/>
+          <w:iCs/>
+          <w:color w:val="252525"/>
+          <w:shd w:val="clear" w:color="auto" w:fill="FFFFFF"/>
+          <w:lang w:eastAsia="ja-JP"/>
+        </w:rPr>
+        <w:t>“No doubt to disparage us, but we’ve seen what science can do when left unchecked. Some, if not all of the storms that destroyed the old world were spawned by misguided – some might even say sabotaged – attempts to end the climate crisis through terraforming. Nobody wanted to solve problems the right way, so they slapped a technological band-aid on a gaping wound and paid the price for that. But that’s beside the point. I’m sure you can understand why we’d also be keeping an eye on that conference last night.”</w:t>
+      </w:r>
+    </w:p>
+    <w:p>
+      <w:pPr>
+        <w:rPr>
+          <w:rFonts w:eastAsiaTheme="minorEastAsia"/>
+          <w:iCs/>
+          <w:color w:val="252525"/>
+          <w:shd w:val="clear" w:color="auto" w:fill="FFFFFF"/>
+          <w:lang w:eastAsia="ja-JP"/>
+        </w:rPr>
+      </w:pPr>
+      <w:r>
+        <w:rPr>
+          <w:rFonts w:eastAsiaTheme="minorEastAsia"/>
+          <w:iCs/>
+          <w:color w:val="252525"/>
+          <w:shd w:val="clear" w:color="auto" w:fill="FFFFFF"/>
+          <w:lang w:eastAsia="ja-JP"/>
+        </w:rPr>
         <w:t>Ian nodded.</w:t>
       </w:r>
     </w:p>
@@ -31415,7 +34146,11 @@
     </w:p>
     <w:p>
       <w:r>
-        <w:t xml:space="preserve">“I mentioned that the group responsible for the bombing, a small collective of Greek nationalists, was once mostly quiet. It’s out of character for them to take such direct and destructive action, so the Inquisition believes they were manipulated somehow, especially as they haven’t yet taken credit for the incident. Could be Lancaster, could be someone else, but it’s clear to me that </w:t>
+        <w:t xml:space="preserve">“I mentioned that the group responsible for the bombing, a small collective of Greek nationalists, was once mostly quiet. It’s out of character for them to take such direct and destructive action, so the Inquisition believes they were manipulated somehow, especially as </w:t>
+      </w:r>
+      <w:r>
+        <w:lastRenderedPageBreak/>
+        <w:t xml:space="preserve">they haven’t yet taken credit for the incident. Could be Lancaster, could be someone else, but it’s clear to me that </w:t>
       </w:r>
       <w:r>
         <w:rPr>
@@ -31476,6 +34211,7 @@
     </w:p>
     <w:p>
       <w:r>
+        <w:lastRenderedPageBreak/>
         <w:t>A sly smile crept onto Charlotte’s face. “I am glad,” she said, switching back to English. “Sadly, like I said, today will be a long day. The Kasimiran border is far from here. Do you know how to ride a motorcycle?”</w:t>
       </w:r>
     </w:p>
@@ -31521,7 +34257,15 @@
     </w:p>
     <w:p>
       <w:r>
-        <w:t>“Well, then, let’s ditch this hole and hit the road. Some fresh air’ll be good for my head, anyway.”</w:t>
+        <w:t xml:space="preserve">“Well, then, let’s ditch this hole and hit the road. Some fresh </w:t>
+      </w:r>
+      <w:proofErr w:type="spellStart"/>
+      <w:r>
+        <w:t>air’ll</w:t>
+      </w:r>
+      <w:proofErr w:type="spellEnd"/>
+      <w:r>
+        <w:t xml:space="preserve"> be good for my head, anyway.”</w:t>
       </w:r>
     </w:p>
     <w:p>
@@ -31554,7 +34298,11 @@
     </w:p>
     <w:p>
       <w:r>
-        <w:t>That evening, the two of them caught the first glimpse of their destination. Ian had been to Patras before. Unlike Athens, it was still recognizable as the city it had been before the rise of the UPD, with traditional Greek architecture undisturbed by the loyalists’ great skyscrapers and fortresses. From the hill whereupon he and Charlotte had parked for a brief reprieve, they could see the clean, white spires of the bridge still spanning the nearby strait.</w:t>
+        <w:t xml:space="preserve">That evening, the two of them caught the first glimpse of their destination. Ian had been to Patras before. Unlike Athens, it was still recognizable as the city it had been before the rise of the UPD, with traditional Greek architecture undisturbed by the loyalists’ great skyscrapers and </w:t>
+      </w:r>
+      <w:r>
+        <w:lastRenderedPageBreak/>
+        <w:t>fortresses. From the hill whereupon he and Charlotte had parked for a brief reprieve, they could see the clean, white spires of the bridge still spanning the nearby strait.</w:t>
       </w:r>
     </w:p>
     <w:p>
@@ -31584,7 +34332,15 @@
     </w:p>
     <w:p>
       <w:r>
-        <w:t>“On the Antirrio side, yes. It is not hard to find if you know where to look. There is an empty warehouse we use to store materiel for field operations.”</w:t>
+        <w:t xml:space="preserve">“On the </w:t>
+      </w:r>
+      <w:proofErr w:type="spellStart"/>
+      <w:r>
+        <w:t>Antirrio</w:t>
+      </w:r>
+      <w:proofErr w:type="spellEnd"/>
+      <w:r>
+        <w:t xml:space="preserve"> side, yes. It is not hard to find if you know where to look. There is an empty warehouse we use to store materiel for field operations.”</w:t>
       </w:r>
     </w:p>
     <w:p>
@@ -31619,6 +34375,7 @@
     </w:p>
     <w:p>
       <w:r>
+        <w:lastRenderedPageBreak/>
         <w:t>“There is a bedroom of sorts, here,” Charlotte explained. “I recommend you get some rest. We will take off once night has fully fallen, and, although our ship has an autopilot, I am sure we could both use some rest beforehand. The beds here will not be comfortable, but I do not think it will be any worse than what you were used to in Istanbul.”</w:t>
       </w:r>
     </w:p>
@@ -31699,6 +34456,7 @@
     </w:p>
     <w:p>
       <w:r>
+        <w:lastRenderedPageBreak/>
         <w:t>“Listen,” Ian continued, “I’ll do what I can to help you with this Inquisition business, but, as soon as we turn up a lead on the Peregrines, that’s where I’m headed. Is that cool with you?”</w:t>
       </w:r>
     </w:p>
@@ -31724,7 +34482,15 @@
     </w:p>
     <w:p>
       <w:r>
-        <w:t>“And so you seek to make war against them?” Charlotte asked.</w:t>
+        <w:t xml:space="preserve">“And </w:t>
+      </w:r>
+      <w:proofErr w:type="gramStart"/>
+      <w:r>
+        <w:t>so</w:t>
+      </w:r>
+      <w:proofErr w:type="gramEnd"/>
+      <w:r>
+        <w:t xml:space="preserve"> you seek to make war against them?” Charlotte asked.</w:t>
       </w:r>
     </w:p>
     <w:p>
@@ -31749,6 +34515,7 @@
     </w:p>
     <w:p>
       <w:r>
+        <w:lastRenderedPageBreak/>
         <w:t xml:space="preserve">“I’d like that to be true,” Ian said. </w:t>
       </w:r>
     </w:p>
@@ -31837,7 +34604,16 @@
     </w:p>
     <w:p>
       <w:r>
-        <w:t xml:space="preserve">“Why would they? Clearly we don’t aim to surrender, as we’d have done so already if that were the case, so we must then intend to fight or flee. The </w:t>
+        <w:lastRenderedPageBreak/>
+        <w:t xml:space="preserve">“Why would they? </w:t>
+      </w:r>
+      <w:proofErr w:type="gramStart"/>
+      <w:r>
+        <w:t>Clearly</w:t>
+      </w:r>
+      <w:proofErr w:type="gramEnd"/>
+      <w:r>
+        <w:t xml:space="preserve"> we don’t aim to surrender, as we’d have done so already if that were the case, so we must then intend to fight or flee. The </w:t>
       </w:r>
       <w:r>
         <w:rPr>
@@ -31902,7 +34678,15 @@
         <w:t>Peregrine</w:t>
       </w:r>
       <w:r>
-        <w:t xml:space="preserve"> has about seven days of fuel left, barring any unforeseen complications,” Besim said. “According to Jackson, Bright Lighthouse is in Naples, Italy, which isn’t far from our current position – relatively speaking. Unfortunately, we can’t get too close without broadcasting our intentions to the Directorate, so Hector and I have decided that Eirene will drop Mayumi and Jackson a ways out from the city, and have them walk the rest of the way.</w:t>
+        <w:t xml:space="preserve"> has about seven days of fuel left, barring any unforeseen complications,” Besim said. “According to Jackson, Bright Lighthouse is in Naples, Italy, which isn’t far from our current position – relatively speaking. Unfortunately, we can’t get too close without broadcasting our intentions to the Directorate, so Hector and I have decided that Eirene will drop Mayumi and Jackson a </w:t>
+      </w:r>
+      <w:proofErr w:type="gramStart"/>
+      <w:r>
+        <w:t>ways</w:t>
+      </w:r>
+      <w:proofErr w:type="gramEnd"/>
+      <w:r>
+        <w:t xml:space="preserve"> out from the city, and have them walk the rest of the way.</w:t>
       </w:r>
     </w:p>
     <w:p>
@@ -31960,7 +34744,19 @@
     </w:p>
     <w:p>
       <w:r>
-        <w:t xml:space="preserve">The bones in Cassandra’s neck crackled as she stretched, sprawled out on the firm, worn bed. So few in number were the remaining crew that they could afford some measure of privacy when it came to bunking arrangements, and so she and Eirene had this room to themselves. For now, though, Cassandra was alone, as her friend was no doubt preparing for her voyage to Naples. Cassandra reminded herself to see her off when the time came. </w:t>
+        <w:t xml:space="preserve">The bones in Cassandra’s neck crackled as she stretched, sprawled out on the firm, worn bed. </w:t>
+      </w:r>
+      <w:proofErr w:type="gramStart"/>
+      <w:r>
+        <w:t>So</w:t>
+      </w:r>
+      <w:proofErr w:type="gramEnd"/>
+      <w:r>
+        <w:t xml:space="preserve"> few in number were the remaining crew that they could afford some measure of privacy when it came to bunking arrangements, and so she and Eirene had this room to themselves. For </w:t>
+      </w:r>
+      <w:r>
+        <w:lastRenderedPageBreak/>
+        <w:t xml:space="preserve">now, though, Cassandra was alone, as her friend was no doubt preparing for her voyage to Naples. Cassandra reminded herself to see her off when the time came. </w:t>
       </w:r>
     </w:p>
     <w:p>
@@ -31975,7 +34771,15 @@
     </w:p>
     <w:p>
       <w:r>
-        <w:t>“Yep. Probably not gonna be too exciting, but, you know – you never know. Especially right now.”</w:t>
+        <w:t xml:space="preserve">“Yep. Probably not gonna be too exciting, </w:t>
+      </w:r>
+      <w:proofErr w:type="gramStart"/>
+      <w:r>
+        <w:t>but,</w:t>
+      </w:r>
+      <w:proofErr w:type="gramEnd"/>
+      <w:r>
+        <w:t xml:space="preserve"> you know – you never know. Especially right now.”</w:t>
       </w:r>
     </w:p>
     <w:p>
@@ -31995,7 +34799,15 @@
     </w:p>
     <w:p>
       <w:r>
-        <w:t xml:space="preserve">“Don’t worry about any of that,” Cassandra said. “I know it’s not the most palatable idea, but Jackson’s the one who’s gonna be doing most of the talking. As long as he doesn’t do anything stupid, all you have to do is kick back, relax, and give us a call when it’s all said and done. Plus, Jackson says he can get you an actually nice hotel in the city, so at least you’ll have comfier accommodations than, well, this.” She slapped the surface of her bed for emphasis. </w:t>
+        <w:t xml:space="preserve">“Don’t worry about any of that,” Cassandra said. “I know it’s not the most palatable idea, but Jackson’s the one who’s gonna be doing most of the talking. As long as he doesn’t do anything stupid, all you have to do is kick back, relax, and give us a call when it’s all said and done. Plus, Jackson says he can get you </w:t>
+      </w:r>
+      <w:proofErr w:type="spellStart"/>
+      <w:r>
+        <w:t>an</w:t>
+      </w:r>
+      <w:proofErr w:type="spellEnd"/>
+      <w:r>
+        <w:t xml:space="preserve"> actually nice hotel in the city, so at least you’ll have comfier accommodations than, well, this.” She slapped the surface of her bed for emphasis. </w:t>
       </w:r>
     </w:p>
     <w:p>
@@ -32038,11 +34850,20 @@
     </w:p>
     <w:p>
       <w:r>
-        <w:t>Cassandra smiled and patted Mayumi on the back. “You don’t have to tell me that. I’ve looked out for her this long, I can keep her safe for a few days more.”</w:t>
-      </w:r>
-    </w:p>
-    <w:p>
-      <w:r>
+        <w:t xml:space="preserve">Cassandra smiled and patted Mayumi on the back. “You don’t have to tell me that. I’ve looked out for her this </w:t>
+      </w:r>
+      <w:proofErr w:type="gramStart"/>
+      <w:r>
+        <w:t>long,</w:t>
+      </w:r>
+      <w:proofErr w:type="gramEnd"/>
+      <w:r>
+        <w:t xml:space="preserve"> I can keep her safe for a few days more.”</w:t>
+      </w:r>
+    </w:p>
+    <w:p>
+      <w:r>
+        <w:lastRenderedPageBreak/>
         <w:t xml:space="preserve">“Mmhmm.” Mayumi paused, letting a moment of silence sink in. “She loves you, you know that? Really, </w:t>
       </w:r>
       <w:r>
@@ -32133,6 +34954,7 @@
     </w:p>
     <w:p>
       <w:r>
+        <w:lastRenderedPageBreak/>
         <w:t>“I will,” Mayumi said, standing back up with a flourish. She casually saluted her comrade as she quit the room, although, as she did so, Cassandra couldn’t help but notice that there was still the faintest echo of sadness behind her smile.</w:t>
       </w:r>
     </w:p>
@@ -32175,12 +34997,28 @@
     </w:p>
     <w:p>
       <w:r>
-        <w:t xml:space="preserve">“You sure this thing’s skyworthy?” Ian asked. </w:t>
-      </w:r>
-    </w:p>
-    <w:p>
-      <w:r>
-        <w:t>“Skywo…hmm? Ah, yes. It will fly,” Charlotte reassured him.</w:t>
+        <w:t xml:space="preserve">“You sure this thing’s </w:t>
+      </w:r>
+      <w:proofErr w:type="spellStart"/>
+      <w:r>
+        <w:t>skyworthy</w:t>
+      </w:r>
+      <w:proofErr w:type="spellEnd"/>
+      <w:r>
+        <w:t xml:space="preserve">?” Ian asked. </w:t>
+      </w:r>
+    </w:p>
+    <w:p>
+      <w:r>
+        <w:t>“</w:t>
+      </w:r>
+      <w:proofErr w:type="spellStart"/>
+      <w:r>
+        <w:t>Skywo</w:t>
+      </w:r>
+      <w:proofErr w:type="spellEnd"/>
+      <w:r>
+        <w:t>…hmm? Ah, yes. It will fly,” Charlotte reassured him.</w:t>
       </w:r>
     </w:p>
     <w:p>
@@ -32223,6 +35061,7 @@
     </w:p>
     <w:p>
       <w:r>
+        <w:lastRenderedPageBreak/>
         <w:t>High above, masked from their radar, a stealth fighter marked with Skywatch insignias cruised through the moonlit clouds. Its lone pilot checked his own sensors, and, pursing his lips, let his thumb rest above a button on the control stick. He waited for just a second before two words appeared on the screen in front of him: TARGET LOCKED.</w:t>
       </w:r>
     </w:p>
@@ -32280,8 +35119,16 @@
         <w:rPr>
           <w:i/>
         </w:rPr>
-        <w:t>Something Something</w:t>
-      </w:r>
+        <w:t xml:space="preserve">Something </w:t>
+      </w:r>
+      <w:proofErr w:type="spellStart"/>
+      <w:r>
+        <w:rPr>
+          <w:i/>
+        </w:rPr>
+        <w:t>Something</w:t>
+      </w:r>
+      <w:proofErr w:type="spellEnd"/>
     </w:p>
     <w:p>
       <w:pPr>
@@ -32305,6 +35152,7 @@
         </w:rPr>
       </w:pPr>
       <w:r>
+        <w:lastRenderedPageBreak/>
         <w:t xml:space="preserve">Mayumi and Eirene weren’t so sure. Even if the corvette had escaped detection as it slipped away from the </w:t>
       </w:r>
       <w:r>
@@ -32375,6 +35223,7 @@
     </w:p>
     <w:p>
       <w:r>
+        <w:lastRenderedPageBreak/>
         <w:t>“Maybe for you. Life on the move is rough, but, hey, at least you get to see the world. At least you’re free. Besides, Eirene here can tell you what ‘civilized’ life can get you when your daddy isn’t one of the most powerful men in the country.”</w:t>
       </w:r>
     </w:p>
@@ -32473,6 +35322,7 @@
     </w:p>
     <w:p>
       <w:r>
+        <w:lastRenderedPageBreak/>
         <w:t>Still not far from Mount Vesuvius, the duo found themselves hiking across the hardened lava flows that made for a grim reminder of the city’s demise. Sheets of rock blacker than the night jutted into the ruins like obsidian knives, and bits of rubble crunched underfoot.</w:t>
       </w:r>
     </w:p>
@@ -32528,6 +35378,7 @@
     </w:p>
     <w:p>
       <w:r>
+        <w:lastRenderedPageBreak/>
         <w:t xml:space="preserve">“In the city itself? Unlikely. But the patrol ships your lovely friend so skillfully avoided are sworn to the Skywatch, so we might run into some off-duty airmen. Good odds they’ll be drunk, though, so I wouldn’t worry too much.”  </w:t>
       </w:r>
     </w:p>
@@ -32596,6 +35447,7 @@
     </w:p>
     <w:p>
       <w:r>
+        <w:lastRenderedPageBreak/>
         <w:t>“A separate one for the lady, if you would,” Jackson said, holding up two fingers to emphasize his point. The valet looked surprised at his request, but nodded in acknowledgement and handed him a pair of keys.</w:t>
       </w:r>
     </w:p>
@@ -32661,6 +35513,7 @@
     </w:p>
     <w:p>
       <w:r>
+        <w:lastRenderedPageBreak/>
         <w:t>“Ah. My condolences,” Jackson said, his smile dropping as he detected the past tense. “I lost my own mother when I was very young, you know. To hear my father tell it, she was a frail enough woman that I’m surprised she lived long enough to give birth to me, but something about her made him fall in love.” He shrugged. “Not that I ever got to see what it was.”</w:t>
       </w:r>
     </w:p>
@@ -32741,7 +35594,11 @@
     </w:p>
     <w:p>
       <w:r>
-        <w:t>Cassandra would certainly be disappointed, she thought. She was hardly making good on her promise to enjoy herself in Italy, although there would presumably be time for that once the agreement with Marcus Fairchild had been brokered. If she failed, then they’d have bigger problems than a silly little deal, anyway.</w:t>
+        <w:t xml:space="preserve">Cassandra would certainly be disappointed, she thought. She was hardly making good on her promise to enjoy herself in Italy, although there would presumably be time for that once the </w:t>
+      </w:r>
+      <w:r>
+        <w:lastRenderedPageBreak/>
+        <w:t>agreement with Marcus Fairchild had been brokered. If she failed, then they’d have bigger problems than a silly little deal, anyway.</w:t>
       </w:r>
     </w:p>
     <w:p>
@@ -32844,6 +35701,7 @@
     </w:p>
     <w:p>
       <w:r>
+        <w:lastRenderedPageBreak/>
         <w:t xml:space="preserve">“Then </w:t>
       </w:r>
       <w:r>
@@ -32929,6 +35787,7 @@
     </w:p>
     <w:p>
       <w:r>
+        <w:lastRenderedPageBreak/>
         <w:t>Mayumi took a deep breath. “Alright, guess we’re doing this. How long before the guards come back around?”</w:t>
       </w:r>
     </w:p>
@@ -32959,7 +35818,15 @@
     </w:p>
     <w:p>
       <w:r>
-        <w:t>“Mmm, perfect. Come on.”</w:t>
+        <w:t>“</w:t>
+      </w:r>
+      <w:proofErr w:type="spellStart"/>
+      <w:r>
+        <w:t>Mmm</w:t>
+      </w:r>
+      <w:proofErr w:type="spellEnd"/>
+      <w:r>
+        <w:t>, perfect. Come on.”</w:t>
       </w:r>
     </w:p>
     <w:p>
@@ -33004,7 +35871,11 @@
     </w:p>
     <w:p>
       <w:r>
-        <w:t>A tap on her shoulder brought her back to the present. Mayumi looked back at Jackson and saw him jab his finger towards another squad of soldiers coming their way – three men in Skywatch uniforms, well-armed and surrounded with the distinctive shimmer of kinetic barriers. If it came to a fight, firearms would be ineffective.</w:t>
+        <w:t xml:space="preserve">A tap on her shoulder brought her back to the present. Mayumi looked back at Jackson and saw him jab his finger towards another squad of soldiers coming their way – three men in </w:t>
+      </w:r>
+      <w:r>
+        <w:lastRenderedPageBreak/>
+        <w:t>Skywatch uniforms, well-armed and surrounded with the distinctive shimmer of kinetic barriers. If it came to a fight, firearms would be ineffective.</w:t>
       </w:r>
     </w:p>
     <w:p>
@@ -33081,6 +35952,7 @@
       <w:r>
         <w:t xml:space="preserve">,” Mayumi butted in, with a conviction that caught Jackson off-guard. “It’s a </w:t>
       </w:r>
+      <w:proofErr w:type="spellStart"/>
       <w:r>
         <w:rPr>
           <w:i/>
@@ -33088,6 +35960,7 @@
         </w:rPr>
         <w:t>Tōhoku</w:t>
       </w:r>
+      <w:proofErr w:type="spellEnd"/>
       <w:r>
         <w:rPr>
           <w:i/>
@@ -33096,17 +35969,45 @@
         <w:t>-</w:t>
       </w:r>
       <w:r>
-        <w:t xml:space="preserve">class air destroyer, former JASDF. If your investigation is still ongoing when it returns, I’m sure Captain Nagai-sama would be honored to assist you.” She finished her spiel with a deep, uncharacteristic bow that Jackson hurriedly mimicked. </w:t>
-      </w:r>
-    </w:p>
-    <w:p>
-      <w:r>
-        <w:t>“That won’t be necessary, we don’t need Migrant vessels meddling in our affairs. I must say, though, I’m curious what a white boy like him’s doing on a Japanese ship.”  The officer pointed at Jackson.</w:t>
-      </w:r>
-    </w:p>
-    <w:p>
-      <w:r>
-        <w:t>Mayumi acted shocked. “Evan-san is a valuable member of our crew,” she said. “We found him living alone in the ruins of New Orleans, not far from the North American Quarantine Zone. We were scavenging at the time.”</w:t>
+        <w:t xml:space="preserve">class air destroyer, former JASDF. If your investigation is still ongoing </w:t>
+      </w:r>
+      <w:r>
+        <w:lastRenderedPageBreak/>
+        <w:t>when it returns, I’m sure Captain Nagai-</w:t>
+      </w:r>
+      <w:proofErr w:type="spellStart"/>
+      <w:r>
+        <w:t>sama</w:t>
+      </w:r>
+      <w:proofErr w:type="spellEnd"/>
+      <w:r>
+        <w:t xml:space="preserve"> would be honored to assist you.” She finished her spiel with a deep, uncharacteristic bow that Jackson hurriedly mimicked. </w:t>
+      </w:r>
+    </w:p>
+    <w:p>
+      <w:r>
+        <w:t xml:space="preserve">“That won’t be necessary, we don’t need Migrant vessels meddling in our affairs. I must say, though, I’m curious what a white boy like </w:t>
+      </w:r>
+      <w:proofErr w:type="spellStart"/>
+      <w:r>
+        <w:t>him’s</w:t>
+      </w:r>
+      <w:proofErr w:type="spellEnd"/>
+      <w:r>
+        <w:t xml:space="preserve"> doing on a Japanese ship.”  The officer pointed at Jackson.</w:t>
+      </w:r>
+    </w:p>
+    <w:p>
+      <w:r>
+        <w:t>Mayumi acted shocked. “Evan-</w:t>
+      </w:r>
+      <w:proofErr w:type="spellStart"/>
+      <w:r>
+        <w:t>san</w:t>
+      </w:r>
+      <w:proofErr w:type="spellEnd"/>
+      <w:r>
+        <w:t xml:space="preserve"> is a valuable member of our crew,” she said. “We found him living alone in the ruins of New Orleans, not far from the North American Quarantine Zone. We were scavenging at the time.”</w:t>
       </w:r>
     </w:p>
     <w:p>
@@ -33162,7 +36063,15 @@
         <w:t>wonderful</w:t>
       </w:r>
       <w:r>
-        <w:t xml:space="preserve"> people. But what’s with the honorifics all of a sudden? I mean, ‘Evan-san’? Didn’t expect that from you.”</w:t>
+        <w:t xml:space="preserve"> people. But what’s with the honorifics all of a sudden? I mean, ‘Evan-</w:t>
+      </w:r>
+      <w:proofErr w:type="spellStart"/>
+      <w:r>
+        <w:t>san</w:t>
+      </w:r>
+      <w:proofErr w:type="spellEnd"/>
+      <w:r>
+        <w:t>’? Didn’t expect that from you.”</w:t>
       </w:r>
     </w:p>
     <w:p>
@@ -33177,7 +36086,11 @@
         <w:t>really</w:t>
       </w:r>
       <w:r>
-        <w:t xml:space="preserve"> sold it if I had a kimono or something, but, eh, can’t always get what you want. Anyway, for what it’s worth, Evan was a real guy. Even though he died during a, ah, incident aboard the </w:t>
+        <w:t xml:space="preserve"> sold it if I had a kimono or something, but, eh, can’t always get what you want. Anyway, for what it’s worth, Evan was a real guy. Even though he died during a, ah, </w:t>
+      </w:r>
+      <w:r>
+        <w:lastRenderedPageBreak/>
+        <w:t xml:space="preserve">incident aboard the </w:t>
       </w:r>
       <w:r>
         <w:rPr>
@@ -33290,7 +36203,11 @@
     </w:p>
     <w:p>
       <w:r>
-        <w:t>The dilapidated city seemed to fall back asleep as they walked along the rail, boots tapping against the concrete. There were no more shouts or sirens to be heard, only the gentle rustling of wind through the trees planted alongside the monorail in a half-hearted attempt to breathe some life into the city.</w:t>
+        <w:t xml:space="preserve">The dilapidated city seemed to fall back asleep as they walked along the rail, boots tapping against the concrete. There were no more shouts or sirens to be heard, only the gentle </w:t>
+      </w:r>
+      <w:r>
+        <w:lastRenderedPageBreak/>
+        <w:t>rustling of wind through the trees planted alongside the monorail in a half-hearted attempt to breathe some life into the city.</w:t>
       </w:r>
     </w:p>
     <w:p>
@@ -33375,6 +36292,7 @@
     </w:p>
     <w:p>
       <w:r>
+        <w:lastRenderedPageBreak/>
         <w:t xml:space="preserve">In the street below, Mayumi watched a single young woman take cover against a bullet-ridden car, making sure to put the engine block between herself and the trio of soldiers advancing on her position. It was a smart move, but seemed unlikely to save her, especially with what looked like a bloody wound on her side. </w:t>
       </w:r>
     </w:p>
@@ -33415,7 +36333,11 @@
     </w:p>
     <w:p>
       <w:r>
-        <w:t xml:space="preserve">For the first time, Mayumi made eye contact with the stranger below. A series of hand gestures later, they had agreed on a plan to flush their final adversary our of cover. Doing her best to ignore the pain in her arm, Mayumi crept along the high ground, watching the bus behind which the man had hidden. She was able to get just a glimpse of him talking on his radio, no doubt calling for backup. They needed to hurry. </w:t>
+        <w:t xml:space="preserve">For the first time, Mayumi made eye contact with the stranger below. A series of hand gestures later, they had agreed on a plan to flush their final adversary our of cover. Doing her best to ignore the pain in her arm, Mayumi crept along the high ground, watching the bus behind </w:t>
+      </w:r>
+      <w:r>
+        <w:lastRenderedPageBreak/>
+        <w:t xml:space="preserve">which the man had hidden. She was able to get just a glimpse of him talking on his radio, no doubt calling for backup. They needed to hurry. </w:t>
       </w:r>
     </w:p>
     <w:p>
@@ -33475,6 +36397,7 @@
     </w:p>
     <w:p>
       <w:r>
+        <w:lastRenderedPageBreak/>
         <w:t>“I can help, if you need,” a new voice said. Mayumi and Jackson turned, finding themselves face-to-face with the woman whose life they had just saved. Up close, she was much smaller than they would have expected, and the French accent with which she spoke indicated that she too was foreign to this land. A jacket wrapped around her waist acted as a makeshift bandage for her own wound. Luckily, it didn’t seem too severe after all.</w:t>
       </w:r>
     </w:p>
@@ -33546,6 +36469,7 @@
     </w:p>
     <w:p>
       <w:r>
+        <w:lastRenderedPageBreak/>
         <w:t>“Figures. We never really were as influential as we’d like. Just a bunch of rejects trying to make our own way in the world.”</w:t>
       </w:r>
     </w:p>
@@ -33628,6 +36552,7 @@
     </w:p>
     <w:p>
       <w:r>
+        <w:lastRenderedPageBreak/>
         <w:t>“Now you’ve officially met my sister,” he told Mayumi once the thing had vanished.</w:t>
       </w:r>
     </w:p>
@@ -33683,6 +36608,7 @@
     </w:p>
     <w:p>
       <w:r>
+        <w:lastRenderedPageBreak/>
         <w:t>“Yeah, you’re welcome.” She coughed. “Didn’t just come here to deliver your kid, though. My people and I, we were hoping we might work…ah…work together, since you clearly don’t have much love for Lancaster, either.”</w:t>
       </w:r>
     </w:p>
@@ -33755,7 +36681,17 @@
         <w:ind w:firstLine="0"/>
       </w:pPr>
       <w:r>
-        <w:t>“ayy lmao.”</w:t>
+        <w:t>“</w:t>
+      </w:r>
+      <w:proofErr w:type="spellStart"/>
+      <w:proofErr w:type="gramStart"/>
+      <w:r>
+        <w:t>ayy</w:t>
+      </w:r>
+      <w:proofErr w:type="spellEnd"/>
+      <w:proofErr w:type="gramEnd"/>
+      <w:r>
+        <w:t xml:space="preserve"> lmao.”</w:t>
       </w:r>
     </w:p>
     <w:p>
@@ -33767,11 +36703,19 @@
         </w:numPr>
         <w:jc w:val="center"/>
       </w:pPr>
+      <w:proofErr w:type="spellStart"/>
       <w:r>
         <w:rPr>
           <w:i/>
         </w:rPr>
-        <w:t>Ayy lmao</w:t>
+        <w:t>Ayy</w:t>
+      </w:r>
+      <w:proofErr w:type="spellEnd"/>
+      <w:r>
+        <w:rPr>
+          <w:i/>
+        </w:rPr>
+        <w:t xml:space="preserve"> lmao</w:t>
       </w:r>
     </w:p>
     <w:p>
@@ -33781,6 +36725,7 @@
     </w:p>
     <w:p>
       <w:r>
+        <w:lastRenderedPageBreak/>
         <w:t xml:space="preserve">Ian clutched his bruised ribcage, limping through the Neapolitan streets. Behind him, a column of black smoke poured from the flaming wreckage of the flyer now thoroughly embedded in an old storefront. He counted his lucky stars that the craft had been sturdier than it had felt in the air, with enough attention paid to safety that neither he nor Charlotte had sustained major wounds during their crash-landing. </w:t>
       </w:r>
     </w:p>
@@ -33821,7 +36766,15 @@
     </w:p>
     <w:p>
       <w:r>
-        <w:t>“Yeah, wish I could say the same. Guy I fought was a beast – one of the Tower Guard.”</w:t>
+        <w:t xml:space="preserve">“Yeah, wish I could say the same. </w:t>
+      </w:r>
+      <w:proofErr w:type="gramStart"/>
+      <w:r>
+        <w:t>Guy</w:t>
+      </w:r>
+      <w:proofErr w:type="gramEnd"/>
+      <w:r>
+        <w:t xml:space="preserve"> I fought was a beast – one of the Tower Guard.”</w:t>
       </w:r>
     </w:p>
     <w:p>
@@ -33861,6 +36814,7 @@
     </w:p>
     <w:p>
       <w:r>
+        <w:lastRenderedPageBreak/>
         <w:t>As they walked, trying to keep a low profile, Ian held up his hand, a skeptical expression on his face. “Hold on, where exactly are we headed?” he asked. “We can’t exactly go back to the ship, you know.”</w:t>
       </w:r>
     </w:p>
@@ -33911,6 +36865,7 @@
     </w:p>
     <w:p>
       <w:r>
+        <w:lastRenderedPageBreak/>
         <w:t>“The railway is operated by the Transportation Administration. The Transportation Administration is led by Marcus Fairchild. While the Inquisition has few eyes inside Bright Lighthouse, I have my own suspicions that Fairchild and his people will not be eager to take calls from the Skywatch.”</w:t>
       </w:r>
     </w:p>
@@ -33999,6 +36954,7 @@
     </w:p>
     <w:p>
       <w:r>
+        <w:lastRenderedPageBreak/>
         <w:t>“But you don’t.”</w:t>
       </w:r>
     </w:p>
@@ -34092,6 +37048,7 @@
     </w:p>
     <w:p>
       <w:r>
+        <w:lastRenderedPageBreak/>
         <w:t>“Do you want to see something exciting? There’s an observation car a little way down from here. You’ll be able to see the fortress as we approach.”</w:t>
       </w:r>
     </w:p>
@@ -34148,6 +37105,7 @@
     </w:p>
     <w:p>
       <w:r>
+        <w:lastRenderedPageBreak/>
         <w:t>There was an awkward silence as the train continued through the fortress, entering the tunnel that would finally deliver them to Kasimira. “Is that all?” Charlotte finally asked, eyeing Ian with curiosity.</w:t>
       </w:r>
     </w:p>
@@ -34198,7 +37156,11 @@
     </w:p>
     <w:p>
       <w:r>
-        <w:t>“Well…welcome to Geneva,” Charlotte said, gesturing all around them. Ian followed her hand with his gaze. While he didn’t know to what extent the city had been damaged during the storms, it was clear that whatever wounds were inflicted had long since healed, just as well as the Directorate’s own megacities. Everything looked the same as the old-world photographs Ian had seen before, save for a few towers that now dotted the skyline. One particularly large building caught his eye, a large, marble-white spire with great glass panes that displayed its inner workings and a great statue of an angel adorning the top.</w:t>
+        <w:t xml:space="preserve">“Well…welcome to Geneva,” Charlotte said, gesturing all around them. Ian followed her hand with his gaze. While he didn’t know to what extent the city had been damaged during the storms, it was clear that whatever wounds were inflicted had long since healed, just as well as the Directorate’s own megacities. Everything looked the same as the old-world photographs Ian had seen before, save for a few towers that now dotted the skyline. One particularly large building </w:t>
+      </w:r>
+      <w:r>
+        <w:lastRenderedPageBreak/>
+        <w:t>caught his eye, a large, marble-white spire with great glass panes that displayed its inner workings and a great statue of an angel adorning the top.</w:t>
       </w:r>
     </w:p>
     <w:p>
@@ -34299,6 +37261,7 @@
     </w:p>
     <w:p>
       <w:r>
+        <w:lastRenderedPageBreak/>
         <w:t>“Glad to hear it,” Ian said.</w:t>
       </w:r>
     </w:p>
@@ -34384,6 +37347,7 @@
     </w:p>
     <w:p>
       <w:r>
+        <w:lastRenderedPageBreak/>
         <w:t>Suddenly, he heard a knock on the door. It was a soft, gentle rapping, which led Ian to expect Charlotte had returned, and yet, when he opened the door, he was greeted by a figure noticeably shorter than he expected.</w:t>
       </w:r>
     </w:p>
@@ -34449,6 +37413,7 @@
     </w:p>
     <w:p>
       <w:r>
+        <w:lastRenderedPageBreak/>
         <w:t>“I guess everyone has their preferences. Most folks I know like their native tongue best, so I’m not surprised Charlotte’s the same way.”</w:t>
       </w:r>
     </w:p>
@@ -34527,6 +37492,7 @@
     </w:p>
     <w:p>
       <w:r>
+        <w:lastRenderedPageBreak/>
         <w:t>“Indeed! I look forward to it. I’m sure a woman of your profession has a carefully-planned agenda for the night.”</w:t>
       </w:r>
     </w:p>
@@ -34547,7 +37513,15 @@
     </w:p>
     <w:p>
       <w:r>
-        <w:t xml:space="preserve">“Hmm, I could really go for some chicken, but the sausage and sauerkraut also sounds good,” Ian said. </w:t>
+        <w:t xml:space="preserve">“Hmm, I could really go for some chicken, but the sausage and sauerkraut also </w:t>
+      </w:r>
+      <w:proofErr w:type="gramStart"/>
+      <w:r>
+        <w:t>sounds</w:t>
+      </w:r>
+      <w:proofErr w:type="gramEnd"/>
+      <w:r>
+        <w:t xml:space="preserve"> good,” Ian said. </w:t>
       </w:r>
     </w:p>
     <w:p>
@@ -34582,6 +37556,7 @@
     </w:p>
     <w:p>
       <w:r>
+        <w:lastRenderedPageBreak/>
         <w:t>“So,” Charlotte opened up in between bites of steak. “These friends of yours you’re looking for, what are they like? I imagine they’re good people if you want so badly to go back to them.”</w:t>
       </w:r>
     </w:p>
@@ -34607,7 +37582,15 @@
     </w:p>
     <w:p>
       <w:r>
-        <w:t>“Mmm. Just how it is.” Ian took another bite of chicken and washed it down with some wine. “Luckily, my peers are a lot nicer. Mayumi’s a little weird but she’s always been supportive of the rest of us. My friends Cassandra and Eirene are a good couple of girls, too.”</w:t>
+        <w:t>“</w:t>
+      </w:r>
+      <w:proofErr w:type="spellStart"/>
+      <w:r>
+        <w:t>Mmm</w:t>
+      </w:r>
+      <w:proofErr w:type="spellEnd"/>
+      <w:r>
+        <w:t>. Just how it is.” Ian took another bite of chicken and washed it down with some wine. “Luckily, my peers are a lot nicer. Mayumi’s a little weird but she’s always been supportive of the rest of us. My friends Cassandra and Eirene are a good couple of girls, too.”</w:t>
       </w:r>
     </w:p>
     <w:p>
@@ -34652,6 +37635,7 @@
     </w:p>
     <w:p>
       <w:r>
+        <w:lastRenderedPageBreak/>
         <w:t>“Not really. I do military training, same as the other kids my age. It’s supposed to instill discipline. Sometimes they take us along on low-risk missions so we can learn on the job and see the world at the same time, a duty I’m happy to carry out.”</w:t>
       </w:r>
     </w:p>
@@ -34677,7 +37661,15 @@
     </w:p>
     <w:p>
       <w:r>
-        <w:t>“But internal affairs is your entire job! How can you just stand by and let this happen?”</w:t>
+        <w:t xml:space="preserve">“But internal affairs </w:t>
+      </w:r>
+      <w:proofErr w:type="gramStart"/>
+      <w:r>
+        <w:t>is</w:t>
+      </w:r>
+      <w:proofErr w:type="gramEnd"/>
+      <w:r>
+        <w:t xml:space="preserve"> your entire job! How can you just stand by and let this happen?”</w:t>
       </w:r>
     </w:p>
     <w:p>
@@ -34717,7 +37709,11 @@
     </w:p>
     <w:p>
       <w:r>
-        <w:t>Ian looked between Charlotte and Emma. He still wasn’t sure whether they could be trusted. The elder sister, at least, almost certainly knew more than she let on – understandable, given the nature of her job, and the younger, while most likely earnest in her convictions, was still a child, and thus unreliable.</w:t>
+        <w:t xml:space="preserve">Ian looked between Charlotte and Emma. He still wasn’t sure whether they could be trusted. The elder sister, at least, almost certainly knew more than she let on – understandable, </w:t>
+      </w:r>
+      <w:r>
+        <w:lastRenderedPageBreak/>
+        <w:t>given the nature of her job, and the younger, while most likely earnest in her convictions, was still a child, and thus unreliable.</w:t>
       </w:r>
     </w:p>
     <w:p>
@@ -34765,6 +37761,7 @@
       </w:pPr>
       <w:bookmarkStart w:id="16" w:name="_Toc175682344"/>
       <w:r>
+        <w:lastRenderedPageBreak/>
         <w:t>Chapter 8 – Tying the Knot</w:t>
       </w:r>
       <w:bookmarkEnd w:id="16"/>
@@ -34779,7 +37776,17 @@
         <w:ind w:firstLine="0"/>
       </w:pPr>
       <w:r>
-        <w:t>“ayy lmao.”</w:t>
+        <w:t>“</w:t>
+      </w:r>
+      <w:proofErr w:type="spellStart"/>
+      <w:proofErr w:type="gramStart"/>
+      <w:r>
+        <w:t>ayy</w:t>
+      </w:r>
+      <w:proofErr w:type="spellEnd"/>
+      <w:proofErr w:type="gramEnd"/>
+      <w:r>
+        <w:t xml:space="preserve"> lmao.”</w:t>
       </w:r>
     </w:p>
     <w:p>
@@ -34791,11 +37798,19 @@
         </w:numPr>
         <w:jc w:val="center"/>
       </w:pPr>
+      <w:proofErr w:type="spellStart"/>
       <w:r>
         <w:rPr>
           <w:i/>
         </w:rPr>
-        <w:t>Ayy lmao</w:t>
+        <w:t>Ayy</w:t>
+      </w:r>
+      <w:proofErr w:type="spellEnd"/>
+      <w:r>
+        <w:rPr>
+          <w:i/>
+        </w:rPr>
+        <w:t xml:space="preserve"> lmao</w:t>
       </w:r>
     </w:p>
     <w:p>
@@ -34875,6 +37890,7 @@
     </w:p>
     <w:p>
       <w:r>
+        <w:lastRenderedPageBreak/>
         <w:t>Cassandra shrugged. “Pretty far-fetched, but we do need to be ready for a trap, just in case.”</w:t>
       </w:r>
     </w:p>
@@ -34940,16 +37956,33 @@
         <w:t>very minor</w:t>
       </w:r>
       <w:r>
-        <w:t xml:space="preserve"> incident along the way, and convinced the old man to hear out our old men. Ball’s in their court now.”</w:t>
-      </w:r>
-    </w:p>
-    <w:p>
-      <w:r>
-        <w:t>“So it would seem.”</w:t>
-      </w:r>
-    </w:p>
-    <w:p>
-      <w:r>
+        <w:t xml:space="preserve"> incident along the way, and convinced the old man to hear out our old men. </w:t>
+      </w:r>
+      <w:proofErr w:type="gramStart"/>
+      <w:r>
+        <w:t>Ball’s</w:t>
+      </w:r>
+      <w:proofErr w:type="gramEnd"/>
+      <w:r>
+        <w:t xml:space="preserve"> in their court now.”</w:t>
+      </w:r>
+    </w:p>
+    <w:p>
+      <w:r>
+        <w:t>“</w:t>
+      </w:r>
+      <w:proofErr w:type="gramStart"/>
+      <w:r>
+        <w:t>So</w:t>
+      </w:r>
+      <w:proofErr w:type="gramEnd"/>
+      <w:r>
+        <w:t xml:space="preserve"> it would seem.”</w:t>
+      </w:r>
+    </w:p>
+    <w:p>
+      <w:r>
+        <w:lastRenderedPageBreak/>
         <w:t>“Meaning there’s actually, really, truly time to relax. To have some fun.” Mayumi winked at Cassandra.</w:t>
       </w:r>
     </w:p>
@@ -35065,6 +38098,7 @@
     </w:p>
     <w:p>
       <w:r>
+        <w:lastRenderedPageBreak/>
         <w:t>“We do,” Eirene nodded, entirely unaware of what Mayumi meant by “for real.”</w:t>
       </w:r>
     </w:p>
@@ -35139,6 +38173,7 @@
     </w:p>
     <w:p>
       <w:r>
+        <w:lastRenderedPageBreak/>
         <w:t>“Thank you,” Eirene replied, beaming. “And that’s a cute, ah…everything.” She gestured broadly towards Cassandra, who smiled.</w:t>
       </w:r>
     </w:p>
@@ -35189,6 +38224,7 @@
     </w:p>
     <w:p>
       <w:r>
+        <w:lastRenderedPageBreak/>
         <w:t>“A troop carrier,” Eirene explained, detecting the new object of Cassandra’s attention. “A big one, too. Haven’t seen one that size since I flew for the Guard.”</w:t>
       </w:r>
     </w:p>
@@ -35277,7 +38313,11 @@
     </w:p>
     <w:p>
       <w:r>
-        <w:t xml:space="preserve">The conference room at Bright Lighthouse was a spacious area, with three of its four walls made from glass to grant any occupants a scenic view of the gulf. At the center was a lacquered wood table at which Mayumi sat alone. She idly twirled a pen and waited for company to arrive. </w:t>
+        <w:t xml:space="preserve">The conference room at Bright Lighthouse was a spacious area, with three of its four walls made from glass to grant any occupants a scenic view of the gulf. At the center was a </w:t>
+      </w:r>
+      <w:r>
+        <w:lastRenderedPageBreak/>
+        <w:t xml:space="preserve">lacquered wood table at which Mayumi sat alone. She idly twirled a pen and waited for company to arrive. </w:t>
       </w:r>
     </w:p>
     <w:p>
@@ -35327,7 +38367,15 @@
         <w:t>any</w:t>
       </w:r>
       <w:r>
-        <w:t xml:space="preserve"> of us survived is ‘cause the flagship came in to bail us out. Meanwhile, we lost the city, lost hundreds of good people, and ran away with nothing to show for it except some intel that Besim would probably pretend was worth it, even though it wasn’t.”</w:t>
+        <w:t xml:space="preserve"> of us survived is </w:t>
+      </w:r>
+      <w:proofErr w:type="spellStart"/>
+      <w:r>
+        <w:t>‘cause</w:t>
+      </w:r>
+      <w:proofErr w:type="spellEnd"/>
+      <w:r>
+        <w:t xml:space="preserve"> the flagship came in to bail us out. Meanwhile, we lost the city, lost hundreds of good people, and ran away with nothing to show for it except some intel that Besim would probably pretend was worth it, even though it wasn’t.”</w:t>
       </w:r>
     </w:p>
     <w:p>
@@ -35357,7 +38405,11 @@
     </w:p>
     <w:p>
       <w:r>
-        <w:t>Violently, Mayumi stood up and started pacing back and forth. “You know what? Yeah!” she declared. “Yeah, if anyone died that night, it should have been me. I don’t have any family left, so it’s not like anybody’s going to be too torn up if I bite it. Alex and Eirene might be sad for a while, but they have each other. They don’t need me.”</w:t>
+        <w:t xml:space="preserve">Violently, Mayumi stood up and started pacing back and forth. “You know what? Yeah!” she declared. “Yeah, if anyone died that night, it should have been me. I don’t have any family </w:t>
+      </w:r>
+      <w:r>
+        <w:lastRenderedPageBreak/>
+        <w:t>left, so it’s not like anybody’s going to be too torn up if I bite it. Alex and Eirene might be sad for a while, but they have each other. They don’t need me.”</w:t>
       </w:r>
     </w:p>
     <w:p>
@@ -35397,7 +38449,20 @@
     </w:p>
     <w:p>
       <w:r>
-        <w:t>Mayumi rolled her eyes, but otherwise ignored his boasting. “Well, I’m glad of that, at least. Still, I’m sorry. It’s just that, like you said, I don’t need to be sharing my grief with everyone else, ‘cause that wouldn’t really be fair to them. It’s my problem to deal with, right?”</w:t>
+        <w:t xml:space="preserve">Mayumi rolled her eyes, but otherwise ignored his boasting. “Well, I’m glad of that, at least. Still, I’m sorry. It’s just that, like you said, I don’t need to be sharing my grief with everyone else, </w:t>
+      </w:r>
+      <w:proofErr w:type="spellStart"/>
+      <w:r>
+        <w:t>‘</w:t>
+      </w:r>
+      <w:proofErr w:type="gramStart"/>
+      <w:r>
+        <w:t>cause</w:t>
+      </w:r>
+      <w:proofErr w:type="spellEnd"/>
+      <w:proofErr w:type="gramEnd"/>
+      <w:r>
+        <w:t xml:space="preserve"> that wouldn’t really be fair to them. It’s my problem to deal with, right?”</w:t>
       </w:r>
     </w:p>
     <w:p>
@@ -35422,7 +38487,15 @@
         <w:t>that’s what friends are for</w:t>
       </w:r>
       <w:r>
-        <w:t xml:space="preserve">, damnit! If you’re not going to talk it out with them, though, then at least tell </w:t>
+        <w:t xml:space="preserve">, </w:t>
+      </w:r>
+      <w:proofErr w:type="spellStart"/>
+      <w:r>
+        <w:t>damnit</w:t>
+      </w:r>
+      <w:proofErr w:type="spellEnd"/>
+      <w:r>
+        <w:t xml:space="preserve">! If you’re not going to talk it out with them, though, then at least tell </w:t>
       </w:r>
       <w:r>
         <w:rPr>
@@ -35457,12 +38530,32 @@
     </w:p>
     <w:p>
       <w:r>
-        <w:t xml:space="preserve">“So I gathered, but go on.” </w:t>
-      </w:r>
-    </w:p>
-    <w:p>
-      <w:r>
-        <w:t xml:space="preserve">“I never had much going for me as a kid. A Migrant ship doesn’t exactly offer a lot of opportunities for career advancement, unless you strike out on your own, and I loved my parents too much to do that. Didn’t really mind, though. Making them proud was all I lived for, and they were plenty proud of me, as long as I did my part to keep the </w:t>
+        <w:t>“</w:t>
+      </w:r>
+      <w:proofErr w:type="gramStart"/>
+      <w:r>
+        <w:t>So</w:t>
+      </w:r>
+      <w:proofErr w:type="gramEnd"/>
+      <w:r>
+        <w:t xml:space="preserve"> I gathered, but go on.” </w:t>
+      </w:r>
+    </w:p>
+    <w:p>
+      <w:r>
+        <w:t xml:space="preserve">“I never had much </w:t>
+      </w:r>
+      <w:proofErr w:type="gramStart"/>
+      <w:r>
+        <w:t>going</w:t>
+      </w:r>
+      <w:proofErr w:type="gramEnd"/>
+      <w:r>
+        <w:t xml:space="preserve"> for me as a kid. A Migrant ship doesn’t exactly offer a lot of opportunities for career advancement, unless you strike out on your own, and I loved my parents too much to do that. Didn’t really mind, though. Making them proud was all I lived for, and they </w:t>
+      </w:r>
+      <w:r>
+        <w:lastRenderedPageBreak/>
+        <w:t xml:space="preserve">were plenty proud of me, as long as I did my part to keep the </w:t>
       </w:r>
       <w:r>
         <w:rPr>
@@ -35540,6 +38633,7 @@
     </w:p>
     <w:p>
       <w:r>
+        <w:lastRenderedPageBreak/>
         <w:t xml:space="preserve">“But you </w:t>
       </w:r>
       <w:r>
@@ -35573,7 +38667,7 @@
 </file>
 
 <file path=word/endnotes.xml><?xml version="1.0" encoding="utf-8"?>
-<w:endnotes xmlns:wpc="http://schemas.microsoft.com/office/word/2010/wordprocessingCanvas" xmlns:cx="http://schemas.microsoft.com/office/drawing/2014/chartex" xmlns:cx1="http://schemas.microsoft.com/office/drawing/2015/9/8/chartex" xmlns:cx2="http://schemas.microsoft.com/office/drawing/2015/10/21/chartex" xmlns:cx3="http://schemas.microsoft.com/office/drawing/2016/5/9/chartex" xmlns:cx4="http://schemas.microsoft.com/office/drawing/2016/5/10/chartex" xmlns:cx5="http://schemas.microsoft.com/office/drawing/2016/5/11/chartex" xmlns:cx6="http://schemas.microsoft.com/office/drawing/2016/5/12/chartex" xmlns:cx7="http://schemas.microsoft.com/office/drawing/2016/5/13/chartex" xmlns:cx8="http://schemas.microsoft.com/office/drawing/2016/5/14/chartex" xmlns:mc="http://schemas.openxmlformats.org/markup-compatibility/2006" xmlns:aink="http://schemas.microsoft.com/office/drawing/2016/ink" xmlns:am3d="http://schemas.microsoft.com/office/drawing/2017/model3d" xmlns:o="urn:schemas-microsoft-com:office:office" xmlns:oel="http://schemas.microsoft.com/office/2019/extlst" xmlns:r="http://schemas.openxmlformats.org/officeDocument/2006/relationships" xmlns:m="http://schemas.openxmlformats.org/officeDocument/2006/math" xmlns:v="urn:schemas-microsoft-com:vml" xmlns:wp14="http://schemas.microsoft.com/office/word/2010/wordprocessingDrawing" xmlns:wp="http://schemas.openxmlformats.org/drawingml/2006/wordprocessingDrawing" xmlns:w10="urn:schemas-microsoft-com:office:word" xmlns:w="http://schemas.openxmlformats.org/wordprocessingml/2006/main" xmlns:w14="http://schemas.microsoft.com/office/word/2010/wordml" xmlns:w15="http://schemas.microsoft.com/office/word/2012/wordml" xmlns:w16cei="http://schemas.microsoft.com/office/word/2026/wordml/cei" xmlns:w16cex="http://schemas.microsoft.com/office/word/2018/wordml/cex" xmlns:w16cid="http://schemas.microsoft.com/office/word/2016/wordml/cid" xmlns:w16="http://schemas.microsoft.com/office/word/2018/wordml" xmlns:w16du="http://schemas.microsoft.com/office/word/2023/wordml/word16du" xmlns:w16sdtdh="http://schemas.microsoft.com/office/word/2020/wordml/sdtdatahash" xmlns:w16sdtfl="http://schemas.microsoft.com/office/word/2024/wordml/sdtformatlock" xmlns:w16se="http://schemas.microsoft.com/office/word/2015/wordml/symex" xmlns:wpg="http://schemas.microsoft.com/office/word/2010/wordprocessingGroup" xmlns:wpi="http://schemas.microsoft.com/office/word/2010/wordprocessingInk" xmlns:wne="http://schemas.microsoft.com/office/word/2006/wordml" xmlns:wps="http://schemas.microsoft.com/office/word/2010/wordprocessingShape" mc:Ignorable="w14 w15 w16se w16cid w16 w16cex w16sdtdh w16sdtfl w16du wp14">
+<w:endnotes xmlns:wpc="http://schemas.microsoft.com/office/word/2010/wordprocessingCanvas" xmlns:cx="http://schemas.microsoft.com/office/drawing/2014/chartex" xmlns:cx1="http://schemas.microsoft.com/office/drawing/2015/9/8/chartex" xmlns:cx2="http://schemas.microsoft.com/office/drawing/2015/10/21/chartex" xmlns:cx3="http://schemas.microsoft.com/office/drawing/2016/5/9/chartex" xmlns:cx4="http://schemas.microsoft.com/office/drawing/2016/5/10/chartex" xmlns:cx5="http://schemas.microsoft.com/office/drawing/2016/5/11/chartex" xmlns:cx6="http://schemas.microsoft.com/office/drawing/2016/5/12/chartex" xmlns:cx7="http://schemas.microsoft.com/office/drawing/2016/5/13/chartex" xmlns:cx8="http://schemas.microsoft.com/office/drawing/2016/5/14/chartex" xmlns:mc="http://schemas.openxmlformats.org/markup-compatibility/2006" xmlns:aink="http://schemas.microsoft.com/office/drawing/2016/ink" xmlns:am3d="http://schemas.microsoft.com/office/drawing/2017/model3d" xmlns:o="urn:schemas-microsoft-com:office:office" xmlns:oel="http://schemas.microsoft.com/office/2019/extlst" xmlns:r="http://schemas.openxmlformats.org/officeDocument/2006/relationships" xmlns:m="http://schemas.openxmlformats.org/officeDocument/2006/math" xmlns:v="urn:schemas-microsoft-com:vml" xmlns:wp14="http://schemas.microsoft.com/office/word/2010/wordprocessingDrawing" xmlns:wp="http://schemas.openxmlformats.org/drawingml/2006/wordprocessingDrawing" xmlns:w10="urn:schemas-microsoft-com:office:word" xmlns:w="http://schemas.openxmlformats.org/wordprocessingml/2006/main" xmlns:w14="http://schemas.microsoft.com/office/word/2010/wordml" xmlns:w15="http://schemas.microsoft.com/office/word/2012/wordml" xmlns:w16cex="http://schemas.microsoft.com/office/word/2018/wordml/cex" xmlns:w16cid="http://schemas.microsoft.com/office/word/2016/wordml/cid" xmlns:w16="http://schemas.microsoft.com/office/word/2018/wordml" xmlns:w16du="http://schemas.microsoft.com/office/word/2023/wordml/word16du" xmlns:w16sdtdh="http://schemas.microsoft.com/office/word/2020/wordml/sdtdatahash" xmlns:w16sdtfl="http://schemas.microsoft.com/office/word/2024/wordml/sdtformatlock" xmlns:w16se="http://schemas.microsoft.com/office/word/2015/wordml/symex" xmlns:wpg="http://schemas.microsoft.com/office/word/2010/wordprocessingGroup" xmlns:wpi="http://schemas.microsoft.com/office/word/2010/wordprocessingInk" xmlns:wne="http://schemas.microsoft.com/office/word/2006/wordml" xmlns:wps="http://schemas.microsoft.com/office/word/2010/wordprocessingShape" mc:Ignorable="w14 w15 w16se w16cid w16 w16cex w16sdtdh w16sdtfl w16du wp14">
   <w:endnote w:type="separator" w:id="-1">
     <w:p>
       <w:pPr>
@@ -35598,7 +38692,7 @@
 </file>
 
 <file path=word/footer1.xml><?xml version="1.0" encoding="utf-8"?>
-<w:ftr xmlns:wpc="http://schemas.microsoft.com/office/word/2010/wordprocessingCanvas" xmlns:cx="http://schemas.microsoft.com/office/drawing/2014/chartex" xmlns:cx1="http://schemas.microsoft.com/office/drawing/2015/9/8/chartex" xmlns:cx2="http://schemas.microsoft.com/office/drawing/2015/10/21/chartex" xmlns:cx3="http://schemas.microsoft.com/office/drawing/2016/5/9/chartex" xmlns:cx4="http://schemas.microsoft.com/office/drawing/2016/5/10/chartex" xmlns:cx5="http://schemas.microsoft.com/office/drawing/2016/5/11/chartex" xmlns:cx6="http://schemas.microsoft.com/office/drawing/2016/5/12/chartex" xmlns:cx7="http://schemas.microsoft.com/office/drawing/2016/5/13/chartex" xmlns:cx8="http://schemas.microsoft.com/office/drawing/2016/5/14/chartex" xmlns:mc="http://schemas.openxmlformats.org/markup-compatibility/2006" xmlns:aink="http://schemas.microsoft.com/office/drawing/2016/ink" xmlns:am3d="http://schemas.microsoft.com/office/drawing/2017/model3d" xmlns:o="urn:schemas-microsoft-com:office:office" xmlns:oel="http://schemas.microsoft.com/office/2019/extlst" xmlns:r="http://schemas.openxmlformats.org/officeDocument/2006/relationships" xmlns:m="http://schemas.openxmlformats.org/officeDocument/2006/math" xmlns:v="urn:schemas-microsoft-com:vml" xmlns:wp14="http://schemas.microsoft.com/office/word/2010/wordprocessingDrawing" xmlns:wp="http://schemas.openxmlformats.org/drawingml/2006/wordprocessingDrawing" xmlns:w10="urn:schemas-microsoft-com:office:word" xmlns:w="http://schemas.openxmlformats.org/wordprocessingml/2006/main" xmlns:w14="http://schemas.microsoft.com/office/word/2010/wordml" xmlns:w15="http://schemas.microsoft.com/office/word/2012/wordml" xmlns:w16cei="http://schemas.microsoft.com/office/word/2026/wordml/cei" xmlns:w16cex="http://schemas.microsoft.com/office/word/2018/wordml/cex" xmlns:w16cid="http://schemas.microsoft.com/office/word/2016/wordml/cid" xmlns:w16="http://schemas.microsoft.com/office/word/2018/wordml" xmlns:w16du="http://schemas.microsoft.com/office/word/2023/wordml/word16du" xmlns:w16sdtdh="http://schemas.microsoft.com/office/word/2020/wordml/sdtdatahash" xmlns:w16sdtfl="http://schemas.microsoft.com/office/word/2024/wordml/sdtformatlock" xmlns:w16se="http://schemas.microsoft.com/office/word/2015/wordml/symex" xmlns:wpg="http://schemas.microsoft.com/office/word/2010/wordprocessingGroup" xmlns:wpi="http://schemas.microsoft.com/office/word/2010/wordprocessingInk" xmlns:wne="http://schemas.microsoft.com/office/word/2006/wordml" xmlns:wps="http://schemas.microsoft.com/office/word/2010/wordprocessingShape" mc:Ignorable="w14 w15 w16se w16cid w16 w16cex w16sdtdh w16sdtfl w16du wp14">
+<w:ftr xmlns:wpc="http://schemas.microsoft.com/office/word/2010/wordprocessingCanvas" xmlns:cx="http://schemas.microsoft.com/office/drawing/2014/chartex" xmlns:cx1="http://schemas.microsoft.com/office/drawing/2015/9/8/chartex" xmlns:cx2="http://schemas.microsoft.com/office/drawing/2015/10/21/chartex" xmlns:cx3="http://schemas.microsoft.com/office/drawing/2016/5/9/chartex" xmlns:cx4="http://schemas.microsoft.com/office/drawing/2016/5/10/chartex" xmlns:cx5="http://schemas.microsoft.com/office/drawing/2016/5/11/chartex" xmlns:cx6="http://schemas.microsoft.com/office/drawing/2016/5/12/chartex" xmlns:cx7="http://schemas.microsoft.com/office/drawing/2016/5/13/chartex" xmlns:cx8="http://schemas.microsoft.com/office/drawing/2016/5/14/chartex" xmlns:mc="http://schemas.openxmlformats.org/markup-compatibility/2006" xmlns:aink="http://schemas.microsoft.com/office/drawing/2016/ink" xmlns:am3d="http://schemas.microsoft.com/office/drawing/2017/model3d" xmlns:o="urn:schemas-microsoft-com:office:office" xmlns:oel="http://schemas.microsoft.com/office/2019/extlst" xmlns:r="http://schemas.openxmlformats.org/officeDocument/2006/relationships" xmlns:m="http://schemas.openxmlformats.org/officeDocument/2006/math" xmlns:v="urn:schemas-microsoft-com:vml" xmlns:wp14="http://schemas.microsoft.com/office/word/2010/wordprocessingDrawing" xmlns:wp="http://schemas.openxmlformats.org/drawingml/2006/wordprocessingDrawing" xmlns:w10="urn:schemas-microsoft-com:office:word" xmlns:w="http://schemas.openxmlformats.org/wordprocessingml/2006/main" xmlns:w14="http://schemas.microsoft.com/office/word/2010/wordml" xmlns:w15="http://schemas.microsoft.com/office/word/2012/wordml" xmlns:w16cex="http://schemas.microsoft.com/office/word/2018/wordml/cex" xmlns:w16cid="http://schemas.microsoft.com/office/word/2016/wordml/cid" xmlns:w16="http://schemas.microsoft.com/office/word/2018/wordml" xmlns:w16du="http://schemas.microsoft.com/office/word/2023/wordml/word16du" xmlns:w16sdtdh="http://schemas.microsoft.com/office/word/2020/wordml/sdtdatahash" xmlns:w16sdtfl="http://schemas.microsoft.com/office/word/2024/wordml/sdtformatlock" xmlns:w16se="http://schemas.microsoft.com/office/word/2015/wordml/symex" xmlns:wpg="http://schemas.microsoft.com/office/word/2010/wordprocessingGroup" xmlns:wpi="http://schemas.microsoft.com/office/word/2010/wordprocessingInk" xmlns:wne="http://schemas.microsoft.com/office/word/2006/wordml" xmlns:wps="http://schemas.microsoft.com/office/word/2010/wordprocessingShape" mc:Ignorable="w14 w15 w16se w16cid w16 w16cex w16sdtdh w16sdtfl w16du wp14">
   <w:sdt>
     <w:sdtPr>
       <w:id w:val="-1155056822"/>
@@ -35651,7 +38745,7 @@
 </file>
 
 <file path=word/footnotes.xml><?xml version="1.0" encoding="utf-8"?>
-<w:footnotes xmlns:wpc="http://schemas.microsoft.com/office/word/2010/wordprocessingCanvas" xmlns:cx="http://schemas.microsoft.com/office/drawing/2014/chartex" xmlns:cx1="http://schemas.microsoft.com/office/drawing/2015/9/8/chartex" xmlns:cx2="http://schemas.microsoft.com/office/drawing/2015/10/21/chartex" xmlns:cx3="http://schemas.microsoft.com/office/drawing/2016/5/9/chartex" xmlns:cx4="http://schemas.microsoft.com/office/drawing/2016/5/10/chartex" xmlns:cx5="http://schemas.microsoft.com/office/drawing/2016/5/11/chartex" xmlns:cx6="http://schemas.microsoft.com/office/drawing/2016/5/12/chartex" xmlns:cx7="http://schemas.microsoft.com/office/drawing/2016/5/13/chartex" xmlns:cx8="http://schemas.microsoft.com/office/drawing/2016/5/14/chartex" xmlns:mc="http://schemas.openxmlformats.org/markup-compatibility/2006" xmlns:aink="http://schemas.microsoft.com/office/drawing/2016/ink" xmlns:am3d="http://schemas.microsoft.com/office/drawing/2017/model3d" xmlns:o="urn:schemas-microsoft-com:office:office" xmlns:oel="http://schemas.microsoft.com/office/2019/extlst" xmlns:r="http://schemas.openxmlformats.org/officeDocument/2006/relationships" xmlns:m="http://schemas.openxmlformats.org/officeDocument/2006/math" xmlns:v="urn:schemas-microsoft-com:vml" xmlns:wp14="http://schemas.microsoft.com/office/word/2010/wordprocessingDrawing" xmlns:wp="http://schemas.openxmlformats.org/drawingml/2006/wordprocessingDrawing" xmlns:w10="urn:schemas-microsoft-com:office:word" xmlns:w="http://schemas.openxmlformats.org/wordprocessingml/2006/main" xmlns:w14="http://schemas.microsoft.com/office/word/2010/wordml" xmlns:w15="http://schemas.microsoft.com/office/word/2012/wordml" xmlns:w16cei="http://schemas.microsoft.com/office/word/2026/wordml/cei" xmlns:w16cex="http://schemas.microsoft.com/office/word/2018/wordml/cex" xmlns:w16cid="http://schemas.microsoft.com/office/word/2016/wordml/cid" xmlns:w16="http://schemas.microsoft.com/office/word/2018/wordml" xmlns:w16du="http://schemas.microsoft.com/office/word/2023/wordml/word16du" xmlns:w16sdtdh="http://schemas.microsoft.com/office/word/2020/wordml/sdtdatahash" xmlns:w16sdtfl="http://schemas.microsoft.com/office/word/2024/wordml/sdtformatlock" xmlns:w16se="http://schemas.microsoft.com/office/word/2015/wordml/symex" xmlns:wpg="http://schemas.microsoft.com/office/word/2010/wordprocessingGroup" xmlns:wpi="http://schemas.microsoft.com/office/word/2010/wordprocessingInk" xmlns:wne="http://schemas.microsoft.com/office/word/2006/wordml" xmlns:wps="http://schemas.microsoft.com/office/word/2010/wordprocessingShape" mc:Ignorable="w14 w15 w16se w16cid w16 w16cex w16sdtdh w16sdtfl w16du wp14">
+<w:footnotes xmlns:wpc="http://schemas.microsoft.com/office/word/2010/wordprocessingCanvas" xmlns:cx="http://schemas.microsoft.com/office/drawing/2014/chartex" xmlns:cx1="http://schemas.microsoft.com/office/drawing/2015/9/8/chartex" xmlns:cx2="http://schemas.microsoft.com/office/drawing/2015/10/21/chartex" xmlns:cx3="http://schemas.microsoft.com/office/drawing/2016/5/9/chartex" xmlns:cx4="http://schemas.microsoft.com/office/drawing/2016/5/10/chartex" xmlns:cx5="http://schemas.microsoft.com/office/drawing/2016/5/11/chartex" xmlns:cx6="http://schemas.microsoft.com/office/drawing/2016/5/12/chartex" xmlns:cx7="http://schemas.microsoft.com/office/drawing/2016/5/13/chartex" xmlns:cx8="http://schemas.microsoft.com/office/drawing/2016/5/14/chartex" xmlns:mc="http://schemas.openxmlformats.org/markup-compatibility/2006" xmlns:aink="http://schemas.microsoft.com/office/drawing/2016/ink" xmlns:am3d="http://schemas.microsoft.com/office/drawing/2017/model3d" xmlns:o="urn:schemas-microsoft-com:office:office" xmlns:oel="http://schemas.microsoft.com/office/2019/extlst" xmlns:r="http://schemas.openxmlformats.org/officeDocument/2006/relationships" xmlns:m="http://schemas.openxmlformats.org/officeDocument/2006/math" xmlns:v="urn:schemas-microsoft-com:vml" xmlns:wp14="http://schemas.microsoft.com/office/word/2010/wordprocessingDrawing" xmlns:wp="http://schemas.openxmlformats.org/drawingml/2006/wordprocessingDrawing" xmlns:w10="urn:schemas-microsoft-com:office:word" xmlns:w="http://schemas.openxmlformats.org/wordprocessingml/2006/main" xmlns:w14="http://schemas.microsoft.com/office/word/2010/wordml" xmlns:w15="http://schemas.microsoft.com/office/word/2012/wordml" xmlns:w16cex="http://schemas.microsoft.com/office/word/2018/wordml/cex" xmlns:w16cid="http://schemas.microsoft.com/office/word/2016/wordml/cid" xmlns:w16="http://schemas.microsoft.com/office/word/2018/wordml" xmlns:w16du="http://schemas.microsoft.com/office/word/2023/wordml/word16du" xmlns:w16sdtdh="http://schemas.microsoft.com/office/word/2020/wordml/sdtdatahash" xmlns:w16sdtfl="http://schemas.microsoft.com/office/word/2024/wordml/sdtformatlock" xmlns:w16se="http://schemas.microsoft.com/office/word/2015/wordml/symex" xmlns:wpg="http://schemas.microsoft.com/office/word/2010/wordprocessingGroup" xmlns:wpi="http://schemas.microsoft.com/office/word/2010/wordprocessingInk" xmlns:wne="http://schemas.microsoft.com/office/word/2006/wordml" xmlns:wps="http://schemas.microsoft.com/office/word/2010/wordprocessingShape" mc:Ignorable="w14 w15 w16se w16cid w16 w16cex w16sdtdh w16sdtfl w16du wp14">
   <w:footnote w:type="separator" w:id="-1">
     <w:p>
       <w:pPr>
@@ -35676,7 +38770,7 @@
 </file>
 
 <file path=word/numbering.xml><?xml version="1.0" encoding="utf-8"?>
-<w:numbering xmlns:wpc="http://schemas.microsoft.com/office/word/2010/wordprocessingCanvas" xmlns:cx="http://schemas.microsoft.com/office/drawing/2014/chartex" xmlns:cx1="http://schemas.microsoft.com/office/drawing/2015/9/8/chartex" xmlns:cx2="http://schemas.microsoft.com/office/drawing/2015/10/21/chartex" xmlns:cx3="http://schemas.microsoft.com/office/drawing/2016/5/9/chartex" xmlns:cx4="http://schemas.microsoft.com/office/drawing/2016/5/10/chartex" xmlns:cx5="http://schemas.microsoft.com/office/drawing/2016/5/11/chartex" xmlns:cx6="http://schemas.microsoft.com/office/drawing/2016/5/12/chartex" xmlns:cx7="http://schemas.microsoft.com/office/drawing/2016/5/13/chartex" xmlns:cx8="http://schemas.microsoft.com/office/drawing/2016/5/14/chartex" xmlns:mc="http://schemas.openxmlformats.org/markup-compatibility/2006" xmlns:aink="http://schemas.microsoft.com/office/drawing/2016/ink" xmlns:am3d="http://schemas.microsoft.com/office/drawing/2017/model3d" xmlns:o="urn:schemas-microsoft-com:office:office" xmlns:oel="http://schemas.microsoft.com/office/2019/extlst" xmlns:r="http://schemas.openxmlformats.org/officeDocument/2006/relationships" xmlns:m="http://schemas.openxmlformats.org/officeDocument/2006/math" xmlns:v="urn:schemas-microsoft-com:vml" xmlns:wp14="http://schemas.microsoft.com/office/word/2010/wordprocessingDrawing" xmlns:wp="http://schemas.openxmlformats.org/drawingml/2006/wordprocessingDrawing" xmlns:w10="urn:schemas-microsoft-com:office:word" xmlns:w="http://schemas.openxmlformats.org/wordprocessingml/2006/main" xmlns:w14="http://schemas.microsoft.com/office/word/2010/wordml" xmlns:w15="http://schemas.microsoft.com/office/word/2012/wordml" xmlns:w16cei="http://schemas.microsoft.com/office/word/2026/wordml/cei" xmlns:w16cex="http://schemas.microsoft.com/office/word/2018/wordml/cex" xmlns:w16cid="http://schemas.microsoft.com/office/word/2016/wordml/cid" xmlns:w16="http://schemas.microsoft.com/office/word/2018/wordml" xmlns:w16du="http://schemas.microsoft.com/office/word/2023/wordml/word16du" xmlns:w16sdtdh="http://schemas.microsoft.com/office/word/2020/wordml/sdtdatahash" xmlns:w16sdtfl="http://schemas.microsoft.com/office/word/2024/wordml/sdtformatlock" xmlns:w16se="http://schemas.microsoft.com/office/word/2015/wordml/symex" xmlns:wpg="http://schemas.microsoft.com/office/word/2010/wordprocessingGroup" xmlns:wpi="http://schemas.microsoft.com/office/word/2010/wordprocessingInk" xmlns:wne="http://schemas.microsoft.com/office/word/2006/wordml" xmlns:wps="http://schemas.microsoft.com/office/word/2010/wordprocessingShape" mc:Ignorable="w14 w15 w16se w16cid w16 w16cex w16sdtdh w16sdtfl w16du wp14">
+<w:numbering xmlns:wpc="http://schemas.microsoft.com/office/word/2010/wordprocessingCanvas" xmlns:cx="http://schemas.microsoft.com/office/drawing/2014/chartex" xmlns:cx1="http://schemas.microsoft.com/office/drawing/2015/9/8/chartex" xmlns:cx2="http://schemas.microsoft.com/office/drawing/2015/10/21/chartex" xmlns:cx3="http://schemas.microsoft.com/office/drawing/2016/5/9/chartex" xmlns:cx4="http://schemas.microsoft.com/office/drawing/2016/5/10/chartex" xmlns:cx5="http://schemas.microsoft.com/office/drawing/2016/5/11/chartex" xmlns:cx6="http://schemas.microsoft.com/office/drawing/2016/5/12/chartex" xmlns:cx7="http://schemas.microsoft.com/office/drawing/2016/5/13/chartex" xmlns:cx8="http://schemas.microsoft.com/office/drawing/2016/5/14/chartex" xmlns:mc="http://schemas.openxmlformats.org/markup-compatibility/2006" xmlns:aink="http://schemas.microsoft.com/office/drawing/2016/ink" xmlns:am3d="http://schemas.microsoft.com/office/drawing/2017/model3d" xmlns:o="urn:schemas-microsoft-com:office:office" xmlns:oel="http://schemas.microsoft.com/office/2019/extlst" xmlns:r="http://schemas.openxmlformats.org/officeDocument/2006/relationships" xmlns:m="http://schemas.openxmlformats.org/officeDocument/2006/math" xmlns:v="urn:schemas-microsoft-com:vml" xmlns:wp14="http://schemas.microsoft.com/office/word/2010/wordprocessingDrawing" xmlns:wp="http://schemas.openxmlformats.org/drawingml/2006/wordprocessingDrawing" xmlns:w10="urn:schemas-microsoft-com:office:word" xmlns:w="http://schemas.openxmlformats.org/wordprocessingml/2006/main" xmlns:w14="http://schemas.microsoft.com/office/word/2010/wordml" xmlns:w15="http://schemas.microsoft.com/office/word/2012/wordml" xmlns:w16cex="http://schemas.microsoft.com/office/word/2018/wordml/cex" xmlns:w16cid="http://schemas.microsoft.com/office/word/2016/wordml/cid" xmlns:w16="http://schemas.microsoft.com/office/word/2018/wordml" xmlns:w16du="http://schemas.microsoft.com/office/word/2023/wordml/word16du" xmlns:w16sdtdh="http://schemas.microsoft.com/office/word/2020/wordml/sdtdatahash" xmlns:w16sdtfl="http://schemas.microsoft.com/office/word/2024/wordml/sdtformatlock" xmlns:w16se="http://schemas.microsoft.com/office/word/2015/wordml/symex" xmlns:wpg="http://schemas.microsoft.com/office/word/2010/wordprocessingGroup" xmlns:wpi="http://schemas.microsoft.com/office/word/2010/wordprocessingInk" xmlns:wne="http://schemas.microsoft.com/office/word/2006/wordml" xmlns:wps="http://schemas.microsoft.com/office/word/2010/wordprocessingShape" mc:Ignorable="w14 w15 w16se w16cid w16 w16cex w16sdtdh w16sdtfl w16du wp14">
   <w:abstractNum w:abstractNumId="0" w15:restartNumberingAfterBreak="0">
     <w:nsid w:val="03933E43"/>
     <w:multiLevelType w:val="hybridMultilevel"/>
